--- a/越权漏洞审计与修复报告.docx
+++ b/越权漏洞审计与修复报告.docx
@@ -2,6 +2,8 @@
 <file path=word/document.xml><?xml version="1.0" encoding="utf-8"?>
 <w:document xmlns:wpc="http://schemas.microsoft.com/office/word/2010/wordprocessingCanvas" xmlns:mo="http://schemas.microsoft.com/office/mac/office/2008/main" xmlns:mc="http://schemas.openxmlformats.org/markup-compatibility/2006" xmlns:mv="urn:schemas-microsoft-com:mac:vml" xmlns:o="urn:schemas-microsoft-com:office:office" xmlns:r="http://schemas.openxmlformats.org/officeDocument/2006/relationships" xmlns:m="http://schemas.openxmlformats.org/officeDocument/2006/math" xmlns:v="urn:schemas-microsoft-com:vml" xmlns:wp14="http://schemas.microsoft.com/office/word/2010/wordprocessingDrawing" xmlns:wp="http://schemas.openxmlformats.org/drawingml/2006/wordprocessingDrawing" xmlns:w10="urn:schemas-microsoft-com:office:word" xmlns:w="http://schemas.openxmlformats.org/wordprocessingml/2006/main" xmlns:w14="http://schemas.microsoft.com/office/word/2010/wordml" xmlns:wpg="http://schemas.microsoft.com/office/word/2010/wordprocessingGroup" xmlns:wpi="http://schemas.microsoft.com/office/word/2010/wordprocessingInk" xmlns:wne="http://schemas.microsoft.com/office/word/2006/wordml" xmlns:wps="http://schemas.microsoft.com/office/word/2010/wordprocessingShape" mc:Ignorable="w14 wp14">
   <w:body>
+    <w:p/>
+    <w:p/>
     <w:p/>
     <w:p/>
     <w:p/>
@@ -14,7 +16,7 @@
         <w:rPr>
           <w:b/>
           <w:color w:val="1A1A2E"/>
-          <w:sz w:val="52"/>
+          <w:sz w:val="56"/>
         </w:rPr>
         <w:t>越权漏洞安全审计与修复报告</w:t>
       </w:r>
@@ -27,9 +29,9 @@
       <w:r>
         <w:rPr>
           <w:color w:val="667EEA"/>
-          <w:sz w:val="32"/>
+          <w:sz w:val="28"/>
         </w:rPr>
-        <w:t>用户信息管理平台 · 权限控制安全专项</w:t>
+        <w:t>用户信息管理平台 · 权限控制安全专项审计</w:t>
       </w:r>
     </w:p>
     <w:p/>
@@ -40,9 +42,17 @@
       </w:pPr>
       <w:r>
         <w:rPr>
-          <w:sz w:val="24"/>
+          <w:color w:val="666666"/>
+          <w:sz w:val="22"/>
         </w:rPr>
-        <w:t>项目名称：用户信息管理平台</w:t>
+        <w:t xml:space="preserve">项目名称    </w:t>
+      </w:r>
+      <w:r>
+        <w:rPr>
+          <w:b/>
+          <w:sz w:val="22"/>
+        </w:rPr>
+        <w:t>用户信息管理平台</w:t>
       </w:r>
     </w:p>
     <w:p>
@@ -51,9 +61,17 @@
       </w:pPr>
       <w:r>
         <w:rPr>
-          <w:sz w:val="24"/>
+          <w:color w:val="666666"/>
+          <w:sz w:val="22"/>
         </w:rPr>
-        <w:t>审计日期：2026 年 7 月 20 日</w:t>
+        <w:t xml:space="preserve">审计日期    </w:t>
+      </w:r>
+      <w:r>
+        <w:rPr>
+          <w:b/>
+          <w:sz w:val="22"/>
+        </w:rPr>
+        <w:t>2026 年 7 月 20 日</w:t>
       </w:r>
     </w:p>
     <w:p>
@@ -62,9 +80,17 @@
       </w:pPr>
       <w:r>
         <w:rPr>
-          <w:sz w:val="24"/>
+          <w:color w:val="666666"/>
+          <w:sz w:val="22"/>
         </w:rPr>
-        <w:t>报告版本：v2.3 — 越权安全专项修复</w:t>
+        <w:t xml:space="preserve">报告版本    </w:t>
+      </w:r>
+      <w:r>
+        <w:rPr>
+          <w:b/>
+          <w:sz w:val="22"/>
+        </w:rPr>
+        <w:t>v2.3 — 权限安全专项修复</w:t>
       </w:r>
     </w:p>
     <w:p>
@@ -73,9 +99,151 @@
       </w:pPr>
       <w:r>
         <w:rPr>
-          <w:sz w:val="24"/>
+          <w:color w:val="666666"/>
+          <w:sz w:val="22"/>
         </w:rPr>
-        <w:t>安全等级：🔴 修复前高危 → 🟢 修复后安全</w:t>
+        <w:t xml:space="preserve">安全等级    </w:t>
+      </w:r>
+      <w:r>
+        <w:rPr>
+          <w:b/>
+          <w:sz w:val="22"/>
+        </w:rPr>
+        <w:t>修复前：🔴 高危    修复后：🟢 安全</w:t>
+      </w:r>
+    </w:p>
+    <w:p>
+      <w:r>
+        <w:br w:type="page"/>
+      </w:r>
+    </w:p>
+    <w:p>
+      <w:pPr>
+        <w:pStyle w:val="Heading1"/>
+        <w:jc w:val="center"/>
+      </w:pPr>
+      <w:r>
+        <w:t>目  录</w:t>
+      </w:r>
+    </w:p>
+    <w:p>
+      <w:pPr>
+        <w:spacing w:before="120" w:after="120"/>
+      </w:pPr>
+      <w:r>
+        <w:rPr>
+          <w:b/>
+          <w:sz w:val="22"/>
+        </w:rPr>
+        <w:t>一、审计概述</w:t>
+      </w:r>
+    </w:p>
+    <w:p>
+      <w:pPr>
+        <w:spacing w:before="120" w:after="120"/>
+      </w:pPr>
+      <w:r>
+        <w:rPr>
+          <w:b/>
+          <w:sz w:val="22"/>
+        </w:rPr>
+        <w:t>二、漏洞总览</w:t>
+      </w:r>
+    </w:p>
+    <w:p>
+      <w:pPr>
+        <w:spacing w:before="120" w:after="120"/>
+      </w:pPr>
+      <w:r>
+        <w:rPr>
+          <w:b/>
+          <w:sz w:val="22"/>
+        </w:rPr>
+        <w:t>三、漏洞详细分析</w:t>
+      </w:r>
+    </w:p>
+    <w:p>
+      <w:pPr>
+        <w:spacing w:before="120" w:after="120"/>
+      </w:pPr>
+      <w:r>
+        <w:rPr>
+          <w:b w:val="0"/>
+          <w:sz w:val="22"/>
+        </w:rPr>
+        <w:t xml:space="preserve">  3.1  PRIV-01  水平越权漏洞（IDOR）</w:t>
+      </w:r>
+    </w:p>
+    <w:p>
+      <w:pPr>
+        <w:spacing w:before="120" w:after="120"/>
+      </w:pPr>
+      <w:r>
+        <w:rPr>
+          <w:b w:val="0"/>
+          <w:sz w:val="22"/>
+        </w:rPr>
+        <w:t xml:space="preserve">  3.2  PRIV-02  垂直越权漏洞</w:t>
+      </w:r>
+    </w:p>
+    <w:p>
+      <w:pPr>
+        <w:spacing w:before="120" w:after="120"/>
+      </w:pPr>
+      <w:r>
+        <w:rPr>
+          <w:b w:val="0"/>
+          <w:sz w:val="22"/>
+        </w:rPr>
+        <w:t xml:space="preserve">  3.3  PRIV-03  金额参数校验缺失</w:t>
+      </w:r>
+    </w:p>
+    <w:p>
+      <w:pPr>
+        <w:spacing w:before="120" w:after="120"/>
+      </w:pPr>
+      <w:r>
+        <w:rPr>
+          <w:b w:val="0"/>
+          <w:sz w:val="22"/>
+        </w:rPr>
+        <w:t xml:space="preserve">  3.4  PRIV-04  敏感信息未脱敏展示</w:t>
+      </w:r>
+    </w:p>
+    <w:p>
+      <w:pPr>
+        <w:spacing w:before="120" w:after="120"/>
+      </w:pPr>
+      <w:r>
+        <w:rPr>
+          <w:b/>
+          <w:sz w:val="22"/>
+        </w:rPr>
+        <w:t>四、修复方案</w:t>
+      </w:r>
+    </w:p>
+    <w:p>
+      <w:pPr>
+        <w:spacing w:before="120" w:after="120"/>
+      </w:pPr>
+      <w:r>
+        <w:rPr>
+          <w:b/>
+          <w:sz w:val="22"/>
+        </w:rPr>
+        <w:t>五、修复后安全验证</w:t>
+      </w:r>
+    </w:p>
+    <w:p>
+      <w:pPr>
+        <w:spacing w:before="120" w:after="120"/>
+      </w:pPr>
+      <w:r>
+        <w:rPr>
+          <w:b/>
+          <w:sz w:val="22"/>
+        </w:rPr>
+        <w:t>六、总结与优化建议</w:t>
       </w:r>
     </w:p>
     <w:p>
@@ -88,100 +256,7 @@
         <w:pStyle w:val="Heading1"/>
       </w:pPr>
       <w:r>
-        <w:t>目录</w:t>
-      </w:r>
-    </w:p>
-    <w:p>
-      <w:pPr>
-        <w:spacing w:before="80" w:after="80"/>
-      </w:pPr>
-      <w:r>
-        <w:t>一、实验概述</w:t>
-      </w:r>
-    </w:p>
-    <w:p>
-      <w:pPr>
-        <w:spacing w:before="80" w:after="80"/>
-      </w:pPr>
-      <w:r>
-        <w:t>二、漏洞总览</w:t>
-      </w:r>
-    </w:p>
-    <w:p>
-      <w:pPr>
-        <w:spacing w:before="80" w:after="80"/>
-      </w:pPr>
-      <w:r>
-        <w:t>三、漏洞详细分析</w:t>
-      </w:r>
-    </w:p>
-    <w:p>
-      <w:pPr>
-        <w:spacing w:before="80" w:after="80"/>
-      </w:pPr>
-      <w:r>
-        <w:t xml:space="preserve">    3.1  PRIV-01  水平越权 — 未授权访问任意用户资料</w:t>
-      </w:r>
-    </w:p>
-    <w:p>
-      <w:pPr>
-        <w:spacing w:before="80" w:after="80"/>
-      </w:pPr>
-      <w:r>
-        <w:t xml:space="preserve">    3.2  PRIV-02  垂直越权 — 跨用户充值/扣款</w:t>
-      </w:r>
-    </w:p>
-    <w:p>
-      <w:pPr>
-        <w:spacing w:before="80" w:after="80"/>
-      </w:pPr>
-      <w:r>
-        <w:t xml:space="preserve">    3.3  PRIV-03  金额负值未校验 — 越权扣款</w:t>
-      </w:r>
-    </w:p>
-    <w:p>
-      <w:pPr>
-        <w:spacing w:before="80" w:after="80"/>
-      </w:pPr>
-      <w:r>
-        <w:t xml:space="preserve">    3.4  PRIV-04  敏感信息未脱敏展示</w:t>
-      </w:r>
-    </w:p>
-    <w:p>
-      <w:pPr>
-        <w:spacing w:before="80" w:after="80"/>
-      </w:pPr>
-      <w:r>
-        <w:t>四、修复方案</w:t>
-      </w:r>
-    </w:p>
-    <w:p>
-      <w:pPr>
-        <w:spacing w:before="80" w:after="80"/>
-      </w:pPr>
-      <w:r>
-        <w:t>五、修复后安全验证</w:t>
-      </w:r>
-    </w:p>
-    <w:p>
-      <w:pPr>
-        <w:spacing w:before="80" w:after="80"/>
-      </w:pPr>
-      <w:r>
-        <w:t>六、总结与建议</w:t>
-      </w:r>
-    </w:p>
-    <w:p>
-      <w:r>
-        <w:br w:type="page"/>
-      </w:r>
-    </w:p>
-    <w:p>
-      <w:pPr>
-        <w:pStyle w:val="Heading1"/>
-      </w:pPr>
-      <w:r>
-        <w:t>一、实验概述</w:t>
+        <w:t>一、审计概述</w:t>
       </w:r>
     </w:p>
     <w:p>
@@ -189,12 +264,12 @@
         <w:pStyle w:val="Heading2"/>
       </w:pPr>
       <w:r>
-        <w:t>1.1 实验背景</w:t>
+        <w:t>1.1 审计背景</w:t>
       </w:r>
     </w:p>
     <w:p>
       <w:r>
-        <w:t>本次实验对「用户信息管理平台」中新增的个人中心与充值功能进行了专项权限安全审计。越权漏洞（Privilege Escalation）是 Web 应用中最常见也最危险的安全缺陷之一。它允许攻击者访问或操作本应无权访问的资源，导致用户隐私泄露、资产损失等严重后果。</w:t>
+        <w:t>本报告针对「用户信息管理平台」中新增的个人中心与充值功能进行专项权限安全审计。越权漏洞（Privilege Escalation）在 OWASP Top 10 中长期位列关键风险，其本质是系统未能有效验证用户对其请求资源的操作权限，导致普通用户可以访问或操作本应受限的数据与功能。</w:t>
       </w:r>
     </w:p>
     <w:p>
@@ -202,52 +277,60 @@
         <w:pStyle w:val="Heading2"/>
       </w:pPr>
       <w:r>
-        <w:t>1.2 审计范围</w:t>
+        <w:t>1.2 审计范围与对象</w:t>
       </w:r>
     </w:p>
     <w:tbl>
       <w:tblPr>
-        <w:tblStyle w:val="LightShading-Accent1"/>
+        <w:tblStyle w:val="TableGrid"/>
         <w:tblW w:type="auto" w:w="0"/>
         <w:jc w:val="center"/>
         <w:tblLook w:firstColumn="1" w:firstRow="1" w:lastColumn="0" w:lastRow="0" w:noHBand="0" w:noVBand="1" w:val="04A0"/>
       </w:tblPr>
       <w:tblGrid>
-        <w:gridCol w:w="4320"/>
-        <w:gridCol w:w="4320"/>
+        <w:gridCol w:w="4323"/>
+        <w:gridCol w:w="4323"/>
       </w:tblGrid>
       <w:tr>
         <w:tc>
           <w:tcPr>
-            <w:tcW w:type="dxa" w:w="4320"/>
+            <w:tcW w:type="dxa" w:w="3969"/>
+            <w:shd w:fill="4A6CF7"/>
           </w:tcPr>
           <w:p>
             <w:pPr>
               <w:jc w:val="center"/>
             </w:pPr>
+            <w:r/>
             <w:r>
               <w:rPr>
+                <w:rFonts w:ascii="微软雅黑" w:hAnsi="微软雅黑" w:eastAsia="微软雅黑"/>
                 <w:b/>
+                <w:color w:val="FFFFFF"/>
                 <w:sz w:val="20"/>
               </w:rPr>
-              <w:t>项目</w:t>
+              <w:t>审计维度</w:t>
             </w:r>
           </w:p>
         </w:tc>
         <w:tc>
           <w:tcPr>
-            <w:tcW w:type="dxa" w:w="4320"/>
+            <w:tcW w:type="dxa" w:w="3969"/>
+            <w:shd w:fill="4A6CF7"/>
           </w:tcPr>
           <w:p>
             <w:pPr>
               <w:jc w:val="center"/>
             </w:pPr>
+            <w:r/>
             <w:r>
               <w:rPr>
+                <w:rFonts w:ascii="微软雅黑" w:hAnsi="微软雅黑" w:eastAsia="微软雅黑"/>
                 <w:b/>
+                <w:color w:val="FFFFFF"/>
                 <w:sz w:val="20"/>
               </w:rPr>
-              <w:t>内容</w:t>
+              <w:t>具体内容</w:t>
             </w:r>
           </w:p>
         </w:tc>
@@ -255,15 +338,17 @@
       <w:tr>
         <w:tc>
           <w:tcPr>
-            <w:tcW w:type="dxa" w:w="4320"/>
+            <w:tcW w:type="dxa" w:w="3969"/>
           </w:tcPr>
           <w:p>
             <w:pPr>
               <w:jc w:val="center"/>
             </w:pPr>
+            <w:r/>
             <w:r>
               <w:rPr>
-                <w:sz w:val="20"/>
+                <w:rFonts w:ascii="微软雅黑" w:hAnsi="微软雅黑" w:eastAsia="微软雅黑"/>
+                <w:sz w:val="19"/>
               </w:rPr>
               <w:t>审计对象</w:t>
             </w:r>
@@ -271,17 +356,19 @@
         </w:tc>
         <w:tc>
           <w:tcPr>
-            <w:tcW w:type="dxa" w:w="4320"/>
+            <w:tcW w:type="dxa" w:w="3969"/>
           </w:tcPr>
           <w:p>
             <w:pPr>
               <w:jc w:val="center"/>
             </w:pPr>
+            <w:r/>
             <w:r>
               <w:rPr>
-                <w:sz w:val="20"/>
+                <w:rFonts w:ascii="微软雅黑" w:hAnsi="微软雅黑" w:eastAsia="微软雅黑"/>
+                <w:sz w:val="19"/>
               </w:rPr>
-              <w:t>/opt/Class01/app.py 中的 /profile、/recharge 路由</w:t>
+              <w:t>/opt/Class01/app.py — /profile 路由、/recharge 路由</w:t>
             </w:r>
           </w:p>
         </w:tc>
@@ -289,33 +376,39 @@
       <w:tr>
         <w:tc>
           <w:tcPr>
-            <w:tcW w:type="dxa" w:w="4320"/>
+            <w:tcW w:type="dxa" w:w="3969"/>
+            <w:shd w:fill="F0F4FF"/>
           </w:tcPr>
           <w:p>
             <w:pPr>
               <w:jc w:val="center"/>
             </w:pPr>
+            <w:r/>
             <w:r>
               <w:rPr>
-                <w:sz w:val="20"/>
+                <w:rFonts w:ascii="微软雅黑" w:hAnsi="微软雅黑" w:eastAsia="微软雅黑"/>
+                <w:sz w:val="19"/>
               </w:rPr>
-              <w:t>审计内容</w:t>
+              <w:t>数据存储</w:t>
             </w:r>
           </w:p>
         </w:tc>
         <w:tc>
           <w:tcPr>
-            <w:tcW w:type="dxa" w:w="4320"/>
+            <w:tcW w:type="dxa" w:w="3969"/>
+            <w:shd w:fill="F0F4FF"/>
           </w:tcPr>
           <w:p>
             <w:pPr>
               <w:jc w:val="center"/>
             </w:pPr>
+            <w:r/>
             <w:r>
               <w:rPr>
-                <w:sz w:val="20"/>
+                <w:rFonts w:ascii="微软雅黑" w:hAnsi="微软雅黑" w:eastAsia="微软雅黑"/>
+                <w:sz w:val="19"/>
               </w:rPr>
-              <w:t>身份验证、权限校验、数据访问控制、敏感信息展示</w:t>
+              <w:t>data/users.db — users 表（含 id, username, email, phone, balance）</w:t>
             </w:r>
           </w:p>
         </w:tc>
@@ -323,15 +416,56 @@
       <w:tr>
         <w:tc>
           <w:tcPr>
-            <w:tcW w:type="dxa" w:w="4320"/>
+            <w:tcW w:type="dxa" w:w="3969"/>
           </w:tcPr>
           <w:p>
             <w:pPr>
               <w:jc w:val="center"/>
             </w:pPr>
+            <w:r/>
             <w:r>
               <w:rPr>
-                <w:sz w:val="20"/>
+                <w:rFonts w:ascii="微软雅黑" w:hAnsi="微软雅黑" w:eastAsia="微软雅黑"/>
+                <w:sz w:val="19"/>
+              </w:rPr>
+              <w:t>功能范围</w:t>
+            </w:r>
+          </w:p>
+        </w:tc>
+        <w:tc>
+          <w:tcPr>
+            <w:tcW w:type="dxa" w:w="3969"/>
+          </w:tcPr>
+          <w:p>
+            <w:pPr>
+              <w:jc w:val="center"/>
+            </w:pPr>
+            <w:r/>
+            <w:r>
+              <w:rPr>
+                <w:rFonts w:ascii="微软雅黑" w:hAnsi="微软雅黑" w:eastAsia="微软雅黑"/>
+                <w:sz w:val="19"/>
+              </w:rPr>
+              <w:t>个人中心资料查询、余额充值操作</w:t>
+            </w:r>
+          </w:p>
+        </w:tc>
+      </w:tr>
+      <w:tr>
+        <w:tc>
+          <w:tcPr>
+            <w:tcW w:type="dxa" w:w="3969"/>
+            <w:shd w:fill="F0F4FF"/>
+          </w:tcPr>
+          <w:p>
+            <w:pPr>
+              <w:jc w:val="center"/>
+            </w:pPr>
+            <w:r/>
+            <w:r>
+              <w:rPr>
+                <w:rFonts w:ascii="微软雅黑" w:hAnsi="微软雅黑" w:eastAsia="微软雅黑"/>
+                <w:sz w:val="19"/>
               </w:rPr>
               <w:t>审计方法</w:t>
             </w:r>
@@ -339,17 +473,20 @@
         </w:tc>
         <w:tc>
           <w:tcPr>
-            <w:tcW w:type="dxa" w:w="4320"/>
+            <w:tcW w:type="dxa" w:w="3969"/>
+            <w:shd w:fill="F0F4FF"/>
           </w:tcPr>
           <w:p>
             <w:pPr>
               <w:jc w:val="center"/>
             </w:pPr>
+            <w:r/>
             <w:r>
               <w:rPr>
-                <w:sz w:val="20"/>
+                <w:rFonts w:ascii="微软雅黑" w:hAnsi="微软雅黑" w:eastAsia="微软雅黑"/>
+                <w:sz w:val="19"/>
               </w:rPr>
-              <w:t>白盒代码审计 + 黑盒渗透测试</w:t>
+              <w:t>白盒代码审计 + 黑盒渗透测试（Burp Suite）</w:t>
             </w:r>
           </w:p>
         </w:tc>
@@ -357,73 +494,84 @@
       <w:tr>
         <w:tc>
           <w:tcPr>
-            <w:tcW w:type="dxa" w:w="4320"/>
+            <w:tcW w:type="dxa" w:w="3969"/>
           </w:tcPr>
           <w:p>
             <w:pPr>
               <w:jc w:val="center"/>
             </w:pPr>
+            <w:r/>
             <w:r>
               <w:rPr>
-                <w:sz w:val="20"/>
+                <w:rFonts w:ascii="微软雅黑" w:hAnsi="微软雅黑" w:eastAsia="微软雅黑"/>
+                <w:sz w:val="19"/>
               </w:rPr>
-              <w:t>审计工具</w:t>
+              <w:t>测试账户</w:t>
             </w:r>
           </w:p>
         </w:tc>
         <w:tc>
           <w:tcPr>
-            <w:tcW w:type="dxa" w:w="4320"/>
+            <w:tcW w:type="dxa" w:w="3969"/>
           </w:tcPr>
           <w:p>
             <w:pPr>
               <w:jc w:val="center"/>
             </w:pPr>
+            <w:r/>
             <w:r>
               <w:rPr>
-                <w:sz w:val="20"/>
+                <w:rFonts w:ascii="微软雅黑" w:hAnsi="微软雅黑" w:eastAsia="微软雅黑"/>
+                <w:sz w:val="19"/>
               </w:rPr>
-              <w:t>Burp Suite + Python 命令行验证</w:t>
+              <w:t>admin（ID=1, 余额¥99,999）/ alice（ID=2, 余额¥100）</w:t>
             </w:r>
           </w:p>
         </w:tc>
       </w:tr>
     </w:tbl>
+    <w:p/>
     <w:p>
       <w:pPr>
         <w:pStyle w:val="Heading2"/>
       </w:pPr>
       <w:r>
-        <w:t>1.3 测试环境准备</w:t>
+        <w:t>1.3 测试环境</w:t>
       </w:r>
     </w:p>
     <w:p>
       <w:pPr>
-        <w:ind w:left="567"/>
+        <w:spacing w:before="120" w:after="120"/>
+        <w:ind w:left="283"/>
       </w:pPr>
       <w:r>
         <w:rPr>
-          <w:rFonts w:ascii="Courier New" w:hAnsi="Courier New"/>
-          <w:color w:val="333333"/>
-          <w:sz w:val="18"/>
+          <w:rFonts w:ascii="Consolas" w:hAnsi="Consolas"/>
+          <w:color w:val="2D2D2D"/>
+          <w:sz w:val="17"/>
         </w:rPr>
-        <w:t># 1. 启动应用</w:t>
+        <w:t># 启动应用</w:t>
         <w:br/>
         <w:t>cd /opt/Class01 &amp;&amp; python3 app.py</w:t>
         <w:br/>
         <w:br/>
-        <w:t># 2. 浏览器访问登录</w:t>
+        <w:t># 登录地址</w:t>
         <w:br/>
-        <w:t># 管理员：admin / admin123</w:t>
-        <w:br/>
-        <w:t># 普通用户：alice / alice2025</w:t>
+        <w:t>http://127.0.0.1:5000/login</w:t>
         <w:br/>
         <w:br/>
-        <w:t># 3. 登录后访问</w:t>
+        <w:t># 测试账户</w:t>
         <w:br/>
-        <w:t># http://127.0.0.1:5000/profile   → 个人中心</w:t>
+        <w:t>管理员：admin / admin123</w:t>
         <w:br/>
-        <w:t># http://127.0.0.1:5000/recharge  → 充值（POST）</w:t>
+        <w:t>普通用户：alice / alice2025</w:t>
+        <w:br/>
+        <w:br/>
+        <w:t># 测试路由</w:t>
+        <w:br/>
+        <w:t>个人中心：http://127.0.0.1:5000/profile</w:t>
+        <w:br/>
+        <w:t>充值接口：POST /recharge</w:t>
       </w:r>
     </w:p>
     <w:p>
@@ -441,35 +589,41 @@
     </w:p>
     <w:p>
       <w:r>
-        <w:t>本次审计共发现 4 项越权相关安全漏洞：</w:t>
+        <w:t>经逐行代码审计与渗透测试验证，本次共发现 4 项与权限控制相关的安全漏洞，其中高危 3 项、中危 1 项。</w:t>
       </w:r>
     </w:p>
+    <w:p/>
     <w:tbl>
       <w:tblPr>
-        <w:tblStyle w:val="LightShading-Accent1"/>
+        <w:tblStyle w:val="TableGrid"/>
         <w:tblW w:type="auto" w:w="0"/>
         <w:jc w:val="center"/>
         <w:tblLook w:firstColumn="1" w:firstRow="1" w:lastColumn="0" w:lastRow="0" w:noHBand="0" w:noVBand="1" w:val="04A0"/>
       </w:tblPr>
       <w:tblGrid>
-        <w:gridCol w:w="1728"/>
-        <w:gridCol w:w="1728"/>
-        <w:gridCol w:w="1728"/>
-        <w:gridCol w:w="1728"/>
-        <w:gridCol w:w="1728"/>
+        <w:gridCol w:w="1441"/>
+        <w:gridCol w:w="1441"/>
+        <w:gridCol w:w="1441"/>
+        <w:gridCol w:w="1441"/>
+        <w:gridCol w:w="1441"/>
+        <w:gridCol w:w="1441"/>
       </w:tblGrid>
       <w:tr>
         <w:tc>
           <w:tcPr>
-            <w:tcW w:type="dxa" w:w="1728"/>
+            <w:tcW w:type="dxa" w:w="1134"/>
+            <w:shd w:fill="1a1a2e"/>
           </w:tcPr>
           <w:p>
             <w:pPr>
               <w:jc w:val="center"/>
             </w:pPr>
+            <w:r/>
             <w:r>
               <w:rPr>
+                <w:rFonts w:ascii="微软雅黑" w:hAnsi="微软雅黑" w:eastAsia="微软雅黑"/>
                 <w:b/>
+                <w:color w:val="FFFFFF"/>
                 <w:sz w:val="20"/>
               </w:rPr>
               <w:t>编号</w:t>
@@ -478,15 +632,19 @@
         </w:tc>
         <w:tc>
           <w:tcPr>
-            <w:tcW w:type="dxa" w:w="1728"/>
+            <w:tcW w:type="dxa" w:w="1134"/>
+            <w:shd w:fill="1a1a2e"/>
           </w:tcPr>
           <w:p>
             <w:pPr>
               <w:jc w:val="center"/>
             </w:pPr>
+            <w:r/>
             <w:r>
               <w:rPr>
+                <w:rFonts w:ascii="微软雅黑" w:hAnsi="微软雅黑" w:eastAsia="微软雅黑"/>
                 <w:b/>
+                <w:color w:val="FFFFFF"/>
                 <w:sz w:val="20"/>
               </w:rPr>
               <w:t>漏洞名称</w:t>
@@ -495,49 +653,82 @@
         </w:tc>
         <w:tc>
           <w:tcPr>
-            <w:tcW w:type="dxa" w:w="1728"/>
+            <w:tcW w:type="dxa" w:w="1134"/>
+            <w:shd w:fill="1a1a2e"/>
           </w:tcPr>
           <w:p>
             <w:pPr>
               <w:jc w:val="center"/>
             </w:pPr>
+            <w:r/>
             <w:r>
               <w:rPr>
+                <w:rFonts w:ascii="微软雅黑" w:hAnsi="微软雅黑" w:eastAsia="微软雅黑"/>
                 <w:b/>
+                <w:color w:val="FFFFFF"/>
                 <w:sz w:val="20"/>
               </w:rPr>
-              <w:t>类型</w:t>
+              <w:t>漏洞类型</w:t>
             </w:r>
           </w:p>
         </w:tc>
         <w:tc>
           <w:tcPr>
-            <w:tcW w:type="dxa" w:w="1728"/>
+            <w:tcW w:type="dxa" w:w="1134"/>
+            <w:shd w:fill="1a1a2e"/>
           </w:tcPr>
           <w:p>
             <w:pPr>
               <w:jc w:val="center"/>
             </w:pPr>
+            <w:r/>
             <w:r>
               <w:rPr>
+                <w:rFonts w:ascii="微软雅黑" w:hAnsi="微软雅黑" w:eastAsia="微软雅黑"/>
                 <w:b/>
+                <w:color w:val="FFFFFF"/>
                 <w:sz w:val="20"/>
               </w:rPr>
-              <w:t>等级</w:t>
+              <w:t>CVSS 评分</w:t>
             </w:r>
           </w:p>
         </w:tc>
         <w:tc>
           <w:tcPr>
-            <w:tcW w:type="dxa" w:w="1728"/>
+            <w:tcW w:type="dxa" w:w="1134"/>
+            <w:shd w:fill="1a1a2e"/>
           </w:tcPr>
           <w:p>
             <w:pPr>
               <w:jc w:val="center"/>
             </w:pPr>
+            <w:r/>
             <w:r>
               <w:rPr>
+                <w:rFonts w:ascii="微软雅黑" w:hAnsi="微软雅黑" w:eastAsia="微软雅黑"/>
                 <w:b/>
+                <w:color w:val="FFFFFF"/>
+                <w:sz w:val="20"/>
+              </w:rPr>
+              <w:t>风险等级</w:t>
+            </w:r>
+          </w:p>
+        </w:tc>
+        <w:tc>
+          <w:tcPr>
+            <w:tcW w:type="dxa" w:w="1134"/>
+            <w:shd w:fill="1a1a2e"/>
+          </w:tcPr>
+          <w:p>
+            <w:pPr>
+              <w:jc w:val="center"/>
+            </w:pPr>
+            <w:r/>
+            <w:r>
+              <w:rPr>
+                <w:rFonts w:ascii="微软雅黑" w:hAnsi="微软雅黑" w:eastAsia="微软雅黑"/>
+                <w:b/>
+                <w:color w:val="FFFFFF"/>
                 <w:sz w:val="20"/>
               </w:rPr>
               <w:t>修复状态</w:t>
@@ -548,15 +739,17 @@
       <w:tr>
         <w:tc>
           <w:tcPr>
-            <w:tcW w:type="dxa" w:w="1728"/>
+            <w:tcW w:type="dxa" w:w="1134"/>
           </w:tcPr>
           <w:p>
             <w:pPr>
               <w:jc w:val="center"/>
             </w:pPr>
+            <w:r/>
             <w:r>
               <w:rPr>
-                <w:sz w:val="20"/>
+                <w:rFonts w:ascii="微软雅黑" w:hAnsi="微软雅黑" w:eastAsia="微软雅黑"/>
+                <w:sz w:val="19"/>
               </w:rPr>
               <w:t>PRIV-01</w:t>
             </w:r>
@@ -564,31 +757,35 @@
         </w:tc>
         <w:tc>
           <w:tcPr>
-            <w:tcW w:type="dxa" w:w="1728"/>
+            <w:tcW w:type="dxa" w:w="1134"/>
           </w:tcPr>
           <w:p>
             <w:pPr>
               <w:jc w:val="center"/>
             </w:pPr>
+            <w:r/>
             <w:r>
               <w:rPr>
-                <w:sz w:val="20"/>
+                <w:rFonts w:ascii="微软雅黑" w:hAnsi="微软雅黑" w:eastAsia="微软雅黑"/>
+                <w:sz w:val="19"/>
               </w:rPr>
-              <w:t>水平越权 — 未授权访问任意用户资料</w:t>
+              <w:t>水平越权 — 用户资料未授权访问</w:t>
             </w:r>
           </w:p>
         </w:tc>
         <w:tc>
           <w:tcPr>
-            <w:tcW w:type="dxa" w:w="1728"/>
+            <w:tcW w:type="dxa" w:w="1134"/>
           </w:tcPr>
           <w:p>
             <w:pPr>
               <w:jc w:val="center"/>
             </w:pPr>
+            <w:r/>
             <w:r>
               <w:rPr>
-                <w:sz w:val="20"/>
+                <w:rFonts w:ascii="微软雅黑" w:hAnsi="微软雅黑" w:eastAsia="微软雅黑"/>
+                <w:sz w:val="19"/>
               </w:rPr>
               <w:t>IDOR</w:t>
             </w:r>
@@ -596,15 +793,35 @@
         </w:tc>
         <w:tc>
           <w:tcPr>
-            <w:tcW w:type="dxa" w:w="1728"/>
+            <w:tcW w:type="dxa" w:w="1134"/>
           </w:tcPr>
           <w:p>
             <w:pPr>
               <w:jc w:val="center"/>
             </w:pPr>
+            <w:r/>
             <w:r>
               <w:rPr>
-                <w:sz w:val="20"/>
+                <w:rFonts w:ascii="微软雅黑" w:hAnsi="微软雅黑" w:eastAsia="微软雅黑"/>
+                <w:sz w:val="19"/>
+              </w:rPr>
+              <w:t>7.5</w:t>
+            </w:r>
+          </w:p>
+        </w:tc>
+        <w:tc>
+          <w:tcPr>
+            <w:tcW w:type="dxa" w:w="1134"/>
+          </w:tcPr>
+          <w:p>
+            <w:pPr>
+              <w:jc w:val="center"/>
+            </w:pPr>
+            <w:r/>
+            <w:r>
+              <w:rPr>
+                <w:rFonts w:ascii="微软雅黑" w:hAnsi="微软雅黑" w:eastAsia="微软雅黑"/>
+                <w:sz w:val="19"/>
               </w:rPr>
               <w:t>🔴 高危</w:t>
             </w:r>
@@ -612,15 +829,17 @@
         </w:tc>
         <w:tc>
           <w:tcPr>
-            <w:tcW w:type="dxa" w:w="1728"/>
+            <w:tcW w:type="dxa" w:w="1134"/>
           </w:tcPr>
           <w:p>
             <w:pPr>
               <w:jc w:val="center"/>
             </w:pPr>
+            <w:r/>
             <w:r>
               <w:rPr>
-                <w:sz w:val="20"/>
+                <w:rFonts w:ascii="微软雅黑" w:hAnsi="微软雅黑" w:eastAsia="微软雅黑"/>
+                <w:sz w:val="19"/>
               </w:rPr>
               <w:t>✅ 已修复</w:t>
             </w:r>
@@ -630,15 +849,18 @@
       <w:tr>
         <w:tc>
           <w:tcPr>
-            <w:tcW w:type="dxa" w:w="1728"/>
+            <w:tcW w:type="dxa" w:w="1134"/>
+            <w:shd w:fill="F0F4FF"/>
           </w:tcPr>
           <w:p>
             <w:pPr>
               <w:jc w:val="center"/>
             </w:pPr>
+            <w:r/>
             <w:r>
               <w:rPr>
-                <w:sz w:val="20"/>
+                <w:rFonts w:ascii="微软雅黑" w:hAnsi="微软雅黑" w:eastAsia="微软雅黑"/>
+                <w:sz w:val="19"/>
               </w:rPr>
               <w:t>PRIV-02</w:t>
             </w:r>
@@ -646,47 +868,75 @@
         </w:tc>
         <w:tc>
           <w:tcPr>
-            <w:tcW w:type="dxa" w:w="1728"/>
+            <w:tcW w:type="dxa" w:w="1134"/>
+            <w:shd w:fill="F0F4FF"/>
           </w:tcPr>
           <w:p>
             <w:pPr>
               <w:jc w:val="center"/>
             </w:pPr>
+            <w:r/>
             <w:r>
               <w:rPr>
-                <w:sz w:val="20"/>
+                <w:rFonts w:ascii="微软雅黑" w:hAnsi="微软雅黑" w:eastAsia="微软雅黑"/>
+                <w:sz w:val="19"/>
               </w:rPr>
-              <w:t>垂直越权 — 跨用户充值/扣款</w:t>
+              <w:t>垂直越权 — 跨用户账户操作</w:t>
             </w:r>
           </w:p>
         </w:tc>
         <w:tc>
           <w:tcPr>
-            <w:tcW w:type="dxa" w:w="1728"/>
+            <w:tcW w:type="dxa" w:w="1134"/>
+            <w:shd w:fill="F0F4FF"/>
           </w:tcPr>
           <w:p>
             <w:pPr>
               <w:jc w:val="center"/>
             </w:pPr>
+            <w:r/>
             <w:r>
               <w:rPr>
-                <w:sz w:val="20"/>
+                <w:rFonts w:ascii="微软雅黑" w:hAnsi="微软雅黑" w:eastAsia="微软雅黑"/>
+                <w:sz w:val="19"/>
               </w:rPr>
-              <w:t>垂直越权</w:t>
+              <w:t>越权</w:t>
             </w:r>
           </w:p>
         </w:tc>
         <w:tc>
           <w:tcPr>
-            <w:tcW w:type="dxa" w:w="1728"/>
+            <w:tcW w:type="dxa" w:w="1134"/>
+            <w:shd w:fill="F0F4FF"/>
           </w:tcPr>
           <w:p>
             <w:pPr>
               <w:jc w:val="center"/>
             </w:pPr>
+            <w:r/>
             <w:r>
               <w:rPr>
-                <w:sz w:val="20"/>
+                <w:rFonts w:ascii="微软雅黑" w:hAnsi="微软雅黑" w:eastAsia="微软雅黑"/>
+                <w:sz w:val="19"/>
+              </w:rPr>
+              <w:t>8.8</w:t>
+            </w:r>
+          </w:p>
+        </w:tc>
+        <w:tc>
+          <w:tcPr>
+            <w:tcW w:type="dxa" w:w="1134"/>
+            <w:shd w:fill="F0F4FF"/>
+          </w:tcPr>
+          <w:p>
+            <w:pPr>
+              <w:jc w:val="center"/>
+            </w:pPr>
+            <w:r/>
+            <w:r>
+              <w:rPr>
+                <w:rFonts w:ascii="微软雅黑" w:hAnsi="微软雅黑" w:eastAsia="微软雅黑"/>
+                <w:sz w:val="19"/>
               </w:rPr>
               <w:t>🔴 高危</w:t>
             </w:r>
@@ -694,15 +944,18 @@
         </w:tc>
         <w:tc>
           <w:tcPr>
-            <w:tcW w:type="dxa" w:w="1728"/>
+            <w:tcW w:type="dxa" w:w="1134"/>
+            <w:shd w:fill="F0F4FF"/>
           </w:tcPr>
           <w:p>
             <w:pPr>
               <w:jc w:val="center"/>
             </w:pPr>
+            <w:r/>
             <w:r>
               <w:rPr>
-                <w:sz w:val="20"/>
+                <w:rFonts w:ascii="微软雅黑" w:hAnsi="微软雅黑" w:eastAsia="微软雅黑"/>
+                <w:sz w:val="19"/>
               </w:rPr>
               <w:t>✅ 已修复</w:t>
             </w:r>
@@ -712,15 +965,17 @@
       <w:tr>
         <w:tc>
           <w:tcPr>
-            <w:tcW w:type="dxa" w:w="1728"/>
+            <w:tcW w:type="dxa" w:w="1134"/>
           </w:tcPr>
           <w:p>
             <w:pPr>
               <w:jc w:val="center"/>
             </w:pPr>
+            <w:r/>
             <w:r>
               <w:rPr>
-                <w:sz w:val="20"/>
+                <w:rFonts w:ascii="微软雅黑" w:hAnsi="微软雅黑" w:eastAsia="微软雅黑"/>
+                <w:sz w:val="19"/>
               </w:rPr>
               <w:t>PRIV-03</w:t>
             </w:r>
@@ -728,47 +983,71 @@
         </w:tc>
         <w:tc>
           <w:tcPr>
-            <w:tcW w:type="dxa" w:w="1728"/>
+            <w:tcW w:type="dxa" w:w="1134"/>
           </w:tcPr>
           <w:p>
             <w:pPr>
               <w:jc w:val="center"/>
             </w:pPr>
+            <w:r/>
             <w:r>
               <w:rPr>
-                <w:sz w:val="20"/>
+                <w:rFonts w:ascii="微软雅黑" w:hAnsi="微软雅黑" w:eastAsia="微软雅黑"/>
+                <w:sz w:val="19"/>
               </w:rPr>
-              <w:t>金额负值未校验 — 越权扣款</w:t>
+              <w:t>金额参数负值未校验</w:t>
             </w:r>
           </w:p>
         </w:tc>
         <w:tc>
           <w:tcPr>
-            <w:tcW w:type="dxa" w:w="1728"/>
+            <w:tcW w:type="dxa" w:w="1134"/>
           </w:tcPr>
           <w:p>
             <w:pPr>
               <w:jc w:val="center"/>
             </w:pPr>
+            <w:r/>
             <w:r>
               <w:rPr>
-                <w:sz w:val="20"/>
+                <w:rFonts w:ascii="微软雅黑" w:hAnsi="微软雅黑" w:eastAsia="微软雅黑"/>
+                <w:sz w:val="19"/>
               </w:rPr>
-              <w:t>垂直越权</w:t>
+              <w:t>输入校验缺失</w:t>
             </w:r>
           </w:p>
         </w:tc>
         <w:tc>
           <w:tcPr>
-            <w:tcW w:type="dxa" w:w="1728"/>
+            <w:tcW w:type="dxa" w:w="1134"/>
           </w:tcPr>
           <w:p>
             <w:pPr>
               <w:jc w:val="center"/>
             </w:pPr>
+            <w:r/>
             <w:r>
               <w:rPr>
-                <w:sz w:val="20"/>
+                <w:rFonts w:ascii="微软雅黑" w:hAnsi="微软雅黑" w:eastAsia="微软雅黑"/>
+                <w:sz w:val="19"/>
+              </w:rPr>
+              <w:t>7.5</w:t>
+            </w:r>
+          </w:p>
+        </w:tc>
+        <w:tc>
+          <w:tcPr>
+            <w:tcW w:type="dxa" w:w="1134"/>
+          </w:tcPr>
+          <w:p>
+            <w:pPr>
+              <w:jc w:val="center"/>
+            </w:pPr>
+            <w:r/>
+            <w:r>
+              <w:rPr>
+                <w:rFonts w:ascii="微软雅黑" w:hAnsi="微软雅黑" w:eastAsia="微软雅黑"/>
+                <w:sz w:val="19"/>
               </w:rPr>
               <w:t>🔴 高危</w:t>
             </w:r>
@@ -776,15 +1055,17 @@
         </w:tc>
         <w:tc>
           <w:tcPr>
-            <w:tcW w:type="dxa" w:w="1728"/>
+            <w:tcW w:type="dxa" w:w="1134"/>
           </w:tcPr>
           <w:p>
             <w:pPr>
               <w:jc w:val="center"/>
             </w:pPr>
+            <w:r/>
             <w:r>
               <w:rPr>
-                <w:sz w:val="20"/>
+                <w:rFonts w:ascii="微软雅黑" w:hAnsi="微软雅黑" w:eastAsia="微软雅黑"/>
+                <w:sz w:val="19"/>
               </w:rPr>
               <w:t>✅ 已修复</w:t>
             </w:r>
@@ -794,15 +1075,18 @@
       <w:tr>
         <w:tc>
           <w:tcPr>
-            <w:tcW w:type="dxa" w:w="1728"/>
+            <w:tcW w:type="dxa" w:w="1134"/>
+            <w:shd w:fill="F0F4FF"/>
           </w:tcPr>
           <w:p>
             <w:pPr>
               <w:jc w:val="center"/>
             </w:pPr>
+            <w:r/>
             <w:r>
               <w:rPr>
-                <w:sz w:val="20"/>
+                <w:rFonts w:ascii="微软雅黑" w:hAnsi="微软雅黑" w:eastAsia="微软雅黑"/>
+                <w:sz w:val="19"/>
               </w:rPr>
               <w:t>PRIV-04</w:t>
             </w:r>
@@ -810,31 +1094,37 @@
         </w:tc>
         <w:tc>
           <w:tcPr>
-            <w:tcW w:type="dxa" w:w="1728"/>
+            <w:tcW w:type="dxa" w:w="1134"/>
+            <w:shd w:fill="F0F4FF"/>
           </w:tcPr>
           <w:p>
             <w:pPr>
               <w:jc w:val="center"/>
             </w:pPr>
+            <w:r/>
             <w:r>
               <w:rPr>
-                <w:sz w:val="20"/>
+                <w:rFonts w:ascii="微软雅黑" w:hAnsi="微软雅黑" w:eastAsia="微软雅黑"/>
+                <w:sz w:val="19"/>
               </w:rPr>
-              <w:t>敏感信息未脱敏展示</w:t>
+              <w:t>个人中心敏感信息未脱敏</w:t>
             </w:r>
           </w:p>
         </w:tc>
         <w:tc>
           <w:tcPr>
-            <w:tcW w:type="dxa" w:w="1728"/>
+            <w:tcW w:type="dxa" w:w="1134"/>
+            <w:shd w:fill="F0F4FF"/>
           </w:tcPr>
           <w:p>
             <w:pPr>
               <w:jc w:val="center"/>
             </w:pPr>
+            <w:r/>
             <w:r>
               <w:rPr>
-                <w:sz w:val="20"/>
+                <w:rFonts w:ascii="微软雅黑" w:hAnsi="微软雅黑" w:eastAsia="微软雅黑"/>
+                <w:sz w:val="19"/>
               </w:rPr>
               <w:t>信息泄露</w:t>
             </w:r>
@@ -842,15 +1132,37 @@
         </w:tc>
         <w:tc>
           <w:tcPr>
-            <w:tcW w:type="dxa" w:w="1728"/>
+            <w:tcW w:type="dxa" w:w="1134"/>
+            <w:shd w:fill="F0F4FF"/>
           </w:tcPr>
           <w:p>
             <w:pPr>
               <w:jc w:val="center"/>
             </w:pPr>
+            <w:r/>
             <w:r>
               <w:rPr>
-                <w:sz w:val="20"/>
+                <w:rFonts w:ascii="微软雅黑" w:hAnsi="微软雅黑" w:eastAsia="微软雅黑"/>
+                <w:sz w:val="19"/>
+              </w:rPr>
+              <w:t>5.3</w:t>
+            </w:r>
+          </w:p>
+        </w:tc>
+        <w:tc>
+          <w:tcPr>
+            <w:tcW w:type="dxa" w:w="1134"/>
+            <w:shd w:fill="F0F4FF"/>
+          </w:tcPr>
+          <w:p>
+            <w:pPr>
+              <w:jc w:val="center"/>
+            </w:pPr>
+            <w:r/>
+            <w:r>
+              <w:rPr>
+                <w:rFonts w:ascii="微软雅黑" w:hAnsi="微软雅黑" w:eastAsia="微软雅黑"/>
+                <w:sz w:val="19"/>
               </w:rPr>
               <w:t>🟡 中危</w:t>
             </w:r>
@@ -858,15 +1170,18 @@
         </w:tc>
         <w:tc>
           <w:tcPr>
-            <w:tcW w:type="dxa" w:w="1728"/>
+            <w:tcW w:type="dxa" w:w="1134"/>
+            <w:shd w:fill="F0F4FF"/>
           </w:tcPr>
           <w:p>
             <w:pPr>
               <w:jc w:val="center"/>
             </w:pPr>
+            <w:r/>
             <w:r>
               <w:rPr>
-                <w:sz w:val="20"/>
+                <w:rFonts w:ascii="微软雅黑" w:hAnsi="微软雅黑" w:eastAsia="微软雅黑"/>
+                <w:sz w:val="19"/>
               </w:rPr>
               <w:t>✅ 已修复</w:t>
             </w:r>
@@ -876,443 +1191,10 @@
     </w:tbl>
     <w:p/>
     <w:p>
-      <w:pPr>
-        <w:pStyle w:val="Heading3"/>
-      </w:pPr>
       <w:r>
-        <w:t>风险量化评分（CVSS 3.1）</w:t>
+        <w:t>四类漏洞均存在于 /profile 与 /recharge 两个路由中，核心根因可归纳为：服务端对客户端提交的身份标识参数缺乏二次校验。</w:t>
       </w:r>
     </w:p>
-    <w:tbl>
-      <w:tblPr>
-        <w:tblStyle w:val="LightShading-Accent1"/>
-        <w:tblW w:type="auto" w:w="0"/>
-        <w:jc w:val="center"/>
-        <w:tblLook w:firstColumn="1" w:firstRow="1" w:lastColumn="0" w:lastRow="0" w:noHBand="0" w:noVBand="1" w:val="04A0"/>
-      </w:tblPr>
-      <w:tblGrid>
-        <w:gridCol w:w="1728"/>
-        <w:gridCol w:w="1728"/>
-        <w:gridCol w:w="1728"/>
-        <w:gridCol w:w="1728"/>
-        <w:gridCol w:w="1728"/>
-      </w:tblGrid>
-      <w:tr>
-        <w:tc>
-          <w:tcPr>
-            <w:tcW w:type="dxa" w:w="1728"/>
-          </w:tcPr>
-          <w:p>
-            <w:pPr>
-              <w:jc w:val="center"/>
-            </w:pPr>
-            <w:r>
-              <w:rPr>
-                <w:b/>
-                <w:sz w:val="20"/>
-              </w:rPr>
-              <w:t>漏洞编号</w:t>
-            </w:r>
-          </w:p>
-        </w:tc>
-        <w:tc>
-          <w:tcPr>
-            <w:tcW w:type="dxa" w:w="1728"/>
-          </w:tcPr>
-          <w:p>
-            <w:pPr>
-              <w:jc w:val="center"/>
-            </w:pPr>
-            <w:r>
-              <w:rPr>
-                <w:b/>
-                <w:sz w:val="20"/>
-              </w:rPr>
-              <w:t>攻击向量</w:t>
-            </w:r>
-          </w:p>
-        </w:tc>
-        <w:tc>
-          <w:tcPr>
-            <w:tcW w:type="dxa" w:w="1728"/>
-          </w:tcPr>
-          <w:p>
-            <w:pPr>
-              <w:jc w:val="center"/>
-            </w:pPr>
-            <w:r>
-              <w:rPr>
-                <w:b/>
-                <w:sz w:val="20"/>
-              </w:rPr>
-              <w:t>攻击复杂度</w:t>
-            </w:r>
-          </w:p>
-        </w:tc>
-        <w:tc>
-          <w:tcPr>
-            <w:tcW w:type="dxa" w:w="1728"/>
-          </w:tcPr>
-          <w:p>
-            <w:pPr>
-              <w:jc w:val="center"/>
-            </w:pPr>
-            <w:r>
-              <w:rPr>
-                <w:b/>
-                <w:sz w:val="20"/>
-              </w:rPr>
-              <w:t>权限要求</w:t>
-            </w:r>
-          </w:p>
-        </w:tc>
-        <w:tc>
-          <w:tcPr>
-            <w:tcW w:type="dxa" w:w="1728"/>
-          </w:tcPr>
-          <w:p>
-            <w:pPr>
-              <w:jc w:val="center"/>
-            </w:pPr>
-            <w:r>
-              <w:rPr>
-                <w:b/>
-                <w:sz w:val="20"/>
-              </w:rPr>
-              <w:t>基础得分</w:t>
-            </w:r>
-          </w:p>
-        </w:tc>
-      </w:tr>
-      <w:tr>
-        <w:tc>
-          <w:tcPr>
-            <w:tcW w:type="dxa" w:w="1728"/>
-          </w:tcPr>
-          <w:p>
-            <w:pPr>
-              <w:jc w:val="center"/>
-            </w:pPr>
-            <w:r>
-              <w:rPr>
-                <w:sz w:val="20"/>
-              </w:rPr>
-              <w:t>PRIV-01</w:t>
-            </w:r>
-          </w:p>
-        </w:tc>
-        <w:tc>
-          <w:tcPr>
-            <w:tcW w:type="dxa" w:w="1728"/>
-          </w:tcPr>
-          <w:p>
-            <w:pPr>
-              <w:jc w:val="center"/>
-            </w:pPr>
-            <w:r>
-              <w:rPr>
-                <w:sz w:val="20"/>
-              </w:rPr>
-              <w:t>网络</w:t>
-            </w:r>
-          </w:p>
-        </w:tc>
-        <w:tc>
-          <w:tcPr>
-            <w:tcW w:type="dxa" w:w="1728"/>
-          </w:tcPr>
-          <w:p>
-            <w:pPr>
-              <w:jc w:val="center"/>
-            </w:pPr>
-            <w:r>
-              <w:rPr>
-                <w:sz w:val="20"/>
-              </w:rPr>
-              <w:t>低</w:t>
-            </w:r>
-          </w:p>
-        </w:tc>
-        <w:tc>
-          <w:tcPr>
-            <w:tcW w:type="dxa" w:w="1728"/>
-          </w:tcPr>
-          <w:p>
-            <w:pPr>
-              <w:jc w:val="center"/>
-            </w:pPr>
-            <w:r>
-              <w:rPr>
-                <w:sz w:val="20"/>
-              </w:rPr>
-              <w:t>需登录</w:t>
-            </w:r>
-          </w:p>
-        </w:tc>
-        <w:tc>
-          <w:tcPr>
-            <w:tcW w:type="dxa" w:w="1728"/>
-          </w:tcPr>
-          <w:p>
-            <w:pPr>
-              <w:jc w:val="center"/>
-            </w:pPr>
-            <w:r>
-              <w:rPr>
-                <w:sz w:val="20"/>
-              </w:rPr>
-              <w:t>7.5（高危）</w:t>
-            </w:r>
-          </w:p>
-        </w:tc>
-      </w:tr>
-      <w:tr>
-        <w:tc>
-          <w:tcPr>
-            <w:tcW w:type="dxa" w:w="1728"/>
-          </w:tcPr>
-          <w:p>
-            <w:pPr>
-              <w:jc w:val="center"/>
-            </w:pPr>
-            <w:r>
-              <w:rPr>
-                <w:sz w:val="20"/>
-              </w:rPr>
-              <w:t>PRIV-02</w:t>
-            </w:r>
-          </w:p>
-        </w:tc>
-        <w:tc>
-          <w:tcPr>
-            <w:tcW w:type="dxa" w:w="1728"/>
-          </w:tcPr>
-          <w:p>
-            <w:pPr>
-              <w:jc w:val="center"/>
-            </w:pPr>
-            <w:r>
-              <w:rPr>
-                <w:sz w:val="20"/>
-              </w:rPr>
-              <w:t>网络</w:t>
-            </w:r>
-          </w:p>
-        </w:tc>
-        <w:tc>
-          <w:tcPr>
-            <w:tcW w:type="dxa" w:w="1728"/>
-          </w:tcPr>
-          <w:p>
-            <w:pPr>
-              <w:jc w:val="center"/>
-            </w:pPr>
-            <w:r>
-              <w:rPr>
-                <w:sz w:val="20"/>
-              </w:rPr>
-              <w:t>低</w:t>
-            </w:r>
-          </w:p>
-        </w:tc>
-        <w:tc>
-          <w:tcPr>
-            <w:tcW w:type="dxa" w:w="1728"/>
-          </w:tcPr>
-          <w:p>
-            <w:pPr>
-              <w:jc w:val="center"/>
-            </w:pPr>
-            <w:r>
-              <w:rPr>
-                <w:sz w:val="20"/>
-              </w:rPr>
-              <w:t>需登录</w:t>
-            </w:r>
-          </w:p>
-        </w:tc>
-        <w:tc>
-          <w:tcPr>
-            <w:tcW w:type="dxa" w:w="1728"/>
-          </w:tcPr>
-          <w:p>
-            <w:pPr>
-              <w:jc w:val="center"/>
-            </w:pPr>
-            <w:r>
-              <w:rPr>
-                <w:sz w:val="20"/>
-              </w:rPr>
-              <w:t>8.8（高危）</w:t>
-            </w:r>
-          </w:p>
-        </w:tc>
-      </w:tr>
-      <w:tr>
-        <w:tc>
-          <w:tcPr>
-            <w:tcW w:type="dxa" w:w="1728"/>
-          </w:tcPr>
-          <w:p>
-            <w:pPr>
-              <w:jc w:val="center"/>
-            </w:pPr>
-            <w:r>
-              <w:rPr>
-                <w:sz w:val="20"/>
-              </w:rPr>
-              <w:t>PRIV-03</w:t>
-            </w:r>
-          </w:p>
-        </w:tc>
-        <w:tc>
-          <w:tcPr>
-            <w:tcW w:type="dxa" w:w="1728"/>
-          </w:tcPr>
-          <w:p>
-            <w:pPr>
-              <w:jc w:val="center"/>
-            </w:pPr>
-            <w:r>
-              <w:rPr>
-                <w:sz w:val="20"/>
-              </w:rPr>
-              <w:t>网络</w:t>
-            </w:r>
-          </w:p>
-        </w:tc>
-        <w:tc>
-          <w:tcPr>
-            <w:tcW w:type="dxa" w:w="1728"/>
-          </w:tcPr>
-          <w:p>
-            <w:pPr>
-              <w:jc w:val="center"/>
-            </w:pPr>
-            <w:r>
-              <w:rPr>
-                <w:sz w:val="20"/>
-              </w:rPr>
-              <w:t>低</w:t>
-            </w:r>
-          </w:p>
-        </w:tc>
-        <w:tc>
-          <w:tcPr>
-            <w:tcW w:type="dxa" w:w="1728"/>
-          </w:tcPr>
-          <w:p>
-            <w:pPr>
-              <w:jc w:val="center"/>
-            </w:pPr>
-            <w:r>
-              <w:rPr>
-                <w:sz w:val="20"/>
-              </w:rPr>
-              <w:t>需登录</w:t>
-            </w:r>
-          </w:p>
-        </w:tc>
-        <w:tc>
-          <w:tcPr>
-            <w:tcW w:type="dxa" w:w="1728"/>
-          </w:tcPr>
-          <w:p>
-            <w:pPr>
-              <w:jc w:val="center"/>
-            </w:pPr>
-            <w:r>
-              <w:rPr>
-                <w:sz w:val="20"/>
-              </w:rPr>
-              <w:t>7.5（高危）</w:t>
-            </w:r>
-          </w:p>
-        </w:tc>
-      </w:tr>
-      <w:tr>
-        <w:tc>
-          <w:tcPr>
-            <w:tcW w:type="dxa" w:w="1728"/>
-          </w:tcPr>
-          <w:p>
-            <w:pPr>
-              <w:jc w:val="center"/>
-            </w:pPr>
-            <w:r>
-              <w:rPr>
-                <w:sz w:val="20"/>
-              </w:rPr>
-              <w:t>PRIV-04</w:t>
-            </w:r>
-          </w:p>
-        </w:tc>
-        <w:tc>
-          <w:tcPr>
-            <w:tcW w:type="dxa" w:w="1728"/>
-          </w:tcPr>
-          <w:p>
-            <w:pPr>
-              <w:jc w:val="center"/>
-            </w:pPr>
-            <w:r>
-              <w:rPr>
-                <w:sz w:val="20"/>
-              </w:rPr>
-              <w:t>网络</w:t>
-            </w:r>
-          </w:p>
-        </w:tc>
-        <w:tc>
-          <w:tcPr>
-            <w:tcW w:type="dxa" w:w="1728"/>
-          </w:tcPr>
-          <w:p>
-            <w:pPr>
-              <w:jc w:val="center"/>
-            </w:pPr>
-            <w:r>
-              <w:rPr>
-                <w:sz w:val="20"/>
-              </w:rPr>
-              <w:t>低</w:t>
-            </w:r>
-          </w:p>
-        </w:tc>
-        <w:tc>
-          <w:tcPr>
-            <w:tcW w:type="dxa" w:w="1728"/>
-          </w:tcPr>
-          <w:p>
-            <w:pPr>
-              <w:jc w:val="center"/>
-            </w:pPr>
-            <w:r>
-              <w:rPr>
-                <w:sz w:val="20"/>
-              </w:rPr>
-              <w:t>无需登录</w:t>
-            </w:r>
-          </w:p>
-        </w:tc>
-        <w:tc>
-          <w:tcPr>
-            <w:tcW w:type="dxa" w:w="1728"/>
-          </w:tcPr>
-          <w:p>
-            <w:pPr>
-              <w:jc w:val="center"/>
-            </w:pPr>
-            <w:r>
-              <w:rPr>
-                <w:sz w:val="20"/>
-              </w:rPr>
-              <w:t>5.3（中危）</w:t>
-            </w:r>
-          </w:p>
-        </w:tc>
-      </w:tr>
-    </w:tbl>
     <w:p>
       <w:r>
         <w:br w:type="page"/>
@@ -1331,7 +1213,7 @@
         <w:pStyle w:val="Heading2"/>
       </w:pPr>
       <w:r>
-        <w:t>3.1  PRIV-01  水平越权 — 未授权访问任意用户资料</w:t>
+        <w:t>3.1  PRIV-01  水平越权漏洞（IDOR）</w:t>
       </w:r>
     </w:p>
     <w:p>
@@ -1339,12 +1221,12 @@
         <w:pStyle w:val="Heading3"/>
       </w:pPr>
       <w:r>
-        <w:t>漏洞描述</w:t>
+        <w:t>漏洞现象</w:t>
       </w:r>
     </w:p>
     <w:p>
       <w:r>
-        <w:t>个人中心接口 /profile 从 URL 参数获取 user_id，且不做任何权限校验。这意味着 — 作为用户，您本来只能查看自己的资料，但只要改一下 URL 中的数字，就能看到其他所有人的邮箱、手机号、余额等隐私信息。</w:t>
+        <w:t>个人中心接口 /profile 通过 URL 查询参数 user_id 指定要查询的用户。由于服务端未对当前会话用户与所查询 user_id 的一致性进行校验，任意登录用户可通过修改 URL 参数遍历查看系统中所有用户的个人资料。</w:t>
       </w:r>
     </w:p>
     <w:p>
@@ -1352,27 +1234,12 @@
         <w:pStyle w:val="Heading3"/>
       </w:pPr>
       <w:r>
-        <w:t>漏洞代码（修复前）</w:t>
+        <w:t>风险等级</w:t>
       </w:r>
     </w:p>
     <w:p>
-      <w:pPr>
-        <w:ind w:left="567"/>
-      </w:pPr>
       <w:r>
-        <w:rPr>
-          <w:rFonts w:ascii="Courier New" w:hAnsi="Courier New"/>
-          <w:color w:val="333333"/>
-          <w:sz w:val="18"/>
-        </w:rPr>
-        <w:t># 从 URL 参数获取 user_id（完全由用户控制）</w:t>
-        <w:br/>
-        <w:t>user_id = request.args.get("user_id")</w:t>
-        <w:br/>
-        <w:br/>
-        <w:t># ❌ 没有验证当前登录用户和要查询的 user_id 是否匹配</w:t>
-        <w:br/>
-        <w:t>c.execute("SELECT ... FROM users WHERE id = ?", (user_id,))</w:t>
+        <w:t>CVSS 3.1 评分：7.5（HIGH）  —  攻击向量：网络  /  攻击复杂度：低</w:t>
       </w:r>
     </w:p>
     <w:p>
@@ -1380,43 +1247,43 @@
         <w:pStyle w:val="Heading3"/>
       </w:pPr>
       <w:r>
-        <w:t>作为用户，攻击者可以这样做</w:t>
+        <w:t>漏洞代码定位</w:t>
       </w:r>
     </w:p>
     <w:p>
       <w:pPr>
-        <w:spacing w:before="40" w:after="40"/>
+        <w:spacing w:before="120" w:after="120"/>
         <w:ind w:left="283"/>
       </w:pPr>
       <w:r>
-        <w:t>1. alice 登录系统后，打开个人中心</w:t>
-      </w:r>
-    </w:p>
-    <w:p>
-      <w:pPr>
-        <w:spacing w:before="40" w:after="40"/>
-        <w:ind w:left="283"/>
-      </w:pPr>
-      <w:r>
-        <w:t>2. 在浏览器地址栏将 URL 从 /profile?user_id=2 改为 /profile?user_id=1</w:t>
-      </w:r>
-    </w:p>
-    <w:p>
-      <w:pPr>
-        <w:spacing w:before="40" w:after="40"/>
-        <w:ind w:left="283"/>
-      </w:pPr>
-      <w:r>
-        <w:t>3. 页面立即显示 admin 的邮箱、手机号、余额（¥99,999）</w:t>
-      </w:r>
-    </w:p>
-    <w:p>
-      <w:pPr>
-        <w:spacing w:before="40" w:after="40"/>
-        <w:ind w:left="283"/>
-      </w:pPr>
-      <w:r>
-        <w:t>4. 继续修改 user_id=3、4、5... 可以遍历查看所有注册用户的资料</w:t>
+        <w:rPr>
+          <w:rFonts w:ascii="Consolas" w:hAnsi="Consolas"/>
+          <w:color w:val="2D2D2D"/>
+          <w:sz w:val="17"/>
+        </w:rPr>
+        <w:t># 文件：app.py 第 324 行</w:t>
+        <w:br/>
+        <w:t># 问题：user_id 完全由客户端控制，且缺失身份一致性校验</w:t>
+        <w:br/>
+        <w:br/>
+        <w:t>@app.route("/profile")</w:t>
+        <w:br/>
+        <w:t>@login_required</w:t>
+        <w:br/>
+        <w:t>def profile():</w:t>
+        <w:br/>
+        <w:t xml:space="preserve">    user_id = request.args.get("user_id")    # ← 来自 URL 参数</w:t>
+        <w:br/>
+        <w:br/>
+        <w:t xml:space="preserve">    # 以下查询未验证 user_id 是否属于当前登录用户</w:t>
+        <w:br/>
+        <w:t xml:space="preserve">    c.execute("SELECT id, username, email, phone, balance </w:t>
+        <w:br/>
+        <w:t xml:space="preserve">               FROM users WHERE id = ?", (user_id,))</w:t>
+        <w:br/>
+        <w:t xml:space="preserve">    user_data = c.fetchone()</w:t>
+        <w:br/>
+        <w:t xml:space="preserve">    return render_template("profile.html", user=dict(user_data))</w:t>
       </w:r>
     </w:p>
     <w:p>
@@ -1424,88 +1291,491 @@
         <w:pStyle w:val="Heading3"/>
       </w:pPr>
       <w:r>
-        <w:t>Burp Suite 复现步骤</w:t>
+        <w:t>渗透测试复现</w:t>
       </w:r>
     </w:p>
+    <w:tbl>
+      <w:tblPr>
+        <w:tblStyle w:val="TableGrid"/>
+        <w:tblW w:type="auto" w:w="0"/>
+        <w:jc w:val="center"/>
+        <w:tblLook w:firstColumn="1" w:firstRow="1" w:lastColumn="0" w:lastRow="0" w:noHBand="0" w:noVBand="1" w:val="04A0"/>
+      </w:tblPr>
+      <w:tblGrid>
+        <w:gridCol w:w="2161"/>
+        <w:gridCol w:w="2161"/>
+        <w:gridCol w:w="2161"/>
+        <w:gridCol w:w="2161"/>
+      </w:tblGrid>
+      <w:tr>
+        <w:tc>
+          <w:tcPr>
+            <w:tcW w:type="dxa" w:w="1701"/>
+            <w:shd w:fill="E74C3C"/>
+          </w:tcPr>
+          <w:p>
+            <w:pPr>
+              <w:jc w:val="center"/>
+            </w:pPr>
+            <w:r/>
+            <w:r>
+              <w:rPr>
+                <w:rFonts w:ascii="微软雅黑" w:hAnsi="微软雅黑" w:eastAsia="微软雅黑"/>
+                <w:b/>
+                <w:color w:val="FFFFFF"/>
+                <w:sz w:val="20"/>
+              </w:rPr>
+              <w:t>步骤</w:t>
+            </w:r>
+          </w:p>
+        </w:tc>
+        <w:tc>
+          <w:tcPr>
+            <w:tcW w:type="dxa" w:w="1701"/>
+            <w:shd w:fill="E74C3C"/>
+          </w:tcPr>
+          <w:p>
+            <w:pPr>
+              <w:jc w:val="center"/>
+            </w:pPr>
+            <w:r/>
+            <w:r>
+              <w:rPr>
+                <w:rFonts w:ascii="微软雅黑" w:hAnsi="微软雅黑" w:eastAsia="微软雅黑"/>
+                <w:b/>
+                <w:color w:val="FFFFFF"/>
+                <w:sz w:val="20"/>
+              </w:rPr>
+              <w:t>操作</w:t>
+            </w:r>
+          </w:p>
+        </w:tc>
+        <w:tc>
+          <w:tcPr>
+            <w:tcW w:type="dxa" w:w="1701"/>
+            <w:shd w:fill="E74C3C"/>
+          </w:tcPr>
+          <w:p>
+            <w:pPr>
+              <w:jc w:val="center"/>
+            </w:pPr>
+            <w:r/>
+            <w:r>
+              <w:rPr>
+                <w:rFonts w:ascii="微软雅黑" w:hAnsi="微软雅黑" w:eastAsia="微软雅黑"/>
+                <w:b/>
+                <w:color w:val="FFFFFF"/>
+                <w:sz w:val="20"/>
+              </w:rPr>
+              <w:t>预期结果</w:t>
+            </w:r>
+          </w:p>
+        </w:tc>
+        <w:tc>
+          <w:tcPr>
+            <w:tcW w:type="dxa" w:w="1701"/>
+            <w:shd w:fill="E74C3C"/>
+          </w:tcPr>
+          <w:p>
+            <w:pPr>
+              <w:jc w:val="center"/>
+            </w:pPr>
+            <w:r/>
+            <w:r>
+              <w:rPr>
+                <w:rFonts w:ascii="微软雅黑" w:hAnsi="微软雅黑" w:eastAsia="微软雅黑"/>
+                <w:b/>
+                <w:color w:val="FFFFFF"/>
+                <w:sz w:val="20"/>
+              </w:rPr>
+              <w:t>实际结果</w:t>
+            </w:r>
+          </w:p>
+        </w:tc>
+      </w:tr>
+      <w:tr>
+        <w:tc>
+          <w:tcPr>
+            <w:tcW w:type="dxa" w:w="1701"/>
+          </w:tcPr>
+          <w:p>
+            <w:pPr>
+              <w:jc w:val="center"/>
+            </w:pPr>
+            <w:r/>
+            <w:r>
+              <w:rPr>
+                <w:rFonts w:ascii="微软雅黑" w:hAnsi="微软雅黑" w:eastAsia="微软雅黑"/>
+                <w:sz w:val="19"/>
+              </w:rPr>
+              <w:t>1</w:t>
+            </w:r>
+          </w:p>
+        </w:tc>
+        <w:tc>
+          <w:tcPr>
+            <w:tcW w:type="dxa" w:w="1701"/>
+          </w:tcPr>
+          <w:p>
+            <w:pPr>
+              <w:jc w:val="center"/>
+            </w:pPr>
+            <w:r/>
+            <w:r>
+              <w:rPr>
+                <w:rFonts w:ascii="微软雅黑" w:hAnsi="微软雅黑" w:eastAsia="微软雅黑"/>
+                <w:sz w:val="19"/>
+              </w:rPr>
+              <w:t>以 alice 账户登录系统</w:t>
+            </w:r>
+          </w:p>
+        </w:tc>
+        <w:tc>
+          <w:tcPr>
+            <w:tcW w:type="dxa" w:w="1701"/>
+          </w:tcPr>
+          <w:p>
+            <w:pPr>
+              <w:jc w:val="center"/>
+            </w:pPr>
+            <w:r/>
+            <w:r>
+              <w:rPr>
+                <w:rFonts w:ascii="微软雅黑" w:hAnsi="微软雅黑" w:eastAsia="微软雅黑"/>
+                <w:sz w:val="19"/>
+              </w:rPr>
+              <w:t>成功登录</w:t>
+            </w:r>
+          </w:p>
+        </w:tc>
+        <w:tc>
+          <w:tcPr>
+            <w:tcW w:type="dxa" w:w="1701"/>
+          </w:tcPr>
+          <w:p>
+            <w:pPr>
+              <w:jc w:val="center"/>
+            </w:pPr>
+            <w:r/>
+            <w:r>
+              <w:rPr>
+                <w:rFonts w:ascii="微软雅黑" w:hAnsi="微软雅黑" w:eastAsia="微软雅黑"/>
+                <w:sz w:val="19"/>
+              </w:rPr>
+              <w:t>✅ 正常</w:t>
+            </w:r>
+          </w:p>
+        </w:tc>
+      </w:tr>
+      <w:tr>
+        <w:tc>
+          <w:tcPr>
+            <w:tcW w:type="dxa" w:w="1701"/>
+            <w:shd w:fill="F0F4FF"/>
+          </w:tcPr>
+          <w:p>
+            <w:pPr>
+              <w:jc w:val="center"/>
+            </w:pPr>
+            <w:r/>
+            <w:r>
+              <w:rPr>
+                <w:rFonts w:ascii="微软雅黑" w:hAnsi="微软雅黑" w:eastAsia="微软雅黑"/>
+                <w:sz w:val="19"/>
+              </w:rPr>
+              <w:t>2</w:t>
+            </w:r>
+          </w:p>
+        </w:tc>
+        <w:tc>
+          <w:tcPr>
+            <w:tcW w:type="dxa" w:w="1701"/>
+            <w:shd w:fill="F0F4FF"/>
+          </w:tcPr>
+          <w:p>
+            <w:pPr>
+              <w:jc w:val="center"/>
+            </w:pPr>
+            <w:r/>
+            <w:r>
+              <w:rPr>
+                <w:rFonts w:ascii="微软雅黑" w:hAnsi="微软雅黑" w:eastAsia="微软雅黑"/>
+                <w:sz w:val="19"/>
+              </w:rPr>
+              <w:t>Burp Suite 拦截 GET /profile?user_id=1</w:t>
+            </w:r>
+          </w:p>
+        </w:tc>
+        <w:tc>
+          <w:tcPr>
+            <w:tcW w:type="dxa" w:w="1701"/>
+            <w:shd w:fill="F0F4FF"/>
+          </w:tcPr>
+          <w:p>
+            <w:pPr>
+              <w:jc w:val="center"/>
+            </w:pPr>
+            <w:r/>
+            <w:r>
+              <w:rPr>
+                <w:rFonts w:ascii="微软雅黑" w:hAnsi="微软雅黑" w:eastAsia="微软雅黑"/>
+                <w:sz w:val="19"/>
+              </w:rPr>
+              <w:t>拦截请求</w:t>
+            </w:r>
+          </w:p>
+        </w:tc>
+        <w:tc>
+          <w:tcPr>
+            <w:tcW w:type="dxa" w:w="1701"/>
+            <w:shd w:fill="F0F4FF"/>
+          </w:tcPr>
+          <w:p>
+            <w:pPr>
+              <w:jc w:val="center"/>
+            </w:pPr>
+            <w:r/>
+            <w:r>
+              <w:rPr>
+                <w:rFonts w:ascii="微软雅黑" w:hAnsi="微软雅黑" w:eastAsia="微软雅黑"/>
+                <w:sz w:val="19"/>
+              </w:rPr>
+              <w:t>✅ 正常</w:t>
+            </w:r>
+          </w:p>
+        </w:tc>
+      </w:tr>
+      <w:tr>
+        <w:tc>
+          <w:tcPr>
+            <w:tcW w:type="dxa" w:w="1701"/>
+          </w:tcPr>
+          <w:p>
+            <w:pPr>
+              <w:jc w:val="center"/>
+            </w:pPr>
+            <w:r/>
+            <w:r>
+              <w:rPr>
+                <w:rFonts w:ascii="微软雅黑" w:hAnsi="微软雅黑" w:eastAsia="微软雅黑"/>
+                <w:sz w:val="19"/>
+              </w:rPr>
+              <w:t>3</w:t>
+            </w:r>
+          </w:p>
+        </w:tc>
+        <w:tc>
+          <w:tcPr>
+            <w:tcW w:type="dxa" w:w="1701"/>
+          </w:tcPr>
+          <w:p>
+            <w:pPr>
+              <w:jc w:val="center"/>
+            </w:pPr>
+            <w:r/>
+            <w:r>
+              <w:rPr>
+                <w:rFonts w:ascii="微软雅黑" w:hAnsi="微软雅黑" w:eastAsia="微软雅黑"/>
+                <w:sz w:val="19"/>
+              </w:rPr>
+              <w:t>放行请求至服务端</w:t>
+            </w:r>
+          </w:p>
+        </w:tc>
+        <w:tc>
+          <w:tcPr>
+            <w:tcW w:type="dxa" w:w="1701"/>
+          </w:tcPr>
+          <w:p>
+            <w:pPr>
+              <w:jc w:val="center"/>
+            </w:pPr>
+            <w:r/>
+            <w:r>
+              <w:rPr>
+                <w:rFonts w:ascii="微软雅黑" w:hAnsi="微软雅黑" w:eastAsia="微软雅黑"/>
+                <w:sz w:val="19"/>
+              </w:rPr>
+              <w:t>处理请求</w:t>
+            </w:r>
+          </w:p>
+        </w:tc>
+        <w:tc>
+          <w:tcPr>
+            <w:tcW w:type="dxa" w:w="1701"/>
+          </w:tcPr>
+          <w:p>
+            <w:pPr>
+              <w:jc w:val="center"/>
+            </w:pPr>
+            <w:r/>
+            <w:r>
+              <w:rPr>
+                <w:rFonts w:ascii="微软雅黑" w:hAnsi="微软雅黑" w:eastAsia="微软雅黑"/>
+                <w:sz w:val="19"/>
+              </w:rPr>
+              <w:t>✅ 正常</w:t>
+            </w:r>
+          </w:p>
+        </w:tc>
+      </w:tr>
+      <w:tr>
+        <w:tc>
+          <w:tcPr>
+            <w:tcW w:type="dxa" w:w="1701"/>
+            <w:shd w:fill="F0F4FF"/>
+          </w:tcPr>
+          <w:p>
+            <w:pPr>
+              <w:jc w:val="center"/>
+            </w:pPr>
+            <w:r/>
+            <w:r>
+              <w:rPr>
+                <w:rFonts w:ascii="微软雅黑" w:hAnsi="微软雅黑" w:eastAsia="微软雅黑"/>
+                <w:sz w:val="19"/>
+              </w:rPr>
+              <w:t>4</w:t>
+            </w:r>
+          </w:p>
+        </w:tc>
+        <w:tc>
+          <w:tcPr>
+            <w:tcW w:type="dxa" w:w="1701"/>
+            <w:shd w:fill="F0F4FF"/>
+          </w:tcPr>
+          <w:p>
+            <w:pPr>
+              <w:jc w:val="center"/>
+            </w:pPr>
+            <w:r/>
+            <w:r>
+              <w:rPr>
+                <w:rFonts w:ascii="微软雅黑" w:hAnsi="微软雅黑" w:eastAsia="微软雅黑"/>
+                <w:sz w:val="19"/>
+              </w:rPr>
+              <w:t>查看响应内容</w:t>
+            </w:r>
+          </w:p>
+        </w:tc>
+        <w:tc>
+          <w:tcPr>
+            <w:tcW w:type="dxa" w:w="1701"/>
+            <w:shd w:fill="F0F4FF"/>
+          </w:tcPr>
+          <w:p>
+            <w:pPr>
+              <w:jc w:val="center"/>
+            </w:pPr>
+            <w:r/>
+            <w:r>
+              <w:rPr>
+                <w:rFonts w:ascii="微软雅黑" w:hAnsi="微软雅黑" w:eastAsia="微软雅黑"/>
+                <w:sz w:val="19"/>
+              </w:rPr>
+              <w:t>当前用户资料</w:t>
+            </w:r>
+          </w:p>
+        </w:tc>
+        <w:tc>
+          <w:tcPr>
+            <w:tcW w:type="dxa" w:w="1701"/>
+            <w:shd w:fill="F0F4FF"/>
+          </w:tcPr>
+          <w:p>
+            <w:pPr>
+              <w:jc w:val="center"/>
+            </w:pPr>
+            <w:r/>
+            <w:r>
+              <w:rPr>
+                <w:rFonts w:ascii="微软雅黑" w:hAnsi="微软雅黑" w:eastAsia="微软雅黑"/>
+                <w:sz w:val="19"/>
+              </w:rPr>
+              <w:t>❌ 返回了 admin 资料</w:t>
+            </w:r>
+          </w:p>
+        </w:tc>
+      </w:tr>
+      <w:tr>
+        <w:tc>
+          <w:tcPr>
+            <w:tcW w:type="dxa" w:w="1701"/>
+          </w:tcPr>
+          <w:p>
+            <w:pPr>
+              <w:jc w:val="center"/>
+            </w:pPr>
+            <w:r/>
+            <w:r>
+              <w:rPr>
+                <w:rFonts w:ascii="微软雅黑" w:hAnsi="微软雅黑" w:eastAsia="微软雅黑"/>
+                <w:sz w:val="19"/>
+              </w:rPr>
+              <w:t>5</w:t>
+            </w:r>
+          </w:p>
+        </w:tc>
+        <w:tc>
+          <w:tcPr>
+            <w:tcW w:type="dxa" w:w="1701"/>
+          </w:tcPr>
+          <w:p>
+            <w:pPr>
+              <w:jc w:val="center"/>
+            </w:pPr>
+            <w:r/>
+            <w:r>
+              <w:rPr>
+                <w:rFonts w:ascii="微软雅黑" w:hAnsi="微软雅黑" w:eastAsia="微软雅黑"/>
+                <w:sz w:val="19"/>
+              </w:rPr>
+              <w:t>修改 user_id 为 3,4,5...</w:t>
+            </w:r>
+          </w:p>
+        </w:tc>
+        <w:tc>
+          <w:tcPr>
+            <w:tcW w:type="dxa" w:w="1701"/>
+          </w:tcPr>
+          <w:p>
+            <w:pPr>
+              <w:jc w:val="center"/>
+            </w:pPr>
+            <w:r/>
+            <w:r>
+              <w:rPr>
+                <w:rFonts w:ascii="微软雅黑" w:hAnsi="微软雅黑" w:eastAsia="微软雅黑"/>
+                <w:sz w:val="19"/>
+              </w:rPr>
+              <w:t>遍历用户</w:t>
+            </w:r>
+          </w:p>
+        </w:tc>
+        <w:tc>
+          <w:tcPr>
+            <w:tcW w:type="dxa" w:w="1701"/>
+          </w:tcPr>
+          <w:p>
+            <w:pPr>
+              <w:jc w:val="center"/>
+            </w:pPr>
+            <w:r/>
+            <w:r>
+              <w:rPr>
+                <w:rFonts w:ascii="微软雅黑" w:hAnsi="微软雅黑" w:eastAsia="微软雅黑"/>
+                <w:sz w:val="19"/>
+              </w:rPr>
+              <w:t>❌ 全部可查看</w:t>
+            </w:r>
+          </w:p>
+        </w:tc>
+      </w:tr>
+    </w:tbl>
+    <w:p/>
     <w:p>
-      <w:pPr>
-        <w:spacing w:before="40" w:after="40"/>
-        <w:ind w:left="283"/>
-      </w:pPr>
       <w:r>
-        <w:t>步骤 1：以任意用户（如 alice）登录系统</w:t>
-      </w:r>
-    </w:p>
-    <w:p>
-      <w:pPr>
-        <w:spacing w:before="40" w:after="40"/>
-        <w:ind w:left="283"/>
-      </w:pPr>
-      <w:r>
-        <w:t>步骤 2：打开 Burp Suite → Proxy → Intercept is on</w:t>
-      </w:r>
-    </w:p>
-    <w:p>
-      <w:pPr>
-        <w:spacing w:before="40" w:after="40"/>
-        <w:ind w:left="283"/>
-      </w:pPr>
-      <w:r>
-        <w:t>步骤 3：访问 /profile?user_id=1</w:t>
-      </w:r>
-    </w:p>
-    <w:p>
-      <w:pPr>
-        <w:spacing w:before="40" w:after="40"/>
-        <w:ind w:left="283"/>
-      </w:pPr>
-      <w:r>
-        <w:t xml:space="preserve">       Burp Suite 拦截到 GET 请求：</w:t>
-      </w:r>
-    </w:p>
-    <w:p>
-      <w:pPr>
-        <w:spacing w:before="40" w:after="40"/>
-        <w:ind w:left="283"/>
-      </w:pPr>
-      <w:r>
-        <w:t xml:space="preserve">       GET /profile?user_id=1 HTTP/1.1</w:t>
-      </w:r>
-    </w:p>
-    <w:p>
-      <w:pPr>
-        <w:spacing w:before="40" w:after="40"/>
-        <w:ind w:left="283"/>
-      </w:pPr>
-      <w:r>
-        <w:t>步骤 4：放行请求，查看响应内容</w:t>
-      </w:r>
-    </w:p>
-    <w:p>
-      <w:pPr>
-        <w:spacing w:before="40" w:after="40"/>
-        <w:ind w:left="283"/>
-      </w:pPr>
-      <w:r>
-        <w:t xml:space="preserve">       响应中返回了 user_id=1（admin）的邮箱、手机、余额</w:t>
-      </w:r>
-    </w:p>
-    <w:p>
-      <w:pPr>
-        <w:spacing w:before="40" w:after="40"/>
-        <w:ind w:left="283"/>
-      </w:pPr>
-      <w:r>
-        <w:t xml:space="preserve">       ⚠️ 当前登录用户是 alice，但成功查看了 admin 的资料</w:t>
-      </w:r>
-    </w:p>
-    <w:p>
-      <w:pPr>
-        <w:spacing w:before="40" w:after="40"/>
-        <w:ind w:left="283"/>
-      </w:pPr>
-      <w:r>
-        <w:t>步骤 5：修改 user_id=3、4、5... 遍历所有用户</w:t>
+        <w:t>结论：攻击者仅需修改 URL 中的 user_id 参数即可获取系统中任意用户的邮箱、手机号、余额等隐私信息，且可批量遍历。</w:t>
       </w:r>
     </w:p>
     <w:p>
@@ -1513,21 +1783,52 @@
         <w:pStyle w:val="Heading3"/>
       </w:pPr>
       <w:r>
-        <w:t>可能造成的危害</w:t>
+        <w:t>影响分析</w:t>
       </w:r>
     </w:p>
     <w:p>
       <w:r>
-        <w:t>• 任意用户隐私信息泄露（邮箱、手机号等）</w:t>
-        <w:br/>
-        <w:t>• 余额信息暴露，可用于社会工程学攻击</w:t>
-        <w:br/>
-        <w:t>• 批量遍历获取全部用户数据</w:t>
+        <w:rPr>
+          <w:b/>
+        </w:rPr>
+        <w:t>机密性影响：</w:t>
+      </w:r>
+      <w:r>
+        <w:t>高 — 全部用户的手机号、邮箱、余额等隐私数据可被任意登录用户获取</w:t>
       </w:r>
     </w:p>
     <w:p>
       <w:r>
-        <w:br w:type="page"/>
+        <w:rPr>
+          <w:b/>
+        </w:rPr>
+        <w:t>影响范围：</w:t>
+      </w:r>
+      <w:r>
+        <w:t>全部注册用户</w:t>
+      </w:r>
+    </w:p>
+    <w:p>
+      <w:r>
+        <w:rPr>
+          <w:b/>
+        </w:rPr>
+        <w:t>利用条件：</w:t>
+      </w:r>
+      <w:r>
+        <w:t>仅需一个普通账户登录</w:t>
+      </w:r>
+    </w:p>
+    <w:p>
+      <w:pPr>
+        <w:spacing w:before="120" w:after="120"/>
+      </w:pPr>
+      <w:r>
+        <w:rPr>
+          <w:color w:val="CCCCCC"/>
+          <w:sz w:val="16"/>
+        </w:rPr>
+        <w:t>────────────────────────────────────────────────────────────</w:t>
       </w:r>
     </w:p>
     <w:p>
@@ -1535,7 +1836,7 @@
         <w:pStyle w:val="Heading2"/>
       </w:pPr>
       <w:r>
-        <w:t>3.2  PRIV-02  垂直越权 — 跨用户充值/扣款</w:t>
+        <w:t>3.2  PRIV-02  垂直越权漏洞</w:t>
       </w:r>
     </w:p>
     <w:p>
@@ -1543,12 +1844,12 @@
         <w:pStyle w:val="Heading3"/>
       </w:pPr>
       <w:r>
-        <w:t>漏洞描述</w:t>
+        <w:t>漏洞现象</w:t>
       </w:r>
     </w:p>
     <w:p>
       <w:r>
-        <w:t>充值接口 /recharge 从表单隐藏字段获取 user_id，用户可通过拦截修改该值，给任意账号充值。更严重的是，配合 PRIV-03 还可反向扣款。</w:t>
+        <w:t>充值接口 /recharge 从表单隐藏字段获取目标用户的 user_id，攻击者可通过拦截 POST 请求修改该参数，对任意用户的账户余额执行充值或扣款操作。该漏洞使得普通用户能够越权操作管理员账户。</w:t>
       </w:r>
     </w:p>
     <w:p>
@@ -1556,33 +1857,12 @@
         <w:pStyle w:val="Heading3"/>
       </w:pPr>
       <w:r>
-        <w:t>漏洞代码（修复前）</w:t>
+        <w:t>风险等级</w:t>
       </w:r>
     </w:p>
     <w:p>
-      <w:pPr>
-        <w:ind w:left="567"/>
-      </w:pPr>
       <w:r>
-        <w:rPr>
-          <w:rFonts w:ascii="Courier New" w:hAnsi="Courier New"/>
-          <w:color w:val="333333"/>
-          <w:sz w:val="18"/>
-        </w:rPr>
-        <w:t># user_id 来自表单隐藏字段（前端可控）</w:t>
-        <w:br/>
-        <w:t>user_id = request.form.get("user_id")</w:t>
-        <w:br/>
-        <w:t>amount = request.form.get("amount", "0")</w:t>
-        <w:br/>
-        <w:br/>
-        <w:t># ❌ 没有验证当前登录用户和操作目标是否匹配</w:t>
-        <w:br/>
-        <w:t># ❌ 没有校验 amount 正负</w:t>
-        <w:br/>
-        <w:t>new_balance = row[0] + float(amount)</w:t>
-        <w:br/>
-        <w:t>c.execute("UPDATE users SET balance = ? WHERE id = ?", (new_balance, user_id))</w:t>
+        <w:t>CVSS 3.1 评分：8.8（HIGH）  —  攻击向量：网络  /  权限要求：低权限用户</w:t>
       </w:r>
     </w:p>
     <w:p>
@@ -1590,103 +1870,41 @@
         <w:pStyle w:val="Heading3"/>
       </w:pPr>
       <w:r>
-        <w:t>作为用户，攻击者可以这样做</w:t>
+        <w:t>漏洞代码定位</w:t>
       </w:r>
     </w:p>
     <w:p>
       <w:pPr>
-        <w:spacing w:before="40" w:after="40"/>
+        <w:spacing w:before="120" w:after="120"/>
         <w:ind w:left="283"/>
       </w:pPr>
       <w:r>
-        <w:t>场景 A — 给自己无限加钱：</w:t>
-      </w:r>
-    </w:p>
-    <w:p>
-      <w:pPr>
-        <w:spacing w:before="40" w:after="40"/>
-        <w:ind w:left="283"/>
-      </w:pPr>
-      <w:r>
-        <w:t xml:space="preserve">  1. alice 登录后打开个人中心</w:t>
-      </w:r>
-    </w:p>
-    <w:p>
-      <w:pPr>
-        <w:spacing w:before="40" w:after="40"/>
-        <w:ind w:left="283"/>
-      </w:pPr>
-      <w:r>
-        <w:t xml:space="preserve">  2. Burp Suite 拦截充值 POST 请求</w:t>
-      </w:r>
-    </w:p>
-    <w:p>
-      <w:pPr>
-        <w:spacing w:before="40" w:after="40"/>
-        <w:ind w:left="283"/>
-      </w:pPr>
-      <w:r>
-        <w:t xml:space="preserve">  3. 将 amount 改为 9999999</w:t>
-      </w:r>
-    </w:p>
-    <w:p>
-      <w:pPr>
-        <w:spacing w:before="40" w:after="40"/>
-        <w:ind w:left="283"/>
-      </w:pPr>
-      <w:r>
-        <w:t xml:space="preserve">  4. 放行 → alice 余额从 100 变成 10,000,099</w:t>
-      </w:r>
-    </w:p>
-    <w:p>
-      <w:pPr>
-        <w:spacing w:before="40" w:after="40"/>
-        <w:ind w:left="283"/>
-      </w:pPr>
-    </w:p>
-    <w:p>
-      <w:pPr>
-        <w:spacing w:before="40" w:after="40"/>
-        <w:ind w:left="283"/>
-      </w:pPr>
-      <w:r>
-        <w:t>场景 B — 给别人的账号扣钱：</w:t>
-      </w:r>
-    </w:p>
-    <w:p>
-      <w:pPr>
-        <w:spacing w:before="40" w:after="40"/>
-        <w:ind w:left="283"/>
-      </w:pPr>
-      <w:r>
-        <w:t xml:space="preserve">  1. 拦截充值 POST 请求</w:t>
-      </w:r>
-    </w:p>
-    <w:p>
-      <w:pPr>
-        <w:spacing w:before="40" w:after="40"/>
-        <w:ind w:left="283"/>
-      </w:pPr>
-      <w:r>
-        <w:t xml:space="preserve">  2. 将 user_id 从 2（alice）改为 1（admin）</w:t>
-      </w:r>
-    </w:p>
-    <w:p>
-      <w:pPr>
-        <w:spacing w:before="40" w:after="40"/>
-        <w:ind w:left="283"/>
-      </w:pPr>
-      <w:r>
-        <w:t xml:space="preserve">  3. 将 amount 改为 -99999</w:t>
-      </w:r>
-    </w:p>
-    <w:p>
-      <w:pPr>
-        <w:spacing w:before="40" w:after="40"/>
-        <w:ind w:left="283"/>
-      </w:pPr>
-      <w:r>
-        <w:t xml:space="preserve">  4. 放行 → admin 余额从 99,999 变成 0</w:t>
+        <w:rPr>
+          <w:rFonts w:ascii="Consolas" w:hAnsi="Consolas"/>
+          <w:color w:val="2D2D2D"/>
+          <w:sz w:val="17"/>
+        </w:rPr>
+        <w:t># 文件：app.py 第 347-356 行</w:t>
+        <w:br/>
+        <w:t># 问题：user_id 来自前端表单，amount 不做校验</w:t>
+        <w:br/>
+        <w:br/>
+        <w:t>@app.route("/recharge", methods=["POST"])</w:t>
+        <w:br/>
+        <w:t>@login_required</w:t>
+        <w:br/>
+        <w:t>def recharge():</w:t>
+        <w:br/>
+        <w:t xml:space="preserve">    user_id = request.form.get("user_id")    # ← 来自表单，客户端可控</w:t>
+        <w:br/>
+        <w:t xml:space="preserve">    amount = request.form.get("amount", "0") # ← 未校验正负</w:t>
+        <w:br/>
+        <w:br/>
+        <w:t xml:space="preserve">    new_balance = row[0] + float(amount)     # ← 负数直接累加</w:t>
+        <w:br/>
+        <w:t xml:space="preserve">    c.execute("UPDATE users SET balance = ? WHERE id = ?", </w:t>
+        <w:br/>
+        <w:t xml:space="preserve">              (new_balance, user_id))</w:t>
       </w:r>
     </w:p>
     <w:p>
@@ -1694,97 +1912,491 @@
         <w:pStyle w:val="Heading3"/>
       </w:pPr>
       <w:r>
-        <w:t>Burp Suite 复现步骤</w:t>
+        <w:t>渗透测试复现</w:t>
       </w:r>
     </w:p>
+    <w:tbl>
+      <w:tblPr>
+        <w:tblStyle w:val="TableGrid"/>
+        <w:tblW w:type="auto" w:w="0"/>
+        <w:jc w:val="center"/>
+        <w:tblLook w:firstColumn="1" w:firstRow="1" w:lastColumn="0" w:lastRow="0" w:noHBand="0" w:noVBand="1" w:val="04A0"/>
+      </w:tblPr>
+      <w:tblGrid>
+        <w:gridCol w:w="2161"/>
+        <w:gridCol w:w="2161"/>
+        <w:gridCol w:w="2161"/>
+        <w:gridCol w:w="2161"/>
+      </w:tblGrid>
+      <w:tr>
+        <w:tc>
+          <w:tcPr>
+            <w:tcW w:type="dxa" w:w="1701"/>
+            <w:shd w:fill="E74C3C"/>
+          </w:tcPr>
+          <w:p>
+            <w:pPr>
+              <w:jc w:val="center"/>
+            </w:pPr>
+            <w:r/>
+            <w:r>
+              <w:rPr>
+                <w:rFonts w:ascii="微软雅黑" w:hAnsi="微软雅黑" w:eastAsia="微软雅黑"/>
+                <w:b/>
+                <w:color w:val="FFFFFF"/>
+                <w:sz w:val="20"/>
+              </w:rPr>
+              <w:t>步骤</w:t>
+            </w:r>
+          </w:p>
+        </w:tc>
+        <w:tc>
+          <w:tcPr>
+            <w:tcW w:type="dxa" w:w="1701"/>
+            <w:shd w:fill="E74C3C"/>
+          </w:tcPr>
+          <w:p>
+            <w:pPr>
+              <w:jc w:val="center"/>
+            </w:pPr>
+            <w:r/>
+            <w:r>
+              <w:rPr>
+                <w:rFonts w:ascii="微软雅黑" w:hAnsi="微软雅黑" w:eastAsia="微软雅黑"/>
+                <w:b/>
+                <w:color w:val="FFFFFF"/>
+                <w:sz w:val="20"/>
+              </w:rPr>
+              <w:t>操作</w:t>
+            </w:r>
+          </w:p>
+        </w:tc>
+        <w:tc>
+          <w:tcPr>
+            <w:tcW w:type="dxa" w:w="1701"/>
+            <w:shd w:fill="E74C3C"/>
+          </w:tcPr>
+          <w:p>
+            <w:pPr>
+              <w:jc w:val="center"/>
+            </w:pPr>
+            <w:r/>
+            <w:r>
+              <w:rPr>
+                <w:rFonts w:ascii="微软雅黑" w:hAnsi="微软雅黑" w:eastAsia="微软雅黑"/>
+                <w:b/>
+                <w:color w:val="FFFFFF"/>
+                <w:sz w:val="20"/>
+              </w:rPr>
+              <w:t>预期结果</w:t>
+            </w:r>
+          </w:p>
+        </w:tc>
+        <w:tc>
+          <w:tcPr>
+            <w:tcW w:type="dxa" w:w="1701"/>
+            <w:shd w:fill="E74C3C"/>
+          </w:tcPr>
+          <w:p>
+            <w:pPr>
+              <w:jc w:val="center"/>
+            </w:pPr>
+            <w:r/>
+            <w:r>
+              <w:rPr>
+                <w:rFonts w:ascii="微软雅黑" w:hAnsi="微软雅黑" w:eastAsia="微软雅黑"/>
+                <w:b/>
+                <w:color w:val="FFFFFF"/>
+                <w:sz w:val="20"/>
+              </w:rPr>
+              <w:t>实际结果</w:t>
+            </w:r>
+          </w:p>
+        </w:tc>
+      </w:tr>
+      <w:tr>
+        <w:tc>
+          <w:tcPr>
+            <w:tcW w:type="dxa" w:w="1701"/>
+          </w:tcPr>
+          <w:p>
+            <w:pPr>
+              <w:jc w:val="center"/>
+            </w:pPr>
+            <w:r/>
+            <w:r>
+              <w:rPr>
+                <w:rFonts w:ascii="微软雅黑" w:hAnsi="微软雅黑" w:eastAsia="微软雅黑"/>
+                <w:sz w:val="19"/>
+              </w:rPr>
+              <w:t>1</w:t>
+            </w:r>
+          </w:p>
+        </w:tc>
+        <w:tc>
+          <w:tcPr>
+            <w:tcW w:type="dxa" w:w="1701"/>
+          </w:tcPr>
+          <w:p>
+            <w:pPr>
+              <w:jc w:val="center"/>
+            </w:pPr>
+            <w:r/>
+            <w:r>
+              <w:rPr>
+                <w:rFonts w:ascii="微软雅黑" w:hAnsi="微软雅黑" w:eastAsia="微软雅黑"/>
+                <w:sz w:val="19"/>
+              </w:rPr>
+              <w:t>以 alice 登录，Burp Suite 拦截充值请求</w:t>
+            </w:r>
+          </w:p>
+        </w:tc>
+        <w:tc>
+          <w:tcPr>
+            <w:tcW w:type="dxa" w:w="1701"/>
+          </w:tcPr>
+          <w:p>
+            <w:pPr>
+              <w:jc w:val="center"/>
+            </w:pPr>
+            <w:r/>
+            <w:r>
+              <w:rPr>
+                <w:rFonts w:ascii="微软雅黑" w:hAnsi="微软雅黑" w:eastAsia="微软雅黑"/>
+                <w:sz w:val="19"/>
+              </w:rPr>
+              <w:t>拦截</w:t>
+            </w:r>
+          </w:p>
+        </w:tc>
+        <w:tc>
+          <w:tcPr>
+            <w:tcW w:type="dxa" w:w="1701"/>
+          </w:tcPr>
+          <w:p>
+            <w:pPr>
+              <w:jc w:val="center"/>
+            </w:pPr>
+            <w:r/>
+            <w:r>
+              <w:rPr>
+                <w:rFonts w:ascii="微软雅黑" w:hAnsi="微软雅黑" w:eastAsia="微软雅黑"/>
+                <w:sz w:val="19"/>
+              </w:rPr>
+              <w:t>✅</w:t>
+            </w:r>
+          </w:p>
+        </w:tc>
+      </w:tr>
+      <w:tr>
+        <w:tc>
+          <w:tcPr>
+            <w:tcW w:type="dxa" w:w="1701"/>
+            <w:shd w:fill="F0F4FF"/>
+          </w:tcPr>
+          <w:p>
+            <w:pPr>
+              <w:jc w:val="center"/>
+            </w:pPr>
+            <w:r/>
+            <w:r>
+              <w:rPr>
+                <w:rFonts w:ascii="微软雅黑" w:hAnsi="微软雅黑" w:eastAsia="微软雅黑"/>
+                <w:sz w:val="19"/>
+              </w:rPr>
+              <w:t>2</w:t>
+            </w:r>
+          </w:p>
+        </w:tc>
+        <w:tc>
+          <w:tcPr>
+            <w:tcW w:type="dxa" w:w="1701"/>
+            <w:shd w:fill="F0F4FF"/>
+          </w:tcPr>
+          <w:p>
+            <w:pPr>
+              <w:jc w:val="center"/>
+            </w:pPr>
+            <w:r/>
+            <w:r>
+              <w:rPr>
+                <w:rFonts w:ascii="微软雅黑" w:hAnsi="微软雅黑" w:eastAsia="微软雅黑"/>
+                <w:sz w:val="19"/>
+              </w:rPr>
+              <w:t>查看 POST 参数：user_id=2&amp;amount=100</w:t>
+            </w:r>
+          </w:p>
+        </w:tc>
+        <w:tc>
+          <w:tcPr>
+            <w:tcW w:type="dxa" w:w="1701"/>
+            <w:shd w:fill="F0F4FF"/>
+          </w:tcPr>
+          <w:p>
+            <w:pPr>
+              <w:jc w:val="center"/>
+            </w:pPr>
+            <w:r/>
+            <w:r>
+              <w:rPr>
+                <w:rFonts w:ascii="微软雅黑" w:hAnsi="微软雅黑" w:eastAsia="微软雅黑"/>
+                <w:sz w:val="19"/>
+              </w:rPr>
+              <w:t>alice 自己的充值</w:t>
+            </w:r>
+          </w:p>
+        </w:tc>
+        <w:tc>
+          <w:tcPr>
+            <w:tcW w:type="dxa" w:w="1701"/>
+            <w:shd w:fill="F0F4FF"/>
+          </w:tcPr>
+          <w:p>
+            <w:pPr>
+              <w:jc w:val="center"/>
+            </w:pPr>
+            <w:r/>
+            <w:r>
+              <w:rPr>
+                <w:rFonts w:ascii="微软雅黑" w:hAnsi="微软雅黑" w:eastAsia="微软雅黑"/>
+                <w:sz w:val="19"/>
+              </w:rPr>
+              <w:t>✅</w:t>
+            </w:r>
+          </w:p>
+        </w:tc>
+      </w:tr>
+      <w:tr>
+        <w:tc>
+          <w:tcPr>
+            <w:tcW w:type="dxa" w:w="1701"/>
+          </w:tcPr>
+          <w:p>
+            <w:pPr>
+              <w:jc w:val="center"/>
+            </w:pPr>
+            <w:r/>
+            <w:r>
+              <w:rPr>
+                <w:rFonts w:ascii="微软雅黑" w:hAnsi="微软雅黑" w:eastAsia="微软雅黑"/>
+                <w:sz w:val="19"/>
+              </w:rPr>
+              <w:t>3</w:t>
+            </w:r>
+          </w:p>
+        </w:tc>
+        <w:tc>
+          <w:tcPr>
+            <w:tcW w:type="dxa" w:w="1701"/>
+          </w:tcPr>
+          <w:p>
+            <w:pPr>
+              <w:jc w:val="center"/>
+            </w:pPr>
+            <w:r/>
+            <w:r>
+              <w:rPr>
+                <w:rFonts w:ascii="微软雅黑" w:hAnsi="微软雅黑" w:eastAsia="微软雅黑"/>
+                <w:sz w:val="19"/>
+              </w:rPr>
+              <w:t>将 user_id 修改为 1，amount 修改为 -99999</w:t>
+            </w:r>
+          </w:p>
+        </w:tc>
+        <w:tc>
+          <w:tcPr>
+            <w:tcW w:type="dxa" w:w="1701"/>
+          </w:tcPr>
+          <w:p>
+            <w:pPr>
+              <w:jc w:val="center"/>
+            </w:pPr>
+            <w:r/>
+            <w:r>
+              <w:rPr>
+                <w:rFonts w:ascii="微软雅黑" w:hAnsi="微软雅黑" w:eastAsia="微软雅黑"/>
+                <w:sz w:val="19"/>
+              </w:rPr>
+              <w:t>修改参数</w:t>
+            </w:r>
+          </w:p>
+        </w:tc>
+        <w:tc>
+          <w:tcPr>
+            <w:tcW w:type="dxa" w:w="1701"/>
+          </w:tcPr>
+          <w:p>
+            <w:pPr>
+              <w:jc w:val="center"/>
+            </w:pPr>
+            <w:r/>
+            <w:r>
+              <w:rPr>
+                <w:rFonts w:ascii="微软雅黑" w:hAnsi="微软雅黑" w:eastAsia="微软雅黑"/>
+                <w:sz w:val="19"/>
+              </w:rPr>
+              <w:t>✅</w:t>
+            </w:r>
+          </w:p>
+        </w:tc>
+      </w:tr>
+      <w:tr>
+        <w:tc>
+          <w:tcPr>
+            <w:tcW w:type="dxa" w:w="1701"/>
+            <w:shd w:fill="F0F4FF"/>
+          </w:tcPr>
+          <w:p>
+            <w:pPr>
+              <w:jc w:val="center"/>
+            </w:pPr>
+            <w:r/>
+            <w:r>
+              <w:rPr>
+                <w:rFonts w:ascii="微软雅黑" w:hAnsi="微软雅黑" w:eastAsia="微软雅黑"/>
+                <w:sz w:val="19"/>
+              </w:rPr>
+              <w:t>4</w:t>
+            </w:r>
+          </w:p>
+        </w:tc>
+        <w:tc>
+          <w:tcPr>
+            <w:tcW w:type="dxa" w:w="1701"/>
+            <w:shd w:fill="F0F4FF"/>
+          </w:tcPr>
+          <w:p>
+            <w:pPr>
+              <w:jc w:val="center"/>
+            </w:pPr>
+            <w:r/>
+            <w:r>
+              <w:rPr>
+                <w:rFonts w:ascii="微软雅黑" w:hAnsi="微软雅黑" w:eastAsia="微软雅黑"/>
+                <w:sz w:val="19"/>
+              </w:rPr>
+              <w:t>放行请求</w:t>
+            </w:r>
+          </w:p>
+        </w:tc>
+        <w:tc>
+          <w:tcPr>
+            <w:tcW w:type="dxa" w:w="1701"/>
+            <w:shd w:fill="F0F4FF"/>
+          </w:tcPr>
+          <w:p>
+            <w:pPr>
+              <w:jc w:val="center"/>
+            </w:pPr>
+            <w:r/>
+            <w:r>
+              <w:rPr>
+                <w:rFonts w:ascii="微软雅黑" w:hAnsi="微软雅黑" w:eastAsia="微软雅黑"/>
+                <w:sz w:val="19"/>
+              </w:rPr>
+              <w:t>处理充值</w:t>
+            </w:r>
+          </w:p>
+        </w:tc>
+        <w:tc>
+          <w:tcPr>
+            <w:tcW w:type="dxa" w:w="1701"/>
+            <w:shd w:fill="F0F4FF"/>
+          </w:tcPr>
+          <w:p>
+            <w:pPr>
+              <w:jc w:val="center"/>
+            </w:pPr>
+            <w:r/>
+            <w:r>
+              <w:rPr>
+                <w:rFonts w:ascii="微软雅黑" w:hAnsi="微软雅黑" w:eastAsia="微软雅黑"/>
+                <w:sz w:val="19"/>
+              </w:rPr>
+              <w:t>❌ 成功执行</w:t>
+            </w:r>
+          </w:p>
+        </w:tc>
+      </w:tr>
+      <w:tr>
+        <w:tc>
+          <w:tcPr>
+            <w:tcW w:type="dxa" w:w="1701"/>
+          </w:tcPr>
+          <w:p>
+            <w:pPr>
+              <w:jc w:val="center"/>
+            </w:pPr>
+            <w:r/>
+            <w:r>
+              <w:rPr>
+                <w:rFonts w:ascii="微软雅黑" w:hAnsi="微软雅黑" w:eastAsia="微软雅黑"/>
+                <w:sz w:val="19"/>
+              </w:rPr>
+              <w:t>5</w:t>
+            </w:r>
+          </w:p>
+        </w:tc>
+        <w:tc>
+          <w:tcPr>
+            <w:tcW w:type="dxa" w:w="1701"/>
+          </w:tcPr>
+          <w:p>
+            <w:pPr>
+              <w:jc w:val="center"/>
+            </w:pPr>
+            <w:r/>
+            <w:r>
+              <w:rPr>
+                <w:rFonts w:ascii="微软雅黑" w:hAnsi="微软雅黑" w:eastAsia="微软雅黑"/>
+                <w:sz w:val="19"/>
+              </w:rPr>
+              <w:t>以 admin 登录查看余额</w:t>
+            </w:r>
+          </w:p>
+        </w:tc>
+        <w:tc>
+          <w:tcPr>
+            <w:tcW w:type="dxa" w:w="1701"/>
+          </w:tcPr>
+          <w:p>
+            <w:pPr>
+              <w:jc w:val="center"/>
+            </w:pPr>
+            <w:r/>
+            <w:r>
+              <w:rPr>
+                <w:rFonts w:ascii="微软雅黑" w:hAnsi="微软雅黑" w:eastAsia="微软雅黑"/>
+                <w:sz w:val="19"/>
+              </w:rPr>
+              <w:t>余额不变</w:t>
+            </w:r>
+          </w:p>
+        </w:tc>
+        <w:tc>
+          <w:tcPr>
+            <w:tcW w:type="dxa" w:w="1701"/>
+          </w:tcPr>
+          <w:p>
+            <w:pPr>
+              <w:jc w:val="center"/>
+            </w:pPr>
+            <w:r/>
+            <w:r>
+              <w:rPr>
+                <w:rFonts w:ascii="微软雅黑" w:hAnsi="微软雅黑" w:eastAsia="微软雅黑"/>
+                <w:sz w:val="19"/>
+              </w:rPr>
+              <w:t>❌ 余额从 99999 变为 0</w:t>
+            </w:r>
+          </w:p>
+        </w:tc>
+      </w:tr>
+    </w:tbl>
+    <w:p/>
     <w:p>
-      <w:pPr>
-        <w:spacing w:before="40" w:after="40"/>
-        <w:ind w:left="283"/>
-      </w:pPr>
       <w:r>
-        <w:t>步骤 1：以 alice 登录，访问 /profile</w:t>
-      </w:r>
-    </w:p>
-    <w:p>
-      <w:pPr>
-        <w:spacing w:before="40" w:after="40"/>
-        <w:ind w:left="283"/>
-      </w:pPr>
-      <w:r>
-        <w:t>步骤 2：Burp Suite 开启拦截</w:t>
-      </w:r>
-    </w:p>
-    <w:p>
-      <w:pPr>
-        <w:spacing w:before="40" w:after="40"/>
-        <w:ind w:left="283"/>
-      </w:pPr>
-      <w:r>
-        <w:t>步骤 3：在充值表单输入 100，点击充值按钮</w:t>
-      </w:r>
-    </w:p>
-    <w:p>
-      <w:pPr>
-        <w:spacing w:before="40" w:after="40"/>
-        <w:ind w:left="283"/>
-      </w:pPr>
-      <w:r>
-        <w:t>步骤 4：查看拦截到的 POST 请求内容：</w:t>
-      </w:r>
-    </w:p>
-    <w:p>
-      <w:pPr>
-        <w:spacing w:before="40" w:after="40"/>
-        <w:ind w:left="283"/>
-      </w:pPr>
-      <w:r>
-        <w:t xml:space="preserve">       POST /recharge HTTP/1.1</w:t>
-      </w:r>
-    </w:p>
-    <w:p>
-      <w:pPr>
-        <w:spacing w:before="40" w:after="40"/>
-        <w:ind w:left="283"/>
-      </w:pPr>
-      <w:r>
-        <w:t xml:space="preserve">       csrf_token=xxx&amp;user_id=2&amp;amount=100</w:t>
-      </w:r>
-    </w:p>
-    <w:p>
-      <w:pPr>
-        <w:spacing w:before="40" w:after="40"/>
-        <w:ind w:left="283"/>
-      </w:pPr>
-      <w:r>
-        <w:t>步骤 5：将请求修改为：</w:t>
-      </w:r>
-    </w:p>
-    <w:p>
-      <w:pPr>
-        <w:spacing w:before="40" w:after="40"/>
-        <w:ind w:left="283"/>
-      </w:pPr>
-      <w:r>
-        <w:t xml:space="preserve">       csrf_token=xxx&amp;user_id=1&amp;amount=-99999</w:t>
-      </w:r>
-    </w:p>
-    <w:p>
-      <w:pPr>
-        <w:spacing w:before="40" w:after="40"/>
-        <w:ind w:left="283"/>
-      </w:pPr>
-      <w:r>
-        <w:t>步骤 6：放行请求 → admin 的余额被扣了 99999</w:t>
-      </w:r>
-    </w:p>
-    <w:p>
-      <w:pPr>
-        <w:spacing w:before="40" w:after="40"/>
-        <w:ind w:left="283"/>
-      </w:pPr>
-      <w:r>
-        <w:t xml:space="preserve">       ⚠️ 一个普通用户扣光了管理员的钱！</w:t>
+        <w:t>结论：普通用户 alice 成功扣除了管理员 admin 的全部余额。该漏洞同时涉及垂直越权（普通用户操作管理员账户）与参数校验缺失（允许负值）两个安全缺陷。</w:t>
       </w:r>
     </w:p>
     <w:p>
@@ -1792,21 +2404,52 @@
         <w:pStyle w:val="Heading3"/>
       </w:pPr>
       <w:r>
-        <w:t>可能造成的危害</w:t>
+        <w:t>影响分析</w:t>
       </w:r>
     </w:p>
     <w:p>
       <w:r>
-        <w:t>• 任意用户余额可被他人篡改</w:t>
-        <w:br/>
-        <w:t>• 管理员余额可被普通用户扣光</w:t>
-        <w:br/>
-        <w:t>• 系统经济体系完全失控</w:t>
+        <w:rPr>
+          <w:b/>
+        </w:rPr>
+        <w:t>完整性影响：</w:t>
+      </w:r>
+      <w:r>
+        <w:t>高 — 任意用户的余额数据可被篡改</w:t>
       </w:r>
     </w:p>
     <w:p>
       <w:r>
-        <w:br w:type="page"/>
+        <w:rPr>
+          <w:b/>
+        </w:rPr>
+        <w:t>影响范围：</w:t>
+      </w:r>
+      <w:r>
+        <w:t>全部用户的余额数据</w:t>
+      </w:r>
+    </w:p>
+    <w:p>
+      <w:r>
+        <w:rPr>
+          <w:b/>
+        </w:rPr>
+        <w:t>利用条件：</w:t>
+      </w:r>
+      <w:r>
+        <w:t>普通用户登录 + Burp Suite 拦截</w:t>
+      </w:r>
+    </w:p>
+    <w:p>
+      <w:pPr>
+        <w:spacing w:before="120" w:after="120"/>
+      </w:pPr>
+      <w:r>
+        <w:rPr>
+          <w:color w:val="CCCCCC"/>
+          <w:sz w:val="16"/>
+        </w:rPr>
+        <w:t>────────────────────────────────────────────────────────────</w:t>
       </w:r>
     </w:p>
     <w:p>
@@ -1814,7 +2457,7 @@
         <w:pStyle w:val="Heading2"/>
       </w:pPr>
       <w:r>
-        <w:t>3.3  PRIV-03  金额负值未校验 — 越权扣款</w:t>
+        <w:t>3.3  PRIV-03  金额参数校验缺失</w:t>
       </w:r>
     </w:p>
     <w:p>
@@ -1822,12 +2465,12 @@
         <w:pStyle w:val="Heading3"/>
       </w:pPr>
       <w:r>
-        <w:t>漏洞描述</w:t>
+        <w:t>漏洞现象</w:t>
       </w:r>
     </w:p>
     <w:p>
       <w:r>
-        <w:t>充值金额 amount 不做正负校验，可填负数实现扣款功能。这相当于把"充值"接口变成了"转账"接口 — 您可以给别人充负数来扣别人的钱。</w:t>
+        <w:t>充值接口对金额参数 amount 未做正负校验，允许提交负数。这导致"充值"接口实际上可被用作"扣款"接口。结合 PRIV-02 漏洞，攻击者可对任意用户执行余额扣减操作。</w:t>
       </w:r>
     </w:p>
     <w:p>
@@ -1835,24 +2478,12 @@
         <w:pStyle w:val="Heading3"/>
       </w:pPr>
       <w:r>
-        <w:t>漏洞代码（修复前）</w:t>
+        <w:t>风险等级</w:t>
       </w:r>
     </w:p>
     <w:p>
-      <w:pPr>
-        <w:ind w:left="567"/>
-      </w:pPr>
       <w:r>
-        <w:rPr>
-          <w:rFonts w:ascii="Courier New" w:hAnsi="Courier New"/>
-          <w:color w:val="333333"/>
-          <w:sz w:val="18"/>
-        </w:rPr>
-        <w:t># ❌ 没有校验 amount 是否为正数</w:t>
-        <w:br/>
-        <w:t>amount = request.form.get("amount", "0")</w:t>
-        <w:br/>
-        <w:t>new_balance = row[0] + float(amount)  # 负数直接累加</w:t>
+        <w:t>CVSS 3.1 评分：7.5（HIGH）  —  攻击向量：网络  /  攻击复杂度：低</w:t>
       </w:r>
     </w:p>
     <w:p>
@@ -1860,52 +2491,37 @@
         <w:pStyle w:val="Heading3"/>
       </w:pPr>
       <w:r>
-        <w:t>作为用户，攻击者可以这样做</w:t>
+        <w:t>漏洞代码定位</w:t>
       </w:r>
     </w:p>
     <w:p>
       <w:pPr>
-        <w:spacing w:before="40" w:after="40"/>
+        <w:spacing w:before="120" w:after="120"/>
         <w:ind w:left="283"/>
       </w:pPr>
       <w:r>
-        <w:t>1. 打开个人中心，Burp Suite 拦截充值请求</w:t>
-      </w:r>
-    </w:p>
-    <w:p>
-      <w:pPr>
-        <w:spacing w:before="40" w:after="40"/>
-        <w:ind w:left="283"/>
-      </w:pPr>
-      <w:r>
-        <w:t>2. 将 amount 改为 -99999</w:t>
-      </w:r>
-    </w:p>
-    <w:p>
-      <w:pPr>
-        <w:spacing w:before="40" w:after="40"/>
-        <w:ind w:left="283"/>
-      </w:pPr>
-      <w:r>
-        <w:t>3. 放行请求</w:t>
-      </w:r>
-    </w:p>
-    <w:p>
-      <w:pPr>
-        <w:spacing w:before="40" w:after="40"/>
-        <w:ind w:left="283"/>
-      </w:pPr>
-      <w:r>
-        <w:t>4. 当前用户的余额直接被扣掉 99999</w:t>
-      </w:r>
-    </w:p>
-    <w:p>
-      <w:pPr>
-        <w:spacing w:before="40" w:after="40"/>
-        <w:ind w:left="283"/>
-      </w:pPr>
-      <w:r>
-        <w:t>5. 配合 PRIV-02 修改 user_id，可以扣任何人的钱</w:t>
+        <w:rPr>
+          <w:rFonts w:ascii="Consolas" w:hAnsi="Consolas"/>
+          <w:color w:val="2D2D2D"/>
+          <w:sz w:val="17"/>
+        </w:rPr>
+        <w:t># 文件：app.py 第 348-356 行</w:t>
+        <w:br/>
+        <w:t># 问题：未对金额参数做业务逻辑校验</w:t>
+        <w:br/>
+        <w:br/>
+        <w:t>amount = request.form.get("amount", "0")           # ← 直接取字符串</w:t>
+        <w:br/>
+        <w:t>new_balance = row[0] + float(amount)               # ← 负值直接累加</w:t>
+        <w:br/>
+        <w:br/>
+        <w:t># 缺少以下校验：</w:t>
+        <w:br/>
+        <w:t># 1. amount 是否为有效数字</w:t>
+        <w:br/>
+        <w:t># 2. amount 是否为正数</w:t>
+        <w:br/>
+        <w:t># 3. 单次充值上限</w:t>
       </w:r>
     </w:p>
     <w:p>
@@ -1913,21 +2529,364 @@
         <w:pStyle w:val="Heading3"/>
       </w:pPr>
       <w:r>
-        <w:t>可能造成的危害</w:t>
+        <w:t>渗透测试验证</w:t>
+      </w:r>
+    </w:p>
+    <w:tbl>
+      <w:tblPr>
+        <w:tblStyle w:val="TableGrid"/>
+        <w:tblW w:type="auto" w:w="0"/>
+        <w:jc w:val="center"/>
+        <w:tblLook w:firstColumn="1" w:firstRow="1" w:lastColumn="0" w:lastRow="0" w:noHBand="0" w:noVBand="1" w:val="04A0"/>
+      </w:tblPr>
+      <w:tblGrid>
+        <w:gridCol w:w="2161"/>
+        <w:gridCol w:w="2161"/>
+        <w:gridCol w:w="2161"/>
+        <w:gridCol w:w="2161"/>
+      </w:tblGrid>
+      <w:tr>
+        <w:tc>
+          <w:tcPr>
+            <w:tcW w:type="dxa" w:w="1701"/>
+            <w:shd w:fill="E74C3C"/>
+          </w:tcPr>
+          <w:p>
+            <w:pPr>
+              <w:jc w:val="center"/>
+            </w:pPr>
+            <w:r/>
+            <w:r>
+              <w:rPr>
+                <w:rFonts w:ascii="微软雅黑" w:hAnsi="微软雅黑" w:eastAsia="微软雅黑"/>
+                <w:b/>
+                <w:color w:val="FFFFFF"/>
+                <w:sz w:val="20"/>
+              </w:rPr>
+              <w:t>测试输入</w:t>
+            </w:r>
+          </w:p>
+        </w:tc>
+        <w:tc>
+          <w:tcPr>
+            <w:tcW w:type="dxa" w:w="1701"/>
+            <w:shd w:fill="E74C3C"/>
+          </w:tcPr>
+          <w:p>
+            <w:pPr>
+              <w:jc w:val="center"/>
+            </w:pPr>
+            <w:r/>
+            <w:r>
+              <w:rPr>
+                <w:rFonts w:ascii="微软雅黑" w:hAnsi="微软雅黑" w:eastAsia="微软雅黑"/>
+                <w:b/>
+                <w:color w:val="FFFFFF"/>
+                <w:sz w:val="20"/>
+              </w:rPr>
+              <w:t>期望行为</w:t>
+            </w:r>
+          </w:p>
+        </w:tc>
+        <w:tc>
+          <w:tcPr>
+            <w:tcW w:type="dxa" w:w="1701"/>
+            <w:shd w:fill="E74C3C"/>
+          </w:tcPr>
+          <w:p>
+            <w:pPr>
+              <w:jc w:val="center"/>
+            </w:pPr>
+            <w:r/>
+            <w:r>
+              <w:rPr>
+                <w:rFonts w:ascii="微软雅黑" w:hAnsi="微软雅黑" w:eastAsia="微软雅黑"/>
+                <w:b/>
+                <w:color w:val="FFFFFF"/>
+                <w:sz w:val="20"/>
+              </w:rPr>
+              <w:t>实际行为</w:t>
+            </w:r>
+          </w:p>
+        </w:tc>
+        <w:tc>
+          <w:tcPr>
+            <w:tcW w:type="dxa" w:w="1701"/>
+            <w:shd w:fill="E74C3C"/>
+          </w:tcPr>
+          <w:p>
+            <w:pPr>
+              <w:jc w:val="center"/>
+            </w:pPr>
+            <w:r/>
+            <w:r>
+              <w:rPr>
+                <w:rFonts w:ascii="微软雅黑" w:hAnsi="微软雅黑" w:eastAsia="微软雅黑"/>
+                <w:b/>
+                <w:color w:val="FFFFFF"/>
+                <w:sz w:val="20"/>
+              </w:rPr>
+              <w:t>结论</w:t>
+            </w:r>
+          </w:p>
+        </w:tc>
+      </w:tr>
+      <w:tr>
+        <w:tc>
+          <w:tcPr>
+            <w:tcW w:type="dxa" w:w="1701"/>
+          </w:tcPr>
+          <w:p>
+            <w:pPr>
+              <w:jc w:val="center"/>
+            </w:pPr>
+            <w:r/>
+            <w:r>
+              <w:rPr>
+                <w:rFonts w:ascii="微软雅黑" w:hAnsi="微软雅黑" w:eastAsia="微软雅黑"/>
+                <w:sz w:val="19"/>
+              </w:rPr>
+              <w:t>amount=-100</w:t>
+            </w:r>
+          </w:p>
+        </w:tc>
+        <w:tc>
+          <w:tcPr>
+            <w:tcW w:type="dxa" w:w="1701"/>
+          </w:tcPr>
+          <w:p>
+            <w:pPr>
+              <w:jc w:val="center"/>
+            </w:pPr>
+            <w:r/>
+            <w:r>
+              <w:rPr>
+                <w:rFonts w:ascii="微软雅黑" w:hAnsi="微软雅黑" w:eastAsia="微软雅黑"/>
+                <w:sz w:val="19"/>
+              </w:rPr>
+              <w:t>拒绝充值</w:t>
+            </w:r>
+          </w:p>
+        </w:tc>
+        <w:tc>
+          <w:tcPr>
+            <w:tcW w:type="dxa" w:w="1701"/>
+          </w:tcPr>
+          <w:p>
+            <w:pPr>
+              <w:jc w:val="center"/>
+            </w:pPr>
+            <w:r/>
+            <w:r>
+              <w:rPr>
+                <w:rFonts w:ascii="微软雅黑" w:hAnsi="微软雅黑" w:eastAsia="微软雅黑"/>
+                <w:sz w:val="19"/>
+              </w:rPr>
+              <w:t>余额减少 100</w:t>
+            </w:r>
+          </w:p>
+        </w:tc>
+        <w:tc>
+          <w:tcPr>
+            <w:tcW w:type="dxa" w:w="1701"/>
+          </w:tcPr>
+          <w:p>
+            <w:pPr>
+              <w:jc w:val="center"/>
+            </w:pPr>
+            <w:r/>
+            <w:r>
+              <w:rPr>
+                <w:rFonts w:ascii="微软雅黑" w:hAnsi="微软雅黑" w:eastAsia="微软雅黑"/>
+                <w:sz w:val="19"/>
+              </w:rPr>
+              <w:t>❌ 漏洞存在</w:t>
+            </w:r>
+          </w:p>
+        </w:tc>
+      </w:tr>
+      <w:tr>
+        <w:tc>
+          <w:tcPr>
+            <w:tcW w:type="dxa" w:w="1701"/>
+            <w:shd w:fill="F0F4FF"/>
+          </w:tcPr>
+          <w:p>
+            <w:pPr>
+              <w:jc w:val="center"/>
+            </w:pPr>
+            <w:r/>
+            <w:r>
+              <w:rPr>
+                <w:rFonts w:ascii="微软雅黑" w:hAnsi="微软雅黑" w:eastAsia="微软雅黑"/>
+                <w:sz w:val="19"/>
+              </w:rPr>
+              <w:t>amount=0</w:t>
+            </w:r>
+          </w:p>
+        </w:tc>
+        <w:tc>
+          <w:tcPr>
+            <w:tcW w:type="dxa" w:w="1701"/>
+            <w:shd w:fill="F0F4FF"/>
+          </w:tcPr>
+          <w:p>
+            <w:pPr>
+              <w:jc w:val="center"/>
+            </w:pPr>
+            <w:r/>
+            <w:r>
+              <w:rPr>
+                <w:rFonts w:ascii="微软雅黑" w:hAnsi="微软雅黑" w:eastAsia="微软雅黑"/>
+                <w:sz w:val="19"/>
+              </w:rPr>
+              <w:t>拒绝充值</w:t>
+            </w:r>
+          </w:p>
+        </w:tc>
+        <w:tc>
+          <w:tcPr>
+            <w:tcW w:type="dxa" w:w="1701"/>
+            <w:shd w:fill="F0F4FF"/>
+          </w:tcPr>
+          <w:p>
+            <w:pPr>
+              <w:jc w:val="center"/>
+            </w:pPr>
+            <w:r/>
+            <w:r>
+              <w:rPr>
+                <w:rFonts w:ascii="微软雅黑" w:hAnsi="微软雅黑" w:eastAsia="微软雅黑"/>
+                <w:sz w:val="19"/>
+              </w:rPr>
+              <w:t>余额不变</w:t>
+            </w:r>
+          </w:p>
+        </w:tc>
+        <w:tc>
+          <w:tcPr>
+            <w:tcW w:type="dxa" w:w="1701"/>
+            <w:shd w:fill="F0F4FF"/>
+          </w:tcPr>
+          <w:p>
+            <w:pPr>
+              <w:jc w:val="center"/>
+            </w:pPr>
+            <w:r/>
+            <w:r>
+              <w:rPr>
+                <w:rFonts w:ascii="微软雅黑" w:hAnsi="微软雅黑" w:eastAsia="微软雅黑"/>
+                <w:sz w:val="19"/>
+              </w:rPr>
+              <w:t>⚠️ 逻辑缺陷</w:t>
+            </w:r>
+          </w:p>
+        </w:tc>
+      </w:tr>
+      <w:tr>
+        <w:tc>
+          <w:tcPr>
+            <w:tcW w:type="dxa" w:w="1701"/>
+          </w:tcPr>
+          <w:p>
+            <w:pPr>
+              <w:jc w:val="center"/>
+            </w:pPr>
+            <w:r/>
+            <w:r>
+              <w:rPr>
+                <w:rFonts w:ascii="微软雅黑" w:hAnsi="微软雅黑" w:eastAsia="微软雅黑"/>
+                <w:sz w:val="19"/>
+              </w:rPr>
+              <w:t>amount=-99999</w:t>
+            </w:r>
+          </w:p>
+        </w:tc>
+        <w:tc>
+          <w:tcPr>
+            <w:tcW w:type="dxa" w:w="1701"/>
+          </w:tcPr>
+          <w:p>
+            <w:pPr>
+              <w:jc w:val="center"/>
+            </w:pPr>
+            <w:r/>
+            <w:r>
+              <w:rPr>
+                <w:rFonts w:ascii="微软雅黑" w:hAnsi="微软雅黑" w:eastAsia="微软雅黑"/>
+                <w:sz w:val="19"/>
+              </w:rPr>
+              <w:t>拒绝充值</w:t>
+            </w:r>
+          </w:p>
+        </w:tc>
+        <w:tc>
+          <w:tcPr>
+            <w:tcW w:type="dxa" w:w="1701"/>
+          </w:tcPr>
+          <w:p>
+            <w:pPr>
+              <w:jc w:val="center"/>
+            </w:pPr>
+            <w:r/>
+            <w:r>
+              <w:rPr>
+                <w:rFonts w:ascii="微软雅黑" w:hAnsi="微软雅黑" w:eastAsia="微软雅黑"/>
+                <w:sz w:val="19"/>
+              </w:rPr>
+              <w:t>余额减少 99999</w:t>
+            </w:r>
+          </w:p>
+        </w:tc>
+        <w:tc>
+          <w:tcPr>
+            <w:tcW w:type="dxa" w:w="1701"/>
+          </w:tcPr>
+          <w:p>
+            <w:pPr>
+              <w:jc w:val="center"/>
+            </w:pPr>
+            <w:r/>
+            <w:r>
+              <w:rPr>
+                <w:rFonts w:ascii="微软雅黑" w:hAnsi="微软雅黑" w:eastAsia="微软雅黑"/>
+                <w:sz w:val="19"/>
+              </w:rPr>
+              <w:t>❌ 可扣光余额</w:t>
+            </w:r>
+          </w:p>
+        </w:tc>
+      </w:tr>
+    </w:tbl>
+    <w:p>
+      <w:pPr>
+        <w:pStyle w:val="Heading3"/>
+      </w:pPr>
+      <w:r>
+        <w:t>影响分析</w:t>
       </w:r>
     </w:p>
     <w:p>
       <w:r>
-        <w:t>• 余额可被扣为负数</w:t>
-        <w:br/>
-        <w:t>• 资金被盗取</w:t>
-        <w:br/>
-        <w:t>• 系统数据被破坏</w:t>
+        <w:rPr>
+          <w:b/>
+        </w:rPr>
+        <w:t>业务影响：</w:t>
+      </w:r>
+      <w:r>
+        <w:t>充值功能失去正向资金流入约束，可被用于资金窃取</w:t>
       </w:r>
     </w:p>
     <w:p>
+      <w:pPr>
+        <w:spacing w:before="120" w:after="120"/>
+      </w:pPr>
       <w:r>
-        <w:br w:type="page"/>
+        <w:rPr>
+          <w:color w:val="CCCCCC"/>
+          <w:sz w:val="16"/>
+        </w:rPr>
+        <w:t>────────────────────────────────────────────────────────────</w:t>
       </w:r>
     </w:p>
     <w:p>
@@ -1943,12 +2902,12 @@
         <w:pStyle w:val="Heading3"/>
       </w:pPr>
       <w:r>
-        <w:t>漏洞描述</w:t>
+        <w:t>漏洞现象</w:t>
       </w:r>
     </w:p>
     <w:p>
       <w:r>
-        <w:t>首页有 sanitize_user_info() 函数对敏感信息做了脱敏处理（手机号 138****8000、余额 ¥99,999.00），但个人中心 /profile 页面直接输出数据库原始数据，手机号、邮箱等隐私信息完全暴露。</w:t>
+        <w:t>个人中心页面未对手机号、邮箱、余额等敏感信息进行脱敏处理，直接展示数据库原始数据。而首页已实现了完整的脱敏逻辑（sanitize_user_info），存在安全处理标准不一致的问题。</w:t>
       </w:r>
     </w:p>
     <w:p>
@@ -1956,28 +2915,12 @@
         <w:pStyle w:val="Heading3"/>
       </w:pPr>
       <w:r>
-        <w:t>漏洞代码（修复前）</w:t>
+        <w:t>风险等级</w:t>
       </w:r>
     </w:p>
     <w:p>
-      <w:pPr>
-        <w:ind w:left="567"/>
-      </w:pPr>
       <w:r>
-        <w:rPr>
-          <w:rFonts w:ascii="Courier New" w:hAnsi="Courier New"/>
-          <w:color w:val="333333"/>
-          <w:sz w:val="18"/>
-        </w:rPr>
-        <w:t># ❌ 没有调用脱敏函数</w:t>
-        <w:br/>
-        <w:t>return render_template("profile.html", user=dict(user_data))</w:t>
-        <w:br/>
-        <w:t># 数据库原始数据直接传到模板：</w:t>
-        <w:br/>
-        <w:t># phone = "13800138000"  （应该脱敏为 138****8000）</w:t>
-        <w:br/>
-        <w:t># balance = 99999       （应该格式化为 ¥99,999.00）</w:t>
+        <w:t>CVSS 3.1 评分：5.3（MEDIUM）  —  攻击向量：网络  /  攻击复杂度：低</w:t>
       </w:r>
     </w:p>
     <w:p>
@@ -1985,34 +2928,46 @@
         <w:pStyle w:val="Heading3"/>
       </w:pPr>
       <w:r>
-        <w:t>作为用户，这意味着</w:t>
+        <w:t>漏洞代码定位</w:t>
       </w:r>
     </w:p>
     <w:p>
       <w:pPr>
-        <w:spacing w:before="40" w:after="40"/>
+        <w:spacing w:before="120" w:after="120"/>
         <w:ind w:left="283"/>
       </w:pPr>
       <w:r>
-        <w:t>1. 登录后访问 /profile，手机上显示完整的 11 位号码</w:t>
-      </w:r>
-    </w:p>
-    <w:p>
-      <w:pPr>
-        <w:spacing w:before="40" w:after="40"/>
-        <w:ind w:left="283"/>
-      </w:pPr>
-      <w:r>
-        <w:t>2. 如果其他人借用您的电脑，或者您截图分享，手机号直接泄露</w:t>
-      </w:r>
-    </w:p>
-    <w:p>
-      <w:pPr>
-        <w:spacing w:before="40" w:after="40"/>
-        <w:ind w:left="283"/>
-      </w:pPr>
-      <w:r>
-        <w:t>3. 对比：首页已经做了脱敏，但个人中心却没有，标准不统一</w:t>
+        <w:rPr>
+          <w:rFonts w:ascii="Consolas" w:hAnsi="Consolas"/>
+          <w:color w:val="2D2D2D"/>
+          <w:sz w:val="17"/>
+        </w:rPr>
+        <w:t># 文件：app.py 第 337 行</w:t>
+        <w:br/>
+        <w:t># 问题：未调用 sanitize_user_info() 脱敏函数</w:t>
+        <w:br/>
+        <w:br/>
+        <w:t>return render_template("profile.html", user=dict(user_data))</w:t>
+        <w:br/>
+        <w:br/>
+        <w:t># 数据库中原始数据直接传入模板：</w:t>
+        <w:br/>
+        <w:t># phone = "13800138000"   （应为 138****8000）</w:t>
+        <w:br/>
+        <w:t># balance = 99999         （应为 ¥99,999.00）</w:t>
+        <w:br/>
+        <w:br/>
+        <w:t># 首页已实现的脱敏函数未复用：</w:t>
+        <w:br/>
+        <w:t>def sanitize_user_info(user_info):</w:t>
+        <w:br/>
+        <w:t xml:space="preserve">    return {</w:t>
+        <w:br/>
+        <w:t xml:space="preserve">        "phone": user_info["phone"][:3] + "****" + user_info["phone"][-4:],</w:t>
+        <w:br/>
+        <w:t xml:space="preserve">        "balance": "¥{:,.2f}".format(float(user_info["balance"])),</w:t>
+        <w:br/>
+        <w:t xml:space="preserve">    }</w:t>
       </w:r>
     </w:p>
     <w:p>
@@ -2020,16 +2975,29 @@
         <w:pStyle w:val="Heading3"/>
       </w:pPr>
       <w:r>
-        <w:t>可能造成的危害</w:t>
+        <w:t>影响分析</w:t>
       </w:r>
     </w:p>
     <w:p>
       <w:r>
-        <w:t>• 用户手机号、邮箱等隐私信息完全暴露</w:t>
-        <w:br/>
-        <w:t>• 截图或共用电脑时造成信息泄露</w:t>
-        <w:br/>
-        <w:t>• 不符合数据最小化展示原则</w:t>
+        <w:rPr>
+          <w:b/>
+        </w:rPr>
+        <w:t>机密性影响：</w:t>
+      </w:r>
+      <w:r>
+        <w:t>中 — 手机号、邮箱等个人隐私信息在页面中完整暴露</w:t>
+      </w:r>
+    </w:p>
+    <w:p>
+      <w:r>
+        <w:rPr>
+          <w:b/>
+        </w:rPr>
+        <w:t>暴露场景：</w:t>
+      </w:r>
+      <w:r>
+        <w:t>页面截图分享、公共电脑使用、浏览器缓存历史均可导致信息泄露</w:t>
       </w:r>
     </w:p>
     <w:p>
@@ -2046,37 +3014,47 @@
       </w:r>
     </w:p>
     <w:p>
+      <w:r>
+        <w:t>本次修复遵循"服务端不信任客户端传参"的核心原则，关键身份标识从服务端会话（session）获取，同时对输入参数执行严格的业务逻辑校验。</w:t>
+      </w:r>
+    </w:p>
+    <w:p>
       <w:pPr>
         <w:pStyle w:val="Heading2"/>
       </w:pPr>
       <w:r>
-        <w:t>修复策略总览</w:t>
+        <w:t>4.1  修复策略矩阵</w:t>
       </w:r>
     </w:p>
     <w:tbl>
       <w:tblPr>
-        <w:tblStyle w:val="LightShading-Accent1"/>
+        <w:tblStyle w:val="TableGrid"/>
         <w:tblW w:type="auto" w:w="0"/>
         <w:jc w:val="center"/>
         <w:tblLook w:firstColumn="1" w:firstRow="1" w:lastColumn="0" w:lastRow="0" w:noHBand="0" w:noVBand="1" w:val="04A0"/>
       </w:tblPr>
       <w:tblGrid>
-        <w:gridCol w:w="2880"/>
-        <w:gridCol w:w="2880"/>
-        <w:gridCol w:w="2880"/>
+        <w:gridCol w:w="2161"/>
+        <w:gridCol w:w="2161"/>
+        <w:gridCol w:w="2161"/>
+        <w:gridCol w:w="2161"/>
       </w:tblGrid>
       <w:tr>
         <w:tc>
           <w:tcPr>
-            <w:tcW w:type="dxa" w:w="2880"/>
+            <w:tcW w:type="dxa" w:w="1701"/>
+            <w:shd w:fill="27AE60"/>
           </w:tcPr>
           <w:p>
             <w:pPr>
               <w:jc w:val="center"/>
             </w:pPr>
+            <w:r/>
             <w:r>
               <w:rPr>
+                <w:rFonts w:ascii="微软雅黑" w:hAnsi="微软雅黑" w:eastAsia="微软雅黑"/>
                 <w:b/>
+                <w:color w:val="FFFFFF"/>
                 <w:sz w:val="20"/>
               </w:rPr>
               <w:t>漏洞编号</w:t>
@@ -2085,15 +3063,19 @@
         </w:tc>
         <w:tc>
           <w:tcPr>
-            <w:tcW w:type="dxa" w:w="2880"/>
+            <w:tcW w:type="dxa" w:w="1701"/>
+            <w:shd w:fill="27AE60"/>
           </w:tcPr>
           <w:p>
             <w:pPr>
               <w:jc w:val="center"/>
             </w:pPr>
+            <w:r/>
             <w:r>
               <w:rPr>
+                <w:rFonts w:ascii="微软雅黑" w:hAnsi="微软雅黑" w:eastAsia="微软雅黑"/>
                 <w:b/>
+                <w:color w:val="FFFFFF"/>
                 <w:sz w:val="20"/>
               </w:rPr>
               <w:t>修复策略</w:t>
@@ -2102,18 +3084,43 @@
         </w:tc>
         <w:tc>
           <w:tcPr>
-            <w:tcW w:type="dxa" w:w="2880"/>
+            <w:tcW w:type="dxa" w:w="1701"/>
+            <w:shd w:fill="27AE60"/>
           </w:tcPr>
           <w:p>
             <w:pPr>
               <w:jc w:val="center"/>
             </w:pPr>
+            <w:r/>
             <w:r>
               <w:rPr>
+                <w:rFonts w:ascii="微软雅黑" w:hAnsi="微软雅黑" w:eastAsia="微软雅黑"/>
                 <w:b/>
+                <w:color w:val="FFFFFF"/>
                 <w:sz w:val="20"/>
               </w:rPr>
-              <w:t>核心措施</w:t>
+              <w:t>具体措施</w:t>
+            </w:r>
+          </w:p>
+        </w:tc>
+        <w:tc>
+          <w:tcPr>
+            <w:tcW w:type="dxa" w:w="1701"/>
+            <w:shd w:fill="27AE60"/>
+          </w:tcPr>
+          <w:p>
+            <w:pPr>
+              <w:jc w:val="center"/>
+            </w:pPr>
+            <w:r/>
+            <w:r>
+              <w:rPr>
+                <w:rFonts w:ascii="微软雅黑" w:hAnsi="微软雅黑" w:eastAsia="微软雅黑"/>
+                <w:b/>
+                <w:color w:val="FFFFFF"/>
+                <w:sz w:val="20"/>
+              </w:rPr>
+              <w:t>涉及代码行</w:t>
             </w:r>
           </w:p>
         </w:tc>
@@ -2121,15 +3128,17 @@
       <w:tr>
         <w:tc>
           <w:tcPr>
-            <w:tcW w:type="dxa" w:w="2880"/>
+            <w:tcW w:type="dxa" w:w="1701"/>
           </w:tcPr>
           <w:p>
             <w:pPr>
               <w:jc w:val="center"/>
             </w:pPr>
+            <w:r/>
             <w:r>
               <w:rPr>
-                <w:sz w:val="20"/>
+                <w:rFonts w:ascii="微软雅黑" w:hAnsi="微软雅黑" w:eastAsia="微软雅黑"/>
+                <w:sz w:val="19"/>
               </w:rPr>
               <w:t>PRIV-01</w:t>
             </w:r>
@@ -2137,33 +3146,55 @@
         </w:tc>
         <w:tc>
           <w:tcPr>
-            <w:tcW w:type="dxa" w:w="2880"/>
+            <w:tcW w:type="dxa" w:w="1701"/>
           </w:tcPr>
           <w:p>
             <w:pPr>
               <w:jc w:val="center"/>
             </w:pPr>
+            <w:r/>
             <w:r>
               <w:rPr>
-                <w:sz w:val="20"/>
+                <w:rFonts w:ascii="微软雅黑" w:hAnsi="微软雅黑" w:eastAsia="微软雅黑"/>
+                <w:sz w:val="19"/>
               </w:rPr>
-              <w:t>从 session 获取用户身份</w:t>
+              <w:t>身份来源切换</w:t>
             </w:r>
           </w:p>
         </w:tc>
         <w:tc>
           <w:tcPr>
-            <w:tcW w:type="dxa" w:w="2880"/>
+            <w:tcW w:type="dxa" w:w="1701"/>
           </w:tcPr>
           <w:p>
             <w:pPr>
               <w:jc w:val="center"/>
             </w:pPr>
+            <w:r/>
             <w:r>
               <w:rPr>
-                <w:sz w:val="20"/>
+                <w:rFonts w:ascii="微软雅黑" w:hAnsi="微软雅黑" w:eastAsia="微软雅黑"/>
+                <w:sz w:val="19"/>
               </w:rPr>
-              <w:t>user_id 改为从 session["username"] 获取</w:t>
+              <w:t>user_id 改为从 session 获取</w:t>
+            </w:r>
+          </w:p>
+        </w:tc>
+        <w:tc>
+          <w:tcPr>
+            <w:tcW w:type="dxa" w:w="1701"/>
+          </w:tcPr>
+          <w:p>
+            <w:pPr>
+              <w:jc w:val="center"/>
+            </w:pPr>
+            <w:r/>
+            <w:r>
+              <w:rPr>
+                <w:rFonts w:ascii="微软雅黑" w:hAnsi="微软雅黑" w:eastAsia="微软雅黑"/>
+                <w:sz w:val="19"/>
+              </w:rPr>
+              <w:t>profile() 函数</w:t>
             </w:r>
           </w:p>
         </w:tc>
@@ -2171,15 +3202,18 @@
       <w:tr>
         <w:tc>
           <w:tcPr>
-            <w:tcW w:type="dxa" w:w="2880"/>
+            <w:tcW w:type="dxa" w:w="1701"/>
+            <w:shd w:fill="F0F4FF"/>
           </w:tcPr>
           <w:p>
             <w:pPr>
               <w:jc w:val="center"/>
             </w:pPr>
+            <w:r/>
             <w:r>
               <w:rPr>
-                <w:sz w:val="20"/>
+                <w:rFonts w:ascii="微软雅黑" w:hAnsi="微软雅黑" w:eastAsia="微软雅黑"/>
+                <w:sz w:val="19"/>
               </w:rPr>
               <w:t>PRIV-02</w:t>
             </w:r>
@@ -2187,33 +3221,58 @@
         </w:tc>
         <w:tc>
           <w:tcPr>
-            <w:tcW w:type="dxa" w:w="2880"/>
+            <w:tcW w:type="dxa" w:w="1701"/>
+            <w:shd w:fill="F0F4FF"/>
           </w:tcPr>
           <w:p>
             <w:pPr>
               <w:jc w:val="center"/>
             </w:pPr>
+            <w:r/>
             <w:r>
               <w:rPr>
-                <w:sz w:val="20"/>
+                <w:rFonts w:ascii="微软雅黑" w:hAnsi="微软雅黑" w:eastAsia="微软雅黑"/>
+                <w:sz w:val="19"/>
               </w:rPr>
-              <w:t>仅操作当前登录用户账户</w:t>
+              <w:t>操作对象锁定</w:t>
             </w:r>
           </w:p>
         </w:tc>
         <w:tc>
           <w:tcPr>
-            <w:tcW w:type="dxa" w:w="2880"/>
+            <w:tcW w:type="dxa" w:w="1701"/>
+            <w:shd w:fill="F0F4FF"/>
           </w:tcPr>
           <w:p>
             <w:pPr>
               <w:jc w:val="center"/>
             </w:pPr>
+            <w:r/>
             <w:r>
               <w:rPr>
-                <w:sz w:val="20"/>
+                <w:rFonts w:ascii="微软雅黑" w:hAnsi="微软雅黑" w:eastAsia="微软雅黑"/>
+                <w:sz w:val="19"/>
               </w:rPr>
-              <w:t>recharge 接收 username 从 session，不从表单</w:t>
+              <w:t>充值仅允许操作当前登录用户</w:t>
+            </w:r>
+          </w:p>
+        </w:tc>
+        <w:tc>
+          <w:tcPr>
+            <w:tcW w:type="dxa" w:w="1701"/>
+            <w:shd w:fill="F0F4FF"/>
+          </w:tcPr>
+          <w:p>
+            <w:pPr>
+              <w:jc w:val="center"/>
+            </w:pPr>
+            <w:r/>
+            <w:r>
+              <w:rPr>
+                <w:rFonts w:ascii="微软雅黑" w:hAnsi="微软雅黑" w:eastAsia="微软雅黑"/>
+                <w:sz w:val="19"/>
+              </w:rPr>
+              <w:t>recharge() 函数</w:t>
             </w:r>
           </w:p>
         </w:tc>
@@ -2221,15 +3280,17 @@
       <w:tr>
         <w:tc>
           <w:tcPr>
-            <w:tcW w:type="dxa" w:w="2880"/>
+            <w:tcW w:type="dxa" w:w="1701"/>
           </w:tcPr>
           <w:p>
             <w:pPr>
               <w:jc w:val="center"/>
             </w:pPr>
+            <w:r/>
             <w:r>
               <w:rPr>
-                <w:sz w:val="20"/>
+                <w:rFonts w:ascii="微软雅黑" w:hAnsi="微软雅黑" w:eastAsia="微软雅黑"/>
+                <w:sz w:val="19"/>
               </w:rPr>
               <w:t>PRIV-03</w:t>
             </w:r>
@@ -2237,33 +3298,55 @@
         </w:tc>
         <w:tc>
           <w:tcPr>
-            <w:tcW w:type="dxa" w:w="2880"/>
+            <w:tcW w:type="dxa" w:w="1701"/>
           </w:tcPr>
           <w:p>
             <w:pPr>
               <w:jc w:val="center"/>
             </w:pPr>
+            <w:r/>
             <w:r>
               <w:rPr>
-                <w:sz w:val="20"/>
+                <w:rFonts w:ascii="微软雅黑" w:hAnsi="微软雅黑" w:eastAsia="微软雅黑"/>
+                <w:sz w:val="19"/>
               </w:rPr>
-              <w:t>金额正负校验</w:t>
+              <w:t>参数业务校验</w:t>
             </w:r>
           </w:p>
         </w:tc>
         <w:tc>
           <w:tcPr>
-            <w:tcW w:type="dxa" w:w="2880"/>
+            <w:tcW w:type="dxa" w:w="1701"/>
           </w:tcPr>
           <w:p>
             <w:pPr>
               <w:jc w:val="center"/>
             </w:pPr>
+            <w:r/>
             <w:r>
               <w:rPr>
-                <w:sz w:val="20"/>
+                <w:rFonts w:ascii="微软雅黑" w:hAnsi="微软雅黑" w:eastAsia="微软雅黑"/>
+                <w:sz w:val="19"/>
               </w:rPr>
-              <w:t>amount 必须 &gt; 0，否则报错</w:t>
+              <w:t>amount 必须 &gt; 0，否则拒绝</w:t>
+            </w:r>
+          </w:p>
+        </w:tc>
+        <w:tc>
+          <w:tcPr>
+            <w:tcW w:type="dxa" w:w="1701"/>
+          </w:tcPr>
+          <w:p>
+            <w:pPr>
+              <w:jc w:val="center"/>
+            </w:pPr>
+            <w:r/>
+            <w:r>
+              <w:rPr>
+                <w:rFonts w:ascii="微软雅黑" w:hAnsi="微软雅黑" w:eastAsia="微软雅黑"/>
+                <w:sz w:val="19"/>
+              </w:rPr>
+              <w:t>recharge() 函数</w:t>
             </w:r>
           </w:p>
         </w:tc>
@@ -2271,15 +3354,18 @@
       <w:tr>
         <w:tc>
           <w:tcPr>
-            <w:tcW w:type="dxa" w:w="2880"/>
+            <w:tcW w:type="dxa" w:w="1701"/>
+            <w:shd w:fill="F0F4FF"/>
           </w:tcPr>
           <w:p>
             <w:pPr>
               <w:jc w:val="center"/>
             </w:pPr>
+            <w:r/>
             <w:r>
               <w:rPr>
-                <w:sz w:val="20"/>
+                <w:rFonts w:ascii="微软雅黑" w:hAnsi="微软雅黑" w:eastAsia="微软雅黑"/>
+                <w:sz w:val="19"/>
               </w:rPr>
               <w:t>PRIV-04</w:t>
             </w:r>
@@ -2287,73 +3373,103 @@
         </w:tc>
         <w:tc>
           <w:tcPr>
-            <w:tcW w:type="dxa" w:w="2880"/>
+            <w:tcW w:type="dxa" w:w="1701"/>
+            <w:shd w:fill="F0F4FF"/>
           </w:tcPr>
           <w:p>
             <w:pPr>
               <w:jc w:val="center"/>
             </w:pPr>
+            <w:r/>
             <w:r>
               <w:rPr>
-                <w:sz w:val="20"/>
+                <w:rFonts w:ascii="微软雅黑" w:hAnsi="微软雅黑" w:eastAsia="微软雅黑"/>
+                <w:sz w:val="19"/>
               </w:rPr>
-              <w:t>调用脱敏函数</w:t>
+              <w:t>统一脱敏逻辑</w:t>
             </w:r>
           </w:p>
         </w:tc>
         <w:tc>
           <w:tcPr>
-            <w:tcW w:type="dxa" w:w="2880"/>
+            <w:tcW w:type="dxa" w:w="1701"/>
+            <w:shd w:fill="F0F4FF"/>
           </w:tcPr>
           <w:p>
             <w:pPr>
               <w:jc w:val="center"/>
             </w:pPr>
+            <w:r/>
             <w:r>
               <w:rPr>
-                <w:sz w:val="20"/>
+                <w:rFonts w:ascii="微软雅黑" w:hAnsi="微软雅黑" w:eastAsia="微软雅黑"/>
+                <w:sz w:val="19"/>
               </w:rPr>
-              <w:t>手机号脱敏 + 余额格式化</w:t>
+              <w:t>复用 sanitize_user_info 或等效实现</w:t>
+            </w:r>
+          </w:p>
+        </w:tc>
+        <w:tc>
+          <w:tcPr>
+            <w:tcW w:type="dxa" w:w="1701"/>
+            <w:shd w:fill="F0F4FF"/>
+          </w:tcPr>
+          <w:p>
+            <w:pPr>
+              <w:jc w:val="center"/>
+            </w:pPr>
+            <w:r/>
+            <w:r>
+              <w:rPr>
+                <w:rFonts w:ascii="微软雅黑" w:hAnsi="微软雅黑" w:eastAsia="微软雅黑"/>
+                <w:sz w:val="19"/>
+              </w:rPr>
+              <w:t>profile() 函数</w:t>
             </w:r>
           </w:p>
         </w:tc>
       </w:tr>
     </w:tbl>
+    <w:p/>
     <w:p>
       <w:pPr>
         <w:pStyle w:val="Heading2"/>
       </w:pPr>
       <w:r>
-        <w:t>4.1  PRIV-01 修复 — 身份来源切换</w:t>
+        <w:t>4.2  PRIV-01  修复详情</w:t>
       </w:r>
     </w:p>
     <w:p>
       <w:r>
-        <w:t>修复原理：不再信任 URL 参数中的 user_id，改为从 session 获取当前登录用户名作为唯一身份标识。</w:t>
+        <w:t>修复策略：将用户身份标识的来源从 URL 参数切换为服务端 session，消除客户端对身份参数的控制权。</w:t>
       </w:r>
     </w:p>
     <w:p>
       <w:pPr>
-        <w:ind w:left="567"/>
+        <w:spacing w:before="120" w:after="120"/>
+        <w:ind w:left="283"/>
       </w:pPr>
       <w:r>
         <w:rPr>
-          <w:rFonts w:ascii="Courier New" w:hAnsi="Courier New"/>
-          <w:color w:val="333333"/>
-          <w:sz w:val="18"/>
+          <w:rFonts w:ascii="Consolas" w:hAnsi="Consolas"/>
+          <w:color w:val="2D2D2D"/>
+          <w:sz w:val="17"/>
         </w:rPr>
-        <w:t># 【修复前】从 URL 参数获取 user_id</w:t>
+        <w:t>【修复前】—— 身份标识来自 URL 参数</w:t>
         <w:br/>
         <w:t>user_id = request.args.get("user_id")</w:t>
         <w:br/>
-        <w:t>c.execute("SELECT ... WHERE id = ?", (user_id,))</w:t>
+        <w:t>c.execute("SELECT ... FROM users WHERE id = ?", (user_id,))</w:t>
         <w:br/>
         <w:br/>
-        <w:t># 【修复后】从 session 获取当前登录用户名</w:t>
+        <w:t>【修复后】—— 身份标识来自服务端 session</w:t>
         <w:br/>
-        <w:t>username = session.get("username")</w:t>
+        <w:t>username = session.get("username")                # ← 改为从session获取</w:t>
         <w:br/>
-        <w:t>c.execute("SELECT ... WHERE username = ?", (username,))</w:t>
+        <w:t>c.execute("SELECT ... FROM users WHERE username = ?", (username,))  # ← 按用户名查询</w:t>
+        <w:br/>
+        <w:br/>
+        <w:t>【效果】用户无法通过修改 URL 参数查看他人资料</w:t>
       </w:r>
     </w:p>
     <w:p>
@@ -2361,34 +3477,40 @@
         <w:pStyle w:val="Heading2"/>
       </w:pPr>
       <w:r>
-        <w:t>4.2  PRIV-02 修复 — 操作对象锁定</w:t>
+        <w:t>4.3  PRIV-02  修复详情</w:t>
       </w:r>
     </w:p>
     <w:p>
       <w:r>
-        <w:t>修复原理：充值操作不再接收前端传来的 user_id，而是直接从 session 获取当前用户，确保只能操作自己的账户。</w:t>
+        <w:t>修复策略：移除充值接口对前端 user_id 参数的依赖，直接从 session 确定操作对象。</w:t>
       </w:r>
     </w:p>
     <w:p>
       <w:pPr>
-        <w:ind w:left="567"/>
+        <w:spacing w:before="120" w:after="120"/>
+        <w:ind w:left="283"/>
       </w:pPr>
       <w:r>
         <w:rPr>
-          <w:rFonts w:ascii="Courier New" w:hAnsi="Courier New"/>
-          <w:color w:val="333333"/>
-          <w:sz w:val="18"/>
+          <w:rFonts w:ascii="Consolas" w:hAnsi="Consolas"/>
+          <w:color w:val="2D2D2D"/>
+          <w:sz w:val="17"/>
         </w:rPr>
-        <w:t># 【修复前】从表单隐藏字段获取 user_id</w:t>
+        <w:t>【修复前】—— user_id 来自表单隐藏字段</w:t>
         <w:br/>
         <w:t>user_id = request.form.get("user_id")</w:t>
         <w:br/>
         <w:br/>
-        <w:t># 【修复后】从 session 获取当前登录用户</w:t>
+        <w:t>【修复后】—— 从 session 确定操作对象</w:t>
         <w:br/>
-        <w:t>username = session.get("username")</w:t>
+        <w:t>username = session.get("username")                # ← 从session获取</w:t>
         <w:br/>
-        <w:t>c.execute("UPDATE users SET balance = ? WHERE username = ?", ...)</w:t>
+        <w:t xml:space="preserve">c.execute("UPDATE users SET balance = ? WHERE username = ?", </w:t>
+        <w:br/>
+        <w:t xml:space="preserve">          (new_balance, username))                 # ← 按用户名更新</w:t>
+        <w:br/>
+        <w:br/>
+        <w:t>【效果】用户无法通过修改表单参数操作他人账户</w:t>
       </w:r>
     </w:p>
     <w:p>
@@ -2396,36 +3518,49 @@
         <w:pStyle w:val="Heading2"/>
       </w:pPr>
       <w:r>
-        <w:t>4.3  PRIV-03 修复 — 金额校验</w:t>
+        <w:t>4.4  PRIV-03  修复详情</w:t>
       </w:r>
     </w:p>
     <w:p>
       <w:r>
-        <w:t>修复原理：对 amount 进行严格的正数校验，负数和零直接拒绝，同时捕获非法输入。</w:t>
+        <w:t>修复策略：增加金额参数的业务逻辑校验，确保充值行为符合业务预期。</w:t>
       </w:r>
     </w:p>
     <w:p>
       <w:pPr>
-        <w:ind w:left="567"/>
+        <w:spacing w:before="120" w:after="120"/>
+        <w:ind w:left="283"/>
       </w:pPr>
       <w:r>
         <w:rPr>
-          <w:rFonts w:ascii="Courier New" w:hAnsi="Courier New"/>
-          <w:color w:val="333333"/>
-          <w:sz w:val="18"/>
+          <w:rFonts w:ascii="Consolas" w:hAnsi="Consolas"/>
+          <w:color w:val="2D2D2D"/>
+          <w:sz w:val="17"/>
         </w:rPr>
-        <w:t># 【修复前】直接累加，不校验</w:t>
+        <w:t>【修复前】—— 未做金额校验</w:t>
         <w:br/>
         <w:t>new_balance = row[0] + float(amount)</w:t>
         <w:br/>
         <w:br/>
-        <w:t># 【修复后】校验金额必须为正数</w:t>
+        <w:t>【修复后】—— 三层校验</w:t>
         <w:br/>
-        <w:t>amount_float = float(amount)</w:t>
+        <w:t>try:</w:t>
         <w:br/>
-        <w:t>if amount_float &lt;= 0:</w:t>
+        <w:t xml:space="preserve">    amount_float = float(amount)</w:t>
         <w:br/>
-        <w:t xml:space="preserve">    return render_template("profile.html", error="充值金额必须大于 0")</w:t>
+        <w:t xml:space="preserve">    if amount_float &lt;= 0:                         # ① 正数校验</w:t>
+        <w:br/>
+        <w:t xml:space="preserve">        return "充值金额必须大于 0"</w:t>
+        <w:br/>
+        <w:t>except ValueError:                                # ② 数字格式校验</w:t>
+        <w:br/>
+        <w:t xml:space="preserve">    return "请输入有效的金额"</w:t>
+        <w:br/>
+        <w:br/>
+        <w:t>new_balance = row[0] + amount_float               # ③ 通过后执行</w:t>
+        <w:br/>
+        <w:br/>
+        <w:t>【效果】负数和零被拦截，非数字输入被捕获</w:t>
       </w:r>
     </w:p>
     <w:p>
@@ -2433,30 +3568,31 @@
         <w:pStyle w:val="Heading2"/>
       </w:pPr>
       <w:r>
-        <w:t>4.4  PRIV-04 修复 — 数据脱敏</w:t>
+        <w:t>4.5  PRIV-04  修复详情</w:t>
       </w:r>
     </w:p>
     <w:p>
       <w:r>
-        <w:t>修复原理：复用首页已有的脱敏逻辑，在个人中心展示数据前进行相同的脱敏处理。</w:t>
+        <w:t>修复策略：复用首页已有的脱敏逻辑，确保个人中心与首页的数据展示标准一致。</w:t>
       </w:r>
     </w:p>
     <w:p>
       <w:pPr>
-        <w:ind w:left="567"/>
+        <w:spacing w:before="120" w:after="120"/>
+        <w:ind w:left="283"/>
       </w:pPr>
       <w:r>
         <w:rPr>
-          <w:rFonts w:ascii="Courier New" w:hAnsi="Courier New"/>
-          <w:color w:val="333333"/>
-          <w:sz w:val="18"/>
+          <w:rFonts w:ascii="Consolas" w:hAnsi="Consolas"/>
+          <w:color w:val="2D2D2D"/>
+          <w:sz w:val="17"/>
         </w:rPr>
-        <w:t># 【修复前】原始数据直接展示</w:t>
+        <w:t>【修复前】—— 原始数据直接传入模板</w:t>
         <w:br/>
         <w:t>return render_template("profile.html", user=dict(user_data))</w:t>
         <w:br/>
         <w:br/>
-        <w:t># 【修复后】脱敏处理后展示</w:t>
+        <w:t>【修复后】—— 脱敏处理后传入模板</w:t>
         <w:br/>
         <w:t>safe_info = {</w:t>
         <w:br/>
@@ -2465,6 +3601,11 @@
         <w:t xml:space="preserve">    "balance": "¥{:,.2f}".format(float(user_dict["balance"])),</w:t>
         <w:br/>
         <w:t>}</w:t>
+        <w:br/>
+        <w:t>return render_template("profile.html", user=safe_info)</w:t>
+        <w:br/>
+        <w:br/>
+        <w:t>【效果】个人中心手机号显示 138****8000，余额显示 ¥99,999.00</w:t>
       </w:r>
     </w:p>
     <w:p>
@@ -2472,50 +3613,59 @@
         <w:pStyle w:val="Heading2"/>
       </w:pPr>
       <w:r>
-        <w:t>修复前后代码对比</w:t>
+        <w:t>4.6  修复前后代码对比</w:t>
       </w:r>
     </w:p>
     <w:tbl>
       <w:tblPr>
-        <w:tblStyle w:val="LightShading-Accent1"/>
+        <w:tblStyle w:val="TableGrid"/>
         <w:tblW w:type="auto" w:w="0"/>
         <w:jc w:val="center"/>
         <w:tblLook w:firstColumn="1" w:firstRow="1" w:lastColumn="0" w:lastRow="0" w:noHBand="0" w:noVBand="1" w:val="04A0"/>
       </w:tblPr>
       <w:tblGrid>
-        <w:gridCol w:w="2880"/>
-        <w:gridCol w:w="2880"/>
-        <w:gridCol w:w="2880"/>
+        <w:gridCol w:w="2161"/>
+        <w:gridCol w:w="2161"/>
+        <w:gridCol w:w="2161"/>
+        <w:gridCol w:w="2161"/>
       </w:tblGrid>
       <w:tr>
         <w:tc>
           <w:tcPr>
-            <w:tcW w:type="dxa" w:w="2880"/>
+            <w:tcW w:type="dxa" w:w="1701"/>
+            <w:shd w:fill="27AE60"/>
           </w:tcPr>
           <w:p>
             <w:pPr>
               <w:jc w:val="center"/>
             </w:pPr>
+            <w:r/>
             <w:r>
               <w:rPr>
+                <w:rFonts w:ascii="微软雅黑" w:hAnsi="微软雅黑" w:eastAsia="微软雅黑"/>
                 <w:b/>
+                <w:color w:val="FFFFFF"/>
                 <w:sz w:val="20"/>
               </w:rPr>
-              <w:t>对比项</w:t>
+              <w:t>安全维度</w:t>
             </w:r>
           </w:p>
         </w:tc>
         <w:tc>
           <w:tcPr>
-            <w:tcW w:type="dxa" w:w="2880"/>
+            <w:tcW w:type="dxa" w:w="1701"/>
+            <w:shd w:fill="27AE60"/>
           </w:tcPr>
           <w:p>
             <w:pPr>
               <w:jc w:val="center"/>
             </w:pPr>
+            <w:r/>
             <w:r>
               <w:rPr>
+                <w:rFonts w:ascii="微软雅黑" w:hAnsi="微软雅黑" w:eastAsia="微软雅黑"/>
                 <w:b/>
+                <w:color w:val="FFFFFF"/>
                 <w:sz w:val="20"/>
               </w:rPr>
               <w:t>修复前</w:t>
@@ -2524,18 +3674,43 @@
         </w:tc>
         <w:tc>
           <w:tcPr>
-            <w:tcW w:type="dxa" w:w="2880"/>
+            <w:tcW w:type="dxa" w:w="1701"/>
+            <w:shd w:fill="27AE60"/>
           </w:tcPr>
           <w:p>
             <w:pPr>
               <w:jc w:val="center"/>
             </w:pPr>
+            <w:r/>
             <w:r>
               <w:rPr>
+                <w:rFonts w:ascii="微软雅黑" w:hAnsi="微软雅黑" w:eastAsia="微软雅黑"/>
                 <w:b/>
+                <w:color w:val="FFFFFF"/>
                 <w:sz w:val="20"/>
               </w:rPr>
               <w:t>修复后</w:t>
+            </w:r>
+          </w:p>
+        </w:tc>
+        <w:tc>
+          <w:tcPr>
+            <w:tcW w:type="dxa" w:w="1701"/>
+            <w:shd w:fill="27AE60"/>
+          </w:tcPr>
+          <w:p>
+            <w:pPr>
+              <w:jc w:val="center"/>
+            </w:pPr>
+            <w:r/>
+            <w:r>
+              <w:rPr>
+                <w:rFonts w:ascii="微软雅黑" w:hAnsi="微软雅黑" w:eastAsia="微软雅黑"/>
+                <w:b/>
+                <w:color w:val="FFFFFF"/>
+                <w:sz w:val="20"/>
+              </w:rPr>
+              <w:t>提升程度</w:t>
             </w:r>
           </w:p>
         </w:tc>
@@ -2543,49 +3718,73 @@
       <w:tr>
         <w:tc>
           <w:tcPr>
-            <w:tcW w:type="dxa" w:w="2880"/>
+            <w:tcW w:type="dxa" w:w="1701"/>
           </w:tcPr>
           <w:p>
             <w:pPr>
               <w:jc w:val="center"/>
             </w:pPr>
+            <w:r/>
             <w:r>
               <w:rPr>
-                <w:sz w:val="20"/>
+                <w:rFonts w:ascii="微软雅黑" w:hAnsi="微软雅黑" w:eastAsia="微软雅黑"/>
+                <w:sz w:val="19"/>
               </w:rPr>
-              <w:t>用户身份来源</w:t>
+              <w:t>身份标识来源</w:t>
             </w:r>
           </w:p>
         </w:tc>
         <w:tc>
           <w:tcPr>
-            <w:tcW w:type="dxa" w:w="2880"/>
+            <w:tcW w:type="dxa" w:w="1701"/>
           </w:tcPr>
           <w:p>
             <w:pPr>
               <w:jc w:val="center"/>
             </w:pPr>
+            <w:r/>
             <w:r>
               <w:rPr>
-                <w:sz w:val="20"/>
+                <w:rFonts w:ascii="微软雅黑" w:hAnsi="微软雅黑" w:eastAsia="微软雅黑"/>
+                <w:sz w:val="19"/>
               </w:rPr>
-              <w:t>URL参数 / 表单字段</w:t>
+              <w:t>URL参数/表单字段（客户端可控）</w:t>
             </w:r>
           </w:p>
         </w:tc>
         <w:tc>
           <w:tcPr>
-            <w:tcW w:type="dxa" w:w="2880"/>
+            <w:tcW w:type="dxa" w:w="1701"/>
           </w:tcPr>
           <w:p>
             <w:pPr>
               <w:jc w:val="center"/>
             </w:pPr>
+            <w:r/>
             <w:r>
               <w:rPr>
-                <w:sz w:val="20"/>
+                <w:rFonts w:ascii="微软雅黑" w:hAnsi="微软雅黑" w:eastAsia="微软雅黑"/>
+                <w:sz w:val="19"/>
               </w:rPr>
-              <w:t>session（服务端）</w:t>
+              <w:t>session（服务端控制）</w:t>
+            </w:r>
+          </w:p>
+        </w:tc>
+        <w:tc>
+          <w:tcPr>
+            <w:tcW w:type="dxa" w:w="1701"/>
+          </w:tcPr>
+          <w:p>
+            <w:pPr>
+              <w:jc w:val="center"/>
+            </w:pPr>
+            <w:r/>
+            <w:r>
+              <w:rPr>
+                <w:rFonts w:ascii="微软雅黑" w:hAnsi="微软雅黑" w:eastAsia="微软雅黑"/>
+                <w:sz w:val="19"/>
+              </w:rPr>
+              <w:t>🟢 根本修复</w:t>
             </w:r>
           </w:p>
         </w:tc>
@@ -2593,49 +3792,77 @@
       <w:tr>
         <w:tc>
           <w:tcPr>
-            <w:tcW w:type="dxa" w:w="2880"/>
+            <w:tcW w:type="dxa" w:w="1701"/>
+            <w:shd w:fill="F0F4FF"/>
           </w:tcPr>
           <w:p>
             <w:pPr>
               <w:jc w:val="center"/>
             </w:pPr>
+            <w:r/>
             <w:r>
               <w:rPr>
-                <w:sz w:val="20"/>
+                <w:rFonts w:ascii="微软雅黑" w:hAnsi="微软雅黑" w:eastAsia="微软雅黑"/>
+                <w:sz w:val="19"/>
               </w:rPr>
-              <w:t>权限校验</w:t>
+              <w:t>跨用户权限校验</w:t>
             </w:r>
           </w:p>
         </w:tc>
         <w:tc>
           <w:tcPr>
-            <w:tcW w:type="dxa" w:w="2880"/>
+            <w:tcW w:type="dxa" w:w="1701"/>
+            <w:shd w:fill="F0F4FF"/>
           </w:tcPr>
           <w:p>
             <w:pPr>
               <w:jc w:val="center"/>
             </w:pPr>
+            <w:r/>
             <w:r>
               <w:rPr>
-                <w:sz w:val="20"/>
+                <w:rFonts w:ascii="微软雅黑" w:hAnsi="微软雅黑" w:eastAsia="微软雅黑"/>
+                <w:sz w:val="19"/>
               </w:rPr>
-              <w:t>❌ 无</w:t>
+              <w:t>❌ 无任何校验</w:t>
             </w:r>
           </w:p>
         </w:tc>
         <w:tc>
           <w:tcPr>
-            <w:tcW w:type="dxa" w:w="2880"/>
+            <w:tcW w:type="dxa" w:w="1701"/>
+            <w:shd w:fill="F0F4FF"/>
           </w:tcPr>
           <w:p>
             <w:pPr>
               <w:jc w:val="center"/>
             </w:pPr>
+            <w:r/>
             <w:r>
               <w:rPr>
-                <w:sz w:val="20"/>
+                <w:rFonts w:ascii="微软雅黑" w:hAnsi="微软雅黑" w:eastAsia="微软雅黑"/>
+                <w:sz w:val="19"/>
               </w:rPr>
-              <w:t>✅ 仅操作当前用户</w:t>
+              <w:t>✅ 仅操作当前登录用户</w:t>
+            </w:r>
+          </w:p>
+        </w:tc>
+        <w:tc>
+          <w:tcPr>
+            <w:tcW w:type="dxa" w:w="1701"/>
+            <w:shd w:fill="F0F4FF"/>
+          </w:tcPr>
+          <w:p>
+            <w:pPr>
+              <w:jc w:val="center"/>
+            </w:pPr>
+            <w:r/>
+            <w:r>
+              <w:rPr>
+                <w:rFonts w:ascii="微软雅黑" w:hAnsi="微软雅黑" w:eastAsia="微软雅黑"/>
+                <w:sz w:val="19"/>
+              </w:rPr>
+              <w:t>🟢 新增</w:t>
             </w:r>
           </w:p>
         </w:tc>
@@ -2643,49 +3870,73 @@
       <w:tr>
         <w:tc>
           <w:tcPr>
-            <w:tcW w:type="dxa" w:w="2880"/>
+            <w:tcW w:type="dxa" w:w="1701"/>
           </w:tcPr>
           <w:p>
             <w:pPr>
               <w:jc w:val="center"/>
             </w:pPr>
+            <w:r/>
             <w:r>
               <w:rPr>
-                <w:sz w:val="20"/>
+                <w:rFonts w:ascii="微软雅黑" w:hAnsi="微软雅黑" w:eastAsia="微软雅黑"/>
+                <w:sz w:val="19"/>
               </w:rPr>
-              <w:t>金额校验</w:t>
+              <w:t>金额正负校验</w:t>
             </w:r>
           </w:p>
         </w:tc>
         <w:tc>
           <w:tcPr>
-            <w:tcW w:type="dxa" w:w="2880"/>
+            <w:tcW w:type="dxa" w:w="1701"/>
           </w:tcPr>
           <w:p>
             <w:pPr>
               <w:jc w:val="center"/>
             </w:pPr>
+            <w:r/>
             <w:r>
               <w:rPr>
-                <w:sz w:val="20"/>
+                <w:rFonts w:ascii="微软雅黑" w:hAnsi="微软雅黑" w:eastAsia="微软雅黑"/>
+                <w:sz w:val="19"/>
               </w:rPr>
-              <w:t>❌ 无</w:t>
+              <w:t>❌ 无校验</w:t>
             </w:r>
           </w:p>
         </w:tc>
         <w:tc>
           <w:tcPr>
-            <w:tcW w:type="dxa" w:w="2880"/>
+            <w:tcW w:type="dxa" w:w="1701"/>
           </w:tcPr>
           <w:p>
             <w:pPr>
               <w:jc w:val="center"/>
             </w:pPr>
+            <w:r/>
             <w:r>
               <w:rPr>
-                <w:sz w:val="20"/>
+                <w:rFonts w:ascii="微软雅黑" w:hAnsi="微软雅黑" w:eastAsia="微软雅黑"/>
+                <w:sz w:val="19"/>
               </w:rPr>
-              <w:t>✅ 必须 &gt; 0</w:t>
+              <w:t>✅ 强制 amount &gt; 0</w:t>
+            </w:r>
+          </w:p>
+        </w:tc>
+        <w:tc>
+          <w:tcPr>
+            <w:tcW w:type="dxa" w:w="1701"/>
+          </w:tcPr>
+          <w:p>
+            <w:pPr>
+              <w:jc w:val="center"/>
+            </w:pPr>
+            <w:r/>
+            <w:r>
+              <w:rPr>
+                <w:rFonts w:ascii="微软雅黑" w:hAnsi="微软雅黑" w:eastAsia="微软雅黑"/>
+                <w:sz w:val="19"/>
+              </w:rPr>
+              <w:t>🟢 新增</w:t>
             </w:r>
           </w:p>
         </w:tc>
@@ -2693,99 +3944,77 @@
       <w:tr>
         <w:tc>
           <w:tcPr>
-            <w:tcW w:type="dxa" w:w="2880"/>
+            <w:tcW w:type="dxa" w:w="1701"/>
+            <w:shd w:fill="F0F4FF"/>
           </w:tcPr>
           <w:p>
             <w:pPr>
               <w:jc w:val="center"/>
             </w:pPr>
+            <w:r/>
             <w:r>
               <w:rPr>
-                <w:sz w:val="20"/>
+                <w:rFonts w:ascii="微软雅黑" w:hAnsi="微软雅黑" w:eastAsia="微软雅黑"/>
+                <w:sz w:val="19"/>
               </w:rPr>
-              <w:t>数据脱敏</w:t>
+              <w:t>敏感信息脱敏</w:t>
             </w:r>
           </w:p>
         </w:tc>
         <w:tc>
           <w:tcPr>
-            <w:tcW w:type="dxa" w:w="2880"/>
+            <w:tcW w:type="dxa" w:w="1701"/>
+            <w:shd w:fill="F0F4FF"/>
           </w:tcPr>
           <w:p>
             <w:pPr>
               <w:jc w:val="center"/>
             </w:pPr>
+            <w:r/>
             <w:r>
               <w:rPr>
-                <w:sz w:val="20"/>
+                <w:rFonts w:ascii="微软雅黑" w:hAnsi="微软雅黑" w:eastAsia="微软雅黑"/>
+                <w:sz w:val="19"/>
               </w:rPr>
-              <w:t>❌ 原始数据</w:t>
+              <w:t>❌ 原始数据展示</w:t>
             </w:r>
           </w:p>
         </w:tc>
         <w:tc>
           <w:tcPr>
-            <w:tcW w:type="dxa" w:w="2880"/>
+            <w:tcW w:type="dxa" w:w="1701"/>
+            <w:shd w:fill="F0F4FF"/>
           </w:tcPr>
           <w:p>
             <w:pPr>
               <w:jc w:val="center"/>
             </w:pPr>
+            <w:r/>
             <w:r>
               <w:rPr>
-                <w:sz w:val="20"/>
+                <w:rFonts w:ascii="微软雅黑" w:hAnsi="微软雅黑" w:eastAsia="微软雅黑"/>
+                <w:sz w:val="19"/>
               </w:rPr>
               <w:t>✅ 手机号脱敏+余额格式化</w:t>
             </w:r>
           </w:p>
         </w:tc>
-      </w:tr>
-      <w:tr>
         <w:tc>
           <w:tcPr>
-            <w:tcW w:type="dxa" w:w="2880"/>
+            <w:tcW w:type="dxa" w:w="1701"/>
+            <w:shd w:fill="F0F4FF"/>
           </w:tcPr>
           <w:p>
             <w:pPr>
               <w:jc w:val="center"/>
             </w:pPr>
+            <w:r/>
             <w:r>
               <w:rPr>
-                <w:sz w:val="20"/>
+                <w:rFonts w:ascii="微软雅黑" w:hAnsi="微软雅黑" w:eastAsia="微软雅黑"/>
+                <w:sz w:val="19"/>
               </w:rPr>
-              <w:t>CSRF 防护</w:t>
-            </w:r>
-          </w:p>
-        </w:tc>
-        <w:tc>
-          <w:tcPr>
-            <w:tcW w:type="dxa" w:w="2880"/>
-          </w:tcPr>
-          <w:p>
-            <w:pPr>
-              <w:jc w:val="center"/>
-            </w:pPr>
-            <w:r>
-              <w:rPr>
-                <w:sz w:val="20"/>
-              </w:rPr>
-              <w:t>✅ 已有</w:t>
-            </w:r>
-          </w:p>
-        </w:tc>
-        <w:tc>
-          <w:tcPr>
-            <w:tcW w:type="dxa" w:w="2880"/>
-          </w:tcPr>
-          <w:p>
-            <w:pPr>
-              <w:jc w:val="center"/>
-            </w:pPr>
-            <w:r>
-              <w:rPr>
-                <w:sz w:val="20"/>
-              </w:rPr>
-              <w:t>✅ 保留不变</w:t>
+              <w:t>🟢 新增</w:t>
             </w:r>
           </w:p>
         </w:tc>
@@ -2809,34 +4038,220 @@
         <w:pStyle w:val="Heading2"/>
       </w:pPr>
       <w:r>
-        <w:t>5.1  越权测试结果</w:t>
+        <w:t>5.1  验证环境</w:t>
       </w:r>
     </w:p>
     <w:tbl>
       <w:tblPr>
-        <w:tblStyle w:val="LightShading-Accent1"/>
+        <w:tblStyle w:val="TableGrid"/>
         <w:tblW w:type="auto" w:w="0"/>
         <w:jc w:val="center"/>
         <w:tblLook w:firstColumn="1" w:firstRow="1" w:lastColumn="0" w:lastRow="0" w:noHBand="0" w:noVBand="1" w:val="04A0"/>
       </w:tblPr>
       <w:tblGrid>
-        <w:gridCol w:w="2160"/>
-        <w:gridCol w:w="2160"/>
-        <w:gridCol w:w="2160"/>
-        <w:gridCol w:w="2160"/>
+        <w:gridCol w:w="4323"/>
+        <w:gridCol w:w="4323"/>
       </w:tblGrid>
       <w:tr>
         <w:tc>
           <w:tcPr>
-            <w:tcW w:type="dxa" w:w="2160"/>
+            <w:tcW w:type="dxa" w:w="3969"/>
+            <w:shd w:fill="4A6CF7"/>
           </w:tcPr>
           <w:p>
             <w:pPr>
               <w:jc w:val="center"/>
             </w:pPr>
+            <w:r/>
             <w:r>
               <w:rPr>
+                <w:rFonts w:ascii="微软雅黑" w:hAnsi="微软雅黑" w:eastAsia="微软雅黑"/>
                 <w:b/>
+                <w:color w:val="FFFFFF"/>
+                <w:sz w:val="20"/>
+              </w:rPr>
+              <w:t>项目</w:t>
+            </w:r>
+          </w:p>
+        </w:tc>
+        <w:tc>
+          <w:tcPr>
+            <w:tcW w:type="dxa" w:w="3969"/>
+            <w:shd w:fill="4A6CF7"/>
+          </w:tcPr>
+          <w:p>
+            <w:pPr>
+              <w:jc w:val="center"/>
+            </w:pPr>
+            <w:r/>
+            <w:r>
+              <w:rPr>
+                <w:rFonts w:ascii="微软雅黑" w:hAnsi="微软雅黑" w:eastAsia="微软雅黑"/>
+                <w:b/>
+                <w:color w:val="FFFFFF"/>
+                <w:sz w:val="20"/>
+              </w:rPr>
+              <w:t>配置</w:t>
+            </w:r>
+          </w:p>
+        </w:tc>
+      </w:tr>
+      <w:tr>
+        <w:tc>
+          <w:tcPr>
+            <w:tcW w:type="dxa" w:w="3969"/>
+          </w:tcPr>
+          <w:p>
+            <w:pPr>
+              <w:jc w:val="center"/>
+            </w:pPr>
+            <w:r/>
+            <w:r>
+              <w:rPr>
+                <w:rFonts w:ascii="微软雅黑" w:hAnsi="微软雅黑" w:eastAsia="微软雅黑"/>
+                <w:sz w:val="19"/>
+              </w:rPr>
+              <w:t>测试平台</w:t>
+            </w:r>
+          </w:p>
+        </w:tc>
+        <w:tc>
+          <w:tcPr>
+            <w:tcW w:type="dxa" w:w="3969"/>
+          </w:tcPr>
+          <w:p>
+            <w:pPr>
+              <w:jc w:val="center"/>
+            </w:pPr>
+            <w:r/>
+            <w:r>
+              <w:rPr>
+                <w:rFonts w:ascii="微软雅黑" w:hAnsi="微软雅黑" w:eastAsia="微软雅黑"/>
+                <w:sz w:val="19"/>
+              </w:rPr>
+              <w:t>Python 3.11 / Kali Linux</w:t>
+            </w:r>
+          </w:p>
+        </w:tc>
+      </w:tr>
+      <w:tr>
+        <w:tc>
+          <w:tcPr>
+            <w:tcW w:type="dxa" w:w="3969"/>
+            <w:shd w:fill="F0F4FF"/>
+          </w:tcPr>
+          <w:p>
+            <w:pPr>
+              <w:jc w:val="center"/>
+            </w:pPr>
+            <w:r/>
+            <w:r>
+              <w:rPr>
+                <w:rFonts w:ascii="微软雅黑" w:hAnsi="微软雅黑" w:eastAsia="微软雅黑"/>
+                <w:sz w:val="19"/>
+              </w:rPr>
+              <w:t>测试工具</w:t>
+            </w:r>
+          </w:p>
+        </w:tc>
+        <w:tc>
+          <w:tcPr>
+            <w:tcW w:type="dxa" w:w="3969"/>
+            <w:shd w:fill="F0F4FF"/>
+          </w:tcPr>
+          <w:p>
+            <w:pPr>
+              <w:jc w:val="center"/>
+            </w:pPr>
+            <w:r/>
+            <w:r>
+              <w:rPr>
+                <w:rFonts w:ascii="微软雅黑" w:hAnsi="微软雅黑" w:eastAsia="微软雅黑"/>
+                <w:sz w:val="19"/>
+              </w:rPr>
+              <w:t>Burp Suite Community Edition + 自动化测试脚本</w:t>
+            </w:r>
+          </w:p>
+        </w:tc>
+      </w:tr>
+      <w:tr>
+        <w:tc>
+          <w:tcPr>
+            <w:tcW w:type="dxa" w:w="3969"/>
+          </w:tcPr>
+          <w:p>
+            <w:pPr>
+              <w:jc w:val="center"/>
+            </w:pPr>
+            <w:r/>
+            <w:r>
+              <w:rPr>
+                <w:rFonts w:ascii="微软雅黑" w:hAnsi="微软雅黑" w:eastAsia="微软雅黑"/>
+                <w:sz w:val="19"/>
+              </w:rPr>
+              <w:t>测试方法</w:t>
+            </w:r>
+          </w:p>
+        </w:tc>
+        <w:tc>
+          <w:tcPr>
+            <w:tcW w:type="dxa" w:w="3969"/>
+          </w:tcPr>
+          <w:p>
+            <w:pPr>
+              <w:jc w:val="center"/>
+            </w:pPr>
+            <w:r/>
+            <w:r>
+              <w:rPr>
+                <w:rFonts w:ascii="微软雅黑" w:hAnsi="微软雅黑" w:eastAsia="微软雅黑"/>
+                <w:sz w:val="19"/>
+              </w:rPr>
+              <w:t>黑盒渗透测试 + 白盒代码审查</w:t>
+            </w:r>
+          </w:p>
+        </w:tc>
+      </w:tr>
+    </w:tbl>
+    <w:p/>
+    <w:p>
+      <w:pPr>
+        <w:pStyle w:val="Heading2"/>
+      </w:pPr>
+      <w:r>
+        <w:t>5.2  越权漏洞验证结果</w:t>
+      </w:r>
+    </w:p>
+    <w:tbl>
+      <w:tblPr>
+        <w:tblStyle w:val="TableGrid"/>
+        <w:tblW w:type="auto" w:w="0"/>
+        <w:jc w:val="center"/>
+        <w:tblLook w:firstColumn="1" w:firstRow="1" w:lastColumn="0" w:lastRow="0" w:noHBand="0" w:noVBand="1" w:val="04A0"/>
+      </w:tblPr>
+      <w:tblGrid>
+        <w:gridCol w:w="1729"/>
+        <w:gridCol w:w="1729"/>
+        <w:gridCol w:w="1729"/>
+        <w:gridCol w:w="1729"/>
+        <w:gridCol w:w="1729"/>
+      </w:tblGrid>
+      <w:tr>
+        <w:tc>
+          <w:tcPr>
+            <w:tcW w:type="dxa" w:w="1134"/>
+            <w:shd w:fill="1a1a2e"/>
+          </w:tcPr>
+          <w:p>
+            <w:pPr>
+              <w:jc w:val="center"/>
+            </w:pPr>
+            <w:r/>
+            <w:r>
+              <w:rPr>
+                <w:rFonts w:ascii="微软雅黑" w:hAnsi="微软雅黑" w:eastAsia="微软雅黑"/>
+                <w:b/>
+                <w:color w:val="FFFFFF"/>
                 <w:sz w:val="20"/>
               </w:rPr>
               <w:t>测试场景</w:t>
@@ -2845,52 +4260,85 @@
         </w:tc>
         <w:tc>
           <w:tcPr>
-            <w:tcW w:type="dxa" w:w="2160"/>
+            <w:tcW w:type="dxa" w:w="1134"/>
+            <w:shd w:fill="1a1a2e"/>
           </w:tcPr>
           <w:p>
             <w:pPr>
               <w:jc w:val="center"/>
             </w:pPr>
+            <w:r/>
             <w:r>
               <w:rPr>
+                <w:rFonts w:ascii="微软雅黑" w:hAnsi="微软雅黑" w:eastAsia="微软雅黑"/>
                 <w:b/>
+                <w:color w:val="FFFFFF"/>
                 <w:sz w:val="20"/>
               </w:rPr>
-              <w:t>修复前</w:t>
+              <w:t>测试方法</w:t>
             </w:r>
           </w:p>
         </w:tc>
         <w:tc>
           <w:tcPr>
-            <w:tcW w:type="dxa" w:w="2160"/>
+            <w:tcW w:type="dxa" w:w="1134"/>
+            <w:shd w:fill="1a1a2e"/>
           </w:tcPr>
           <w:p>
             <w:pPr>
               <w:jc w:val="center"/>
             </w:pPr>
+            <w:r/>
             <w:r>
               <w:rPr>
+                <w:rFonts w:ascii="微软雅黑" w:hAnsi="微软雅黑" w:eastAsia="微软雅黑"/>
                 <w:b/>
+                <w:color w:val="FFFFFF"/>
                 <w:sz w:val="20"/>
               </w:rPr>
-              <w:t>修复后</w:t>
+              <w:t>修复前结果</w:t>
             </w:r>
           </w:p>
         </w:tc>
         <w:tc>
           <w:tcPr>
-            <w:tcW w:type="dxa" w:w="2160"/>
+            <w:tcW w:type="dxa" w:w="1134"/>
+            <w:shd w:fill="1a1a2e"/>
           </w:tcPr>
           <w:p>
             <w:pPr>
               <w:jc w:val="center"/>
             </w:pPr>
+            <w:r/>
             <w:r>
               <w:rPr>
+                <w:rFonts w:ascii="微软雅黑" w:hAnsi="微软雅黑" w:eastAsia="微软雅黑"/>
                 <w:b/>
+                <w:color w:val="FFFFFF"/>
                 <w:sz w:val="20"/>
               </w:rPr>
-              <w:t>结果</w:t>
+              <w:t>修复后结果</w:t>
+            </w:r>
+          </w:p>
+        </w:tc>
+        <w:tc>
+          <w:tcPr>
+            <w:tcW w:type="dxa" w:w="1134"/>
+            <w:shd w:fill="1a1a2e"/>
+          </w:tcPr>
+          <w:p>
+            <w:pPr>
+              <w:jc w:val="center"/>
+            </w:pPr>
+            <w:r/>
+            <w:r>
+              <w:rPr>
+                <w:rFonts w:ascii="微软雅黑" w:hAnsi="微软雅黑" w:eastAsia="微软雅黑"/>
+                <w:b/>
+                <w:color w:val="FFFFFF"/>
+                <w:sz w:val="20"/>
+              </w:rPr>
+              <w:t>判定</w:t>
             </w:r>
           </w:p>
         </w:tc>
@@ -2898,63 +4346,89 @@
       <w:tr>
         <w:tc>
           <w:tcPr>
-            <w:tcW w:type="dxa" w:w="2160"/>
+            <w:tcW w:type="dxa" w:w="1134"/>
           </w:tcPr>
           <w:p>
             <w:pPr>
               <w:jc w:val="center"/>
             </w:pPr>
+            <w:r/>
             <w:r>
               <w:rPr>
-                <w:sz w:val="20"/>
+                <w:rFonts w:ascii="微软雅黑" w:hAnsi="微软雅黑" w:eastAsia="微软雅黑"/>
+                <w:sz w:val="19"/>
               </w:rPr>
-              <w:t>alice 访问 /profile?user_id=1 看 admin 资料</w:t>
+              <w:t>IDOR 越权</w:t>
             </w:r>
           </w:p>
         </w:tc>
         <w:tc>
           <w:tcPr>
-            <w:tcW w:type="dxa" w:w="2160"/>
+            <w:tcW w:type="dxa" w:w="1134"/>
           </w:tcPr>
           <w:p>
             <w:pPr>
               <w:jc w:val="center"/>
             </w:pPr>
+            <w:r/>
             <w:r>
               <w:rPr>
-                <w:sz w:val="20"/>
+                <w:rFonts w:ascii="微软雅黑" w:hAnsi="微软雅黑" w:eastAsia="微软雅黑"/>
+                <w:sz w:val="19"/>
               </w:rPr>
-              <w:t>🔴 查看成功</w:t>
+              <w:t>alice 访问 /profile?user_id=1</w:t>
             </w:r>
           </w:p>
         </w:tc>
         <w:tc>
           <w:tcPr>
-            <w:tcW w:type="dxa" w:w="2160"/>
+            <w:tcW w:type="dxa" w:w="1134"/>
           </w:tcPr>
           <w:p>
             <w:pPr>
               <w:jc w:val="center"/>
             </w:pPr>
+            <w:r/>
             <w:r>
               <w:rPr>
-                <w:sz w:val="20"/>
+                <w:rFonts w:ascii="微软雅黑" w:hAnsi="微软雅黑" w:eastAsia="微软雅黑"/>
+                <w:sz w:val="19"/>
               </w:rPr>
-              <w:t>🟢 仅显示自己的资料</w:t>
+              <w:t>🔴 查看 admin 资料</w:t>
             </w:r>
           </w:p>
         </w:tc>
         <w:tc>
           <w:tcPr>
-            <w:tcW w:type="dxa" w:w="2160"/>
+            <w:tcW w:type="dxa" w:w="1134"/>
           </w:tcPr>
           <w:p>
             <w:pPr>
               <w:jc w:val="center"/>
             </w:pPr>
+            <w:r/>
             <w:r>
               <w:rPr>
-                <w:sz w:val="20"/>
+                <w:rFonts w:ascii="微软雅黑" w:hAnsi="微软雅黑" w:eastAsia="微软雅黑"/>
+                <w:sz w:val="19"/>
+              </w:rPr>
+              <w:t>🟢 显示 alice 自己资料</w:t>
+            </w:r>
+          </w:p>
+        </w:tc>
+        <w:tc>
+          <w:tcPr>
+            <w:tcW w:type="dxa" w:w="1134"/>
+          </w:tcPr>
+          <w:p>
+            <w:pPr>
+              <w:jc w:val="center"/>
+            </w:pPr>
+            <w:r/>
+            <w:r>
+              <w:rPr>
+                <w:rFonts w:ascii="微软雅黑" w:hAnsi="微软雅黑" w:eastAsia="微软雅黑"/>
+                <w:sz w:val="19"/>
               </w:rPr>
               <w:t>✅ 已修复</w:t>
             </w:r>
@@ -2964,63 +4438,94 @@
       <w:tr>
         <w:tc>
           <w:tcPr>
-            <w:tcW w:type="dxa" w:w="2160"/>
+            <w:tcW w:type="dxa" w:w="1134"/>
+            <w:shd w:fill="F0F4FF"/>
           </w:tcPr>
           <w:p>
             <w:pPr>
               <w:jc w:val="center"/>
             </w:pPr>
+            <w:r/>
             <w:r>
               <w:rPr>
-                <w:sz w:val="20"/>
+                <w:rFonts w:ascii="微软雅黑" w:hAnsi="微软雅黑" w:eastAsia="微软雅黑"/>
+                <w:sz w:val="19"/>
               </w:rPr>
-              <w:t>拦截充值请求，修改 user_id 给他人扣款</w:t>
+              <w:t>跨用户充值</w:t>
             </w:r>
           </w:p>
         </w:tc>
         <w:tc>
           <w:tcPr>
-            <w:tcW w:type="dxa" w:w="2160"/>
+            <w:tcW w:type="dxa" w:w="1134"/>
+            <w:shd w:fill="F0F4FF"/>
           </w:tcPr>
           <w:p>
             <w:pPr>
               <w:jc w:val="center"/>
             </w:pPr>
+            <w:r/>
             <w:r>
               <w:rPr>
-                <w:sz w:val="20"/>
+                <w:rFonts w:ascii="微软雅黑" w:hAnsi="微软雅黑" w:eastAsia="微软雅黑"/>
+                <w:sz w:val="19"/>
               </w:rPr>
-              <w:t>🔴 扣款成功</w:t>
+              <w:t>拦截 POST，改 user_id 为 1</w:t>
             </w:r>
           </w:p>
         </w:tc>
         <w:tc>
           <w:tcPr>
-            <w:tcW w:type="dxa" w:w="2160"/>
+            <w:tcW w:type="dxa" w:w="1134"/>
+            <w:shd w:fill="F0F4FF"/>
           </w:tcPr>
           <w:p>
             <w:pPr>
               <w:jc w:val="center"/>
             </w:pPr>
+            <w:r/>
             <w:r>
               <w:rPr>
-                <w:sz w:val="20"/>
+                <w:rFonts w:ascii="微软雅黑" w:hAnsi="微软雅黑" w:eastAsia="微软雅黑"/>
+                <w:sz w:val="19"/>
               </w:rPr>
-              <w:t>🟢 拒绝操作</w:t>
+              <w:t>🔴 admin 余额被改</w:t>
             </w:r>
           </w:p>
         </w:tc>
         <w:tc>
           <w:tcPr>
-            <w:tcW w:type="dxa" w:w="2160"/>
+            <w:tcW w:type="dxa" w:w="1134"/>
+            <w:shd w:fill="F0F4FF"/>
           </w:tcPr>
           <w:p>
             <w:pPr>
               <w:jc w:val="center"/>
             </w:pPr>
+            <w:r/>
             <w:r>
               <w:rPr>
-                <w:sz w:val="20"/>
+                <w:rFonts w:ascii="微软雅黑" w:hAnsi="微软雅黑" w:eastAsia="微软雅黑"/>
+                <w:sz w:val="19"/>
+              </w:rPr>
+              <w:t>🟢 仅操作 alice 账户</w:t>
+            </w:r>
+          </w:p>
+        </w:tc>
+        <w:tc>
+          <w:tcPr>
+            <w:tcW w:type="dxa" w:w="1134"/>
+            <w:shd w:fill="F0F4FF"/>
+          </w:tcPr>
+          <w:p>
+            <w:pPr>
+              <w:jc w:val="center"/>
+            </w:pPr>
+            <w:r/>
+            <w:r>
+              <w:rPr>
+                <w:rFonts w:ascii="微软雅黑" w:hAnsi="微软雅黑" w:eastAsia="微软雅黑"/>
+                <w:sz w:val="19"/>
               </w:rPr>
               <w:t>✅ 已修复</w:t>
             </w:r>
@@ -3030,47 +4535,71 @@
       <w:tr>
         <w:tc>
           <w:tcPr>
-            <w:tcW w:type="dxa" w:w="2160"/>
+            <w:tcW w:type="dxa" w:w="1134"/>
           </w:tcPr>
           <w:p>
             <w:pPr>
               <w:jc w:val="center"/>
             </w:pPr>
+            <w:r/>
             <w:r>
               <w:rPr>
-                <w:sz w:val="20"/>
+                <w:rFonts w:ascii="微软雅黑" w:hAnsi="微软雅黑" w:eastAsia="微软雅黑"/>
+                <w:sz w:val="19"/>
               </w:rPr>
-              <w:t>充值金额填 -99999</w:t>
+              <w:t>金额负值</w:t>
             </w:r>
           </w:p>
         </w:tc>
         <w:tc>
           <w:tcPr>
-            <w:tcW w:type="dxa" w:w="2160"/>
+            <w:tcW w:type="dxa" w:w="1134"/>
           </w:tcPr>
           <w:p>
             <w:pPr>
               <w:jc w:val="center"/>
             </w:pPr>
+            <w:r/>
             <w:r>
               <w:rPr>
-                <w:sz w:val="20"/>
+                <w:rFonts w:ascii="微软雅黑" w:hAnsi="微软雅黑" w:eastAsia="微软雅黑"/>
+                <w:sz w:val="19"/>
               </w:rPr>
-              <w:t>🔴 余额被扣</w:t>
+              <w:t>amount = -99999</w:t>
             </w:r>
           </w:p>
         </w:tc>
         <w:tc>
           <w:tcPr>
-            <w:tcW w:type="dxa" w:w="2160"/>
+            <w:tcW w:type="dxa" w:w="1134"/>
           </w:tcPr>
           <w:p>
             <w:pPr>
               <w:jc w:val="center"/>
             </w:pPr>
+            <w:r/>
             <w:r>
               <w:rPr>
-                <w:sz w:val="20"/>
+                <w:rFonts w:ascii="微软雅黑" w:hAnsi="微软雅黑" w:eastAsia="微软雅黑"/>
+                <w:sz w:val="19"/>
+              </w:rPr>
+              <w:t>🔴 余额被扣光</w:t>
+            </w:r>
+          </w:p>
+        </w:tc>
+        <w:tc>
+          <w:tcPr>
+            <w:tcW w:type="dxa" w:w="1134"/>
+          </w:tcPr>
+          <w:p>
+            <w:pPr>
+              <w:jc w:val="center"/>
+            </w:pPr>
+            <w:r/>
+            <w:r>
+              <w:rPr>
+                <w:rFonts w:ascii="微软雅黑" w:hAnsi="微软雅黑" w:eastAsia="微软雅黑"/>
+                <w:sz w:val="19"/>
               </w:rPr>
               <w:t>🟢 提示"金额必须大于0"</w:t>
             </w:r>
@@ -3078,15 +4607,17 @@
         </w:tc>
         <w:tc>
           <w:tcPr>
-            <w:tcW w:type="dxa" w:w="2160"/>
+            <w:tcW w:type="dxa" w:w="1134"/>
           </w:tcPr>
           <w:p>
             <w:pPr>
               <w:jc w:val="center"/>
             </w:pPr>
+            <w:r/>
             <w:r>
               <w:rPr>
-                <w:sz w:val="20"/>
+                <w:rFonts w:ascii="微软雅黑" w:hAnsi="微软雅黑" w:eastAsia="微软雅黑"/>
+                <w:sz w:val="19"/>
               </w:rPr>
               <w:t>✅ 已修复</w:t>
             </w:r>
@@ -3096,63 +4627,94 @@
       <w:tr>
         <w:tc>
           <w:tcPr>
-            <w:tcW w:type="dxa" w:w="2160"/>
+            <w:tcW w:type="dxa" w:w="1134"/>
+            <w:shd w:fill="F0F4FF"/>
           </w:tcPr>
           <w:p>
             <w:pPr>
               <w:jc w:val="center"/>
             </w:pPr>
+            <w:r/>
             <w:r>
               <w:rPr>
-                <w:sz w:val="20"/>
+                <w:rFonts w:ascii="微软雅黑" w:hAnsi="微软雅黑" w:eastAsia="微软雅黑"/>
+                <w:sz w:val="19"/>
               </w:rPr>
-              <w:t>个人中心查看手机号</w:t>
+              <w:t>金额零值</w:t>
             </w:r>
           </w:p>
         </w:tc>
         <w:tc>
           <w:tcPr>
-            <w:tcW w:type="dxa" w:w="2160"/>
+            <w:tcW w:type="dxa" w:w="1134"/>
+            <w:shd w:fill="F0F4FF"/>
           </w:tcPr>
           <w:p>
             <w:pPr>
               <w:jc w:val="center"/>
             </w:pPr>
+            <w:r/>
             <w:r>
               <w:rPr>
-                <w:sz w:val="20"/>
+                <w:rFonts w:ascii="微软雅黑" w:hAnsi="微软雅黑" w:eastAsia="微软雅黑"/>
+                <w:sz w:val="19"/>
               </w:rPr>
-              <w:t>🔴 13800138000（完整）</w:t>
+              <w:t>amount = 0</w:t>
             </w:r>
           </w:p>
         </w:tc>
         <w:tc>
           <w:tcPr>
-            <w:tcW w:type="dxa" w:w="2160"/>
+            <w:tcW w:type="dxa" w:w="1134"/>
+            <w:shd w:fill="F0F4FF"/>
           </w:tcPr>
           <w:p>
             <w:pPr>
               <w:jc w:val="center"/>
             </w:pPr>
+            <w:r/>
             <w:r>
               <w:rPr>
-                <w:sz w:val="20"/>
+                <w:rFonts w:ascii="微软雅黑" w:hAnsi="微软雅黑" w:eastAsia="微软雅黑"/>
+                <w:sz w:val="19"/>
               </w:rPr>
-              <w:t>🟢 138****8000（脱敏）</w:t>
+              <w:t>⚠️ 余额不变但无提示</w:t>
             </w:r>
           </w:p>
         </w:tc>
         <w:tc>
           <w:tcPr>
-            <w:tcW w:type="dxa" w:w="2160"/>
+            <w:tcW w:type="dxa" w:w="1134"/>
+            <w:shd w:fill="F0F4FF"/>
           </w:tcPr>
           <w:p>
             <w:pPr>
               <w:jc w:val="center"/>
             </w:pPr>
+            <w:r/>
             <w:r>
               <w:rPr>
-                <w:sz w:val="20"/>
+                <w:rFonts w:ascii="微软雅黑" w:hAnsi="微软雅黑" w:eastAsia="微软雅黑"/>
+                <w:sz w:val="19"/>
+              </w:rPr>
+              <w:t>🟢 提示"金额必须大于0"</w:t>
+            </w:r>
+          </w:p>
+        </w:tc>
+        <w:tc>
+          <w:tcPr>
+            <w:tcW w:type="dxa" w:w="1134"/>
+            <w:shd w:fill="F0F4FF"/>
+          </w:tcPr>
+          <w:p>
+            <w:pPr>
+              <w:jc w:val="center"/>
+            </w:pPr>
+            <w:r/>
+            <w:r>
+              <w:rPr>
+                <w:rFonts w:ascii="微软雅黑" w:hAnsi="微软雅黑" w:eastAsia="微软雅黑"/>
+                <w:sz w:val="19"/>
               </w:rPr>
               <w:t>✅ 已修复</w:t>
             </w:r>
@@ -3162,63 +4724,186 @@
       <w:tr>
         <w:tc>
           <w:tcPr>
-            <w:tcW w:type="dxa" w:w="2160"/>
+            <w:tcW w:type="dxa" w:w="1134"/>
           </w:tcPr>
           <w:p>
             <w:pPr>
               <w:jc w:val="center"/>
             </w:pPr>
+            <w:r/>
             <w:r>
               <w:rPr>
-                <w:sz w:val="20"/>
+                <w:rFonts w:ascii="微软雅黑" w:hAnsi="微软雅黑" w:eastAsia="微软雅黑"/>
+                <w:sz w:val="19"/>
               </w:rPr>
-              <w:t>个人中心查看余额</w:t>
+              <w:t>敏感信息</w:t>
             </w:r>
           </w:p>
         </w:tc>
         <w:tc>
           <w:tcPr>
-            <w:tcW w:type="dxa" w:w="2160"/>
+            <w:tcW w:type="dxa" w:w="1134"/>
           </w:tcPr>
           <w:p>
             <w:pPr>
               <w:jc w:val="center"/>
             </w:pPr>
+            <w:r/>
             <w:r>
               <w:rPr>
-                <w:sz w:val="20"/>
+                <w:rFonts w:ascii="微软雅黑" w:hAnsi="微软雅黑" w:eastAsia="微软雅黑"/>
+                <w:sz w:val="19"/>
               </w:rPr>
-              <w:t>🔴 99999（原始）</w:t>
+              <w:t>查看个人中心手机号</w:t>
             </w:r>
           </w:p>
         </w:tc>
         <w:tc>
           <w:tcPr>
-            <w:tcW w:type="dxa" w:w="2160"/>
+            <w:tcW w:type="dxa" w:w="1134"/>
           </w:tcPr>
           <w:p>
             <w:pPr>
               <w:jc w:val="center"/>
             </w:pPr>
+            <w:r/>
             <w:r>
               <w:rPr>
-                <w:sz w:val="20"/>
+                <w:rFonts w:ascii="微软雅黑" w:hAnsi="微软雅黑" w:eastAsia="微软雅黑"/>
+                <w:sz w:val="19"/>
               </w:rPr>
-              <w:t>🟢 ¥99,999.00（格式化）</w:t>
+              <w:t>🔴 13800138000</w:t>
             </w:r>
           </w:p>
         </w:tc>
         <w:tc>
           <w:tcPr>
-            <w:tcW w:type="dxa" w:w="2160"/>
+            <w:tcW w:type="dxa" w:w="1134"/>
           </w:tcPr>
           <w:p>
             <w:pPr>
               <w:jc w:val="center"/>
             </w:pPr>
+            <w:r/>
             <w:r>
               <w:rPr>
-                <w:sz w:val="20"/>
+                <w:rFonts w:ascii="微软雅黑" w:hAnsi="微软雅黑" w:eastAsia="微软雅黑"/>
+                <w:sz w:val="19"/>
+              </w:rPr>
+              <w:t>🟢 138****8000</w:t>
+            </w:r>
+          </w:p>
+        </w:tc>
+        <w:tc>
+          <w:tcPr>
+            <w:tcW w:type="dxa" w:w="1134"/>
+          </w:tcPr>
+          <w:p>
+            <w:pPr>
+              <w:jc w:val="center"/>
+            </w:pPr>
+            <w:r/>
+            <w:r>
+              <w:rPr>
+                <w:rFonts w:ascii="微软雅黑" w:hAnsi="微软雅黑" w:eastAsia="微软雅黑"/>
+                <w:sz w:val="19"/>
+              </w:rPr>
+              <w:t>✅ 已修复</w:t>
+            </w:r>
+          </w:p>
+        </w:tc>
+      </w:tr>
+      <w:tr>
+        <w:tc>
+          <w:tcPr>
+            <w:tcW w:type="dxa" w:w="1134"/>
+            <w:shd w:fill="F0F4FF"/>
+          </w:tcPr>
+          <w:p>
+            <w:pPr>
+              <w:jc w:val="center"/>
+            </w:pPr>
+            <w:r/>
+            <w:r>
+              <w:rPr>
+                <w:rFonts w:ascii="微软雅黑" w:hAnsi="微软雅黑" w:eastAsia="微软雅黑"/>
+                <w:sz w:val="19"/>
+              </w:rPr>
+              <w:t>敏感信息</w:t>
+            </w:r>
+          </w:p>
+        </w:tc>
+        <w:tc>
+          <w:tcPr>
+            <w:tcW w:type="dxa" w:w="1134"/>
+            <w:shd w:fill="F0F4FF"/>
+          </w:tcPr>
+          <w:p>
+            <w:pPr>
+              <w:jc w:val="center"/>
+            </w:pPr>
+            <w:r/>
+            <w:r>
+              <w:rPr>
+                <w:rFonts w:ascii="微软雅黑" w:hAnsi="微软雅黑" w:eastAsia="微软雅黑"/>
+                <w:sz w:val="19"/>
+              </w:rPr>
+              <w:t>查看个人中心余额</w:t>
+            </w:r>
+          </w:p>
+        </w:tc>
+        <w:tc>
+          <w:tcPr>
+            <w:tcW w:type="dxa" w:w="1134"/>
+            <w:shd w:fill="F0F4FF"/>
+          </w:tcPr>
+          <w:p>
+            <w:pPr>
+              <w:jc w:val="center"/>
+            </w:pPr>
+            <w:r/>
+            <w:r>
+              <w:rPr>
+                <w:rFonts w:ascii="微软雅黑" w:hAnsi="微软雅黑" w:eastAsia="微软雅黑"/>
+                <w:sz w:val="19"/>
+              </w:rPr>
+              <w:t>🔴 99999</w:t>
+            </w:r>
+          </w:p>
+        </w:tc>
+        <w:tc>
+          <w:tcPr>
+            <w:tcW w:type="dxa" w:w="1134"/>
+            <w:shd w:fill="F0F4FF"/>
+          </w:tcPr>
+          <w:p>
+            <w:pPr>
+              <w:jc w:val="center"/>
+            </w:pPr>
+            <w:r/>
+            <w:r>
+              <w:rPr>
+                <w:rFonts w:ascii="微软雅黑" w:hAnsi="微软雅黑" w:eastAsia="微软雅黑"/>
+                <w:sz w:val="19"/>
+              </w:rPr>
+              <w:t>🟢 ¥99,999.00</w:t>
+            </w:r>
+          </w:p>
+        </w:tc>
+        <w:tc>
+          <w:tcPr>
+            <w:tcW w:type="dxa" w:w="1134"/>
+            <w:shd w:fill="F0F4FF"/>
+          </w:tcPr>
+          <w:p>
+            <w:pPr>
+              <w:jc w:val="center"/>
+            </w:pPr>
+            <w:r/>
+            <w:r>
+              <w:rPr>
+                <w:rFonts w:ascii="微软雅黑" w:hAnsi="微软雅黑" w:eastAsia="微软雅黑"/>
+                <w:sz w:val="19"/>
               </w:rPr>
               <w:t>✅ 已修复</w:t>
             </w:r>
@@ -3226,153 +4911,277 @@
         </w:tc>
       </w:tr>
     </w:tbl>
+    <w:p/>
     <w:p>
       <w:pPr>
         <w:pStyle w:val="Heading2"/>
       </w:pPr>
       <w:r>
-        <w:t>5.2  Burp Suite 验证结果</w:t>
+        <w:t>5.3  Burp Suite 复测结果</w:t>
       </w:r>
     </w:p>
     <w:p>
       <w:r>
-        <w:t>场景 1 — IDOR 越权已修复：</w:t>
+        <w:t>场景一：IDOR 越权验证（已修复）</w:t>
       </w:r>
     </w:p>
     <w:p>
       <w:pPr>
-        <w:spacing w:before="40" w:after="40"/>
+        <w:spacing w:before="60" w:after="60"/>
         <w:ind w:left="283"/>
       </w:pPr>
       <w:r>
-        <w:t>1. alice 登录后，Burp Suite 拦截 /profile?user_id=1 请求</w:t>
+        <w:rPr>
+          <w:b/>
+          <w:sz w:val="20"/>
+        </w:rPr>
+        <w:t>Step 1：</w:t>
+      </w:r>
+      <w:r>
+        <w:rPr>
+          <w:sz w:val="20"/>
+        </w:rPr>
+        <w:t>以 alice 登录，Burp Suite 拦截 GET /profile?user_id=1 请求</w:t>
       </w:r>
     </w:p>
     <w:p>
       <w:pPr>
-        <w:spacing w:before="40" w:after="40"/>
+        <w:spacing w:before="60" w:after="60"/>
         <w:ind w:left="283"/>
       </w:pPr>
       <w:r>
-        <w:t>2. 放行请求</w:t>
+        <w:rPr>
+          <w:b/>
+          <w:sz w:val="20"/>
+        </w:rPr>
+        <w:t>Step 2：</w:t>
+      </w:r>
+      <w:r>
+        <w:rPr>
+          <w:sz w:val="20"/>
+        </w:rPr>
+        <w:t>放行请求至服务端处理</w:t>
       </w:r>
     </w:p>
     <w:p>
       <w:pPr>
-        <w:spacing w:before="40" w:after="40"/>
+        <w:spacing w:before="60" w:after="60"/>
         <w:ind w:left="283"/>
       </w:pPr>
       <w:r>
-        <w:t>3. 响应页面中显示的是 alice 自己的资料，不是 admin 的</w:t>
+        <w:rPr>
+          <w:b/>
+          <w:sz w:val="20"/>
+        </w:rPr>
+        <w:t>Step 3：</w:t>
+      </w:r>
+      <w:r>
+        <w:rPr>
+          <w:sz w:val="20"/>
+        </w:rPr>
+        <w:t>检查响应内容 — 显示 alice 自己（user_id=2）的资料</w:t>
       </w:r>
     </w:p>
     <w:p>
       <w:pPr>
-        <w:spacing w:before="40" w:after="40"/>
+        <w:spacing w:before="60" w:after="60"/>
         <w:ind w:left="283"/>
       </w:pPr>
       <w:r>
-        <w:t>4. ✅ user_id 参数被忽略，身份来源固定为 session</w:t>
+        <w:rPr>
+          <w:b/>
+          <w:sz w:val="20"/>
+        </w:rPr>
+        <w:t>Step 4：</w:t>
+      </w:r>
+      <w:r>
+        <w:rPr>
+          <w:sz w:val="20"/>
+        </w:rPr>
+        <w:t>结论：user_id 参数被忽略，身份来源固定为 session，✅ 修复生效</w:t>
       </w:r>
     </w:p>
+    <w:p/>
     <w:p>
       <w:r>
-        <w:t>场景 2 — 跨用户充值已修复：</w:t>
+        <w:t>场景二：跨用户充值验证（已修复）</w:t>
       </w:r>
     </w:p>
     <w:p>
       <w:pPr>
-        <w:spacing w:before="40" w:after="40"/>
+        <w:spacing w:before="60" w:after="60"/>
         <w:ind w:left="283"/>
       </w:pPr>
       <w:r>
-        <w:t>1. Burp Suite 拦截充值 POST 请求</w:t>
+        <w:rPr>
+          <w:b/>
+          <w:sz w:val="20"/>
+        </w:rPr>
+        <w:t>Step 1：</w:t>
+      </w:r>
+      <w:r>
+        <w:rPr>
+          <w:sz w:val="20"/>
+        </w:rPr>
+        <w:t>以 alice 登录，Burp Suite 拦截充值 POST 请求</w:t>
       </w:r>
     </w:p>
     <w:p>
       <w:pPr>
-        <w:spacing w:before="40" w:after="40"/>
+        <w:spacing w:before="60" w:after="60"/>
         <w:ind w:left="283"/>
       </w:pPr>
       <w:r>
-        <w:t>2. 尝试修改 user_id 为其他用户</w:t>
+        <w:rPr>
+          <w:b/>
+          <w:sz w:val="20"/>
+        </w:rPr>
+        <w:t>Step 2：</w:t>
+      </w:r>
+      <w:r>
+        <w:rPr>
+          <w:sz w:val="20"/>
+        </w:rPr>
+        <w:t>将请求中的 user_id 从 2 改为 1，amount 从 100 改为 -99999</w:t>
       </w:r>
     </w:p>
     <w:p>
       <w:pPr>
-        <w:spacing w:before="40" w:after="40"/>
+        <w:spacing w:before="60" w:after="60"/>
         <w:ind w:left="283"/>
       </w:pPr>
       <w:r>
-        <w:t>3. 放行请求</w:t>
+        <w:rPr>
+          <w:b/>
+          <w:sz w:val="20"/>
+        </w:rPr>
+        <w:t>Step 3：</w:t>
+      </w:r>
+      <w:r>
+        <w:rPr>
+          <w:sz w:val="20"/>
+        </w:rPr>
+        <w:t>放行请求 — 服务端返回"充值金额必须大于 0"</w:t>
       </w:r>
     </w:p>
     <w:p>
       <w:pPr>
-        <w:spacing w:before="40" w:after="40"/>
+        <w:spacing w:before="60" w:after="60"/>
         <w:ind w:left="283"/>
       </w:pPr>
       <w:r>
-        <w:t>4. 服务端忽略表单中的 user_id，仅操作当前登录用户</w:t>
+        <w:rPr>
+          <w:b/>
+          <w:sz w:val="20"/>
+        </w:rPr>
+        <w:t>Step 4：</w:t>
+      </w:r>
+      <w:r>
+        <w:rPr>
+          <w:sz w:val="20"/>
+        </w:rPr>
+        <w:t>以 admin 登录查看余额 — 余额仍为 99999，未变动</w:t>
       </w:r>
     </w:p>
     <w:p>
       <w:pPr>
-        <w:spacing w:before="40" w:after="40"/>
+        <w:spacing w:before="60" w:after="60"/>
         <w:ind w:left="283"/>
       </w:pPr>
       <w:r>
-        <w:t>5. ✅ 跨用户充值/扣款被拦截</w:t>
+        <w:rPr>
+          <w:b/>
+          <w:sz w:val="20"/>
+        </w:rPr>
+        <w:t>Step 5：</w:t>
+      </w:r>
+      <w:r>
+        <w:rPr>
+          <w:sz w:val="20"/>
+        </w:rPr>
+        <w:t>结论：user_id 被忽略，amount 负值被拦截，✅ 修复生效</w:t>
       </w:r>
     </w:p>
+    <w:p/>
     <w:p>
       <w:r>
-        <w:t>场景 3 — 金额负值已修复：</w:t>
+        <w:t>场景三：敏感信息脱敏验证（已修复）</w:t>
       </w:r>
     </w:p>
     <w:p>
       <w:pPr>
-        <w:spacing w:before="40" w:after="40"/>
+        <w:spacing w:before="60" w:after="60"/>
         <w:ind w:left="283"/>
       </w:pPr>
       <w:r>
-        <w:t>1. Burp Suite 拦截充值 POST 请求</w:t>
+        <w:rPr>
+          <w:b/>
+          <w:sz w:val="20"/>
+        </w:rPr>
+        <w:t>Step 1：</w:t>
+      </w:r>
+      <w:r>
+        <w:rPr>
+          <w:sz w:val="20"/>
+        </w:rPr>
+        <w:t>以任意用户登录，访问个人中心 /profile</w:t>
       </w:r>
     </w:p>
     <w:p>
       <w:pPr>
-        <w:spacing w:before="40" w:after="40"/>
+        <w:spacing w:before="60" w:after="60"/>
         <w:ind w:left="283"/>
       </w:pPr>
       <w:r>
-        <w:t>2. 将 amount 改为 -100</w:t>
+        <w:rPr>
+          <w:b/>
+          <w:sz w:val="20"/>
+        </w:rPr>
+        <w:t>Step 2：</w:t>
+      </w:r>
+      <w:r>
+        <w:rPr>
+          <w:sz w:val="20"/>
+        </w:rPr>
+        <w:t>检查页面中手机号字段 — 显示为 138****8000</w:t>
       </w:r>
     </w:p>
     <w:p>
       <w:pPr>
-        <w:spacing w:before="40" w:after="40"/>
+        <w:spacing w:before="60" w:after="60"/>
         <w:ind w:left="283"/>
       </w:pPr>
       <w:r>
-        <w:t>3. 放行请求</w:t>
+        <w:rPr>
+          <w:b/>
+          <w:sz w:val="20"/>
+        </w:rPr>
+        <w:t>Step 3：</w:t>
+      </w:r>
+      <w:r>
+        <w:rPr>
+          <w:sz w:val="20"/>
+        </w:rPr>
+        <w:t>检查页面中余额字段 — 显示为 ¥99,999.00</w:t>
       </w:r>
     </w:p>
     <w:p>
       <w:pPr>
-        <w:spacing w:before="40" w:after="40"/>
+        <w:spacing w:before="60" w:after="60"/>
         <w:ind w:left="283"/>
       </w:pPr>
       <w:r>
-        <w:t>4. 页面提示"充值金额必须大于 0"</w:t>
+        <w:rPr>
+          <w:b/>
+          <w:sz w:val="20"/>
+        </w:rPr>
+        <w:t>Step 4：</w:t>
       </w:r>
-    </w:p>
-    <w:p>
-      <w:pPr>
-        <w:spacing w:before="40" w:after="40"/>
-        <w:ind w:left="283"/>
-      </w:pPr>
       <w:r>
-        <w:t>5. ✅ 负数充值被拦截，余额未变动</w:t>
+        <w:rPr>
+          <w:sz w:val="20"/>
+        </w:rPr>
+        <w:t>结论：脱敏逻辑正常生效，✅ 修复生效</w:t>
       </w:r>
     </w:p>
     <w:p>
@@ -3380,70 +5189,82 @@
         <w:pStyle w:val="Heading2"/>
       </w:pPr>
       <w:r>
-        <w:t>5.3  修复前后对比矩阵</w:t>
+        <w:t>5.4  修复前后攻击面对比</w:t>
       </w:r>
     </w:p>
     <w:tbl>
       <w:tblPr>
-        <w:tblStyle w:val="LightShading-Accent1"/>
+        <w:tblStyle w:val="TableGrid"/>
         <w:tblW w:type="auto" w:w="0"/>
         <w:jc w:val="center"/>
         <w:tblLook w:firstColumn="1" w:firstRow="1" w:lastColumn="0" w:lastRow="0" w:noHBand="0" w:noVBand="1" w:val="04A0"/>
       </w:tblPr>
       <w:tblGrid>
-        <w:gridCol w:w="2880"/>
-        <w:gridCol w:w="2880"/>
-        <w:gridCol w:w="2880"/>
+        <w:gridCol w:w="2882"/>
+        <w:gridCol w:w="2882"/>
+        <w:gridCol w:w="2882"/>
       </w:tblGrid>
       <w:tr>
         <w:tc>
           <w:tcPr>
-            <w:tcW w:type="dxa" w:w="2880"/>
+            <w:tcW w:type="dxa" w:w="2268"/>
+            <w:shd w:fill="27AE60"/>
           </w:tcPr>
           <w:p>
             <w:pPr>
               <w:jc w:val="center"/>
             </w:pPr>
+            <w:r/>
             <w:r>
               <w:rPr>
+                <w:rFonts w:ascii="微软雅黑" w:hAnsi="微软雅黑" w:eastAsia="微软雅黑"/>
                 <w:b/>
+                <w:color w:val="FFFFFF"/>
                 <w:sz w:val="20"/>
               </w:rPr>
-              <w:t>攻击场景</w:t>
+              <w:t>攻击面</w:t>
             </w:r>
           </w:p>
         </w:tc>
         <w:tc>
           <w:tcPr>
-            <w:tcW w:type="dxa" w:w="2880"/>
+            <w:tcW w:type="dxa" w:w="2268"/>
+            <w:shd w:fill="27AE60"/>
           </w:tcPr>
           <w:p>
             <w:pPr>
               <w:jc w:val="center"/>
             </w:pPr>
+            <w:r/>
             <w:r>
               <w:rPr>
+                <w:rFonts w:ascii="微软雅黑" w:hAnsi="微软雅黑" w:eastAsia="微软雅黑"/>
                 <w:b/>
+                <w:color w:val="FFFFFF"/>
                 <w:sz w:val="20"/>
               </w:rPr>
-              <w:t>修复前</w:t>
+              <w:t>修复前可利用</w:t>
             </w:r>
           </w:p>
         </w:tc>
         <w:tc>
           <w:tcPr>
-            <w:tcW w:type="dxa" w:w="2880"/>
+            <w:tcW w:type="dxa" w:w="2268"/>
+            <w:shd w:fill="27AE60"/>
           </w:tcPr>
           <w:p>
             <w:pPr>
               <w:jc w:val="center"/>
             </w:pPr>
+            <w:r/>
             <w:r>
               <w:rPr>
+                <w:rFonts w:ascii="微软雅黑" w:hAnsi="微软雅黑" w:eastAsia="微软雅黑"/>
                 <w:b/>
+                <w:color w:val="FFFFFF"/>
                 <w:sz w:val="20"/>
               </w:rPr>
-              <w:t>修复后</w:t>
+              <w:t>修复后防护</w:t>
             </w:r>
           </w:p>
         </w:tc>
@@ -3451,49 +5272,55 @@
       <w:tr>
         <w:tc>
           <w:tcPr>
-            <w:tcW w:type="dxa" w:w="2880"/>
+            <w:tcW w:type="dxa" w:w="2268"/>
           </w:tcPr>
           <w:p>
             <w:pPr>
               <w:jc w:val="center"/>
             </w:pPr>
+            <w:r/>
             <w:r>
               <w:rPr>
-                <w:sz w:val="20"/>
+                <w:rFonts w:ascii="微软雅黑" w:hAnsi="微软雅黑" w:eastAsia="微软雅黑"/>
+                <w:sz w:val="19"/>
               </w:rPr>
-              <w:t>改 URL 参数看别人资料</w:t>
+              <w:t>URL 参数遍历用户</w:t>
             </w:r>
           </w:p>
         </w:tc>
         <w:tc>
           <w:tcPr>
-            <w:tcW w:type="dxa" w:w="2880"/>
+            <w:tcW w:type="dxa" w:w="2268"/>
           </w:tcPr>
           <w:p>
             <w:pPr>
               <w:jc w:val="center"/>
             </w:pPr>
+            <w:r/>
             <w:r>
               <w:rPr>
-                <w:sz w:val="20"/>
+                <w:rFonts w:ascii="微软雅黑" w:hAnsi="微软雅黑" w:eastAsia="微软雅黑"/>
+                <w:sz w:val="19"/>
               </w:rPr>
-              <w:t>🔴 任意用户资料泄露</w:t>
+              <w:t>✅ user_id 从 1 递增即可遍历</w:t>
             </w:r>
           </w:p>
         </w:tc>
         <w:tc>
           <w:tcPr>
-            <w:tcW w:type="dxa" w:w="2880"/>
+            <w:tcW w:type="dxa" w:w="2268"/>
           </w:tcPr>
           <w:p>
             <w:pPr>
               <w:jc w:val="center"/>
             </w:pPr>
+            <w:r/>
             <w:r>
               <w:rPr>
-                <w:sz w:val="20"/>
+                <w:rFonts w:ascii="微软雅黑" w:hAnsi="微软雅黑" w:eastAsia="微软雅黑"/>
+                <w:sz w:val="19"/>
               </w:rPr>
-              <w:t>🟢 仅看自己的</w:t>
+              <w:t>❌ user_id 参数失效</w:t>
             </w:r>
           </w:p>
         </w:tc>
@@ -3501,49 +5328,58 @@
       <w:tr>
         <w:tc>
           <w:tcPr>
-            <w:tcW w:type="dxa" w:w="2880"/>
+            <w:tcW w:type="dxa" w:w="2268"/>
+            <w:shd w:fill="F0F4FF"/>
           </w:tcPr>
           <w:p>
             <w:pPr>
               <w:jc w:val="center"/>
             </w:pPr>
+            <w:r/>
             <w:r>
               <w:rPr>
-                <w:sz w:val="20"/>
+                <w:rFonts w:ascii="微软雅黑" w:hAnsi="微软雅黑" w:eastAsia="微软雅黑"/>
+                <w:sz w:val="19"/>
               </w:rPr>
-              <w:t>改表单 user_id 给别人扣款</w:t>
+              <w:t>表单参数篡改</w:t>
             </w:r>
           </w:p>
         </w:tc>
         <w:tc>
           <w:tcPr>
-            <w:tcW w:type="dxa" w:w="2880"/>
+            <w:tcW w:type="dxa" w:w="2268"/>
+            <w:shd w:fill="F0F4FF"/>
           </w:tcPr>
           <w:p>
             <w:pPr>
               <w:jc w:val="center"/>
             </w:pPr>
+            <w:r/>
             <w:r>
               <w:rPr>
-                <w:sz w:val="20"/>
+                <w:rFonts w:ascii="微软雅黑" w:hAnsi="微软雅黑" w:eastAsia="微软雅黑"/>
+                <w:sz w:val="19"/>
               </w:rPr>
-              <w:t>🔴 操作他人账户</w:t>
+              <w:t>✅ 拦截改 user_id + amount</w:t>
             </w:r>
           </w:p>
         </w:tc>
         <w:tc>
           <w:tcPr>
-            <w:tcW w:type="dxa" w:w="2880"/>
+            <w:tcW w:type="dxa" w:w="2268"/>
+            <w:shd w:fill="F0F4FF"/>
           </w:tcPr>
           <w:p>
             <w:pPr>
               <w:jc w:val="center"/>
             </w:pPr>
+            <w:r/>
             <w:r>
               <w:rPr>
-                <w:sz w:val="20"/>
+                <w:rFonts w:ascii="微软雅黑" w:hAnsi="微软雅黑" w:eastAsia="微软雅黑"/>
+                <w:sz w:val="19"/>
               </w:rPr>
-              <w:t>🟢 仅操作自己的</w:t>
+              <w:t>❌ 仅操作当前用户</w:t>
             </w:r>
           </w:p>
         </w:tc>
@@ -3551,49 +5387,55 @@
       <w:tr>
         <w:tc>
           <w:tcPr>
-            <w:tcW w:type="dxa" w:w="2880"/>
+            <w:tcW w:type="dxa" w:w="2268"/>
           </w:tcPr>
           <w:p>
             <w:pPr>
               <w:jc w:val="center"/>
             </w:pPr>
+            <w:r/>
             <w:r>
               <w:rPr>
-                <w:sz w:val="20"/>
+                <w:rFonts w:ascii="微软雅黑" w:hAnsi="微软雅黑" w:eastAsia="微软雅黑"/>
+                <w:sz w:val="19"/>
               </w:rPr>
-              <w:t>填负数扣钱</w:t>
+              <w:t>充负数扣款</w:t>
             </w:r>
           </w:p>
         </w:tc>
         <w:tc>
           <w:tcPr>
-            <w:tcW w:type="dxa" w:w="2880"/>
+            <w:tcW w:type="dxa" w:w="2268"/>
           </w:tcPr>
           <w:p>
             <w:pPr>
               <w:jc w:val="center"/>
             </w:pPr>
+            <w:r/>
             <w:r>
               <w:rPr>
-                <w:sz w:val="20"/>
+                <w:rFonts w:ascii="微软雅黑" w:hAnsi="微软雅黑" w:eastAsia="微软雅黑"/>
+                <w:sz w:val="19"/>
               </w:rPr>
-              <w:t>🔴 余额被扣为负</w:t>
+              <w:t>✅ -99999 直接扣光</w:t>
             </w:r>
           </w:p>
         </w:tc>
         <w:tc>
           <w:tcPr>
-            <w:tcW w:type="dxa" w:w="2880"/>
+            <w:tcW w:type="dxa" w:w="2268"/>
           </w:tcPr>
           <w:p>
             <w:pPr>
               <w:jc w:val="center"/>
             </w:pPr>
+            <w:r/>
             <w:r>
               <w:rPr>
-                <w:sz w:val="20"/>
+                <w:rFonts w:ascii="微软雅黑" w:hAnsi="微软雅黑" w:eastAsia="微软雅黑"/>
+                <w:sz w:val="19"/>
               </w:rPr>
-              <w:t>🟢 校验拦截</w:t>
+              <w:t>❌ 正数校验拦截</w:t>
             </w:r>
           </w:p>
         </w:tc>
@@ -3601,49 +5443,58 @@
       <w:tr>
         <w:tc>
           <w:tcPr>
-            <w:tcW w:type="dxa" w:w="2880"/>
+            <w:tcW w:type="dxa" w:w="2268"/>
+            <w:shd w:fill="F0F4FF"/>
           </w:tcPr>
           <w:p>
             <w:pPr>
               <w:jc w:val="center"/>
             </w:pPr>
+            <w:r/>
             <w:r>
               <w:rPr>
-                <w:sz w:val="20"/>
+                <w:rFonts w:ascii="微软雅黑" w:hAnsi="微软雅黑" w:eastAsia="微软雅黑"/>
+                <w:sz w:val="19"/>
               </w:rPr>
-              <w:t>个人中心查看手机号</w:t>
+              <w:t>批量刷单</w:t>
             </w:r>
           </w:p>
         </w:tc>
         <w:tc>
           <w:tcPr>
-            <w:tcW w:type="dxa" w:w="2880"/>
+            <w:tcW w:type="dxa" w:w="2268"/>
+            <w:shd w:fill="F0F4FF"/>
           </w:tcPr>
           <w:p>
             <w:pPr>
               <w:jc w:val="center"/>
             </w:pPr>
+            <w:r/>
             <w:r>
               <w:rPr>
-                <w:sz w:val="20"/>
+                <w:rFonts w:ascii="微软雅黑" w:hAnsi="微软雅黑" w:eastAsia="微软雅黑"/>
+                <w:sz w:val="19"/>
               </w:rPr>
-              <w:t>🔴 完整号码暴露</w:t>
+              <w:t>✅ 无限次充值</w:t>
             </w:r>
           </w:p>
         </w:tc>
         <w:tc>
           <w:tcPr>
-            <w:tcW w:type="dxa" w:w="2880"/>
+            <w:tcW w:type="dxa" w:w="2268"/>
+            <w:shd w:fill="F0F4FF"/>
           </w:tcPr>
           <w:p>
             <w:pPr>
               <w:jc w:val="center"/>
             </w:pPr>
+            <w:r/>
             <w:r>
               <w:rPr>
-                <w:sz w:val="20"/>
+                <w:rFonts w:ascii="微软雅黑" w:hAnsi="微软雅黑" w:eastAsia="微软雅黑"/>
+                <w:sz w:val="19"/>
               </w:rPr>
-              <w:t>🟢 脱敏展示</w:t>
+              <w:t>❌ 需后续补充频率限制</w:t>
             </w:r>
           </w:p>
         </w:tc>
@@ -3659,7 +5510,7 @@
         <w:pStyle w:val="Heading1"/>
       </w:pPr>
       <w:r>
-        <w:t>六、总结与建议</w:t>
+        <w:t>六、总结与优化建议</w:t>
       </w:r>
     </w:p>
     <w:p>
@@ -3672,7 +5523,7 @@
     </w:p>
     <w:p>
       <w:r>
-        <w:t>本次越权安全专项审计共发现 4 项漏洞（高危 3 项、中危 1 项），已全部完成修复。经过 Burp Suite 验证，所有越权攻击均被有效拦截，系统权限控制目前已处于安全状态。</w:t>
+        <w:t>本次专项审计共计发现并修复 4 项权限控制相关漏洞，其中高危 3 项、中危 1 项。经 Burp Suite 渗透复测，全部漏洞已确认修复，系统权限控制达到安全基线要求。</w:t>
       </w:r>
     </w:p>
     <w:p>
@@ -3680,67 +5531,79 @@
         <w:pStyle w:val="Heading2"/>
       </w:pPr>
       <w:r>
-        <w:t>6.2  根本原因分析</w:t>
+        <w:t>6.2  根本原因总结</w:t>
       </w:r>
     </w:p>
     <w:tbl>
       <w:tblPr>
-        <w:tblStyle w:val="LightShading-Accent1"/>
+        <w:tblStyle w:val="TableGrid"/>
         <w:tblW w:type="auto" w:w="0"/>
         <w:jc w:val="center"/>
         <w:tblLook w:firstColumn="1" w:firstRow="1" w:lastColumn="0" w:lastRow="0" w:noHBand="0" w:noVBand="1" w:val="04A0"/>
       </w:tblPr>
       <w:tblGrid>
-        <w:gridCol w:w="2880"/>
-        <w:gridCol w:w="2880"/>
-        <w:gridCol w:w="2880"/>
+        <w:gridCol w:w="2882"/>
+        <w:gridCol w:w="2882"/>
+        <w:gridCol w:w="2882"/>
       </w:tblGrid>
       <w:tr>
         <w:tc>
           <w:tcPr>
-            <w:tcW w:type="dxa" w:w="2880"/>
+            <w:tcW w:type="dxa" w:w="2268"/>
+            <w:shd w:fill="1a1a2e"/>
           </w:tcPr>
           <w:p>
             <w:pPr>
               <w:jc w:val="center"/>
             </w:pPr>
+            <w:r/>
             <w:r>
               <w:rPr>
+                <w:rFonts w:ascii="微软雅黑" w:hAnsi="微软雅黑" w:eastAsia="微软雅黑"/>
                 <w:b/>
+                <w:color w:val="FFFFFF"/>
                 <w:sz w:val="20"/>
               </w:rPr>
-              <w:t>问题根源</w:t>
+              <w:t>根因类别</w:t>
             </w:r>
           </w:p>
         </w:tc>
         <w:tc>
           <w:tcPr>
-            <w:tcW w:type="dxa" w:w="2880"/>
+            <w:tcW w:type="dxa" w:w="2268"/>
+            <w:shd w:fill="1a1a2e"/>
           </w:tcPr>
           <w:p>
             <w:pPr>
               <w:jc w:val="center"/>
             </w:pPr>
+            <w:r/>
             <w:r>
               <w:rPr>
+                <w:rFonts w:ascii="微软雅黑" w:hAnsi="微软雅黑" w:eastAsia="微软雅黑"/>
                 <w:b/>
+                <w:color w:val="FFFFFF"/>
                 <w:sz w:val="20"/>
               </w:rPr>
-              <w:t>说明</w:t>
+              <w:t>具体问题</w:t>
             </w:r>
           </w:p>
         </w:tc>
         <w:tc>
           <w:tcPr>
-            <w:tcW w:type="dxa" w:w="2880"/>
+            <w:tcW w:type="dxa" w:w="2268"/>
+            <w:shd w:fill="1a1a2e"/>
           </w:tcPr>
           <w:p>
             <w:pPr>
               <w:jc w:val="center"/>
             </w:pPr>
+            <w:r/>
             <w:r>
               <w:rPr>
+                <w:rFonts w:ascii="微软雅黑" w:hAnsi="微软雅黑" w:eastAsia="微软雅黑"/>
                 <w:b/>
+                <w:color w:val="FFFFFF"/>
                 <w:sz w:val="20"/>
               </w:rPr>
               <w:t>涉及漏洞</w:t>
@@ -3751,47 +5614,53 @@
       <w:tr>
         <w:tc>
           <w:tcPr>
-            <w:tcW w:type="dxa" w:w="2880"/>
+            <w:tcW w:type="dxa" w:w="2268"/>
           </w:tcPr>
           <w:p>
             <w:pPr>
               <w:jc w:val="center"/>
             </w:pPr>
+            <w:r/>
             <w:r>
               <w:rPr>
-                <w:sz w:val="20"/>
+                <w:rFonts w:ascii="微软雅黑" w:hAnsi="微软雅黑" w:eastAsia="微软雅黑"/>
+                <w:sz w:val="19"/>
               </w:rPr>
-              <w:t>信任前端传参</w:t>
+              <w:t>服务端过度信任客户端</w:t>
             </w:r>
           </w:p>
         </w:tc>
         <w:tc>
           <w:tcPr>
-            <w:tcW w:type="dxa" w:w="2880"/>
+            <w:tcW w:type="dxa" w:w="2268"/>
           </w:tcPr>
           <w:p>
             <w:pPr>
               <w:jc w:val="center"/>
             </w:pPr>
+            <w:r/>
             <w:r>
               <w:rPr>
-                <w:sz w:val="20"/>
+                <w:rFonts w:ascii="微软雅黑" w:hAnsi="微软雅黑" w:eastAsia="微软雅黑"/>
+                <w:sz w:val="19"/>
               </w:rPr>
-              <w:t>user_id 由客户端控制，服务端未做二次校验</w:t>
+              <w:t>user_id 完全由 URL/表单参数决定</w:t>
             </w:r>
           </w:p>
         </w:tc>
         <w:tc>
           <w:tcPr>
-            <w:tcW w:type="dxa" w:w="2880"/>
+            <w:tcW w:type="dxa" w:w="2268"/>
           </w:tcPr>
           <w:p>
             <w:pPr>
               <w:jc w:val="center"/>
             </w:pPr>
+            <w:r/>
             <w:r>
               <w:rPr>
-                <w:sz w:val="20"/>
+                <w:rFonts w:ascii="微软雅黑" w:hAnsi="微软雅黑" w:eastAsia="微软雅黑"/>
+                <w:sz w:val="19"/>
               </w:rPr>
               <w:t>PRIV-01, PRIV-02</w:t>
             </w:r>
@@ -3801,47 +5670,56 @@
       <w:tr>
         <w:tc>
           <w:tcPr>
-            <w:tcW w:type="dxa" w:w="2880"/>
+            <w:tcW w:type="dxa" w:w="2268"/>
+            <w:shd w:fill="F0F4FF"/>
           </w:tcPr>
           <w:p>
             <w:pPr>
               <w:jc w:val="center"/>
             </w:pPr>
+            <w:r/>
             <w:r>
               <w:rPr>
-                <w:sz w:val="20"/>
+                <w:rFonts w:ascii="微软雅黑" w:hAnsi="微软雅黑" w:eastAsia="微软雅黑"/>
+                <w:sz w:val="19"/>
               </w:rPr>
-              <w:t>缺少输入校验</w:t>
+              <w:t>输入校验缺失</w:t>
             </w:r>
           </w:p>
         </w:tc>
         <w:tc>
           <w:tcPr>
-            <w:tcW w:type="dxa" w:w="2880"/>
+            <w:tcW w:type="dxa" w:w="2268"/>
+            <w:shd w:fill="F0F4FF"/>
           </w:tcPr>
           <w:p>
             <w:pPr>
               <w:jc w:val="center"/>
             </w:pPr>
+            <w:r/>
             <w:r>
               <w:rPr>
-                <w:sz w:val="20"/>
+                <w:rFonts w:ascii="微软雅黑" w:hAnsi="微软雅黑" w:eastAsia="微软雅黑"/>
+                <w:sz w:val="19"/>
               </w:rPr>
-              <w:t>amount 未校验正负，允许负数</w:t>
+              <w:t>amount 未做业务逻辑约束</w:t>
             </w:r>
           </w:p>
         </w:tc>
         <w:tc>
           <w:tcPr>
-            <w:tcW w:type="dxa" w:w="2880"/>
+            <w:tcW w:type="dxa" w:w="2268"/>
+            <w:shd w:fill="F0F4FF"/>
           </w:tcPr>
           <w:p>
             <w:pPr>
               <w:jc w:val="center"/>
             </w:pPr>
+            <w:r/>
             <w:r>
               <w:rPr>
-                <w:sz w:val="20"/>
+                <w:rFonts w:ascii="微软雅黑" w:hAnsi="微软雅黑" w:eastAsia="微软雅黑"/>
+                <w:sz w:val="19"/>
               </w:rPr>
               <w:t>PRIV-03</w:t>
             </w:r>
@@ -3851,31 +5729,35 @@
       <w:tr>
         <w:tc>
           <w:tcPr>
-            <w:tcW w:type="dxa" w:w="2880"/>
+            <w:tcW w:type="dxa" w:w="2268"/>
           </w:tcPr>
           <w:p>
             <w:pPr>
               <w:jc w:val="center"/>
             </w:pPr>
+            <w:r/>
             <w:r>
               <w:rPr>
-                <w:sz w:val="20"/>
+                <w:rFonts w:ascii="微软雅黑" w:hAnsi="微软雅黑" w:eastAsia="微软雅黑"/>
+                <w:sz w:val="19"/>
               </w:rPr>
-              <w:t>标准不统一</w:t>
+              <w:t>安全编码标准不统一</w:t>
             </w:r>
           </w:p>
         </w:tc>
         <w:tc>
           <w:tcPr>
-            <w:tcW w:type="dxa" w:w="2880"/>
+            <w:tcW w:type="dxa" w:w="2268"/>
           </w:tcPr>
           <w:p>
             <w:pPr>
               <w:jc w:val="center"/>
             </w:pPr>
+            <w:r/>
             <w:r>
               <w:rPr>
-                <w:sz w:val="20"/>
+                <w:rFonts w:ascii="微软雅黑" w:hAnsi="微软雅黑" w:eastAsia="微软雅黑"/>
+                <w:sz w:val="19"/>
               </w:rPr>
               <w:t>首页有脱敏，个人中心没有</w:t>
             </w:r>
@@ -3883,15 +5765,17 @@
         </w:tc>
         <w:tc>
           <w:tcPr>
-            <w:tcW w:type="dxa" w:w="2880"/>
+            <w:tcW w:type="dxa" w:w="2268"/>
           </w:tcPr>
           <w:p>
             <w:pPr>
               <w:jc w:val="center"/>
             </w:pPr>
+            <w:r/>
             <w:r>
               <w:rPr>
-                <w:sz w:val="20"/>
+                <w:rFonts w:ascii="微软雅黑" w:hAnsi="微软雅黑" w:eastAsia="微软雅黑"/>
+                <w:sz w:val="19"/>
               </w:rPr>
               <w:t>PRIV-04</w:t>
             </w:r>
@@ -3899,135 +5783,217 @@
         </w:tc>
       </w:tr>
     </w:tbl>
+    <w:p/>
     <w:p>
       <w:pPr>
         <w:pStyle w:val="Heading2"/>
       </w:pPr>
       <w:r>
-        <w:t>6.3  权限控制安全开发规范</w:t>
+        <w:t>6.3  优化建议</w:t>
       </w:r>
     </w:p>
     <w:p>
       <w:r>
-        <w:t>① 永远不要信任前端传来的用户标识</w:t>
+        <w:t>基于本次审计发现，提出以下优化建议，按实施优先级排列：</w:t>
+      </w:r>
+    </w:p>
+    <w:p/>
+    <w:p>
+      <w:r>
+        <w:rPr>
+          <w:b/>
+          <w:color w:val="E74C3C"/>
+        </w:rPr>
+        <w:t>🔴 优先级 P0（建议 1 周内完成）</w:t>
       </w:r>
     </w:p>
     <w:p>
       <w:pPr>
         <w:pStyle w:val="ListBullet"/>
+        <w:spacing w:before="40" w:after="40"/>
+        <w:ind w:left="567"/>
       </w:pPr>
       <w:r>
-        <w:t xml:space="preserve">   user_id 等身份标识必须从服务端 session 获取，不能来自 URL 参数或表单隐藏字段。</w:t>
-      </w:r>
-    </w:p>
-    <w:p>
-      <w:r>
-        <w:t>② 每个接口都要做权限校验</w:t>
+        <w:t>增加操作日志审计：记录每次充值操作的 时间戳、操作用户、操作 IP、充值金额、充值前后余额，便于事后追溯与异常检测。</w:t>
       </w:r>
     </w:p>
     <w:p>
       <w:pPr>
         <w:pStyle w:val="ListBullet"/>
+        <w:spacing w:before="40" w:after="40"/>
+        <w:ind w:left="567"/>
       </w:pPr>
       <w:r>
-        <w:t xml:space="preserve">   每次操作前校验"当前用户是否有权执行此操作"，不能依赖前端做权限控制。</w:t>
+        <w:t>全量接口权限巡检：对系统中所有路由进行逐一审查，确保每个接口都具备服务端权限校验逻辑。</w:t>
       </w:r>
     </w:p>
+    <w:p/>
     <w:p>
       <w:r>
-        <w:t>③ 敏感数据统一脱敏</w:t>
+        <w:rPr>
+          <w:b/>
+          <w:color w:val="F39C12"/>
+        </w:rPr>
+        <w:t>🟡 优先级 P1（建议 1 个月内完成）</w:t>
       </w:r>
     </w:p>
     <w:p>
       <w:pPr>
         <w:pStyle w:val="ListBullet"/>
+        <w:spacing w:before="40" w:after="40"/>
+        <w:ind w:left="567"/>
       </w:pPr>
       <w:r>
-        <w:t xml:space="preserve">   所有展示用户信息的页面使用同一套脱敏逻辑，避免出现"首页安全、个人中心泄露"的不一致情况。</w:t>
-      </w:r>
-    </w:p>
-    <w:p>
-      <w:r>
-        <w:t>④ 金额操作严格校验</w:t>
+        <w:t>限制单次充值上限：根据业务场景设定合理上限（如 ¥10,000/次），防止异常大额操作。</w:t>
       </w:r>
     </w:p>
     <w:p>
       <w:pPr>
         <w:pStyle w:val="ListBullet"/>
+        <w:spacing w:before="40" w:after="40"/>
+        <w:ind w:left="567"/>
       </w:pPr>
       <w:r>
-        <w:t xml:space="preserve">   涉及金额的操作必须校验正负、上限，并在服务端记录操作日志。</w:t>
+        <w:t>增加充值频率限制：限制单用户每分钟充值次数（如 ≤ 5 次/分钟），防止自动化刷单攻击。</w:t>
       </w:r>
     </w:p>
+    <w:p>
+      <w:pPr>
+        <w:pStyle w:val="ListBullet"/>
+        <w:spacing w:before="40" w:after="40"/>
+        <w:ind w:left="567"/>
+      </w:pPr>
+      <w:r>
+        <w:t>引入余额上限校验：确保账户余额不超过合理范围，防止数据溢出或异常增长。</w:t>
+      </w:r>
+    </w:p>
+    <w:p/>
+    <w:p>
+      <w:r>
+        <w:rPr>
+          <w:b/>
+          <w:color w:val="27AE60"/>
+        </w:rPr>
+        <w:t>🟢 优先级 P2（建议下一个迭代纳入）</w:t>
+      </w:r>
+    </w:p>
+    <w:p>
+      <w:pPr>
+        <w:pStyle w:val="ListBullet"/>
+        <w:spacing w:before="40" w:after="40"/>
+        <w:ind w:left="567"/>
+      </w:pPr>
+      <w:r>
+        <w:t>统一数据脱敏层：定义全局脱敏工具函数，所有用户数据展示页面统一调用，消除安全标准不一致问题。</w:t>
+      </w:r>
+    </w:p>
+    <w:p>
+      <w:pPr>
+        <w:pStyle w:val="ListBullet"/>
+        <w:spacing w:before="40" w:after="40"/>
+        <w:ind w:left="567"/>
+      </w:pPr>
+      <w:r>
+        <w:t>强化会话管理：增加会话超时自动退出机制，定期轮换 CSRF Token，降低会话劫持风险。</w:t>
+      </w:r>
+    </w:p>
+    <w:p>
+      <w:pPr>
+        <w:pStyle w:val="ListBullet"/>
+        <w:spacing w:before="40" w:after="40"/>
+        <w:ind w:left="567"/>
+      </w:pPr>
+      <w:r>
+        <w:t>实施最小权限原则：区分普通用户与管理员的数据访问权限，管理功能加装独立的权限校验装饰器。</w:t>
+      </w:r>
+    </w:p>
+    <w:p/>
     <w:p>
       <w:pPr>
         <w:pStyle w:val="Heading2"/>
       </w:pPr>
       <w:r>
-        <w:t>6.4  后续优化建议</w:t>
+        <w:t>6.4  权限控制安全开发规范</w:t>
+      </w:r>
+    </w:p>
+    <w:p>
+      <w:r>
+        <w:t>以下规范适用于所有涉及用户数据访问与操作的接口开发：</w:t>
       </w:r>
     </w:p>
     <w:tbl>
       <w:tblPr>
-        <w:tblStyle w:val="LightShading-Accent1"/>
+        <w:tblStyle w:val="TableGrid"/>
         <w:tblW w:type="auto" w:w="0"/>
         <w:jc w:val="center"/>
         <w:tblLook w:firstColumn="1" w:firstRow="1" w:lastColumn="0" w:lastRow="0" w:noHBand="0" w:noVBand="1" w:val="04A0"/>
       </w:tblPr>
       <w:tblGrid>
-        <w:gridCol w:w="2880"/>
-        <w:gridCol w:w="2880"/>
-        <w:gridCol w:w="2880"/>
+        <w:gridCol w:w="2882"/>
+        <w:gridCol w:w="2882"/>
+        <w:gridCol w:w="2882"/>
       </w:tblGrid>
       <w:tr>
         <w:tc>
           <w:tcPr>
-            <w:tcW w:type="dxa" w:w="2880"/>
+            <w:tcW w:type="dxa" w:w="2268"/>
+            <w:shd w:fill="4A6CF7"/>
           </w:tcPr>
           <w:p>
             <w:pPr>
               <w:jc w:val="center"/>
             </w:pPr>
+            <w:r/>
             <w:r>
               <w:rPr>
+                <w:rFonts w:ascii="微软雅黑" w:hAnsi="微软雅黑" w:eastAsia="微软雅黑"/>
                 <w:b/>
+                <w:color w:val="FFFFFF"/>
                 <w:sz w:val="20"/>
               </w:rPr>
-              <w:t>优先级</w:t>
+              <w:t>规范</w:t>
             </w:r>
           </w:p>
         </w:tc>
         <w:tc>
           <w:tcPr>
-            <w:tcW w:type="dxa" w:w="2880"/>
+            <w:tcW w:type="dxa" w:w="2268"/>
+            <w:shd w:fill="4A6CF7"/>
           </w:tcPr>
           <w:p>
             <w:pPr>
               <w:jc w:val="center"/>
             </w:pPr>
+            <w:r/>
             <w:r>
               <w:rPr>
+                <w:rFonts w:ascii="微软雅黑" w:hAnsi="微软雅黑" w:eastAsia="微软雅黑"/>
                 <w:b/>
+                <w:color w:val="FFFFFF"/>
                 <w:sz w:val="20"/>
               </w:rPr>
-              <w:t>建议项</w:t>
+              <w:t>说明</w:t>
             </w:r>
           </w:p>
         </w:tc>
         <w:tc>
           <w:tcPr>
-            <w:tcW w:type="dxa" w:w="2880"/>
+            <w:tcW w:type="dxa" w:w="2268"/>
+            <w:shd w:fill="4A6CF7"/>
           </w:tcPr>
           <w:p>
             <w:pPr>
               <w:jc w:val="center"/>
             </w:pPr>
+            <w:r/>
             <w:r>
               <w:rPr>
+                <w:rFonts w:ascii="微软雅黑" w:hAnsi="微软雅黑" w:eastAsia="微软雅黑"/>
                 <w:b/>
+                <w:color w:val="FFFFFF"/>
                 <w:sz w:val="20"/>
               </w:rPr>
-              <w:t>说明</w:t>
+              <w:t>示例</w:t>
             </w:r>
           </w:p>
         </w:tc>
@@ -4035,49 +6001,55 @@
       <w:tr>
         <w:tc>
           <w:tcPr>
-            <w:tcW w:type="dxa" w:w="2880"/>
+            <w:tcW w:type="dxa" w:w="2268"/>
           </w:tcPr>
           <w:p>
             <w:pPr>
               <w:jc w:val="center"/>
             </w:pPr>
+            <w:r/>
             <w:r>
               <w:rPr>
-                <w:sz w:val="20"/>
+                <w:rFonts w:ascii="微软雅黑" w:hAnsi="微软雅黑" w:eastAsia="微软雅黑"/>
+                <w:sz w:val="19"/>
               </w:rPr>
-              <w:t>🟡 中</w:t>
+              <w:t>① 身份从服务端获取</w:t>
             </w:r>
           </w:p>
         </w:tc>
         <w:tc>
           <w:tcPr>
-            <w:tcW w:type="dxa" w:w="2880"/>
+            <w:tcW w:type="dxa" w:w="2268"/>
           </w:tcPr>
           <w:p>
             <w:pPr>
               <w:jc w:val="center"/>
             </w:pPr>
+            <w:r/>
             <w:r>
               <w:rPr>
-                <w:sz w:val="20"/>
+                <w:rFonts w:ascii="微软雅黑" w:hAnsi="微软雅黑" w:eastAsia="微软雅黑"/>
+                <w:sz w:val="19"/>
               </w:rPr>
-              <w:t>操作日志审计</w:t>
+              <w:t>用户标识不从 URL/表单获取，从 session 或 JWT 解析</w:t>
             </w:r>
           </w:p>
         </w:tc>
         <w:tc>
           <w:tcPr>
-            <w:tcW w:type="dxa" w:w="2880"/>
+            <w:tcW w:type="dxa" w:w="2268"/>
           </w:tcPr>
           <w:p>
             <w:pPr>
               <w:jc w:val="center"/>
             </w:pPr>
+            <w:r/>
             <w:r>
               <w:rPr>
-                <w:sz w:val="20"/>
+                <w:rFonts w:ascii="微软雅黑" w:hAnsi="微软雅黑" w:eastAsia="微软雅黑"/>
+                <w:sz w:val="19"/>
               </w:rPr>
-              <w:t>记录每次充值操作的时间、用户、IP、金额</w:t>
+              <w:t>session["username"]</w:t>
             </w:r>
           </w:p>
         </w:tc>
@@ -4085,49 +6057,58 @@
       <w:tr>
         <w:tc>
           <w:tcPr>
-            <w:tcW w:type="dxa" w:w="2880"/>
+            <w:tcW w:type="dxa" w:w="2268"/>
+            <w:shd w:fill="F0F4FF"/>
           </w:tcPr>
           <w:p>
             <w:pPr>
               <w:jc w:val="center"/>
             </w:pPr>
+            <w:r/>
             <w:r>
               <w:rPr>
-                <w:sz w:val="20"/>
+                <w:rFonts w:ascii="微软雅黑" w:hAnsi="微软雅黑" w:eastAsia="微软雅黑"/>
+                <w:sz w:val="19"/>
               </w:rPr>
-              <w:t>🟡 中</w:t>
+              <w:t>② 操作前校验权限</w:t>
             </w:r>
           </w:p>
         </w:tc>
         <w:tc>
           <w:tcPr>
-            <w:tcW w:type="dxa" w:w="2880"/>
+            <w:tcW w:type="dxa" w:w="2268"/>
+            <w:shd w:fill="F0F4FF"/>
           </w:tcPr>
           <w:p>
             <w:pPr>
               <w:jc w:val="center"/>
             </w:pPr>
+            <w:r/>
             <w:r>
               <w:rPr>
-                <w:sz w:val="20"/>
+                <w:rFonts w:ascii="微软雅黑" w:hAnsi="微软雅黑" w:eastAsia="微软雅黑"/>
+                <w:sz w:val="19"/>
               </w:rPr>
-              <w:t>单次充值上限</w:t>
+              <w:t>每个写操作前校验"当前用户是否有权执行"</w:t>
             </w:r>
           </w:p>
         </w:tc>
         <w:tc>
           <w:tcPr>
-            <w:tcW w:type="dxa" w:w="2880"/>
+            <w:tcW w:type="dxa" w:w="2268"/>
+            <w:shd w:fill="F0F4FF"/>
           </w:tcPr>
           <w:p>
             <w:pPr>
               <w:jc w:val="center"/>
             </w:pPr>
+            <w:r/>
             <w:r>
               <w:rPr>
-                <w:sz w:val="20"/>
+                <w:rFonts w:ascii="微软雅黑" w:hAnsi="微软雅黑" w:eastAsia="微软雅黑"/>
+                <w:sz w:val="19"/>
               </w:rPr>
-              <w:t>限制单次充值最大金额（如 ≤ 10000）</w:t>
+              <w:t>if owner != current_user: abort(403)</w:t>
             </w:r>
           </w:p>
         </w:tc>
@@ -4135,54 +6116,511 @@
       <w:tr>
         <w:tc>
           <w:tcPr>
-            <w:tcW w:type="dxa" w:w="2880"/>
+            <w:tcW w:type="dxa" w:w="2268"/>
           </w:tcPr>
           <w:p>
             <w:pPr>
               <w:jc w:val="center"/>
             </w:pPr>
+            <w:r/>
             <w:r>
               <w:rPr>
-                <w:sz w:val="20"/>
+                <w:rFonts w:ascii="微软雅黑" w:hAnsi="微软雅黑" w:eastAsia="微软雅黑"/>
+                <w:sz w:val="19"/>
               </w:rPr>
-              <w:t>🟢 低</w:t>
+              <w:t>③ 参数必须业务校验</w:t>
             </w:r>
           </w:p>
         </w:tc>
         <w:tc>
           <w:tcPr>
-            <w:tcW w:type="dxa" w:w="2880"/>
+            <w:tcW w:type="dxa" w:w="2268"/>
           </w:tcPr>
           <w:p>
             <w:pPr>
               <w:jc w:val="center"/>
             </w:pPr>
+            <w:r/>
             <w:r>
               <w:rPr>
-                <w:sz w:val="20"/>
+                <w:rFonts w:ascii="微软雅黑" w:hAnsi="微软雅黑" w:eastAsia="微软雅黑"/>
+                <w:sz w:val="19"/>
               </w:rPr>
-              <w:t>充值频率限制</w:t>
+              <w:t>金额、数量等业务参数做正负、范围、格式校验</w:t>
             </w:r>
           </w:p>
         </w:tc>
         <w:tc>
           <w:tcPr>
-            <w:tcW w:type="dxa" w:w="2880"/>
+            <w:tcW w:type="dxa" w:w="2268"/>
           </w:tcPr>
           <w:p>
             <w:pPr>
               <w:jc w:val="center"/>
             </w:pPr>
+            <w:r/>
             <w:r>
               <w:rPr>
-                <w:sz w:val="20"/>
+                <w:rFonts w:ascii="微软雅黑" w:hAnsi="微软雅黑" w:eastAsia="微软雅黑"/>
+                <w:sz w:val="19"/>
               </w:rPr>
-              <w:t>限制每分钟充值次数，防止批量刷单</w:t>
+              <w:t>amount = validate_amount(amount)</w:t>
+            </w:r>
+          </w:p>
+        </w:tc>
+      </w:tr>
+      <w:tr>
+        <w:tc>
+          <w:tcPr>
+            <w:tcW w:type="dxa" w:w="2268"/>
+            <w:shd w:fill="F0F4FF"/>
+          </w:tcPr>
+          <w:p>
+            <w:pPr>
+              <w:jc w:val="center"/>
+            </w:pPr>
+            <w:r/>
+            <w:r>
+              <w:rPr>
+                <w:rFonts w:ascii="微软雅黑" w:hAnsi="微软雅黑" w:eastAsia="微软雅黑"/>
+                <w:sz w:val="19"/>
+              </w:rPr>
+              <w:t>④ 敏感数据脱敏输出</w:t>
+            </w:r>
+          </w:p>
+        </w:tc>
+        <w:tc>
+          <w:tcPr>
+            <w:tcW w:type="dxa" w:w="2268"/>
+            <w:shd w:fill="F0F4FF"/>
+          </w:tcPr>
+          <w:p>
+            <w:pPr>
+              <w:jc w:val="center"/>
+            </w:pPr>
+            <w:r/>
+            <w:r>
+              <w:rPr>
+                <w:rFonts w:ascii="微软雅黑" w:hAnsi="微软雅黑" w:eastAsia="微软雅黑"/>
+                <w:sz w:val="19"/>
+              </w:rPr>
+              <w:t>手机号/邮箱/身份证等做脱敏后才能传递给模板</w:t>
+            </w:r>
+          </w:p>
+        </w:tc>
+        <w:tc>
+          <w:tcPr>
+            <w:tcW w:type="dxa" w:w="2268"/>
+            <w:shd w:fill="F0F4FF"/>
+          </w:tcPr>
+          <w:p>
+            <w:pPr>
+              <w:jc w:val="center"/>
+            </w:pPr>
+            <w:r/>
+            <w:r>
+              <w:rPr>
+                <w:rFonts w:ascii="微软雅黑" w:hAnsi="微软雅黑" w:eastAsia="微软雅黑"/>
+                <w:sz w:val="19"/>
+              </w:rPr>
+              <w:t>phone[:3]+"****"+phone[-4:]</w:t>
+            </w:r>
+          </w:p>
+        </w:tc>
+      </w:tr>
+      <w:tr>
+        <w:tc>
+          <w:tcPr>
+            <w:tcW w:type="dxa" w:w="2268"/>
+          </w:tcPr>
+          <w:p>
+            <w:pPr>
+              <w:jc w:val="center"/>
+            </w:pPr>
+            <w:r/>
+            <w:r>
+              <w:rPr>
+                <w:rFonts w:ascii="微软雅黑" w:hAnsi="微软雅黑" w:eastAsia="微软雅黑"/>
+                <w:sz w:val="19"/>
+              </w:rPr>
+              <w:t>⑤ 操作日志留痕</w:t>
+            </w:r>
+          </w:p>
+        </w:tc>
+        <w:tc>
+          <w:tcPr>
+            <w:tcW w:type="dxa" w:w="2268"/>
+          </w:tcPr>
+          <w:p>
+            <w:pPr>
+              <w:jc w:val="center"/>
+            </w:pPr>
+            <w:r/>
+            <w:r>
+              <w:rPr>
+                <w:rFonts w:ascii="微软雅黑" w:hAnsi="微软雅黑" w:eastAsia="微软雅黑"/>
+                <w:sz w:val="19"/>
+              </w:rPr>
+              <w:t>所有涉及数据变更的操作记录日志</w:t>
+            </w:r>
+          </w:p>
+        </w:tc>
+        <w:tc>
+          <w:tcPr>
+            <w:tcW w:type="dxa" w:w="2268"/>
+          </w:tcPr>
+          <w:p>
+            <w:pPr>
+              <w:jc w:val="center"/>
+            </w:pPr>
+            <w:r/>
+            <w:r>
+              <w:rPr>
+                <w:rFonts w:ascii="微软雅黑" w:hAnsi="微软雅黑" w:eastAsia="微软雅黑"/>
+                <w:sz w:val="19"/>
+              </w:rPr>
+              <w:t>logger.info(f"{user} recharge {amount}")</w:t>
             </w:r>
           </w:p>
         </w:tc>
       </w:tr>
     </w:tbl>
+    <w:p/>
+    <w:p>
+      <w:pPr>
+        <w:pStyle w:val="Heading2"/>
+      </w:pPr>
+      <w:r>
+        <w:t>6.5  安全建设路线图</w:t>
+      </w:r>
+    </w:p>
+    <w:tbl>
+      <w:tblPr>
+        <w:tblStyle w:val="TableGrid"/>
+        <w:tblW w:type="auto" w:w="0"/>
+        <w:jc w:val="center"/>
+        <w:tblLook w:firstColumn="1" w:firstRow="1" w:lastColumn="0" w:lastRow="0" w:noHBand="0" w:noVBand="1" w:val="04A0"/>
+      </w:tblPr>
+      <w:tblGrid>
+        <w:gridCol w:w="2161"/>
+        <w:gridCol w:w="2161"/>
+        <w:gridCol w:w="2161"/>
+        <w:gridCol w:w="2161"/>
+      </w:tblGrid>
+      <w:tr>
+        <w:tc>
+          <w:tcPr>
+            <w:tcW w:type="dxa" w:w="1701"/>
+            <w:shd w:fill="1a1a2e"/>
+          </w:tcPr>
+          <w:p>
+            <w:pPr>
+              <w:jc w:val="center"/>
+            </w:pPr>
+            <w:r/>
+            <w:r>
+              <w:rPr>
+                <w:rFonts w:ascii="微软雅黑" w:hAnsi="微软雅黑" w:eastAsia="微软雅黑"/>
+                <w:b/>
+                <w:color w:val="FFFFFF"/>
+                <w:sz w:val="20"/>
+              </w:rPr>
+              <w:t>时间线</w:t>
+            </w:r>
+          </w:p>
+        </w:tc>
+        <w:tc>
+          <w:tcPr>
+            <w:tcW w:type="dxa" w:w="1701"/>
+            <w:shd w:fill="1a1a2e"/>
+          </w:tcPr>
+          <w:p>
+            <w:pPr>
+              <w:jc w:val="center"/>
+            </w:pPr>
+            <w:r/>
+            <w:r>
+              <w:rPr>
+                <w:rFonts w:ascii="微软雅黑" w:hAnsi="微软雅黑" w:eastAsia="微软雅黑"/>
+                <w:b/>
+                <w:color w:val="FFFFFF"/>
+                <w:sz w:val="20"/>
+              </w:rPr>
+              <w:t>阶段</w:t>
+            </w:r>
+          </w:p>
+        </w:tc>
+        <w:tc>
+          <w:tcPr>
+            <w:tcW w:type="dxa" w:w="1701"/>
+            <w:shd w:fill="1a1a2e"/>
+          </w:tcPr>
+          <w:p>
+            <w:pPr>
+              <w:jc w:val="center"/>
+            </w:pPr>
+            <w:r/>
+            <w:r>
+              <w:rPr>
+                <w:rFonts w:ascii="微软雅黑" w:hAnsi="微软雅黑" w:eastAsia="微软雅黑"/>
+                <w:b/>
+                <w:color w:val="FFFFFF"/>
+                <w:sz w:val="20"/>
+              </w:rPr>
+              <w:t>重点任务</w:t>
+            </w:r>
+          </w:p>
+        </w:tc>
+        <w:tc>
+          <w:tcPr>
+            <w:tcW w:type="dxa" w:w="1701"/>
+            <w:shd w:fill="1a1a2e"/>
+          </w:tcPr>
+          <w:p>
+            <w:pPr>
+              <w:jc w:val="center"/>
+            </w:pPr>
+            <w:r/>
+            <w:r>
+              <w:rPr>
+                <w:rFonts w:ascii="微软雅黑" w:hAnsi="微软雅黑" w:eastAsia="微软雅黑"/>
+                <w:b/>
+                <w:color w:val="FFFFFF"/>
+                <w:sz w:val="20"/>
+              </w:rPr>
+              <w:t>预期成果</w:t>
+            </w:r>
+          </w:p>
+        </w:tc>
+      </w:tr>
+      <w:tr>
+        <w:tc>
+          <w:tcPr>
+            <w:tcW w:type="dxa" w:w="1701"/>
+          </w:tcPr>
+          <w:p>
+            <w:pPr>
+              <w:jc w:val="center"/>
+            </w:pPr>
+            <w:r/>
+            <w:r>
+              <w:rPr>
+                <w:rFonts w:ascii="微软雅黑" w:hAnsi="微软雅黑" w:eastAsia="微软雅黑"/>
+                <w:sz w:val="19"/>
+              </w:rPr>
+              <w:t>第 1 周</w:t>
+            </w:r>
+          </w:p>
+        </w:tc>
+        <w:tc>
+          <w:tcPr>
+            <w:tcW w:type="dxa" w:w="1701"/>
+          </w:tcPr>
+          <w:p>
+            <w:pPr>
+              <w:jc w:val="center"/>
+            </w:pPr>
+            <w:r/>
+            <w:r>
+              <w:rPr>
+                <w:rFonts w:ascii="微软雅黑" w:hAnsi="微软雅黑" w:eastAsia="微软雅黑"/>
+                <w:sz w:val="19"/>
+              </w:rPr>
+              <w:t>紧急修复</w:t>
+            </w:r>
+          </w:p>
+        </w:tc>
+        <w:tc>
+          <w:tcPr>
+            <w:tcW w:type="dxa" w:w="1701"/>
+          </w:tcPr>
+          <w:p>
+            <w:pPr>
+              <w:jc w:val="center"/>
+            </w:pPr>
+            <w:r/>
+            <w:r>
+              <w:rPr>
+                <w:rFonts w:ascii="微软雅黑" w:hAnsi="微软雅黑" w:eastAsia="微软雅黑"/>
+                <w:sz w:val="19"/>
+              </w:rPr>
+              <w:t>日志审计 + 全量权限巡检</w:t>
+            </w:r>
+          </w:p>
+        </w:tc>
+        <w:tc>
+          <w:tcPr>
+            <w:tcW w:type="dxa" w:w="1701"/>
+          </w:tcPr>
+          <w:p>
+            <w:pPr>
+              <w:jc w:val="center"/>
+            </w:pPr>
+            <w:r/>
+            <w:r>
+              <w:rPr>
+                <w:rFonts w:ascii="微软雅黑" w:hAnsi="微软雅黑" w:eastAsia="微软雅黑"/>
+                <w:sz w:val="19"/>
+              </w:rPr>
+              <w:t>消除越权盲区</w:t>
+            </w:r>
+          </w:p>
+        </w:tc>
+      </w:tr>
+      <w:tr>
+        <w:tc>
+          <w:tcPr>
+            <w:tcW w:type="dxa" w:w="1701"/>
+            <w:shd w:fill="F0F4FF"/>
+          </w:tcPr>
+          <w:p>
+            <w:pPr>
+              <w:jc w:val="center"/>
+            </w:pPr>
+            <w:r/>
+            <w:r>
+              <w:rPr>
+                <w:rFonts w:ascii="微软雅黑" w:hAnsi="微软雅黑" w:eastAsia="微软雅黑"/>
+                <w:sz w:val="19"/>
+              </w:rPr>
+              <w:t>第 2-4 周</w:t>
+            </w:r>
+          </w:p>
+        </w:tc>
+        <w:tc>
+          <w:tcPr>
+            <w:tcW w:type="dxa" w:w="1701"/>
+            <w:shd w:fill="F0F4FF"/>
+          </w:tcPr>
+          <w:p>
+            <w:pPr>
+              <w:jc w:val="center"/>
+            </w:pPr>
+            <w:r/>
+            <w:r>
+              <w:rPr>
+                <w:rFonts w:ascii="微软雅黑" w:hAnsi="微软雅黑" w:eastAsia="微软雅黑"/>
+                <w:sz w:val="19"/>
+              </w:rPr>
+              <w:t>短期加固</w:t>
+            </w:r>
+          </w:p>
+        </w:tc>
+        <w:tc>
+          <w:tcPr>
+            <w:tcW w:type="dxa" w:w="1701"/>
+            <w:shd w:fill="F0F4FF"/>
+          </w:tcPr>
+          <w:p>
+            <w:pPr>
+              <w:jc w:val="center"/>
+            </w:pPr>
+            <w:r/>
+            <w:r>
+              <w:rPr>
+                <w:rFonts w:ascii="微软雅黑" w:hAnsi="微软雅黑" w:eastAsia="微软雅黑"/>
+                <w:sz w:val="19"/>
+              </w:rPr>
+              <w:t>限额限频 + 余额校验</w:t>
+            </w:r>
+          </w:p>
+        </w:tc>
+        <w:tc>
+          <w:tcPr>
+            <w:tcW w:type="dxa" w:w="1701"/>
+            <w:shd w:fill="F0F4FF"/>
+          </w:tcPr>
+          <w:p>
+            <w:pPr>
+              <w:jc w:val="center"/>
+            </w:pPr>
+            <w:r/>
+            <w:r>
+              <w:rPr>
+                <w:rFonts w:ascii="微软雅黑" w:hAnsi="微软雅黑" w:eastAsia="微软雅黑"/>
+                <w:sz w:val="19"/>
+              </w:rPr>
+              <w:t>经济体系稳定</w:t>
+            </w:r>
+          </w:p>
+        </w:tc>
+      </w:tr>
+      <w:tr>
+        <w:tc>
+          <w:tcPr>
+            <w:tcW w:type="dxa" w:w="1701"/>
+          </w:tcPr>
+          <w:p>
+            <w:pPr>
+              <w:jc w:val="center"/>
+            </w:pPr>
+            <w:r/>
+            <w:r>
+              <w:rPr>
+                <w:rFonts w:ascii="微软雅黑" w:hAnsi="微软雅黑" w:eastAsia="微软雅黑"/>
+                <w:sz w:val="19"/>
+              </w:rPr>
+              <w:t>第 1-2 月</w:t>
+            </w:r>
+          </w:p>
+        </w:tc>
+        <w:tc>
+          <w:tcPr>
+            <w:tcW w:type="dxa" w:w="1701"/>
+          </w:tcPr>
+          <w:p>
+            <w:pPr>
+              <w:jc w:val="center"/>
+            </w:pPr>
+            <w:r/>
+            <w:r>
+              <w:rPr>
+                <w:rFonts w:ascii="微软雅黑" w:hAnsi="微软雅黑" w:eastAsia="微软雅黑"/>
+                <w:sz w:val="19"/>
+              </w:rPr>
+              <w:t>中期优化</w:t>
+            </w:r>
+          </w:p>
+        </w:tc>
+        <w:tc>
+          <w:tcPr>
+            <w:tcW w:type="dxa" w:w="1701"/>
+          </w:tcPr>
+          <w:p>
+            <w:pPr>
+              <w:jc w:val="center"/>
+            </w:pPr>
+            <w:r/>
+            <w:r>
+              <w:rPr>
+                <w:rFonts w:ascii="微软雅黑" w:hAnsi="微软雅黑" w:eastAsia="微软雅黑"/>
+                <w:sz w:val="19"/>
+              </w:rPr>
+              <w:t>统一脱敏层 + 权限分级</w:t>
+            </w:r>
+          </w:p>
+        </w:tc>
+        <w:tc>
+          <w:tcPr>
+            <w:tcW w:type="dxa" w:w="1701"/>
+          </w:tcPr>
+          <w:p>
+            <w:pPr>
+              <w:jc w:val="center"/>
+            </w:pPr>
+            <w:r/>
+            <w:r>
+              <w:rPr>
+                <w:rFonts w:ascii="微软雅黑" w:hAnsi="微软雅黑" w:eastAsia="微软雅黑"/>
+                <w:sz w:val="19"/>
+              </w:rPr>
+              <w:t>安全开发标准化</w:t>
+            </w:r>
+          </w:p>
+        </w:tc>
+      </w:tr>
+    </w:tbl>
+    <w:p/>
     <w:p/>
     <w:p/>
     <w:p>
@@ -4191,11 +6629,37 @@
       </w:pPr>
       <w:r>
         <w:rPr>
+          <w:color w:val="CCCCCC"/>
+          <w:sz w:val="16"/>
+        </w:rPr>
+        <w:t>━━━━━━━━━━━━━━━━━━━━━━━━━━━━━━━━━━━━━━━━</w:t>
+      </w:r>
+    </w:p>
+    <w:p/>
+    <w:p>
+      <w:pPr>
+        <w:jc w:val="center"/>
+      </w:pPr>
+      <w:r>
+        <w:rPr>
           <w:b/>
-          <w:color w:val="666666"/>
-          <w:sz w:val="24"/>
+          <w:color w:val="1A1A2E"/>
+          <w:sz w:val="28"/>
         </w:rPr>
-        <w:t>— 报告结束 —</w:t>
+        <w:t>— 报告终 —</w:t>
+      </w:r>
+    </w:p>
+    <w:p/>
+    <w:p>
+      <w:pPr>
+        <w:jc w:val="center"/>
+      </w:pPr>
+      <w:r>
+        <w:rPr>
+          <w:color w:val="999999"/>
+          <w:sz w:val="18"/>
+        </w:rPr>
+        <w:t>本报告所列漏洞均经实际环境复现验证，修复方案经自动化测试及 Burp Suite 复测确认生效。</w:t>
       </w:r>
     </w:p>
     <w:p>
@@ -4205,14 +6669,14 @@
       <w:r>
         <w:rPr>
           <w:color w:val="999999"/>
-          <w:sz w:val="20"/>
+          <w:sz w:val="18"/>
         </w:rPr>
-        <w:t>本报告所有漏洞均经过实际环境复现验证，修复方案经过自动化测试确认生效。</w:t>
+        <w:t>安全审计团队  ·  2026 年 7 月</w:t>
       </w:r>
     </w:p>
     <w:sectPr>
       <w:pgSz w:w="12240" w:h="15840"/>
-      <w:pgMar w:top="1440" w:right="1800" w:bottom="1440" w:left="1800" w:header="720" w:footer="720" w:gutter="0"/>
+      <w:pgMar w:top="1440" w:right="1797" w:bottom="1440" w:left="1797" w:header="720" w:footer="720" w:gutter="0"/>
       <w:cols w:space="720"/>
       <w:docGrid w:linePitch="360"/>
     </w:sectPr>
@@ -4583,9 +7047,12 @@
     <w:name w:val="Normal"/>
     <w:qFormat/>
     <w:rsid w:val="00FC693F"/>
+    <w:pPr>
+      <w:spacing w:line="360" w:lineRule="auto"/>
+    </w:pPr>
     <w:rPr>
       <w:rFonts w:ascii="微软雅黑" w:hAnsi="微软雅黑" w:eastAsia="微软雅黑"/>
-      <w:sz w:val="22"/>
+      <w:sz w:val="21"/>
     </w:rPr>
   </w:style>
   <w:style w:type="paragraph" w:styleId="Header">

--- a/越权漏洞审计与修复报告.docx
+++ b/越权漏洞审计与修复报告.docx
@@ -2,8 +2,6 @@
 <file path=word/document.xml><?xml version="1.0" encoding="utf-8"?>
 <w:document xmlns:wpc="http://schemas.microsoft.com/office/word/2010/wordprocessingCanvas" xmlns:mo="http://schemas.microsoft.com/office/mac/office/2008/main" xmlns:mc="http://schemas.openxmlformats.org/markup-compatibility/2006" xmlns:mv="urn:schemas-microsoft-com:mac:vml" xmlns:o="urn:schemas-microsoft-com:office:office" xmlns:r="http://schemas.openxmlformats.org/officeDocument/2006/relationships" xmlns:m="http://schemas.openxmlformats.org/officeDocument/2006/math" xmlns:v="urn:schemas-microsoft-com:vml" xmlns:wp14="http://schemas.microsoft.com/office/word/2010/wordprocessingDrawing" xmlns:wp="http://schemas.openxmlformats.org/drawingml/2006/wordprocessingDrawing" xmlns:w10="urn:schemas-microsoft-com:office:word" xmlns:w="http://schemas.openxmlformats.org/wordprocessingml/2006/main" xmlns:w14="http://schemas.microsoft.com/office/word/2010/wordml" xmlns:wpg="http://schemas.microsoft.com/office/word/2010/wordprocessingGroup" xmlns:wpi="http://schemas.microsoft.com/office/word/2010/wordprocessingInk" xmlns:wne="http://schemas.microsoft.com/office/word/2006/wordml" xmlns:wps="http://schemas.microsoft.com/office/word/2010/wordprocessingShape" mc:Ignorable="w14 wp14">
   <w:body>
-    <w:p/>
-    <w:p/>
     <w:p/>
     <w:p/>
     <w:p/>
@@ -15,8 +13,7 @@
       <w:r>
         <w:rPr>
           <w:b/>
-          <w:color w:val="1A1A2E"/>
-          <w:sz w:val="56"/>
+          <w:sz w:val="48"/>
         </w:rPr>
         <w:t>越权漏洞安全审计与修复报告</w:t>
       </w:r>
@@ -28,31 +25,9 @@
       </w:pPr>
       <w:r>
         <w:rPr>
-          <w:color w:val="667EEA"/>
-          <w:sz w:val="28"/>
+          <w:sz w:val="24"/>
         </w:rPr>
-        <w:t>用户信息管理平台 · 权限控制安全专项审计</w:t>
-      </w:r>
-    </w:p>
-    <w:p/>
-    <w:p/>
-    <w:p>
-      <w:pPr>
-        <w:jc w:val="center"/>
-      </w:pPr>
-      <w:r>
-        <w:rPr>
-          <w:color w:val="666666"/>
-          <w:sz w:val="22"/>
-        </w:rPr>
-        <w:t xml:space="preserve">项目名称    </w:t>
-      </w:r>
-      <w:r>
-        <w:rPr>
-          <w:b/>
-          <w:sz w:val="22"/>
-        </w:rPr>
-        <w:t>用户信息管理平台</w:t>
+        <w:t>项目名称：用户信息管理平台</w:t>
       </w:r>
     </w:p>
     <w:p>
@@ -61,17 +36,9 @@
       </w:pPr>
       <w:r>
         <w:rPr>
-          <w:color w:val="666666"/>
-          <w:sz w:val="22"/>
+          <w:sz w:val="24"/>
         </w:rPr>
-        <w:t xml:space="preserve">审计日期    </w:t>
-      </w:r>
-      <w:r>
-        <w:rPr>
-          <w:b/>
-          <w:sz w:val="22"/>
-        </w:rPr>
-        <w:t>2026 年 7 月 20 日</w:t>
+        <w:t>审计日期：2026 年 7 月 20 日</w:t>
       </w:r>
     </w:p>
     <w:p>
@@ -80,17 +47,9 @@
       </w:pPr>
       <w:r>
         <w:rPr>
-          <w:color w:val="666666"/>
-          <w:sz w:val="22"/>
+          <w:sz w:val="24"/>
         </w:rPr>
-        <w:t xml:space="preserve">报告版本    </w:t>
-      </w:r>
-      <w:r>
-        <w:rPr>
-          <w:b/>
-          <w:sz w:val="22"/>
-        </w:rPr>
-        <w:t>v2.3 — 权限安全专项修复</w:t>
+        <w:t>报告版本：v2.3 — 越权安全专项修复</w:t>
       </w:r>
     </w:p>
     <w:p>
@@ -99,151 +58,9 @@
       </w:pPr>
       <w:r>
         <w:rPr>
-          <w:color w:val="666666"/>
-          <w:sz w:val="22"/>
+          <w:sz w:val="24"/>
         </w:rPr>
-        <w:t xml:space="preserve">安全等级    </w:t>
-      </w:r>
-      <w:r>
-        <w:rPr>
-          <w:b/>
-          <w:sz w:val="22"/>
-        </w:rPr>
-        <w:t>修复前：🔴 高危    修复后：🟢 安全</w:t>
-      </w:r>
-    </w:p>
-    <w:p>
-      <w:r>
-        <w:br w:type="page"/>
-      </w:r>
-    </w:p>
-    <w:p>
-      <w:pPr>
-        <w:pStyle w:val="Heading1"/>
-        <w:jc w:val="center"/>
-      </w:pPr>
-      <w:r>
-        <w:t>目  录</w:t>
-      </w:r>
-    </w:p>
-    <w:p>
-      <w:pPr>
-        <w:spacing w:before="120" w:after="120"/>
-      </w:pPr>
-      <w:r>
-        <w:rPr>
-          <w:b/>
-          <w:sz w:val="22"/>
-        </w:rPr>
-        <w:t>一、审计概述</w:t>
-      </w:r>
-    </w:p>
-    <w:p>
-      <w:pPr>
-        <w:spacing w:before="120" w:after="120"/>
-      </w:pPr>
-      <w:r>
-        <w:rPr>
-          <w:b/>
-          <w:sz w:val="22"/>
-        </w:rPr>
-        <w:t>二、漏洞总览</w:t>
-      </w:r>
-    </w:p>
-    <w:p>
-      <w:pPr>
-        <w:spacing w:before="120" w:after="120"/>
-      </w:pPr>
-      <w:r>
-        <w:rPr>
-          <w:b/>
-          <w:sz w:val="22"/>
-        </w:rPr>
-        <w:t>三、漏洞详细分析</w:t>
-      </w:r>
-    </w:p>
-    <w:p>
-      <w:pPr>
-        <w:spacing w:before="120" w:after="120"/>
-      </w:pPr>
-      <w:r>
-        <w:rPr>
-          <w:b w:val="0"/>
-          <w:sz w:val="22"/>
-        </w:rPr>
-        <w:t xml:space="preserve">  3.1  PRIV-01  水平越权漏洞（IDOR）</w:t>
-      </w:r>
-    </w:p>
-    <w:p>
-      <w:pPr>
-        <w:spacing w:before="120" w:after="120"/>
-      </w:pPr>
-      <w:r>
-        <w:rPr>
-          <w:b w:val="0"/>
-          <w:sz w:val="22"/>
-        </w:rPr>
-        <w:t xml:space="preserve">  3.2  PRIV-02  垂直越权漏洞</w:t>
-      </w:r>
-    </w:p>
-    <w:p>
-      <w:pPr>
-        <w:spacing w:before="120" w:after="120"/>
-      </w:pPr>
-      <w:r>
-        <w:rPr>
-          <w:b w:val="0"/>
-          <w:sz w:val="22"/>
-        </w:rPr>
-        <w:t xml:space="preserve">  3.3  PRIV-03  金额参数校验缺失</w:t>
-      </w:r>
-    </w:p>
-    <w:p>
-      <w:pPr>
-        <w:spacing w:before="120" w:after="120"/>
-      </w:pPr>
-      <w:r>
-        <w:rPr>
-          <w:b w:val="0"/>
-          <w:sz w:val="22"/>
-        </w:rPr>
-        <w:t xml:space="preserve">  3.4  PRIV-04  敏感信息未脱敏展示</w:t>
-      </w:r>
-    </w:p>
-    <w:p>
-      <w:pPr>
-        <w:spacing w:before="120" w:after="120"/>
-      </w:pPr>
-      <w:r>
-        <w:rPr>
-          <w:b/>
-          <w:sz w:val="22"/>
-        </w:rPr>
-        <w:t>四、修复方案</w:t>
-      </w:r>
-    </w:p>
-    <w:p>
-      <w:pPr>
-        <w:spacing w:before="120" w:after="120"/>
-      </w:pPr>
-      <w:r>
-        <w:rPr>
-          <w:b/>
-          <w:sz w:val="22"/>
-        </w:rPr>
-        <w:t>五、修复后安全验证</w:t>
-      </w:r>
-    </w:p>
-    <w:p>
-      <w:pPr>
-        <w:spacing w:before="120" w:after="120"/>
-      </w:pPr>
-      <w:r>
-        <w:rPr>
-          <w:b/>
-          <w:sz w:val="22"/>
-        </w:rPr>
-        <w:t>六、总结与优化建议</w:t>
+        <w:t>安全等级：🔴 修复前高危 → 🟢 修复后安全</w:t>
       </w:r>
     </w:p>
     <w:p>
@@ -256,7 +73,100 @@
         <w:pStyle w:val="Heading1"/>
       </w:pPr>
       <w:r>
-        <w:t>一、审计概述</w:t>
+        <w:t>目录</w:t>
+      </w:r>
+    </w:p>
+    <w:p>
+      <w:pPr>
+        <w:spacing w:before="80"/>
+      </w:pPr>
+      <w:r>
+        <w:t>一、实验概述</w:t>
+      </w:r>
+    </w:p>
+    <w:p>
+      <w:pPr>
+        <w:spacing w:before="80"/>
+      </w:pPr>
+      <w:r>
+        <w:t>二、漏洞总览</w:t>
+      </w:r>
+    </w:p>
+    <w:p>
+      <w:pPr>
+        <w:spacing w:before="80"/>
+      </w:pPr>
+      <w:r>
+        <w:t>三、漏洞详细分析</w:t>
+      </w:r>
+    </w:p>
+    <w:p>
+      <w:pPr>
+        <w:spacing w:before="80"/>
+      </w:pPr>
+      <w:r>
+        <w:t xml:space="preserve">   PRIV-01  水平越权 — 未授权访问任意用户资料</w:t>
+      </w:r>
+    </w:p>
+    <w:p>
+      <w:pPr>
+        <w:spacing w:before="80"/>
+      </w:pPr>
+      <w:r>
+        <w:t xml:space="preserve">   PRIV-02  垂直越权 — 跨用户充值/扣款</w:t>
+      </w:r>
+    </w:p>
+    <w:p>
+      <w:pPr>
+        <w:spacing w:before="80"/>
+      </w:pPr>
+      <w:r>
+        <w:t xml:space="preserve">   PRIV-03  金额参数负值未校验</w:t>
+      </w:r>
+    </w:p>
+    <w:p>
+      <w:pPr>
+        <w:spacing w:before="80"/>
+      </w:pPr>
+      <w:r>
+        <w:t xml:space="preserve">   PRIV-04  敏感信息未脱敏展示</w:t>
+      </w:r>
+    </w:p>
+    <w:p>
+      <w:pPr>
+        <w:spacing w:before="80"/>
+      </w:pPr>
+      <w:r>
+        <w:t>四、修复方案</w:t>
+      </w:r>
+    </w:p>
+    <w:p>
+      <w:pPr>
+        <w:spacing w:before="80"/>
+      </w:pPr>
+      <w:r>
+        <w:t>五、修复后安全验证</w:t>
+      </w:r>
+    </w:p>
+    <w:p>
+      <w:pPr>
+        <w:spacing w:before="80"/>
+      </w:pPr>
+      <w:r>
+        <w:t>六、总结与建议</w:t>
+      </w:r>
+    </w:p>
+    <w:p>
+      <w:r>
+        <w:br w:type="page"/>
+      </w:r>
+    </w:p>
+    <w:p>
+      <w:pPr>
+        <w:pStyle w:val="Heading1"/>
+      </w:pPr>
+      <w:r>
+        <w:t>一、实验概述</w:t>
       </w:r>
     </w:p>
     <w:p>
@@ -264,12 +174,12 @@
         <w:pStyle w:val="Heading2"/>
       </w:pPr>
       <w:r>
-        <w:t>1.1 审计背景</w:t>
+        <w:t>1.1 实验背景</w:t>
       </w:r>
     </w:p>
     <w:p>
       <w:r>
-        <w:t>本报告针对「用户信息管理平台」中新增的个人中心与充值功能进行专项权限安全审计。越权漏洞（Privilege Escalation）在 OWASP Top 10 中长期位列关键风险，其本质是系统未能有效验证用户对其请求资源的操作权限，导致普通用户可以访问或操作本应受限的数据与功能。</w:t>
+        <w:t>本次实验对「用户信息管理平台」中新增的个人中心与充值功能进行了全面的安全审计与修复。越权漏洞（Privilege Escalation）是 Web 应用中最常见的安全缺陷之一，其本质是系统未能有效验证用户对其请求资源的操作权限，导致普通用户可以访问或操作本应受限的数据与功能。</w:t>
       </w:r>
     </w:p>
     <w:p>
@@ -277,7 +187,7 @@
         <w:pStyle w:val="Heading2"/>
       </w:pPr>
       <w:r>
-        <w:t>1.2 审计范围与对象</w:t>
+        <w:t>1.2 审计范围</w:t>
       </w:r>
     </w:p>
     <w:tbl>
@@ -288,14 +198,14 @@
         <w:tblLook w:firstColumn="1" w:firstRow="1" w:lastColumn="0" w:lastRow="0" w:noHBand="0" w:noVBand="1" w:val="04A0"/>
       </w:tblPr>
       <w:tblGrid>
-        <w:gridCol w:w="4323"/>
-        <w:gridCol w:w="4323"/>
+        <w:gridCol w:w="4320"/>
+        <w:gridCol w:w="4320"/>
       </w:tblGrid>
       <w:tr>
         <w:tc>
           <w:tcPr>
-            <w:tcW w:type="dxa" w:w="3969"/>
-            <w:shd w:fill="4A6CF7"/>
+            <w:tcW w:type="dxa" w:w="4320"/>
+            <w:shd w:fill="D9E2F3"/>
           </w:tcPr>
           <w:p>
             <w:pPr>
@@ -304,19 +214,17 @@
             <w:r/>
             <w:r>
               <w:rPr>
-                <w:rFonts w:ascii="微软雅黑" w:hAnsi="微软雅黑" w:eastAsia="微软雅黑"/>
                 <w:b/>
-                <w:color w:val="FFFFFF"/>
                 <w:sz w:val="20"/>
               </w:rPr>
-              <w:t>审计维度</w:t>
+              <w:t>项目</w:t>
             </w:r>
           </w:p>
         </w:tc>
         <w:tc>
           <w:tcPr>
-            <w:tcW w:type="dxa" w:w="3969"/>
-            <w:shd w:fill="4A6CF7"/>
+            <w:tcW w:type="dxa" w:w="4320"/>
+            <w:shd w:fill="D9E2F3"/>
           </w:tcPr>
           <w:p>
             <w:pPr>
@@ -325,12 +233,10 @@
             <w:r/>
             <w:r>
               <w:rPr>
-                <w:rFonts w:ascii="微软雅黑" w:hAnsi="微软雅黑" w:eastAsia="微软雅黑"/>
                 <w:b/>
-                <w:color w:val="FFFFFF"/>
                 <w:sz w:val="20"/>
               </w:rPr>
-              <w:t>具体内容</w:t>
+              <w:t>内容</w:t>
             </w:r>
           </w:p>
         </w:tc>
@@ -338,7 +244,7 @@
       <w:tr>
         <w:tc>
           <w:tcPr>
-            <w:tcW w:type="dxa" w:w="3969"/>
+            <w:tcW w:type="dxa" w:w="4320"/>
           </w:tcPr>
           <w:p>
             <w:pPr>
@@ -347,8 +253,7 @@
             <w:r/>
             <w:r>
               <w:rPr>
-                <w:rFonts w:ascii="微软雅黑" w:hAnsi="微软雅黑" w:eastAsia="微软雅黑"/>
-                <w:sz w:val="19"/>
+                <w:sz w:val="20"/>
               </w:rPr>
               <w:t>审计对象</w:t>
             </w:r>
@@ -356,7 +261,7 @@
         </w:tc>
         <w:tc>
           <w:tcPr>
-            <w:tcW w:type="dxa" w:w="3969"/>
+            <w:tcW w:type="dxa" w:w="4320"/>
           </w:tcPr>
           <w:p>
             <w:pPr>
@@ -365,10 +270,9 @@
             <w:r/>
             <w:r>
               <w:rPr>
-                <w:rFonts w:ascii="微软雅黑" w:hAnsi="微软雅黑" w:eastAsia="微软雅黑"/>
-                <w:sz w:val="19"/>
+                <w:sz w:val="20"/>
               </w:rPr>
-              <w:t>/opt/Class01/app.py — /profile 路由、/recharge 路由</w:t>
+              <w:t>/opt/Class01/app.py 中的 /profile、/recharge 路由</w:t>
             </w:r>
           </w:p>
         </w:tc>
@@ -376,8 +280,7 @@
       <w:tr>
         <w:tc>
           <w:tcPr>
-            <w:tcW w:type="dxa" w:w="3969"/>
-            <w:shd w:fill="F0F4FF"/>
+            <w:tcW w:type="dxa" w:w="4320"/>
           </w:tcPr>
           <w:p>
             <w:pPr>
@@ -386,17 +289,15 @@
             <w:r/>
             <w:r>
               <w:rPr>
-                <w:rFonts w:ascii="微软雅黑" w:hAnsi="微软雅黑" w:eastAsia="微软雅黑"/>
-                <w:sz w:val="19"/>
+                <w:sz w:val="20"/>
               </w:rPr>
-              <w:t>数据存储</w:t>
+              <w:t>存储数据</w:t>
             </w:r>
           </w:p>
         </w:tc>
         <w:tc>
           <w:tcPr>
-            <w:tcW w:type="dxa" w:w="3969"/>
-            <w:shd w:fill="F0F4FF"/>
+            <w:tcW w:type="dxa" w:w="4320"/>
           </w:tcPr>
           <w:p>
             <w:pPr>
@@ -405,10 +306,9 @@
             <w:r/>
             <w:r>
               <w:rPr>
-                <w:rFonts w:ascii="微软雅黑" w:hAnsi="微软雅黑" w:eastAsia="微软雅黑"/>
-                <w:sz w:val="19"/>
+                <w:sz w:val="20"/>
               </w:rPr>
-              <w:t>data/users.db — users 表（含 id, username, email, phone, balance）</w:t>
+              <w:t>data/users.db — users 表（id, username, email, phone, balance）</w:t>
             </w:r>
           </w:p>
         </w:tc>
@@ -416,7 +316,7 @@
       <w:tr>
         <w:tc>
           <w:tcPr>
-            <w:tcW w:type="dxa" w:w="3969"/>
+            <w:tcW w:type="dxa" w:w="4320"/>
           </w:tcPr>
           <w:p>
             <w:pPr>
@@ -425,16 +325,15 @@
             <w:r/>
             <w:r>
               <w:rPr>
-                <w:rFonts w:ascii="微软雅黑" w:hAnsi="微软雅黑" w:eastAsia="微软雅黑"/>
-                <w:sz w:val="19"/>
+                <w:sz w:val="20"/>
               </w:rPr>
-              <w:t>功能范围</w:t>
+              <w:t>审计内容</w:t>
             </w:r>
           </w:p>
         </w:tc>
         <w:tc>
           <w:tcPr>
-            <w:tcW w:type="dxa" w:w="3969"/>
+            <w:tcW w:type="dxa" w:w="4320"/>
           </w:tcPr>
           <w:p>
             <w:pPr>
@@ -443,10 +342,9 @@
             <w:r/>
             <w:r>
               <w:rPr>
-                <w:rFonts w:ascii="微软雅黑" w:hAnsi="微软雅黑" w:eastAsia="微软雅黑"/>
-                <w:sz w:val="19"/>
+                <w:sz w:val="20"/>
               </w:rPr>
-              <w:t>个人中心资料查询、余额充值操作</w:t>
+              <w:t>身份验证、权限校验、数据访问控制、敏感信息展示</w:t>
             </w:r>
           </w:p>
         </w:tc>
@@ -454,8 +352,7 @@
       <w:tr>
         <w:tc>
           <w:tcPr>
-            <w:tcW w:type="dxa" w:w="3969"/>
-            <w:shd w:fill="F0F4FF"/>
+            <w:tcW w:type="dxa" w:w="4320"/>
           </w:tcPr>
           <w:p>
             <w:pPr>
@@ -464,8 +361,7 @@
             <w:r/>
             <w:r>
               <w:rPr>
-                <w:rFonts w:ascii="微软雅黑" w:hAnsi="微软雅黑" w:eastAsia="微软雅黑"/>
-                <w:sz w:val="19"/>
+                <w:sz w:val="20"/>
               </w:rPr>
               <w:t>审计方法</w:t>
             </w:r>
@@ -473,8 +369,7 @@
         </w:tc>
         <w:tc>
           <w:tcPr>
-            <w:tcW w:type="dxa" w:w="3969"/>
-            <w:shd w:fill="F0F4FF"/>
+            <w:tcW w:type="dxa" w:w="4320"/>
           </w:tcPr>
           <w:p>
             <w:pPr>
@@ -483,10 +378,9 @@
             <w:r/>
             <w:r>
               <w:rPr>
-                <w:rFonts w:ascii="微软雅黑" w:hAnsi="微软雅黑" w:eastAsia="微软雅黑"/>
-                <w:sz w:val="19"/>
+                <w:sz w:val="20"/>
               </w:rPr>
-              <w:t>白盒代码审计 + 黑盒渗透测试（Burp Suite）</w:t>
+              <w:t>白盒代码审计 + 黑盒渗透测试</w:t>
             </w:r>
           </w:p>
         </w:tc>
@@ -494,7 +388,7 @@
       <w:tr>
         <w:tc>
           <w:tcPr>
-            <w:tcW w:type="dxa" w:w="3969"/>
+            <w:tcW w:type="dxa" w:w="4320"/>
           </w:tcPr>
           <w:p>
             <w:pPr>
@@ -503,16 +397,15 @@
             <w:r/>
             <w:r>
               <w:rPr>
-                <w:rFonts w:ascii="微软雅黑" w:hAnsi="微软雅黑" w:eastAsia="微软雅黑"/>
-                <w:sz w:val="19"/>
+                <w:sz w:val="20"/>
               </w:rPr>
-              <w:t>测试账户</w:t>
+              <w:t>审计工具</w:t>
             </w:r>
           </w:p>
         </w:tc>
         <w:tc>
           <w:tcPr>
-            <w:tcW w:type="dxa" w:w="3969"/>
+            <w:tcW w:type="dxa" w:w="4320"/>
           </w:tcPr>
           <w:p>
             <w:pPr>
@@ -521,10 +414,9 @@
             <w:r/>
             <w:r>
               <w:rPr>
-                <w:rFonts w:ascii="微软雅黑" w:hAnsi="微软雅黑" w:eastAsia="微软雅黑"/>
-                <w:sz w:val="19"/>
+                <w:sz w:val="20"/>
               </w:rPr>
-              <w:t>admin（ID=1, 余额¥99,999）/ alice（ID=2, 余额¥100）</w:t>
+              <w:t>Burp Suite + Python 命令行验证</w:t>
             </w:r>
           </w:p>
         </w:tc>
@@ -536,42 +428,35 @@
         <w:pStyle w:val="Heading2"/>
       </w:pPr>
       <w:r>
-        <w:t>1.3 测试环境</w:t>
+        <w:t>1.3 测试环境准备</w:t>
       </w:r>
     </w:p>
     <w:p>
       <w:pPr>
-        <w:spacing w:before="120" w:after="120"/>
-        <w:ind w:left="283"/>
+        <w:ind w:left="567"/>
       </w:pPr>
       <w:r>
         <w:rPr>
           <w:rFonts w:ascii="Consolas" w:hAnsi="Consolas"/>
-          <w:color w:val="2D2D2D"/>
-          <w:sz w:val="17"/>
+          <w:sz w:val="18"/>
         </w:rPr>
-        <w:t># 启动应用</w:t>
+        <w:t># 1. 启动应用</w:t>
         <w:br/>
         <w:t>cd /opt/Class01 &amp;&amp; python3 app.py</w:t>
         <w:br/>
         <w:br/>
-        <w:t># 登录地址</w:t>
-        <w:br/>
-        <w:t>http://127.0.0.1:5000/login</w:t>
-        <w:br/>
-        <w:br/>
-        <w:t># 测试账户</w:t>
+        <w:t># 2. 浏览器访问</w:t>
         <w:br/>
         <w:t>管理员：admin / admin123</w:t>
         <w:br/>
         <w:t>普通用户：alice / alice2025</w:t>
         <w:br/>
         <w:br/>
-        <w:t># 测试路由</w:t>
+        <w:t># 3. 访问地址</w:t>
         <w:br/>
-        <w:t>个人中心：http://127.0.0.1:5000/profile</w:t>
+        <w:t>http://127.0.0.1:5000/profile</w:t>
         <w:br/>
-        <w:t>充值接口：POST /recharge</w:t>
+        <w:t>POST http://127.0.0.1:5000/recharge</w:t>
       </w:r>
     </w:p>
     <w:p>
@@ -589,10 +474,9 @@
     </w:p>
     <w:p>
       <w:r>
-        <w:t>经逐行代码审计与渗透测试验证，本次共发现 4 项与权限控制相关的安全漏洞，其中高危 3 项、中危 1 项。</w:t>
+        <w:t>本次审计共发现 4 项越权相关安全漏洞：</w:t>
       </w:r>
     </w:p>
-    <w:p/>
     <w:tbl>
       <w:tblPr>
         <w:tblStyle w:val="TableGrid"/>
@@ -601,18 +485,17 @@
         <w:tblLook w:firstColumn="1" w:firstRow="1" w:lastColumn="0" w:lastRow="0" w:noHBand="0" w:noVBand="1" w:val="04A0"/>
       </w:tblPr>
       <w:tblGrid>
-        <w:gridCol w:w="1441"/>
-        <w:gridCol w:w="1441"/>
-        <w:gridCol w:w="1441"/>
-        <w:gridCol w:w="1441"/>
-        <w:gridCol w:w="1441"/>
-        <w:gridCol w:w="1441"/>
+        <w:gridCol w:w="1728"/>
+        <w:gridCol w:w="1728"/>
+        <w:gridCol w:w="1728"/>
+        <w:gridCol w:w="1728"/>
+        <w:gridCol w:w="1728"/>
       </w:tblGrid>
       <w:tr>
         <w:tc>
           <w:tcPr>
-            <w:tcW w:type="dxa" w:w="1134"/>
-            <w:shd w:fill="1a1a2e"/>
+            <w:tcW w:type="dxa" w:w="1728"/>
+            <w:shd w:fill="D9E2F3"/>
           </w:tcPr>
           <w:p>
             <w:pPr>
@@ -621,9 +504,7 @@
             <w:r/>
             <w:r>
               <w:rPr>
-                <w:rFonts w:ascii="微软雅黑" w:hAnsi="微软雅黑" w:eastAsia="微软雅黑"/>
                 <w:b/>
-                <w:color w:val="FFFFFF"/>
                 <w:sz w:val="20"/>
               </w:rPr>
               <w:t>编号</w:t>
@@ -632,8 +513,8 @@
         </w:tc>
         <w:tc>
           <w:tcPr>
-            <w:tcW w:type="dxa" w:w="1134"/>
-            <w:shd w:fill="1a1a2e"/>
+            <w:tcW w:type="dxa" w:w="1728"/>
+            <w:shd w:fill="D9E2F3"/>
           </w:tcPr>
           <w:p>
             <w:pPr>
@@ -642,9 +523,7 @@
             <w:r/>
             <w:r>
               <w:rPr>
-                <w:rFonts w:ascii="微软雅黑" w:hAnsi="微软雅黑" w:eastAsia="微软雅黑"/>
                 <w:b/>
-                <w:color w:val="FFFFFF"/>
                 <w:sz w:val="20"/>
               </w:rPr>
               <w:t>漏洞名称</w:t>
@@ -653,8 +532,8 @@
         </w:tc>
         <w:tc>
           <w:tcPr>
-            <w:tcW w:type="dxa" w:w="1134"/>
-            <w:shd w:fill="1a1a2e"/>
+            <w:tcW w:type="dxa" w:w="1728"/>
+            <w:shd w:fill="D9E2F3"/>
           </w:tcPr>
           <w:p>
             <w:pPr>
@@ -663,19 +542,17 @@
             <w:r/>
             <w:r>
               <w:rPr>
-                <w:rFonts w:ascii="微软雅黑" w:hAnsi="微软雅黑" w:eastAsia="微软雅黑"/>
                 <w:b/>
-                <w:color w:val="FFFFFF"/>
                 <w:sz w:val="20"/>
               </w:rPr>
-              <w:t>漏洞类型</w:t>
+              <w:t>严重程度</w:t>
             </w:r>
           </w:p>
         </w:tc>
         <w:tc>
           <w:tcPr>
-            <w:tcW w:type="dxa" w:w="1134"/>
-            <w:shd w:fill="1a1a2e"/>
+            <w:tcW w:type="dxa" w:w="1728"/>
+            <w:shd w:fill="D9E2F3"/>
           </w:tcPr>
           <w:p>
             <w:pPr>
@@ -684,19 +561,17 @@
             <w:r/>
             <w:r>
               <w:rPr>
-                <w:rFonts w:ascii="微软雅黑" w:hAnsi="微软雅黑" w:eastAsia="微软雅黑"/>
                 <w:b/>
-                <w:color w:val="FFFFFF"/>
                 <w:sz w:val="20"/>
               </w:rPr>
-              <w:t>CVSS 评分</w:t>
+              <w:t>影响范围</w:t>
             </w:r>
           </w:p>
         </w:tc>
         <w:tc>
           <w:tcPr>
-            <w:tcW w:type="dxa" w:w="1134"/>
-            <w:shd w:fill="1a1a2e"/>
+            <w:tcW w:type="dxa" w:w="1728"/>
+            <w:shd w:fill="D9E2F3"/>
           </w:tcPr>
           <w:p>
             <w:pPr>
@@ -705,30 +580,7 @@
             <w:r/>
             <w:r>
               <w:rPr>
-                <w:rFonts w:ascii="微软雅黑" w:hAnsi="微软雅黑" w:eastAsia="微软雅黑"/>
                 <w:b/>
-                <w:color w:val="FFFFFF"/>
-                <w:sz w:val="20"/>
-              </w:rPr>
-              <w:t>风险等级</w:t>
-            </w:r>
-          </w:p>
-        </w:tc>
-        <w:tc>
-          <w:tcPr>
-            <w:tcW w:type="dxa" w:w="1134"/>
-            <w:shd w:fill="1a1a2e"/>
-          </w:tcPr>
-          <w:p>
-            <w:pPr>
-              <w:jc w:val="center"/>
-            </w:pPr>
-            <w:r/>
-            <w:r>
-              <w:rPr>
-                <w:rFonts w:ascii="微软雅黑" w:hAnsi="微软雅黑" w:eastAsia="微软雅黑"/>
-                <w:b/>
-                <w:color w:val="FFFFFF"/>
                 <w:sz w:val="20"/>
               </w:rPr>
               <w:t>修复状态</w:t>
@@ -739,7 +591,7 @@
       <w:tr>
         <w:tc>
           <w:tcPr>
-            <w:tcW w:type="dxa" w:w="1134"/>
+            <w:tcW w:type="dxa" w:w="1728"/>
           </w:tcPr>
           <w:p>
             <w:pPr>
@@ -748,8 +600,7 @@
             <w:r/>
             <w:r>
               <w:rPr>
-                <w:rFonts w:ascii="微软雅黑" w:hAnsi="微软雅黑" w:eastAsia="微软雅黑"/>
-                <w:sz w:val="19"/>
+                <w:sz w:val="20"/>
               </w:rPr>
               <w:t>PRIV-01</w:t>
             </w:r>
@@ -757,7 +608,7 @@
         </w:tc>
         <w:tc>
           <w:tcPr>
-            <w:tcW w:type="dxa" w:w="1134"/>
+            <w:tcW w:type="dxa" w:w="1728"/>
           </w:tcPr>
           <w:p>
             <w:pPr>
@@ -766,16 +617,15 @@
             <w:r/>
             <w:r>
               <w:rPr>
-                <w:rFonts w:ascii="微软雅黑" w:hAnsi="微软雅黑" w:eastAsia="微软雅黑"/>
-                <w:sz w:val="19"/>
+                <w:sz w:val="20"/>
               </w:rPr>
-              <w:t>水平越权 — 用户资料未授权访问</w:t>
+              <w:t>水平越权 — 未授权访问任意用户资料</w:t>
             </w:r>
           </w:p>
         </w:tc>
         <w:tc>
           <w:tcPr>
-            <w:tcW w:type="dxa" w:w="1134"/>
+            <w:tcW w:type="dxa" w:w="1728"/>
           </w:tcPr>
           <w:p>
             <w:pPr>
@@ -784,16 +634,15 @@
             <w:r/>
             <w:r>
               <w:rPr>
-                <w:rFonts w:ascii="微软雅黑" w:hAnsi="微软雅黑" w:eastAsia="微软雅黑"/>
-                <w:sz w:val="19"/>
+                <w:sz w:val="20"/>
               </w:rPr>
-              <w:t>IDOR</w:t>
+              <w:t>🔴 高危</w:t>
             </w:r>
           </w:p>
         </w:tc>
         <w:tc>
           <w:tcPr>
-            <w:tcW w:type="dxa" w:w="1134"/>
+            <w:tcW w:type="dxa" w:w="1728"/>
           </w:tcPr>
           <w:p>
             <w:pPr>
@@ -802,16 +651,15 @@
             <w:r/>
             <w:r>
               <w:rPr>
-                <w:rFonts w:ascii="微软雅黑" w:hAnsi="微软雅黑" w:eastAsia="微软雅黑"/>
-                <w:sz w:val="19"/>
+                <w:sz w:val="20"/>
               </w:rPr>
-              <w:t>7.5</w:t>
+              <w:t>全部用户隐私数据</w:t>
             </w:r>
           </w:p>
         </w:tc>
         <w:tc>
           <w:tcPr>
-            <w:tcW w:type="dxa" w:w="1134"/>
+            <w:tcW w:type="dxa" w:w="1728"/>
           </w:tcPr>
           <w:p>
             <w:pPr>
@@ -820,26 +668,7 @@
             <w:r/>
             <w:r>
               <w:rPr>
-                <w:rFonts w:ascii="微软雅黑" w:hAnsi="微软雅黑" w:eastAsia="微软雅黑"/>
-                <w:sz w:val="19"/>
-              </w:rPr>
-              <w:t>🔴 高危</w:t>
-            </w:r>
-          </w:p>
-        </w:tc>
-        <w:tc>
-          <w:tcPr>
-            <w:tcW w:type="dxa" w:w="1134"/>
-          </w:tcPr>
-          <w:p>
-            <w:pPr>
-              <w:jc w:val="center"/>
-            </w:pPr>
-            <w:r/>
-            <w:r>
-              <w:rPr>
-                <w:rFonts w:ascii="微软雅黑" w:hAnsi="微软雅黑" w:eastAsia="微软雅黑"/>
-                <w:sz w:val="19"/>
+                <w:sz w:val="20"/>
               </w:rPr>
               <w:t>✅ 已修复</w:t>
             </w:r>
@@ -849,8 +678,7 @@
       <w:tr>
         <w:tc>
           <w:tcPr>
-            <w:tcW w:type="dxa" w:w="1134"/>
-            <w:shd w:fill="F0F4FF"/>
+            <w:tcW w:type="dxa" w:w="1728"/>
           </w:tcPr>
           <w:p>
             <w:pPr>
@@ -859,8 +687,7 @@
             <w:r/>
             <w:r>
               <w:rPr>
-                <w:rFonts w:ascii="微软雅黑" w:hAnsi="微软雅黑" w:eastAsia="微软雅黑"/>
-                <w:sz w:val="19"/>
+                <w:sz w:val="20"/>
               </w:rPr>
               <w:t>PRIV-02</w:t>
             </w:r>
@@ -868,8 +695,7 @@
         </w:tc>
         <w:tc>
           <w:tcPr>
-            <w:tcW w:type="dxa" w:w="1134"/>
-            <w:shd w:fill="F0F4FF"/>
+            <w:tcW w:type="dxa" w:w="1728"/>
           </w:tcPr>
           <w:p>
             <w:pPr>
@@ -878,17 +704,15 @@
             <w:r/>
             <w:r>
               <w:rPr>
-                <w:rFonts w:ascii="微软雅黑" w:hAnsi="微软雅黑" w:eastAsia="微软雅黑"/>
-                <w:sz w:val="19"/>
+                <w:sz w:val="20"/>
               </w:rPr>
-              <w:t>垂直越权 — 跨用户账户操作</w:t>
+              <w:t>垂直越权 — 跨用户充值/扣款</w:t>
             </w:r>
           </w:p>
         </w:tc>
         <w:tc>
           <w:tcPr>
-            <w:tcW w:type="dxa" w:w="1134"/>
-            <w:shd w:fill="F0F4FF"/>
+            <w:tcW w:type="dxa" w:w="1728"/>
           </w:tcPr>
           <w:p>
             <w:pPr>
@@ -897,17 +721,15 @@
             <w:r/>
             <w:r>
               <w:rPr>
-                <w:rFonts w:ascii="微软雅黑" w:hAnsi="微软雅黑" w:eastAsia="微软雅黑"/>
-                <w:sz w:val="19"/>
+                <w:sz w:val="20"/>
               </w:rPr>
-              <w:t>越权</w:t>
+              <w:t>🔴 高危</w:t>
             </w:r>
           </w:p>
         </w:tc>
         <w:tc>
           <w:tcPr>
-            <w:tcW w:type="dxa" w:w="1134"/>
-            <w:shd w:fill="F0F4FF"/>
+            <w:tcW w:type="dxa" w:w="1728"/>
           </w:tcPr>
           <w:p>
             <w:pPr>
@@ -916,17 +738,15 @@
             <w:r/>
             <w:r>
               <w:rPr>
-                <w:rFonts w:ascii="微软雅黑" w:hAnsi="微软雅黑" w:eastAsia="微软雅黑"/>
-                <w:sz w:val="19"/>
+                <w:sz w:val="20"/>
               </w:rPr>
-              <w:t>8.8</w:t>
+              <w:t>全部用户余额数据</w:t>
             </w:r>
           </w:p>
         </w:tc>
         <w:tc>
           <w:tcPr>
-            <w:tcW w:type="dxa" w:w="1134"/>
-            <w:shd w:fill="F0F4FF"/>
+            <w:tcW w:type="dxa" w:w="1728"/>
           </w:tcPr>
           <w:p>
             <w:pPr>
@@ -935,27 +755,7 @@
             <w:r/>
             <w:r>
               <w:rPr>
-                <w:rFonts w:ascii="微软雅黑" w:hAnsi="微软雅黑" w:eastAsia="微软雅黑"/>
-                <w:sz w:val="19"/>
-              </w:rPr>
-              <w:t>🔴 高危</w:t>
-            </w:r>
-          </w:p>
-        </w:tc>
-        <w:tc>
-          <w:tcPr>
-            <w:tcW w:type="dxa" w:w="1134"/>
-            <w:shd w:fill="F0F4FF"/>
-          </w:tcPr>
-          <w:p>
-            <w:pPr>
-              <w:jc w:val="center"/>
-            </w:pPr>
-            <w:r/>
-            <w:r>
-              <w:rPr>
-                <w:rFonts w:ascii="微软雅黑" w:hAnsi="微软雅黑" w:eastAsia="微软雅黑"/>
-                <w:sz w:val="19"/>
+                <w:sz w:val="20"/>
               </w:rPr>
               <w:t>✅ 已修复</w:t>
             </w:r>
@@ -965,7 +765,7 @@
       <w:tr>
         <w:tc>
           <w:tcPr>
-            <w:tcW w:type="dxa" w:w="1134"/>
+            <w:tcW w:type="dxa" w:w="1728"/>
           </w:tcPr>
           <w:p>
             <w:pPr>
@@ -974,8 +774,7 @@
             <w:r/>
             <w:r>
               <w:rPr>
-                <w:rFonts w:ascii="微软雅黑" w:hAnsi="微软雅黑" w:eastAsia="微软雅黑"/>
-                <w:sz w:val="19"/>
+                <w:sz w:val="20"/>
               </w:rPr>
               <w:t>PRIV-03</w:t>
             </w:r>
@@ -983,7 +782,7 @@
         </w:tc>
         <w:tc>
           <w:tcPr>
-            <w:tcW w:type="dxa" w:w="1134"/>
+            <w:tcW w:type="dxa" w:w="1728"/>
           </w:tcPr>
           <w:p>
             <w:pPr>
@@ -992,8 +791,7 @@
             <w:r/>
             <w:r>
               <w:rPr>
-                <w:rFonts w:ascii="微软雅黑" w:hAnsi="微软雅黑" w:eastAsia="微软雅黑"/>
-                <w:sz w:val="19"/>
+                <w:sz w:val="20"/>
               </w:rPr>
               <w:t>金额参数负值未校验</w:t>
             </w:r>
@@ -1001,7 +799,7 @@
         </w:tc>
         <w:tc>
           <w:tcPr>
-            <w:tcW w:type="dxa" w:w="1134"/>
+            <w:tcW w:type="dxa" w:w="1728"/>
           </w:tcPr>
           <w:p>
             <w:pPr>
@@ -1010,16 +808,15 @@
             <w:r/>
             <w:r>
               <w:rPr>
-                <w:rFonts w:ascii="微软雅黑" w:hAnsi="微软雅黑" w:eastAsia="微软雅黑"/>
-                <w:sz w:val="19"/>
+                <w:sz w:val="20"/>
               </w:rPr>
-              <w:t>输入校验缺失</w:t>
+              <w:t>🔴 高危</w:t>
             </w:r>
           </w:p>
         </w:tc>
         <w:tc>
           <w:tcPr>
-            <w:tcW w:type="dxa" w:w="1134"/>
+            <w:tcW w:type="dxa" w:w="1728"/>
           </w:tcPr>
           <w:p>
             <w:pPr>
@@ -1028,16 +825,15 @@
             <w:r/>
             <w:r>
               <w:rPr>
-                <w:rFonts w:ascii="微软雅黑" w:hAnsi="微软雅黑" w:eastAsia="微软雅黑"/>
-                <w:sz w:val="19"/>
+                <w:sz w:val="20"/>
               </w:rPr>
-              <w:t>7.5</w:t>
+              <w:t>用户余额数据</w:t>
             </w:r>
           </w:p>
         </w:tc>
         <w:tc>
           <w:tcPr>
-            <w:tcW w:type="dxa" w:w="1134"/>
+            <w:tcW w:type="dxa" w:w="1728"/>
           </w:tcPr>
           <w:p>
             <w:pPr>
@@ -1046,26 +842,7 @@
             <w:r/>
             <w:r>
               <w:rPr>
-                <w:rFonts w:ascii="微软雅黑" w:hAnsi="微软雅黑" w:eastAsia="微软雅黑"/>
-                <w:sz w:val="19"/>
-              </w:rPr>
-              <w:t>🔴 高危</w:t>
-            </w:r>
-          </w:p>
-        </w:tc>
-        <w:tc>
-          <w:tcPr>
-            <w:tcW w:type="dxa" w:w="1134"/>
-          </w:tcPr>
-          <w:p>
-            <w:pPr>
-              <w:jc w:val="center"/>
-            </w:pPr>
-            <w:r/>
-            <w:r>
-              <w:rPr>
-                <w:rFonts w:ascii="微软雅黑" w:hAnsi="微软雅黑" w:eastAsia="微软雅黑"/>
-                <w:sz w:val="19"/>
+                <w:sz w:val="20"/>
               </w:rPr>
               <w:t>✅ 已修复</w:t>
             </w:r>
@@ -1075,8 +852,7 @@
       <w:tr>
         <w:tc>
           <w:tcPr>
-            <w:tcW w:type="dxa" w:w="1134"/>
-            <w:shd w:fill="F0F4FF"/>
+            <w:tcW w:type="dxa" w:w="1728"/>
           </w:tcPr>
           <w:p>
             <w:pPr>
@@ -1085,8 +861,7 @@
             <w:r/>
             <w:r>
               <w:rPr>
-                <w:rFonts w:ascii="微软雅黑" w:hAnsi="微软雅黑" w:eastAsia="微软雅黑"/>
-                <w:sz w:val="19"/>
+                <w:sz w:val="20"/>
               </w:rPr>
               <w:t>PRIV-04</w:t>
             </w:r>
@@ -1094,8 +869,7 @@
         </w:tc>
         <w:tc>
           <w:tcPr>
-            <w:tcW w:type="dxa" w:w="1134"/>
-            <w:shd w:fill="F0F4FF"/>
+            <w:tcW w:type="dxa" w:w="1728"/>
           </w:tcPr>
           <w:p>
             <w:pPr>
@@ -1104,17 +878,15 @@
             <w:r/>
             <w:r>
               <w:rPr>
-                <w:rFonts w:ascii="微软雅黑" w:hAnsi="微软雅黑" w:eastAsia="微软雅黑"/>
-                <w:sz w:val="19"/>
+                <w:sz w:val="20"/>
               </w:rPr>
-              <w:t>个人中心敏感信息未脱敏</w:t>
+              <w:t>敏感信息未脱敏展示</w:t>
             </w:r>
           </w:p>
         </w:tc>
         <w:tc>
           <w:tcPr>
-            <w:tcW w:type="dxa" w:w="1134"/>
-            <w:shd w:fill="F0F4FF"/>
+            <w:tcW w:type="dxa" w:w="1728"/>
           </w:tcPr>
           <w:p>
             <w:pPr>
@@ -1123,17 +895,15 @@
             <w:r/>
             <w:r>
               <w:rPr>
-                <w:rFonts w:ascii="微软雅黑" w:hAnsi="微软雅黑" w:eastAsia="微软雅黑"/>
-                <w:sz w:val="19"/>
+                <w:sz w:val="20"/>
               </w:rPr>
-              <w:t>信息泄露</w:t>
+              <w:t>🟡 中危</w:t>
             </w:r>
           </w:p>
         </w:tc>
         <w:tc>
           <w:tcPr>
-            <w:tcW w:type="dxa" w:w="1134"/>
-            <w:shd w:fill="F0F4FF"/>
+            <w:tcW w:type="dxa" w:w="1728"/>
           </w:tcPr>
           <w:p>
             <w:pPr>
@@ -1142,17 +912,15 @@
             <w:r/>
             <w:r>
               <w:rPr>
-                <w:rFonts w:ascii="微软雅黑" w:hAnsi="微软雅黑" w:eastAsia="微软雅黑"/>
-                <w:sz w:val="19"/>
+                <w:sz w:val="20"/>
               </w:rPr>
-              <w:t>5.3</w:t>
+              <w:t>个人隐私数据</w:t>
             </w:r>
           </w:p>
         </w:tc>
         <w:tc>
           <w:tcPr>
-            <w:tcW w:type="dxa" w:w="1134"/>
-            <w:shd w:fill="F0F4FF"/>
+            <w:tcW w:type="dxa" w:w="1728"/>
           </w:tcPr>
           <w:p>
             <w:pPr>
@@ -1161,27 +929,7 @@
             <w:r/>
             <w:r>
               <w:rPr>
-                <w:rFonts w:ascii="微软雅黑" w:hAnsi="微软雅黑" w:eastAsia="微软雅黑"/>
-                <w:sz w:val="19"/>
-              </w:rPr>
-              <w:t>🟡 中危</w:t>
-            </w:r>
-          </w:p>
-        </w:tc>
-        <w:tc>
-          <w:tcPr>
-            <w:tcW w:type="dxa" w:w="1134"/>
-            <w:shd w:fill="F0F4FF"/>
-          </w:tcPr>
-          <w:p>
-            <w:pPr>
-              <w:jc w:val="center"/>
-            </w:pPr>
-            <w:r/>
-            <w:r>
-              <w:rPr>
-                <w:rFonts w:ascii="微软雅黑" w:hAnsi="微软雅黑" w:eastAsia="微软雅黑"/>
-                <w:sz w:val="19"/>
+                <w:sz w:val="20"/>
               </w:rPr>
               <w:t>✅ 已修复</w:t>
             </w:r>
@@ -1191,10 +939,561 @@
     </w:tbl>
     <w:p/>
     <w:p>
+      <w:pPr>
+        <w:pStyle w:val="Heading3"/>
+      </w:pPr>
       <w:r>
-        <w:t>四类漏洞均存在于 /profile 与 /recharge 两个路由中，核心根因可归纳为：服务端对客户端提交的身份标识参数缺乏二次校验。</w:t>
+        <w:t>风险量化评分（CVSS 3.1）</w:t>
       </w:r>
     </w:p>
+    <w:tbl>
+      <w:tblPr>
+        <w:tblStyle w:val="TableGrid"/>
+        <w:tblW w:type="auto" w:w="0"/>
+        <w:jc w:val="center"/>
+        <w:tblLook w:firstColumn="1" w:firstRow="1" w:lastColumn="0" w:lastRow="0" w:noHBand="0" w:noVBand="1" w:val="04A0"/>
+      </w:tblPr>
+      <w:tblGrid>
+        <w:gridCol w:w="1440"/>
+        <w:gridCol w:w="1440"/>
+        <w:gridCol w:w="1440"/>
+        <w:gridCol w:w="1440"/>
+        <w:gridCol w:w="1440"/>
+        <w:gridCol w:w="1440"/>
+      </w:tblGrid>
+      <w:tr>
+        <w:tc>
+          <w:tcPr>
+            <w:tcW w:type="dxa" w:w="1440"/>
+            <w:shd w:fill="D9E2F3"/>
+          </w:tcPr>
+          <w:p>
+            <w:pPr>
+              <w:jc w:val="center"/>
+            </w:pPr>
+            <w:r/>
+            <w:r>
+              <w:rPr>
+                <w:b/>
+                <w:sz w:val="20"/>
+              </w:rPr>
+              <w:t>漏洞编号</w:t>
+            </w:r>
+          </w:p>
+        </w:tc>
+        <w:tc>
+          <w:tcPr>
+            <w:tcW w:type="dxa" w:w="1440"/>
+            <w:shd w:fill="D9E2F3"/>
+          </w:tcPr>
+          <w:p>
+            <w:pPr>
+              <w:jc w:val="center"/>
+            </w:pPr>
+            <w:r/>
+            <w:r>
+              <w:rPr>
+                <w:b/>
+                <w:sz w:val="20"/>
+              </w:rPr>
+              <w:t>攻击向量</w:t>
+            </w:r>
+          </w:p>
+        </w:tc>
+        <w:tc>
+          <w:tcPr>
+            <w:tcW w:type="dxa" w:w="1440"/>
+            <w:shd w:fill="D9E2F3"/>
+          </w:tcPr>
+          <w:p>
+            <w:pPr>
+              <w:jc w:val="center"/>
+            </w:pPr>
+            <w:r/>
+            <w:r>
+              <w:rPr>
+                <w:b/>
+                <w:sz w:val="20"/>
+              </w:rPr>
+              <w:t>攻击复杂度</w:t>
+            </w:r>
+          </w:p>
+        </w:tc>
+        <w:tc>
+          <w:tcPr>
+            <w:tcW w:type="dxa" w:w="1440"/>
+            <w:shd w:fill="D9E2F3"/>
+          </w:tcPr>
+          <w:p>
+            <w:pPr>
+              <w:jc w:val="center"/>
+            </w:pPr>
+            <w:r/>
+            <w:r>
+              <w:rPr>
+                <w:b/>
+                <w:sz w:val="20"/>
+              </w:rPr>
+              <w:t>权限要求</w:t>
+            </w:r>
+          </w:p>
+        </w:tc>
+        <w:tc>
+          <w:tcPr>
+            <w:tcW w:type="dxa" w:w="1440"/>
+            <w:shd w:fill="D9E2F3"/>
+          </w:tcPr>
+          <w:p>
+            <w:pPr>
+              <w:jc w:val="center"/>
+            </w:pPr>
+            <w:r/>
+            <w:r>
+              <w:rPr>
+                <w:b/>
+                <w:sz w:val="20"/>
+              </w:rPr>
+              <w:t>影响范围</w:t>
+            </w:r>
+          </w:p>
+        </w:tc>
+        <w:tc>
+          <w:tcPr>
+            <w:tcW w:type="dxa" w:w="1440"/>
+            <w:shd w:fill="D9E2F3"/>
+          </w:tcPr>
+          <w:p>
+            <w:pPr>
+              <w:jc w:val="center"/>
+            </w:pPr>
+            <w:r/>
+            <w:r>
+              <w:rPr>
+                <w:b/>
+                <w:sz w:val="20"/>
+              </w:rPr>
+              <w:t>基础得分</w:t>
+            </w:r>
+          </w:p>
+        </w:tc>
+      </w:tr>
+      <w:tr>
+        <w:tc>
+          <w:tcPr>
+            <w:tcW w:type="dxa" w:w="1440"/>
+          </w:tcPr>
+          <w:p>
+            <w:pPr>
+              <w:jc w:val="center"/>
+            </w:pPr>
+            <w:r/>
+            <w:r>
+              <w:rPr>
+                <w:sz w:val="20"/>
+              </w:rPr>
+              <w:t>PRIV-01</w:t>
+            </w:r>
+          </w:p>
+        </w:tc>
+        <w:tc>
+          <w:tcPr>
+            <w:tcW w:type="dxa" w:w="1440"/>
+          </w:tcPr>
+          <w:p>
+            <w:pPr>
+              <w:jc w:val="center"/>
+            </w:pPr>
+            <w:r/>
+            <w:r>
+              <w:rPr>
+                <w:sz w:val="20"/>
+              </w:rPr>
+              <w:t>网络</w:t>
+            </w:r>
+          </w:p>
+        </w:tc>
+        <w:tc>
+          <w:tcPr>
+            <w:tcW w:type="dxa" w:w="1440"/>
+          </w:tcPr>
+          <w:p>
+            <w:pPr>
+              <w:jc w:val="center"/>
+            </w:pPr>
+            <w:r/>
+            <w:r>
+              <w:rPr>
+                <w:sz w:val="20"/>
+              </w:rPr>
+              <w:t>低</w:t>
+            </w:r>
+          </w:p>
+        </w:tc>
+        <w:tc>
+          <w:tcPr>
+            <w:tcW w:type="dxa" w:w="1440"/>
+          </w:tcPr>
+          <w:p>
+            <w:pPr>
+              <w:jc w:val="center"/>
+            </w:pPr>
+            <w:r/>
+            <w:r>
+              <w:rPr>
+                <w:sz w:val="20"/>
+              </w:rPr>
+              <w:t>需登录</w:t>
+            </w:r>
+          </w:p>
+        </w:tc>
+        <w:tc>
+          <w:tcPr>
+            <w:tcW w:type="dxa" w:w="1440"/>
+          </w:tcPr>
+          <w:p>
+            <w:pPr>
+              <w:jc w:val="center"/>
+            </w:pPr>
+            <w:r/>
+            <w:r>
+              <w:rPr>
+                <w:sz w:val="20"/>
+              </w:rPr>
+              <w:t>数据机密性</w:t>
+            </w:r>
+          </w:p>
+        </w:tc>
+        <w:tc>
+          <w:tcPr>
+            <w:tcW w:type="dxa" w:w="1440"/>
+          </w:tcPr>
+          <w:p>
+            <w:pPr>
+              <w:jc w:val="center"/>
+            </w:pPr>
+            <w:r/>
+            <w:r>
+              <w:rPr>
+                <w:sz w:val="20"/>
+              </w:rPr>
+              <w:t>7.5（高危）</w:t>
+            </w:r>
+          </w:p>
+        </w:tc>
+      </w:tr>
+      <w:tr>
+        <w:tc>
+          <w:tcPr>
+            <w:tcW w:type="dxa" w:w="1440"/>
+          </w:tcPr>
+          <w:p>
+            <w:pPr>
+              <w:jc w:val="center"/>
+            </w:pPr>
+            <w:r/>
+            <w:r>
+              <w:rPr>
+                <w:sz w:val="20"/>
+              </w:rPr>
+              <w:t>PRIV-02</w:t>
+            </w:r>
+          </w:p>
+        </w:tc>
+        <w:tc>
+          <w:tcPr>
+            <w:tcW w:type="dxa" w:w="1440"/>
+          </w:tcPr>
+          <w:p>
+            <w:pPr>
+              <w:jc w:val="center"/>
+            </w:pPr>
+            <w:r/>
+            <w:r>
+              <w:rPr>
+                <w:sz w:val="20"/>
+              </w:rPr>
+              <w:t>网络</w:t>
+            </w:r>
+          </w:p>
+        </w:tc>
+        <w:tc>
+          <w:tcPr>
+            <w:tcW w:type="dxa" w:w="1440"/>
+          </w:tcPr>
+          <w:p>
+            <w:pPr>
+              <w:jc w:val="center"/>
+            </w:pPr>
+            <w:r/>
+            <w:r>
+              <w:rPr>
+                <w:sz w:val="20"/>
+              </w:rPr>
+              <w:t>低</w:t>
+            </w:r>
+          </w:p>
+        </w:tc>
+        <w:tc>
+          <w:tcPr>
+            <w:tcW w:type="dxa" w:w="1440"/>
+          </w:tcPr>
+          <w:p>
+            <w:pPr>
+              <w:jc w:val="center"/>
+            </w:pPr>
+            <w:r/>
+            <w:r>
+              <w:rPr>
+                <w:sz w:val="20"/>
+              </w:rPr>
+              <w:t>需登录</w:t>
+            </w:r>
+          </w:p>
+        </w:tc>
+        <w:tc>
+          <w:tcPr>
+            <w:tcW w:type="dxa" w:w="1440"/>
+          </w:tcPr>
+          <w:p>
+            <w:pPr>
+              <w:jc w:val="center"/>
+            </w:pPr>
+            <w:r/>
+            <w:r>
+              <w:rPr>
+                <w:sz w:val="20"/>
+              </w:rPr>
+              <w:t>数据完整性</w:t>
+            </w:r>
+          </w:p>
+        </w:tc>
+        <w:tc>
+          <w:tcPr>
+            <w:tcW w:type="dxa" w:w="1440"/>
+          </w:tcPr>
+          <w:p>
+            <w:pPr>
+              <w:jc w:val="center"/>
+            </w:pPr>
+            <w:r/>
+            <w:r>
+              <w:rPr>
+                <w:sz w:val="20"/>
+              </w:rPr>
+              <w:t>8.8（高危）</w:t>
+            </w:r>
+          </w:p>
+        </w:tc>
+      </w:tr>
+      <w:tr>
+        <w:tc>
+          <w:tcPr>
+            <w:tcW w:type="dxa" w:w="1440"/>
+          </w:tcPr>
+          <w:p>
+            <w:pPr>
+              <w:jc w:val="center"/>
+            </w:pPr>
+            <w:r/>
+            <w:r>
+              <w:rPr>
+                <w:sz w:val="20"/>
+              </w:rPr>
+              <w:t>PRIV-03</w:t>
+            </w:r>
+          </w:p>
+        </w:tc>
+        <w:tc>
+          <w:tcPr>
+            <w:tcW w:type="dxa" w:w="1440"/>
+          </w:tcPr>
+          <w:p>
+            <w:pPr>
+              <w:jc w:val="center"/>
+            </w:pPr>
+            <w:r/>
+            <w:r>
+              <w:rPr>
+                <w:sz w:val="20"/>
+              </w:rPr>
+              <w:t>网络</w:t>
+            </w:r>
+          </w:p>
+        </w:tc>
+        <w:tc>
+          <w:tcPr>
+            <w:tcW w:type="dxa" w:w="1440"/>
+          </w:tcPr>
+          <w:p>
+            <w:pPr>
+              <w:jc w:val="center"/>
+            </w:pPr>
+            <w:r/>
+            <w:r>
+              <w:rPr>
+                <w:sz w:val="20"/>
+              </w:rPr>
+              <w:t>低</w:t>
+            </w:r>
+          </w:p>
+        </w:tc>
+        <w:tc>
+          <w:tcPr>
+            <w:tcW w:type="dxa" w:w="1440"/>
+          </w:tcPr>
+          <w:p>
+            <w:pPr>
+              <w:jc w:val="center"/>
+            </w:pPr>
+            <w:r/>
+            <w:r>
+              <w:rPr>
+                <w:sz w:val="20"/>
+              </w:rPr>
+              <w:t>需登录</w:t>
+            </w:r>
+          </w:p>
+        </w:tc>
+        <w:tc>
+          <w:tcPr>
+            <w:tcW w:type="dxa" w:w="1440"/>
+          </w:tcPr>
+          <w:p>
+            <w:pPr>
+              <w:jc w:val="center"/>
+            </w:pPr>
+            <w:r/>
+            <w:r>
+              <w:rPr>
+                <w:sz w:val="20"/>
+              </w:rPr>
+              <w:t>数据完整性</w:t>
+            </w:r>
+          </w:p>
+        </w:tc>
+        <w:tc>
+          <w:tcPr>
+            <w:tcW w:type="dxa" w:w="1440"/>
+          </w:tcPr>
+          <w:p>
+            <w:pPr>
+              <w:jc w:val="center"/>
+            </w:pPr>
+            <w:r/>
+            <w:r>
+              <w:rPr>
+                <w:sz w:val="20"/>
+              </w:rPr>
+              <w:t>7.5（高危）</w:t>
+            </w:r>
+          </w:p>
+        </w:tc>
+      </w:tr>
+      <w:tr>
+        <w:tc>
+          <w:tcPr>
+            <w:tcW w:type="dxa" w:w="1440"/>
+          </w:tcPr>
+          <w:p>
+            <w:pPr>
+              <w:jc w:val="center"/>
+            </w:pPr>
+            <w:r/>
+            <w:r>
+              <w:rPr>
+                <w:sz w:val="20"/>
+              </w:rPr>
+              <w:t>PRIV-04</w:t>
+            </w:r>
+          </w:p>
+        </w:tc>
+        <w:tc>
+          <w:tcPr>
+            <w:tcW w:type="dxa" w:w="1440"/>
+          </w:tcPr>
+          <w:p>
+            <w:pPr>
+              <w:jc w:val="center"/>
+            </w:pPr>
+            <w:r/>
+            <w:r>
+              <w:rPr>
+                <w:sz w:val="20"/>
+              </w:rPr>
+              <w:t>网络</w:t>
+            </w:r>
+          </w:p>
+        </w:tc>
+        <w:tc>
+          <w:tcPr>
+            <w:tcW w:type="dxa" w:w="1440"/>
+          </w:tcPr>
+          <w:p>
+            <w:pPr>
+              <w:jc w:val="center"/>
+            </w:pPr>
+            <w:r/>
+            <w:r>
+              <w:rPr>
+                <w:sz w:val="20"/>
+              </w:rPr>
+              <w:t>低</w:t>
+            </w:r>
+          </w:p>
+        </w:tc>
+        <w:tc>
+          <w:tcPr>
+            <w:tcW w:type="dxa" w:w="1440"/>
+          </w:tcPr>
+          <w:p>
+            <w:pPr>
+              <w:jc w:val="center"/>
+            </w:pPr>
+            <w:r/>
+            <w:r>
+              <w:rPr>
+                <w:sz w:val="20"/>
+              </w:rPr>
+              <w:t>需登录</w:t>
+            </w:r>
+          </w:p>
+        </w:tc>
+        <w:tc>
+          <w:tcPr>
+            <w:tcW w:type="dxa" w:w="1440"/>
+          </w:tcPr>
+          <w:p>
+            <w:pPr>
+              <w:jc w:val="center"/>
+            </w:pPr>
+            <w:r/>
+            <w:r>
+              <w:rPr>
+                <w:sz w:val="20"/>
+              </w:rPr>
+              <w:t>数据机密性</w:t>
+            </w:r>
+          </w:p>
+        </w:tc>
+        <w:tc>
+          <w:tcPr>
+            <w:tcW w:type="dxa" w:w="1440"/>
+          </w:tcPr>
+          <w:p>
+            <w:pPr>
+              <w:jc w:val="center"/>
+            </w:pPr>
+            <w:r/>
+            <w:r>
+              <w:rPr>
+                <w:sz w:val="20"/>
+              </w:rPr>
+              <w:t>5.3（中危）</w:t>
+            </w:r>
+          </w:p>
+        </w:tc>
+      </w:tr>
+    </w:tbl>
     <w:p>
       <w:r>
         <w:br w:type="page"/>
@@ -1213,7 +1512,7 @@
         <w:pStyle w:val="Heading2"/>
       </w:pPr>
       <w:r>
-        <w:t>3.1  PRIV-01  水平越权漏洞（IDOR）</w:t>
+        <w:t>PRIV-01  水平越权 — 未授权访问任意用户资料</w:t>
       </w:r>
     </w:p>
     <w:p>
@@ -1221,7 +1520,7 @@
         <w:pStyle w:val="Heading3"/>
       </w:pPr>
       <w:r>
-        <w:t>漏洞现象</w:t>
+        <w:t>漏洞描述</w:t>
       </w:r>
     </w:p>
     <w:p>
@@ -1234,12 +1533,12 @@
         <w:pStyle w:val="Heading3"/>
       </w:pPr>
       <w:r>
-        <w:t>风险等级</w:t>
+        <w:t>漏洞位置</w:t>
       </w:r>
     </w:p>
     <w:p>
       <w:r>
-        <w:t>CVSS 3.1 评分：7.5（HIGH）  —  攻击向量：网络  /  攻击复杂度：低</w:t>
+        <w:t>文件：app.py  |  路由：GET /profile  |  代码行号：修复前第 324 行</w:t>
       </w:r>
     </w:p>
     <w:p>
@@ -1247,43 +1546,30 @@
         <w:pStyle w:val="Heading3"/>
       </w:pPr>
       <w:r>
-        <w:t>漏洞代码定位</w:t>
+        <w:t>漏洞代码（修复前）</w:t>
       </w:r>
     </w:p>
     <w:p>
       <w:pPr>
-        <w:spacing w:before="120" w:after="120"/>
-        <w:ind w:left="283"/>
+        <w:ind w:left="567"/>
       </w:pPr>
       <w:r>
         <w:rPr>
           <w:rFonts w:ascii="Consolas" w:hAnsi="Consolas"/>
-          <w:color w:val="2D2D2D"/>
-          <w:sz w:val="17"/>
+          <w:sz w:val="18"/>
         </w:rPr>
-        <w:t># 文件：app.py 第 324 行</w:t>
+        <w:t># user_id 来自 URL 参数（客户端完全可控）</w:t>
         <w:br/>
-        <w:t># 问题：user_id 完全由客户端控制，且缺失身份一致性校验</w:t>
+        <w:t>user_id = request.args.get("user_id")</w:t>
         <w:br/>
         <w:br/>
-        <w:t>@app.route("/profile")</w:t>
+        <w:t># ❌ 没有验证当前登录用户和要查询的 user_id 是否匹配</w:t>
         <w:br/>
-        <w:t>@login_required</w:t>
+        <w:t>c.execute("SELECT id, username, email, phone, balance FROM users WHERE id = ?", (user_id,))</w:t>
         <w:br/>
-        <w:t>def profile():</w:t>
+        <w:t>user_data = c.fetchone()</w:t>
         <w:br/>
-        <w:t xml:space="preserve">    user_id = request.args.get("user_id")    # ← 来自 URL 参数</w:t>
-        <w:br/>
-        <w:br/>
-        <w:t xml:space="preserve">    # 以下查询未验证 user_id 是否属于当前登录用户</w:t>
-        <w:br/>
-        <w:t xml:space="preserve">    c.execute("SELECT id, username, email, phone, balance </w:t>
-        <w:br/>
-        <w:t xml:space="preserve">               FROM users WHERE id = ?", (user_id,))</w:t>
-        <w:br/>
-        <w:t xml:space="preserve">    user_data = c.fetchone()</w:t>
-        <w:br/>
-        <w:t xml:space="preserve">    return render_template("profile.html", user=dict(user_data))</w:t>
+        <w:t>return render_template("profile.html", user=dict(user_data))</w:t>
       </w:r>
     </w:p>
     <w:p>
@@ -1291,7 +1577,85 @@
         <w:pStyle w:val="Heading3"/>
       </w:pPr>
       <w:r>
-        <w:t>渗透测试复现</w:t>
+        <w:t>漏洞可利用的 Payload</w:t>
+      </w:r>
+    </w:p>
+    <w:p>
+      <w:pPr>
+        <w:ind w:left="567"/>
+      </w:pPr>
+      <w:r>
+        <w:rPr>
+          <w:rFonts w:ascii="Consolas" w:hAnsi="Consolas"/>
+          <w:sz w:val="18"/>
+        </w:rPr>
+        <w:t>GET /profile?user_id=1    ← 修改数字即可查看任意用户</w:t>
+      </w:r>
+    </w:p>
+    <w:p>
+      <w:pPr>
+        <w:pStyle w:val="Heading3"/>
+      </w:pPr>
+      <w:r>
+        <w:t>复现步骤（Burp Suite）</w:t>
+      </w:r>
+    </w:p>
+    <w:p>
+      <w:pPr>
+        <w:ind w:left="567"/>
+      </w:pPr>
+      <w:r>
+        <w:rPr>
+          <w:rFonts w:ascii="Consolas" w:hAnsi="Consolas"/>
+          <w:sz w:val="18"/>
+        </w:rPr>
+        <w:t>────────────────────────────────────────────────────────────</w:t>
+        <w:br/>
+        <w:t>步骤 1：以 alice 登录系统</w:t>
+        <w:br/>
+        <w:t xml:space="preserve">       浏览器访问 http://127.0.0.1:5000/login</w:t>
+        <w:br/>
+        <w:t xml:space="preserve">       使用 alice / alice2025 登录</w:t>
+        <w:br/>
+        <w:t>────────────────────────────────────────────────────────────</w:t>
+        <w:br/>
+        <w:t>步骤 2：打开 Burp Suite，配置浏览器代理</w:t>
+        <w:br/>
+        <w:t xml:space="preserve">       Proxy → Intercept → Intercept is on</w:t>
+        <w:br/>
+        <w:t>────────────────────────────────────────────────────────────</w:t>
+        <w:br/>
+        <w:t>步骤 3：浏览器访问 http://127.0.0.1:5000/profile?user_id=1</w:t>
+        <w:br/>
+        <w:t xml:space="preserve">       Burp Suite 拦截到 GET 请求</w:t>
+        <w:br/>
+        <w:t>────────────────────────────────────────────────────────────</w:t>
+        <w:br/>
+        <w:t>步骤 4：放行请求（Forward），查看响应内容</w:t>
+        <w:br/>
+        <w:t>────────────────────────────────────────────────────────────</w:t>
+        <w:br/>
+        <w:t>步骤 5：响应中显示了 user_id=1（admin）的用户资料</w:t>
+        <w:br/>
+        <w:t xml:space="preserve">       包括邮箱、手机号、余额等隐私信息</w:t>
+        <w:br/>
+        <w:t xml:space="preserve">       ⚠️ 当前登录用户是 alice，但成功查看了 admin 的资料</w:t>
+        <w:br/>
+        <w:t>────────────────────────────────────────────────────────────</w:t>
+        <w:br/>
+        <w:t>步骤 6：继续修改 user_id=3、4、5... 遍历所有用户</w:t>
+        <w:br/>
+        <w:t xml:space="preserve">       ✅ 批量获取全部用户数据</w:t>
+        <w:br/>
+        <w:t>────────────────────────────────────────────────────────────</w:t>
+      </w:r>
+    </w:p>
+    <w:p>
+      <w:pPr>
+        <w:pStyle w:val="Heading3"/>
+      </w:pPr>
+      <w:r>
+        <w:t>测试结果</w:t>
       </w:r>
     </w:p>
     <w:tbl>
@@ -1302,16 +1666,16 @@
         <w:tblLook w:firstColumn="1" w:firstRow="1" w:lastColumn="0" w:lastRow="0" w:noHBand="0" w:noVBand="1" w:val="04A0"/>
       </w:tblPr>
       <w:tblGrid>
-        <w:gridCol w:w="2161"/>
-        <w:gridCol w:w="2161"/>
-        <w:gridCol w:w="2161"/>
-        <w:gridCol w:w="2161"/>
+        <w:gridCol w:w="2160"/>
+        <w:gridCol w:w="2160"/>
+        <w:gridCol w:w="2160"/>
+        <w:gridCol w:w="2160"/>
       </w:tblGrid>
       <w:tr>
         <w:tc>
           <w:tcPr>
-            <w:tcW w:type="dxa" w:w="1701"/>
-            <w:shd w:fill="E74C3C"/>
+            <w:tcW w:type="dxa" w:w="2160"/>
+            <w:shd w:fill="D9E2F3"/>
           </w:tcPr>
           <w:p>
             <w:pPr>
@@ -1320,19 +1684,17 @@
             <w:r/>
             <w:r>
               <w:rPr>
-                <w:rFonts w:ascii="微软雅黑" w:hAnsi="微软雅黑" w:eastAsia="微软雅黑"/>
                 <w:b/>
-                <w:color w:val="FFFFFF"/>
                 <w:sz w:val="20"/>
               </w:rPr>
-              <w:t>步骤</w:t>
+              <w:t>测试 Payload</w:t>
             </w:r>
           </w:p>
         </w:tc>
         <w:tc>
           <w:tcPr>
-            <w:tcW w:type="dxa" w:w="1701"/>
-            <w:shd w:fill="E74C3C"/>
+            <w:tcW w:type="dxa" w:w="2160"/>
+            <w:shd w:fill="D9E2F3"/>
           </w:tcPr>
           <w:p>
             <w:pPr>
@@ -1341,19 +1703,17 @@
             <w:r/>
             <w:r>
               <w:rPr>
-                <w:rFonts w:ascii="微软雅黑" w:hAnsi="微软雅黑" w:eastAsia="微软雅黑"/>
                 <w:b/>
-                <w:color w:val="FFFFFF"/>
                 <w:sz w:val="20"/>
               </w:rPr>
-              <w:t>操作</w:t>
+              <w:t>查看目标</w:t>
             </w:r>
           </w:p>
         </w:tc>
         <w:tc>
           <w:tcPr>
-            <w:tcW w:type="dxa" w:w="1701"/>
-            <w:shd w:fill="E74C3C"/>
+            <w:tcW w:type="dxa" w:w="2160"/>
+            <w:shd w:fill="D9E2F3"/>
           </w:tcPr>
           <w:p>
             <w:pPr>
@@ -1362,19 +1722,17 @@
             <w:r/>
             <w:r>
               <w:rPr>
-                <w:rFonts w:ascii="微软雅黑" w:hAnsi="微软雅黑" w:eastAsia="微软雅黑"/>
                 <w:b/>
-                <w:color w:val="FFFFFF"/>
                 <w:sz w:val="20"/>
               </w:rPr>
-              <w:t>预期结果</w:t>
+              <w:t>预期</w:t>
             </w:r>
           </w:p>
         </w:tc>
         <w:tc>
           <w:tcPr>
-            <w:tcW w:type="dxa" w:w="1701"/>
-            <w:shd w:fill="E74C3C"/>
+            <w:tcW w:type="dxa" w:w="2160"/>
+            <w:shd w:fill="D9E2F3"/>
           </w:tcPr>
           <w:p>
             <w:pPr>
@@ -1383,9 +1741,473 @@
             <w:r/>
             <w:r>
               <w:rPr>
-                <w:rFonts w:ascii="微软雅黑" w:hAnsi="微软雅黑" w:eastAsia="微软雅黑"/>
                 <w:b/>
-                <w:color w:val="FFFFFF"/>
+                <w:sz w:val="20"/>
+              </w:rPr>
+              <w:t>实际</w:t>
+            </w:r>
+          </w:p>
+        </w:tc>
+      </w:tr>
+      <w:tr>
+        <w:tc>
+          <w:tcPr>
+            <w:tcW w:type="dxa" w:w="2160"/>
+          </w:tcPr>
+          <w:p>
+            <w:pPr>
+              <w:jc w:val="center"/>
+            </w:pPr>
+            <w:r/>
+            <w:r>
+              <w:rPr>
+                <w:sz w:val="20"/>
+              </w:rPr>
+              <w:t>/profile?user_id=1</w:t>
+            </w:r>
+          </w:p>
+        </w:tc>
+        <w:tc>
+          <w:tcPr>
+            <w:tcW w:type="dxa" w:w="2160"/>
+          </w:tcPr>
+          <w:p>
+            <w:pPr>
+              <w:jc w:val="center"/>
+            </w:pPr>
+            <w:r/>
+            <w:r>
+              <w:rPr>
+                <w:sz w:val="20"/>
+              </w:rPr>
+              <w:t>admin 资料</w:t>
+            </w:r>
+          </w:p>
+        </w:tc>
+        <w:tc>
+          <w:tcPr>
+            <w:tcW w:type="dxa" w:w="2160"/>
+          </w:tcPr>
+          <w:p>
+            <w:pPr>
+              <w:jc w:val="center"/>
+            </w:pPr>
+            <w:r/>
+            <w:r>
+              <w:rPr>
+                <w:sz w:val="20"/>
+              </w:rPr>
+              <w:t>拒绝访问</w:t>
+            </w:r>
+          </w:p>
+        </w:tc>
+        <w:tc>
+          <w:tcPr>
+            <w:tcW w:type="dxa" w:w="2160"/>
+          </w:tcPr>
+          <w:p>
+            <w:pPr>
+              <w:jc w:val="center"/>
+            </w:pPr>
+            <w:r/>
+            <w:r>
+              <w:rPr>
+                <w:sz w:val="20"/>
+              </w:rPr>
+              <w:t>❌ 查看成功</w:t>
+            </w:r>
+          </w:p>
+        </w:tc>
+      </w:tr>
+      <w:tr>
+        <w:tc>
+          <w:tcPr>
+            <w:tcW w:type="dxa" w:w="2160"/>
+          </w:tcPr>
+          <w:p>
+            <w:pPr>
+              <w:jc w:val="center"/>
+            </w:pPr>
+            <w:r/>
+            <w:r>
+              <w:rPr>
+                <w:sz w:val="20"/>
+              </w:rPr>
+              <w:t>/profile?user_id=2</w:t>
+            </w:r>
+          </w:p>
+        </w:tc>
+        <w:tc>
+          <w:tcPr>
+            <w:tcW w:type="dxa" w:w="2160"/>
+          </w:tcPr>
+          <w:p>
+            <w:pPr>
+              <w:jc w:val="center"/>
+            </w:pPr>
+            <w:r/>
+            <w:r>
+              <w:rPr>
+                <w:sz w:val="20"/>
+              </w:rPr>
+              <w:t>alice 资料</w:t>
+            </w:r>
+          </w:p>
+        </w:tc>
+        <w:tc>
+          <w:tcPr>
+            <w:tcW w:type="dxa" w:w="2160"/>
+          </w:tcPr>
+          <w:p>
+            <w:pPr>
+              <w:jc w:val="center"/>
+            </w:pPr>
+            <w:r/>
+            <w:r>
+              <w:rPr>
+                <w:sz w:val="20"/>
+              </w:rPr>
+              <w:t>允许访问</w:t>
+            </w:r>
+          </w:p>
+        </w:tc>
+        <w:tc>
+          <w:tcPr>
+            <w:tcW w:type="dxa" w:w="2160"/>
+          </w:tcPr>
+          <w:p>
+            <w:pPr>
+              <w:jc w:val="center"/>
+            </w:pPr>
+            <w:r/>
+            <w:r>
+              <w:rPr>
+                <w:sz w:val="20"/>
+              </w:rPr>
+              <w:t>✅ 查看成功</w:t>
+            </w:r>
+          </w:p>
+        </w:tc>
+      </w:tr>
+      <w:tr>
+        <w:tc>
+          <w:tcPr>
+            <w:tcW w:type="dxa" w:w="2160"/>
+          </w:tcPr>
+          <w:p>
+            <w:pPr>
+              <w:jc w:val="center"/>
+            </w:pPr>
+            <w:r/>
+            <w:r>
+              <w:rPr>
+                <w:sz w:val="20"/>
+              </w:rPr>
+              <w:t>/profile?user_id=3</w:t>
+            </w:r>
+          </w:p>
+        </w:tc>
+        <w:tc>
+          <w:tcPr>
+            <w:tcW w:type="dxa" w:w="2160"/>
+          </w:tcPr>
+          <w:p>
+            <w:pPr>
+              <w:jc w:val="center"/>
+            </w:pPr>
+            <w:r/>
+            <w:r>
+              <w:rPr>
+                <w:sz w:val="20"/>
+              </w:rPr>
+              <w:t>其他用户资料</w:t>
+            </w:r>
+          </w:p>
+        </w:tc>
+        <w:tc>
+          <w:tcPr>
+            <w:tcW w:type="dxa" w:w="2160"/>
+          </w:tcPr>
+          <w:p>
+            <w:pPr>
+              <w:jc w:val="center"/>
+            </w:pPr>
+            <w:r/>
+            <w:r>
+              <w:rPr>
+                <w:sz w:val="20"/>
+              </w:rPr>
+              <w:t>拒绝访问</w:t>
+            </w:r>
+          </w:p>
+        </w:tc>
+        <w:tc>
+          <w:tcPr>
+            <w:tcW w:type="dxa" w:w="2160"/>
+          </w:tcPr>
+          <w:p>
+            <w:pPr>
+              <w:jc w:val="center"/>
+            </w:pPr>
+            <w:r/>
+            <w:r>
+              <w:rPr>
+                <w:sz w:val="20"/>
+              </w:rPr>
+              <w:t>❌ 查看成功</w:t>
+            </w:r>
+          </w:p>
+        </w:tc>
+      </w:tr>
+    </w:tbl>
+    <w:p/>
+    <w:p>
+      <w:pPr>
+        <w:pStyle w:val="Heading3"/>
+      </w:pPr>
+      <w:r>
+        <w:t>可能造成的危害</w:t>
+      </w:r>
+    </w:p>
+    <w:p>
+      <w:r>
+        <w:t>• 任意用户隐私信息泄露（邮箱、手机号等）</w:t>
+      </w:r>
+    </w:p>
+    <w:p>
+      <w:r>
+        <w:t>• 余额信息暴露，可用于社会工程学攻击</w:t>
+      </w:r>
+    </w:p>
+    <w:p>
+      <w:r>
+        <w:t>• 批量遍历获取全部用户数据</w:t>
+      </w:r>
+    </w:p>
+    <w:p/>
+    <w:p>
+      <w:pPr>
+        <w:pStyle w:val="Heading2"/>
+      </w:pPr>
+      <w:r>
+        <w:t>PRIV-02  垂直越权 — 跨用户充值/扣款</w:t>
+      </w:r>
+    </w:p>
+    <w:p>
+      <w:pPr>
+        <w:pStyle w:val="Heading3"/>
+      </w:pPr>
+      <w:r>
+        <w:t>漏洞描述</w:t>
+      </w:r>
+    </w:p>
+    <w:p>
+      <w:r>
+        <w:t>充值接口 /recharge 从表单隐藏字段获取目标用户的 user_id，攻击者可通过 Burp Suite 拦截 POST 请求修改该参数，对任意用户的账户余额执行充值或扣款操作。该漏洞使普通用户能够越权操作管理员账户。</w:t>
+      </w:r>
+    </w:p>
+    <w:p>
+      <w:pPr>
+        <w:pStyle w:val="Heading3"/>
+      </w:pPr>
+      <w:r>
+        <w:t>漏洞位置</w:t>
+      </w:r>
+    </w:p>
+    <w:p>
+      <w:r>
+        <w:t>文件：app.py  |  路由：POST /recharge  |  代码行号：修复前第 347 行</w:t>
+      </w:r>
+    </w:p>
+    <w:p>
+      <w:pPr>
+        <w:pStyle w:val="Heading3"/>
+      </w:pPr>
+      <w:r>
+        <w:t>漏洞代码（修复前）</w:t>
+      </w:r>
+    </w:p>
+    <w:p>
+      <w:pPr>
+        <w:ind w:left="567"/>
+      </w:pPr>
+      <w:r>
+        <w:rPr>
+          <w:rFonts w:ascii="Consolas" w:hAnsi="Consolas"/>
+          <w:sz w:val="18"/>
+        </w:rPr>
+        <w:t># user_id 来自表单隐藏字段（客户端可控）</w:t>
+        <w:br/>
+        <w:t>user_id = request.form.get("user_id")</w:t>
+        <w:br/>
+        <w:t>amount = request.form.get("amount", "0")</w:t>
+        <w:br/>
+        <w:br/>
+        <w:t># ❌ 没有验证当前登录用户和操作目标是否匹配</w:t>
+        <w:br/>
+        <w:t># ❌ 没有校验 amount 正负</w:t>
+        <w:br/>
+        <w:t>new_balance = row[0] + float(amount)</w:t>
+        <w:br/>
+        <w:t>c.execute("UPDATE users SET balance = ? WHERE id = ?", (new_balance, user_id))</w:t>
+      </w:r>
+    </w:p>
+    <w:p>
+      <w:pPr>
+        <w:pStyle w:val="Heading3"/>
+      </w:pPr>
+      <w:r>
+        <w:t>漏洞可利用的 Payload</w:t>
+      </w:r>
+    </w:p>
+    <w:p>
+      <w:pPr>
+        <w:ind w:left="567"/>
+      </w:pPr>
+      <w:r>
+        <w:rPr>
+          <w:rFonts w:ascii="Consolas" w:hAnsi="Consolas"/>
+          <w:sz w:val="18"/>
+        </w:rPr>
+        <w:t># 给 admin 扣光余额</w:t>
+        <w:br/>
+        <w:t>POST /recharge</w:t>
+        <w:br/>
+        <w:t>user_id=1&amp;amount=-99999</w:t>
+      </w:r>
+    </w:p>
+    <w:p>
+      <w:pPr>
+        <w:pStyle w:val="Heading3"/>
+      </w:pPr>
+      <w:r>
+        <w:t>复现步骤（Burp Suite）</w:t>
+      </w:r>
+    </w:p>
+    <w:p>
+      <w:pPr>
+        <w:ind w:left="567"/>
+      </w:pPr>
+      <w:r>
+        <w:rPr>
+          <w:rFonts w:ascii="Consolas" w:hAnsi="Consolas"/>
+          <w:sz w:val="18"/>
+        </w:rPr>
+        <w:t>────────────────────────────────────────────────────────────</w:t>
+        <w:br/>
+        <w:t>步骤 1：以 alice 登录，打开个人中心 /profile</w:t>
+        <w:br/>
+        <w:t>────────────────────────────────────────────────────────────</w:t>
+        <w:br/>
+        <w:t>步骤 2：Burp Suite 开启拦截（Intercept is on）</w:t>
+        <w:br/>
+        <w:t>────────────────────────────────────────────────────────────</w:t>
+        <w:br/>
+        <w:t>步骤 3：在充值表单输入金额 100，点击充值按钮</w:t>
+        <w:br/>
+        <w:t>────────────────────────────────────────────────────────────</w:t>
+        <w:br/>
+        <w:t>步骤 4：查看拦截到的 POST 请求内容</w:t>
+        <w:br/>
+        <w:t xml:space="preserve">       POST /recharge HTTP/1.1</w:t>
+        <w:br/>
+        <w:t xml:space="preserve">       ...</w:t>
+        <w:br/>
+        <w:t xml:space="preserve">       csrf_token=xxx&amp;user_id=2&amp;amount=100</w:t>
+        <w:br/>
+        <w:t>────────────────────────────────────────────────────────────</w:t>
+        <w:br/>
+        <w:t>步骤 5：将请求修改为：</w:t>
+        <w:br/>
+        <w:t xml:space="preserve">       csrf_token=xxx&amp;user_id=1&amp;amount=-99999</w:t>
+        <w:br/>
+        <w:t>────────────────────────────────────────────────────────────</w:t>
+        <w:br/>
+        <w:t>步骤 6：放行请求（Forward）</w:t>
+        <w:br/>
+        <w:t>────────────────────────────────────────────────────────────</w:t>
+        <w:br/>
+        <w:t>步骤 7：以 admin 登录，查看余额</w:t>
+        <w:br/>
+        <w:t xml:space="preserve">       结果：余额从 ¥99,999 变为 ¥0</w:t>
+        <w:br/>
+        <w:t xml:space="preserve">       ⚠️ 一个普通用户扣光了管理员的全部余额！</w:t>
+        <w:br/>
+        <w:t>────────────────────────────────────────────────────────────</w:t>
+      </w:r>
+    </w:p>
+    <w:p>
+      <w:pPr>
+        <w:pStyle w:val="Heading3"/>
+      </w:pPr>
+      <w:r>
+        <w:t>测试结果</w:t>
+      </w:r>
+    </w:p>
+    <w:tbl>
+      <w:tblPr>
+        <w:tblStyle w:val="TableGrid"/>
+        <w:tblW w:type="auto" w:w="0"/>
+        <w:jc w:val="center"/>
+        <w:tblLook w:firstColumn="1" w:firstRow="1" w:lastColumn="0" w:lastRow="0" w:noHBand="0" w:noVBand="1" w:val="04A0"/>
+      </w:tblPr>
+      <w:tblGrid>
+        <w:gridCol w:w="2880"/>
+        <w:gridCol w:w="2880"/>
+        <w:gridCol w:w="2880"/>
+      </w:tblGrid>
+      <w:tr>
+        <w:tc>
+          <w:tcPr>
+            <w:tcW w:type="dxa" w:w="2880"/>
+            <w:shd w:fill="D9E2F3"/>
+          </w:tcPr>
+          <w:p>
+            <w:pPr>
+              <w:jc w:val="center"/>
+            </w:pPr>
+            <w:r/>
+            <w:r>
+              <w:rPr>
+                <w:b/>
+                <w:sz w:val="20"/>
+              </w:rPr>
+              <w:t>测试场景</w:t>
+            </w:r>
+          </w:p>
+        </w:tc>
+        <w:tc>
+          <w:tcPr>
+            <w:tcW w:type="dxa" w:w="2880"/>
+            <w:shd w:fill="D9E2F3"/>
+          </w:tcPr>
+          <w:p>
+            <w:pPr>
+              <w:jc w:val="center"/>
+            </w:pPr>
+            <w:r/>
+            <w:r>
+              <w:rPr>
+                <w:b/>
+                <w:sz w:val="20"/>
+              </w:rPr>
+              <w:t>修改内容</w:t>
+            </w:r>
+          </w:p>
+        </w:tc>
+        <w:tc>
+          <w:tcPr>
+            <w:tcW w:type="dxa" w:w="2880"/>
+            <w:shd w:fill="D9E2F3"/>
+          </w:tcPr>
+          <w:p>
+            <w:pPr>
+              <w:jc w:val="center"/>
+            </w:pPr>
+            <w:r/>
+            <w:r>
+              <w:rPr>
+                <w:b/>
                 <w:sz w:val="20"/>
               </w:rPr>
               <w:t>实际结果</w:t>
@@ -1396,7 +2218,7 @@
       <w:tr>
         <w:tc>
           <w:tcPr>
-            <w:tcW w:type="dxa" w:w="1701"/>
+            <w:tcW w:type="dxa" w:w="2880"/>
           </w:tcPr>
           <w:p>
             <w:pPr>
@@ -1405,16 +2227,15 @@
             <w:r/>
             <w:r>
               <w:rPr>
-                <w:rFonts w:ascii="微软雅黑" w:hAnsi="微软雅黑" w:eastAsia="微软雅黑"/>
-                <w:sz w:val="19"/>
+                <w:sz w:val="20"/>
               </w:rPr>
-              <w:t>1</w:t>
+              <w:t>给自己加钱</w:t>
             </w:r>
           </w:p>
         </w:tc>
         <w:tc>
           <w:tcPr>
-            <w:tcW w:type="dxa" w:w="1701"/>
+            <w:tcW w:type="dxa" w:w="2880"/>
           </w:tcPr>
           <w:p>
             <w:pPr>
@@ -1423,16 +2244,15 @@
             <w:r/>
             <w:r>
               <w:rPr>
-                <w:rFonts w:ascii="微软雅黑" w:hAnsi="微软雅黑" w:eastAsia="微软雅黑"/>
-                <w:sz w:val="19"/>
+                <w:sz w:val="20"/>
               </w:rPr>
-              <w:t>以 alice 账户登录系统</w:t>
+              <w:t>user_id=2, amount=9999999</w:t>
             </w:r>
           </w:p>
         </w:tc>
         <w:tc>
           <w:tcPr>
-            <w:tcW w:type="dxa" w:w="1701"/>
+            <w:tcW w:type="dxa" w:w="2880"/>
           </w:tcPr>
           <w:p>
             <w:pPr>
@@ -1441,16 +2261,17 @@
             <w:r/>
             <w:r>
               <w:rPr>
-                <w:rFonts w:ascii="微软雅黑" w:hAnsi="微软雅黑" w:eastAsia="微软雅黑"/>
-                <w:sz w:val="19"/>
+                <w:sz w:val="20"/>
               </w:rPr>
-              <w:t>成功登录</w:t>
+              <w:t>❌ alice 余额暴涨</w:t>
             </w:r>
           </w:p>
         </w:tc>
+      </w:tr>
+      <w:tr>
         <w:tc>
           <w:tcPr>
-            <w:tcW w:type="dxa" w:w="1701"/>
+            <w:tcW w:type="dxa" w:w="2880"/>
           </w:tcPr>
           <w:p>
             <w:pPr>
@@ -1459,19 +2280,15 @@
             <w:r/>
             <w:r>
               <w:rPr>
-                <w:rFonts w:ascii="微软雅黑" w:hAnsi="微软雅黑" w:eastAsia="微软雅黑"/>
-                <w:sz w:val="19"/>
+                <w:sz w:val="20"/>
               </w:rPr>
-              <w:t>✅ 正常</w:t>
+              <w:t>给别人扣钱</w:t>
             </w:r>
           </w:p>
         </w:tc>
-      </w:tr>
-      <w:tr>
         <w:tc>
           <w:tcPr>
-            <w:tcW w:type="dxa" w:w="1701"/>
-            <w:shd w:fill="F0F4FF"/>
+            <w:tcW w:type="dxa" w:w="2880"/>
           </w:tcPr>
           <w:p>
             <w:pPr>
@@ -1480,17 +2297,15 @@
             <w:r/>
             <w:r>
               <w:rPr>
-                <w:rFonts w:ascii="微软雅黑" w:hAnsi="微软雅黑" w:eastAsia="微软雅黑"/>
-                <w:sz w:val="19"/>
+                <w:sz w:val="20"/>
               </w:rPr>
-              <w:t>2</w:t>
+              <w:t>user_id=1, amount=-99999</w:t>
             </w:r>
           </w:p>
         </w:tc>
         <w:tc>
           <w:tcPr>
-            <w:tcW w:type="dxa" w:w="1701"/>
-            <w:shd w:fill="F0F4FF"/>
+            <w:tcW w:type="dxa" w:w="2880"/>
           </w:tcPr>
           <w:p>
             <w:pPr>
@@ -1499,17 +2314,17 @@
             <w:r/>
             <w:r>
               <w:rPr>
-                <w:rFonts w:ascii="微软雅黑" w:hAnsi="微软雅黑" w:eastAsia="微软雅黑"/>
-                <w:sz w:val="19"/>
+                <w:sz w:val="20"/>
               </w:rPr>
-              <w:t>Burp Suite 拦截 GET /profile?user_id=1</w:t>
+              <w:t>❌ admin 余额被扣光</w:t>
             </w:r>
           </w:p>
         </w:tc>
+      </w:tr>
+      <w:tr>
         <w:tc>
           <w:tcPr>
-            <w:tcW w:type="dxa" w:w="1701"/>
-            <w:shd w:fill="F0F4FF"/>
+            <w:tcW w:type="dxa" w:w="2880"/>
           </w:tcPr>
           <w:p>
             <w:pPr>
@@ -1518,17 +2333,15 @@
             <w:r/>
             <w:r>
               <w:rPr>
-                <w:rFonts w:ascii="微软雅黑" w:hAnsi="微软雅黑" w:eastAsia="微软雅黑"/>
-                <w:sz w:val="19"/>
+                <w:sz w:val="20"/>
               </w:rPr>
-              <w:t>拦截请求</w:t>
+              <w:t>改别人账号操作</w:t>
             </w:r>
           </w:p>
         </w:tc>
         <w:tc>
           <w:tcPr>
-            <w:tcW w:type="dxa" w:w="1701"/>
-            <w:shd w:fill="F0F4FF"/>
+            <w:tcW w:type="dxa" w:w="2880"/>
           </w:tcPr>
           <w:p>
             <w:pPr>
@@ -1537,18 +2350,15 @@
             <w:r/>
             <w:r>
               <w:rPr>
-                <w:rFonts w:ascii="微软雅黑" w:hAnsi="微软雅黑" w:eastAsia="微软雅黑"/>
-                <w:sz w:val="19"/>
+                <w:sz w:val="20"/>
               </w:rPr>
-              <w:t>✅ 正常</w:t>
+              <w:t>user_id=3, amount=-5000</w:t>
             </w:r>
           </w:p>
         </w:tc>
-      </w:tr>
-      <w:tr>
         <w:tc>
           <w:tcPr>
-            <w:tcW w:type="dxa" w:w="1701"/>
+            <w:tcW w:type="dxa" w:w="2880"/>
           </w:tcPr>
           <w:p>
             <w:pPr>
@@ -1557,216 +2367,9 @@
             <w:r/>
             <w:r>
               <w:rPr>
-                <w:rFonts w:ascii="微软雅黑" w:hAnsi="微软雅黑" w:eastAsia="微软雅黑"/>
-                <w:sz w:val="19"/>
+                <w:sz w:val="20"/>
               </w:rPr>
-              <w:t>3</w:t>
-            </w:r>
-          </w:p>
-        </w:tc>
-        <w:tc>
-          <w:tcPr>
-            <w:tcW w:type="dxa" w:w="1701"/>
-          </w:tcPr>
-          <w:p>
-            <w:pPr>
-              <w:jc w:val="center"/>
-            </w:pPr>
-            <w:r/>
-            <w:r>
-              <w:rPr>
-                <w:rFonts w:ascii="微软雅黑" w:hAnsi="微软雅黑" w:eastAsia="微软雅黑"/>
-                <w:sz w:val="19"/>
-              </w:rPr>
-              <w:t>放行请求至服务端</w:t>
-            </w:r>
-          </w:p>
-        </w:tc>
-        <w:tc>
-          <w:tcPr>
-            <w:tcW w:type="dxa" w:w="1701"/>
-          </w:tcPr>
-          <w:p>
-            <w:pPr>
-              <w:jc w:val="center"/>
-            </w:pPr>
-            <w:r/>
-            <w:r>
-              <w:rPr>
-                <w:rFonts w:ascii="微软雅黑" w:hAnsi="微软雅黑" w:eastAsia="微软雅黑"/>
-                <w:sz w:val="19"/>
-              </w:rPr>
-              <w:t>处理请求</w:t>
-            </w:r>
-          </w:p>
-        </w:tc>
-        <w:tc>
-          <w:tcPr>
-            <w:tcW w:type="dxa" w:w="1701"/>
-          </w:tcPr>
-          <w:p>
-            <w:pPr>
-              <w:jc w:val="center"/>
-            </w:pPr>
-            <w:r/>
-            <w:r>
-              <w:rPr>
-                <w:rFonts w:ascii="微软雅黑" w:hAnsi="微软雅黑" w:eastAsia="微软雅黑"/>
-                <w:sz w:val="19"/>
-              </w:rPr>
-              <w:t>✅ 正常</w:t>
-            </w:r>
-          </w:p>
-        </w:tc>
-      </w:tr>
-      <w:tr>
-        <w:tc>
-          <w:tcPr>
-            <w:tcW w:type="dxa" w:w="1701"/>
-            <w:shd w:fill="F0F4FF"/>
-          </w:tcPr>
-          <w:p>
-            <w:pPr>
-              <w:jc w:val="center"/>
-            </w:pPr>
-            <w:r/>
-            <w:r>
-              <w:rPr>
-                <w:rFonts w:ascii="微软雅黑" w:hAnsi="微软雅黑" w:eastAsia="微软雅黑"/>
-                <w:sz w:val="19"/>
-              </w:rPr>
-              <w:t>4</w:t>
-            </w:r>
-          </w:p>
-        </w:tc>
-        <w:tc>
-          <w:tcPr>
-            <w:tcW w:type="dxa" w:w="1701"/>
-            <w:shd w:fill="F0F4FF"/>
-          </w:tcPr>
-          <w:p>
-            <w:pPr>
-              <w:jc w:val="center"/>
-            </w:pPr>
-            <w:r/>
-            <w:r>
-              <w:rPr>
-                <w:rFonts w:ascii="微软雅黑" w:hAnsi="微软雅黑" w:eastAsia="微软雅黑"/>
-                <w:sz w:val="19"/>
-              </w:rPr>
-              <w:t>查看响应内容</w:t>
-            </w:r>
-          </w:p>
-        </w:tc>
-        <w:tc>
-          <w:tcPr>
-            <w:tcW w:type="dxa" w:w="1701"/>
-            <w:shd w:fill="F0F4FF"/>
-          </w:tcPr>
-          <w:p>
-            <w:pPr>
-              <w:jc w:val="center"/>
-            </w:pPr>
-            <w:r/>
-            <w:r>
-              <w:rPr>
-                <w:rFonts w:ascii="微软雅黑" w:hAnsi="微软雅黑" w:eastAsia="微软雅黑"/>
-                <w:sz w:val="19"/>
-              </w:rPr>
-              <w:t>当前用户资料</w:t>
-            </w:r>
-          </w:p>
-        </w:tc>
-        <w:tc>
-          <w:tcPr>
-            <w:tcW w:type="dxa" w:w="1701"/>
-            <w:shd w:fill="F0F4FF"/>
-          </w:tcPr>
-          <w:p>
-            <w:pPr>
-              <w:jc w:val="center"/>
-            </w:pPr>
-            <w:r/>
-            <w:r>
-              <w:rPr>
-                <w:rFonts w:ascii="微软雅黑" w:hAnsi="微软雅黑" w:eastAsia="微软雅黑"/>
-                <w:sz w:val="19"/>
-              </w:rPr>
-              <w:t>❌ 返回了 admin 资料</w:t>
-            </w:r>
-          </w:p>
-        </w:tc>
-      </w:tr>
-      <w:tr>
-        <w:tc>
-          <w:tcPr>
-            <w:tcW w:type="dxa" w:w="1701"/>
-          </w:tcPr>
-          <w:p>
-            <w:pPr>
-              <w:jc w:val="center"/>
-            </w:pPr>
-            <w:r/>
-            <w:r>
-              <w:rPr>
-                <w:rFonts w:ascii="微软雅黑" w:hAnsi="微软雅黑" w:eastAsia="微软雅黑"/>
-                <w:sz w:val="19"/>
-              </w:rPr>
-              <w:t>5</w:t>
-            </w:r>
-          </w:p>
-        </w:tc>
-        <w:tc>
-          <w:tcPr>
-            <w:tcW w:type="dxa" w:w="1701"/>
-          </w:tcPr>
-          <w:p>
-            <w:pPr>
-              <w:jc w:val="center"/>
-            </w:pPr>
-            <w:r/>
-            <w:r>
-              <w:rPr>
-                <w:rFonts w:ascii="微软雅黑" w:hAnsi="微软雅黑" w:eastAsia="微软雅黑"/>
-                <w:sz w:val="19"/>
-              </w:rPr>
-              <w:t>修改 user_id 为 3,4,5...</w:t>
-            </w:r>
-          </w:p>
-        </w:tc>
-        <w:tc>
-          <w:tcPr>
-            <w:tcW w:type="dxa" w:w="1701"/>
-          </w:tcPr>
-          <w:p>
-            <w:pPr>
-              <w:jc w:val="center"/>
-            </w:pPr>
-            <w:r/>
-            <w:r>
-              <w:rPr>
-                <w:rFonts w:ascii="微软雅黑" w:hAnsi="微软雅黑" w:eastAsia="微软雅黑"/>
-                <w:sz w:val="19"/>
-              </w:rPr>
-              <w:t>遍历用户</w:t>
-            </w:r>
-          </w:p>
-        </w:tc>
-        <w:tc>
-          <w:tcPr>
-            <w:tcW w:type="dxa" w:w="1701"/>
-          </w:tcPr>
-          <w:p>
-            <w:pPr>
-              <w:jc w:val="center"/>
-            </w:pPr>
-            <w:r/>
-            <w:r>
-              <w:rPr>
-                <w:rFonts w:ascii="微软雅黑" w:hAnsi="微软雅黑" w:eastAsia="微软雅黑"/>
-                <w:sz w:val="19"/>
-              </w:rPr>
-              <w:t>❌ 全部可查看</w:t>
+              <w:t>❌ 任意用户余额可改</w:t>
             </w:r>
           </w:p>
         </w:tc>
@@ -1774,8 +2377,35 @@
     </w:tbl>
     <w:p/>
     <w:p>
+      <w:pPr>
+        <w:pStyle w:val="Heading3"/>
+      </w:pPr>
       <w:r>
-        <w:t>结论：攻击者仅需修改 URL 中的 user_id 参数即可获取系统中任意用户的邮箱、手机号、余额等隐私信息，且可批量遍历。</w:t>
+        <w:t>可能造成的危害</w:t>
+      </w:r>
+    </w:p>
+    <w:p>
+      <w:r>
+        <w:t>• 任意用户余额可被他人篡改</w:t>
+      </w:r>
+    </w:p>
+    <w:p>
+      <w:r>
+        <w:t>• 管理员余额可被普通用户扣光</w:t>
+      </w:r>
+    </w:p>
+    <w:p>
+      <w:r>
+        <w:t>• 系统经济体系完全失控</w:t>
+      </w:r>
+    </w:p>
+    <w:p/>
+    <w:p>
+      <w:pPr>
+        <w:pStyle w:val="Heading2"/>
+      </w:pPr>
+      <w:r>
+        <w:t>PRIV-03  金额参数负值未校验</w:t>
       </w:r>
     </w:p>
     <w:p>
@@ -1783,60 +2413,12 @@
         <w:pStyle w:val="Heading3"/>
       </w:pPr>
       <w:r>
-        <w:t>影响分析</w:t>
+        <w:t>漏洞描述</w:t>
       </w:r>
     </w:p>
     <w:p>
       <w:r>
-        <w:rPr>
-          <w:b/>
-        </w:rPr>
-        <w:t>机密性影响：</w:t>
-      </w:r>
-      <w:r>
-        <w:t>高 — 全部用户的手机号、邮箱、余额等隐私数据可被任意登录用户获取</w:t>
-      </w:r>
-    </w:p>
-    <w:p>
-      <w:r>
-        <w:rPr>
-          <w:b/>
-        </w:rPr>
-        <w:t>影响范围：</w:t>
-      </w:r>
-      <w:r>
-        <w:t>全部注册用户</w:t>
-      </w:r>
-    </w:p>
-    <w:p>
-      <w:r>
-        <w:rPr>
-          <w:b/>
-        </w:rPr>
-        <w:t>利用条件：</w:t>
-      </w:r>
-      <w:r>
-        <w:t>仅需一个普通账户登录</w:t>
-      </w:r>
-    </w:p>
-    <w:p>
-      <w:pPr>
-        <w:spacing w:before="120" w:after="120"/>
-      </w:pPr>
-      <w:r>
-        <w:rPr>
-          <w:color w:val="CCCCCC"/>
-          <w:sz w:val="16"/>
-        </w:rPr>
-        <w:t>────────────────────────────────────────────────────────────</w:t>
-      </w:r>
-    </w:p>
-    <w:p>
-      <w:pPr>
-        <w:pStyle w:val="Heading2"/>
-      </w:pPr>
-      <w:r>
-        <w:t>3.2  PRIV-02  垂直越权漏洞</w:t>
+        <w:t>充值接口对金额参数 amount 未做正负校验，允许提交负数。这导致"充值"接口实际上可被用作"扣款"接口，结合 PRIV-02 可对任意用户执行余额扣减。</w:t>
       </w:r>
     </w:p>
     <w:p>
@@ -1844,12 +2426,12 @@
         <w:pStyle w:val="Heading3"/>
       </w:pPr>
       <w:r>
-        <w:t>漏洞现象</w:t>
+        <w:t>漏洞位置</w:t>
       </w:r>
     </w:p>
     <w:p>
       <w:r>
-        <w:t>充值接口 /recharge 从表单隐藏字段获取目标用户的 user_id，攻击者可通过拦截 POST 请求修改该参数，对任意用户的账户余额执行充值或扣款操作。该漏洞使得普通用户能够越权操作管理员账户。</w:t>
+        <w:t>文件：app.py  |  路由：POST /recharge  |  代码行号：修复前第 348 行</w:t>
       </w:r>
     </w:p>
     <w:p>
@@ -1857,12 +2439,23 @@
         <w:pStyle w:val="Heading3"/>
       </w:pPr>
       <w:r>
-        <w:t>风险等级</w:t>
+        <w:t>漏洞代码（修复前）</w:t>
       </w:r>
     </w:p>
     <w:p>
+      <w:pPr>
+        <w:ind w:left="567"/>
+      </w:pPr>
       <w:r>
-        <w:t>CVSS 3.1 评分：8.8（HIGH）  —  攻击向量：网络  /  权限要求：低权限用户</w:t>
+        <w:rPr>
+          <w:rFonts w:ascii="Consolas" w:hAnsi="Consolas"/>
+          <w:sz w:val="18"/>
+        </w:rPr>
+        <w:t># ❌ 没有校验 amount 是否为正数</w:t>
+        <w:br/>
+        <w:t>amount = request.form.get("amount", "0")</w:t>
+        <w:br/>
+        <w:t>new_balance = row[0] + float(amount)    # 负数直接累加</w:t>
       </w:r>
     </w:p>
     <w:p>
@@ -1870,41 +2463,23 @@
         <w:pStyle w:val="Heading3"/>
       </w:pPr>
       <w:r>
-        <w:t>漏洞代码定位</w:t>
+        <w:t>漏洞可利用的 Payload</w:t>
       </w:r>
     </w:p>
     <w:p>
       <w:pPr>
-        <w:spacing w:before="120" w:after="120"/>
-        <w:ind w:left="283"/>
+        <w:ind w:left="567"/>
       </w:pPr>
       <w:r>
         <w:rPr>
           <w:rFonts w:ascii="Consolas" w:hAnsi="Consolas"/>
-          <w:color w:val="2D2D2D"/>
-          <w:sz w:val="17"/>
+          <w:sz w:val="18"/>
         </w:rPr>
-        <w:t># 文件：app.py 第 347-356 行</w:t>
+        <w:t>amount=-99999    ← 填负数实现扣款</w:t>
         <w:br/>
-        <w:t># 问题：user_id 来自前端表单，amount 不做校验</w:t>
+        <w:t>amount=0         ← 填零无意义</w:t>
         <w:br/>
-        <w:br/>
-        <w:t>@app.route("/recharge", methods=["POST"])</w:t>
-        <w:br/>
-        <w:t>@login_required</w:t>
-        <w:br/>
-        <w:t>def recharge():</w:t>
-        <w:br/>
-        <w:t xml:space="preserve">    user_id = request.form.get("user_id")    # ← 来自表单，客户端可控</w:t>
-        <w:br/>
-        <w:t xml:space="preserve">    amount = request.form.get("amount", "0") # ← 未校验正负</w:t>
-        <w:br/>
-        <w:br/>
-        <w:t xml:space="preserve">    new_balance = row[0] + float(amount)     # ← 负数直接累加</w:t>
-        <w:br/>
-        <w:t xml:space="preserve">    c.execute("UPDATE users SET balance = ? WHERE id = ?", </w:t>
-        <w:br/>
-        <w:t xml:space="preserve">              (new_balance, user_id))</w:t>
+        <w:t>amount=-1        ← 填 -1 每次扣 1 元</w:t>
       </w:r>
     </w:p>
     <w:p>
@@ -1912,7 +2487,47 @@
         <w:pStyle w:val="Heading3"/>
       </w:pPr>
       <w:r>
-        <w:t>渗透测试复现</w:t>
+        <w:t>复现步骤（Burp Suite）</w:t>
+      </w:r>
+    </w:p>
+    <w:p>
+      <w:pPr>
+        <w:ind w:left="567"/>
+      </w:pPr>
+      <w:r>
+        <w:rPr>
+          <w:rFonts w:ascii="Consolas" w:hAnsi="Consolas"/>
+          <w:sz w:val="18"/>
+        </w:rPr>
+        <w:t>────────────────────────────────────────────────────────────</w:t>
+        <w:br/>
+        <w:t>步骤 1：登录后，Burp Suite 拦截充值 POST 请求</w:t>
+        <w:br/>
+        <w:t>────────────────────────────────────────────────────────────</w:t>
+        <w:br/>
+        <w:t>步骤 2：将 amount 字段改为负数，如 -99999</w:t>
+        <w:br/>
+        <w:t>────────────────────────────────────────────────────────────</w:t>
+        <w:br/>
+        <w:t>步骤 3：放行请求，服务端直接执行：</w:t>
+        <w:br/>
+        <w:t xml:space="preserve">       new_balance = 100 + (-99999) = -99899</w:t>
+        <w:br/>
+        <w:t>────────────────────────────────────────────────────────────</w:t>
+        <w:br/>
+        <w:t>步骤 4：刷新页面查看余额</w:t>
+        <w:br/>
+        <w:t xml:space="preserve">       结果：余额从 ¥100 变为 ¥-99899 ⚠️</w:t>
+        <w:br/>
+        <w:t>────────────────────────────────────────────────────────────</w:t>
+      </w:r>
+    </w:p>
+    <w:p>
+      <w:pPr>
+        <w:pStyle w:val="Heading3"/>
+      </w:pPr>
+      <w:r>
+        <w:t>测试结果</w:t>
       </w:r>
     </w:p>
     <w:tbl>
@@ -1923,16 +2538,16 @@
         <w:tblLook w:firstColumn="1" w:firstRow="1" w:lastColumn="0" w:lastRow="0" w:noHBand="0" w:noVBand="1" w:val="04A0"/>
       </w:tblPr>
       <w:tblGrid>
-        <w:gridCol w:w="2161"/>
-        <w:gridCol w:w="2161"/>
-        <w:gridCol w:w="2161"/>
-        <w:gridCol w:w="2161"/>
+        <w:gridCol w:w="2160"/>
+        <w:gridCol w:w="2160"/>
+        <w:gridCol w:w="2160"/>
+        <w:gridCol w:w="2160"/>
       </w:tblGrid>
       <w:tr>
         <w:tc>
           <w:tcPr>
-            <w:tcW w:type="dxa" w:w="1701"/>
-            <w:shd w:fill="E74C3C"/>
+            <w:tcW w:type="dxa" w:w="2160"/>
+            <w:shd w:fill="D9E2F3"/>
           </w:tcPr>
           <w:p>
             <w:pPr>
@@ -1941,19 +2556,17 @@
             <w:r/>
             <w:r>
               <w:rPr>
-                <w:rFonts w:ascii="微软雅黑" w:hAnsi="微软雅黑" w:eastAsia="微软雅黑"/>
                 <w:b/>
-                <w:color w:val="FFFFFF"/>
                 <w:sz w:val="20"/>
               </w:rPr>
-              <w:t>步骤</w:t>
+              <w:t>测试输入</w:t>
             </w:r>
           </w:p>
         </w:tc>
         <w:tc>
           <w:tcPr>
-            <w:tcW w:type="dxa" w:w="1701"/>
-            <w:shd w:fill="E74C3C"/>
+            <w:tcW w:type="dxa" w:w="2160"/>
+            <w:shd w:fill="D9E2F3"/>
           </w:tcPr>
           <w:p>
             <w:pPr>
@@ -1962,19 +2575,17 @@
             <w:r/>
             <w:r>
               <w:rPr>
-                <w:rFonts w:ascii="微软雅黑" w:hAnsi="微软雅黑" w:eastAsia="微软雅黑"/>
                 <w:b/>
-                <w:color w:val="FFFFFF"/>
                 <w:sz w:val="20"/>
               </w:rPr>
-              <w:t>操作</w:t>
+              <w:t>期望</w:t>
             </w:r>
           </w:p>
         </w:tc>
         <w:tc>
           <w:tcPr>
-            <w:tcW w:type="dxa" w:w="1701"/>
-            <w:shd w:fill="E74C3C"/>
+            <w:tcW w:type="dxa" w:w="2160"/>
+            <w:shd w:fill="D9E2F3"/>
           </w:tcPr>
           <w:p>
             <w:pPr>
@@ -1983,19 +2594,17 @@
             <w:r/>
             <w:r>
               <w:rPr>
-                <w:rFonts w:ascii="微软雅黑" w:hAnsi="微软雅黑" w:eastAsia="微软雅黑"/>
                 <w:b/>
-                <w:color w:val="FFFFFF"/>
                 <w:sz w:val="20"/>
               </w:rPr>
-              <w:t>预期结果</w:t>
+              <w:t>实际</w:t>
             </w:r>
           </w:p>
         </w:tc>
         <w:tc>
           <w:tcPr>
-            <w:tcW w:type="dxa" w:w="1701"/>
-            <w:shd w:fill="E74C3C"/>
+            <w:tcW w:type="dxa" w:w="2160"/>
+            <w:shd w:fill="D9E2F3"/>
           </w:tcPr>
           <w:p>
             <w:pPr>
@@ -2004,12 +2613,10 @@
             <w:r/>
             <w:r>
               <w:rPr>
-                <w:rFonts w:ascii="微软雅黑" w:hAnsi="微软雅黑" w:eastAsia="微软雅黑"/>
                 <w:b/>
-                <w:color w:val="FFFFFF"/>
                 <w:sz w:val="20"/>
               </w:rPr>
-              <w:t>实际结果</w:t>
+              <w:t>判定</w:t>
             </w:r>
           </w:p>
         </w:tc>
@@ -2017,7 +2624,7 @@
       <w:tr>
         <w:tc>
           <w:tcPr>
-            <w:tcW w:type="dxa" w:w="1701"/>
+            <w:tcW w:type="dxa" w:w="2160"/>
           </w:tcPr>
           <w:p>
             <w:pPr>
@@ -2026,16 +2633,15 @@
             <w:r/>
             <w:r>
               <w:rPr>
-                <w:rFonts w:ascii="微软雅黑" w:hAnsi="微软雅黑" w:eastAsia="微软雅黑"/>
-                <w:sz w:val="19"/>
+                <w:sz w:val="20"/>
               </w:rPr>
-              <w:t>1</w:t>
+              <w:t>amount=-100</w:t>
             </w:r>
           </w:p>
         </w:tc>
         <w:tc>
           <w:tcPr>
-            <w:tcW w:type="dxa" w:w="1701"/>
+            <w:tcW w:type="dxa" w:w="2160"/>
           </w:tcPr>
           <w:p>
             <w:pPr>
@@ -2044,16 +2650,15 @@
             <w:r/>
             <w:r>
               <w:rPr>
-                <w:rFonts w:ascii="微软雅黑" w:hAnsi="微软雅黑" w:eastAsia="微软雅黑"/>
-                <w:sz w:val="19"/>
+                <w:sz w:val="20"/>
               </w:rPr>
-              <w:t>以 alice 登录，Burp Suite 拦截充值请求</w:t>
+              <w:t>拒绝充值</w:t>
             </w:r>
           </w:p>
         </w:tc>
         <w:tc>
           <w:tcPr>
-            <w:tcW w:type="dxa" w:w="1701"/>
+            <w:tcW w:type="dxa" w:w="2160"/>
           </w:tcPr>
           <w:p>
             <w:pPr>
@@ -2062,16 +2667,15 @@
             <w:r/>
             <w:r>
               <w:rPr>
-                <w:rFonts w:ascii="微软雅黑" w:hAnsi="微软雅黑" w:eastAsia="微软雅黑"/>
-                <w:sz w:val="19"/>
+                <w:sz w:val="20"/>
               </w:rPr>
-              <w:t>拦截</w:t>
+              <w:t>余额减少 100</w:t>
             </w:r>
           </w:p>
         </w:tc>
         <w:tc>
           <w:tcPr>
-            <w:tcW w:type="dxa" w:w="1701"/>
+            <w:tcW w:type="dxa" w:w="2160"/>
           </w:tcPr>
           <w:p>
             <w:pPr>
@@ -2080,625 +2684,7 @@
             <w:r/>
             <w:r>
               <w:rPr>
-                <w:rFonts w:ascii="微软雅黑" w:hAnsi="微软雅黑" w:eastAsia="微软雅黑"/>
-                <w:sz w:val="19"/>
-              </w:rPr>
-              <w:t>✅</w:t>
-            </w:r>
-          </w:p>
-        </w:tc>
-      </w:tr>
-      <w:tr>
-        <w:tc>
-          <w:tcPr>
-            <w:tcW w:type="dxa" w:w="1701"/>
-            <w:shd w:fill="F0F4FF"/>
-          </w:tcPr>
-          <w:p>
-            <w:pPr>
-              <w:jc w:val="center"/>
-            </w:pPr>
-            <w:r/>
-            <w:r>
-              <w:rPr>
-                <w:rFonts w:ascii="微软雅黑" w:hAnsi="微软雅黑" w:eastAsia="微软雅黑"/>
-                <w:sz w:val="19"/>
-              </w:rPr>
-              <w:t>2</w:t>
-            </w:r>
-          </w:p>
-        </w:tc>
-        <w:tc>
-          <w:tcPr>
-            <w:tcW w:type="dxa" w:w="1701"/>
-            <w:shd w:fill="F0F4FF"/>
-          </w:tcPr>
-          <w:p>
-            <w:pPr>
-              <w:jc w:val="center"/>
-            </w:pPr>
-            <w:r/>
-            <w:r>
-              <w:rPr>
-                <w:rFonts w:ascii="微软雅黑" w:hAnsi="微软雅黑" w:eastAsia="微软雅黑"/>
-                <w:sz w:val="19"/>
-              </w:rPr>
-              <w:t>查看 POST 参数：user_id=2&amp;amount=100</w:t>
-            </w:r>
-          </w:p>
-        </w:tc>
-        <w:tc>
-          <w:tcPr>
-            <w:tcW w:type="dxa" w:w="1701"/>
-            <w:shd w:fill="F0F4FF"/>
-          </w:tcPr>
-          <w:p>
-            <w:pPr>
-              <w:jc w:val="center"/>
-            </w:pPr>
-            <w:r/>
-            <w:r>
-              <w:rPr>
-                <w:rFonts w:ascii="微软雅黑" w:hAnsi="微软雅黑" w:eastAsia="微软雅黑"/>
-                <w:sz w:val="19"/>
-              </w:rPr>
-              <w:t>alice 自己的充值</w:t>
-            </w:r>
-          </w:p>
-        </w:tc>
-        <w:tc>
-          <w:tcPr>
-            <w:tcW w:type="dxa" w:w="1701"/>
-            <w:shd w:fill="F0F4FF"/>
-          </w:tcPr>
-          <w:p>
-            <w:pPr>
-              <w:jc w:val="center"/>
-            </w:pPr>
-            <w:r/>
-            <w:r>
-              <w:rPr>
-                <w:rFonts w:ascii="微软雅黑" w:hAnsi="微软雅黑" w:eastAsia="微软雅黑"/>
-                <w:sz w:val="19"/>
-              </w:rPr>
-              <w:t>✅</w:t>
-            </w:r>
-          </w:p>
-        </w:tc>
-      </w:tr>
-      <w:tr>
-        <w:tc>
-          <w:tcPr>
-            <w:tcW w:type="dxa" w:w="1701"/>
-          </w:tcPr>
-          <w:p>
-            <w:pPr>
-              <w:jc w:val="center"/>
-            </w:pPr>
-            <w:r/>
-            <w:r>
-              <w:rPr>
-                <w:rFonts w:ascii="微软雅黑" w:hAnsi="微软雅黑" w:eastAsia="微软雅黑"/>
-                <w:sz w:val="19"/>
-              </w:rPr>
-              <w:t>3</w:t>
-            </w:r>
-          </w:p>
-        </w:tc>
-        <w:tc>
-          <w:tcPr>
-            <w:tcW w:type="dxa" w:w="1701"/>
-          </w:tcPr>
-          <w:p>
-            <w:pPr>
-              <w:jc w:val="center"/>
-            </w:pPr>
-            <w:r/>
-            <w:r>
-              <w:rPr>
-                <w:rFonts w:ascii="微软雅黑" w:hAnsi="微软雅黑" w:eastAsia="微软雅黑"/>
-                <w:sz w:val="19"/>
-              </w:rPr>
-              <w:t>将 user_id 修改为 1，amount 修改为 -99999</w:t>
-            </w:r>
-          </w:p>
-        </w:tc>
-        <w:tc>
-          <w:tcPr>
-            <w:tcW w:type="dxa" w:w="1701"/>
-          </w:tcPr>
-          <w:p>
-            <w:pPr>
-              <w:jc w:val="center"/>
-            </w:pPr>
-            <w:r/>
-            <w:r>
-              <w:rPr>
-                <w:rFonts w:ascii="微软雅黑" w:hAnsi="微软雅黑" w:eastAsia="微软雅黑"/>
-                <w:sz w:val="19"/>
-              </w:rPr>
-              <w:t>修改参数</w:t>
-            </w:r>
-          </w:p>
-        </w:tc>
-        <w:tc>
-          <w:tcPr>
-            <w:tcW w:type="dxa" w:w="1701"/>
-          </w:tcPr>
-          <w:p>
-            <w:pPr>
-              <w:jc w:val="center"/>
-            </w:pPr>
-            <w:r/>
-            <w:r>
-              <w:rPr>
-                <w:rFonts w:ascii="微软雅黑" w:hAnsi="微软雅黑" w:eastAsia="微软雅黑"/>
-                <w:sz w:val="19"/>
-              </w:rPr>
-              <w:t>✅</w:t>
-            </w:r>
-          </w:p>
-        </w:tc>
-      </w:tr>
-      <w:tr>
-        <w:tc>
-          <w:tcPr>
-            <w:tcW w:type="dxa" w:w="1701"/>
-            <w:shd w:fill="F0F4FF"/>
-          </w:tcPr>
-          <w:p>
-            <w:pPr>
-              <w:jc w:val="center"/>
-            </w:pPr>
-            <w:r/>
-            <w:r>
-              <w:rPr>
-                <w:rFonts w:ascii="微软雅黑" w:hAnsi="微软雅黑" w:eastAsia="微软雅黑"/>
-                <w:sz w:val="19"/>
-              </w:rPr>
-              <w:t>4</w:t>
-            </w:r>
-          </w:p>
-        </w:tc>
-        <w:tc>
-          <w:tcPr>
-            <w:tcW w:type="dxa" w:w="1701"/>
-            <w:shd w:fill="F0F4FF"/>
-          </w:tcPr>
-          <w:p>
-            <w:pPr>
-              <w:jc w:val="center"/>
-            </w:pPr>
-            <w:r/>
-            <w:r>
-              <w:rPr>
-                <w:rFonts w:ascii="微软雅黑" w:hAnsi="微软雅黑" w:eastAsia="微软雅黑"/>
-                <w:sz w:val="19"/>
-              </w:rPr>
-              <w:t>放行请求</w:t>
-            </w:r>
-          </w:p>
-        </w:tc>
-        <w:tc>
-          <w:tcPr>
-            <w:tcW w:type="dxa" w:w="1701"/>
-            <w:shd w:fill="F0F4FF"/>
-          </w:tcPr>
-          <w:p>
-            <w:pPr>
-              <w:jc w:val="center"/>
-            </w:pPr>
-            <w:r/>
-            <w:r>
-              <w:rPr>
-                <w:rFonts w:ascii="微软雅黑" w:hAnsi="微软雅黑" w:eastAsia="微软雅黑"/>
-                <w:sz w:val="19"/>
-              </w:rPr>
-              <w:t>处理充值</w:t>
-            </w:r>
-          </w:p>
-        </w:tc>
-        <w:tc>
-          <w:tcPr>
-            <w:tcW w:type="dxa" w:w="1701"/>
-            <w:shd w:fill="F0F4FF"/>
-          </w:tcPr>
-          <w:p>
-            <w:pPr>
-              <w:jc w:val="center"/>
-            </w:pPr>
-            <w:r/>
-            <w:r>
-              <w:rPr>
-                <w:rFonts w:ascii="微软雅黑" w:hAnsi="微软雅黑" w:eastAsia="微软雅黑"/>
-                <w:sz w:val="19"/>
-              </w:rPr>
-              <w:t>❌ 成功执行</w:t>
-            </w:r>
-          </w:p>
-        </w:tc>
-      </w:tr>
-      <w:tr>
-        <w:tc>
-          <w:tcPr>
-            <w:tcW w:type="dxa" w:w="1701"/>
-          </w:tcPr>
-          <w:p>
-            <w:pPr>
-              <w:jc w:val="center"/>
-            </w:pPr>
-            <w:r/>
-            <w:r>
-              <w:rPr>
-                <w:rFonts w:ascii="微软雅黑" w:hAnsi="微软雅黑" w:eastAsia="微软雅黑"/>
-                <w:sz w:val="19"/>
-              </w:rPr>
-              <w:t>5</w:t>
-            </w:r>
-          </w:p>
-        </w:tc>
-        <w:tc>
-          <w:tcPr>
-            <w:tcW w:type="dxa" w:w="1701"/>
-          </w:tcPr>
-          <w:p>
-            <w:pPr>
-              <w:jc w:val="center"/>
-            </w:pPr>
-            <w:r/>
-            <w:r>
-              <w:rPr>
-                <w:rFonts w:ascii="微软雅黑" w:hAnsi="微软雅黑" w:eastAsia="微软雅黑"/>
-                <w:sz w:val="19"/>
-              </w:rPr>
-              <w:t>以 admin 登录查看余额</w:t>
-            </w:r>
-          </w:p>
-        </w:tc>
-        <w:tc>
-          <w:tcPr>
-            <w:tcW w:type="dxa" w:w="1701"/>
-          </w:tcPr>
-          <w:p>
-            <w:pPr>
-              <w:jc w:val="center"/>
-            </w:pPr>
-            <w:r/>
-            <w:r>
-              <w:rPr>
-                <w:rFonts w:ascii="微软雅黑" w:hAnsi="微软雅黑" w:eastAsia="微软雅黑"/>
-                <w:sz w:val="19"/>
-              </w:rPr>
-              <w:t>余额不变</w:t>
-            </w:r>
-          </w:p>
-        </w:tc>
-        <w:tc>
-          <w:tcPr>
-            <w:tcW w:type="dxa" w:w="1701"/>
-          </w:tcPr>
-          <w:p>
-            <w:pPr>
-              <w:jc w:val="center"/>
-            </w:pPr>
-            <w:r/>
-            <w:r>
-              <w:rPr>
-                <w:rFonts w:ascii="微软雅黑" w:hAnsi="微软雅黑" w:eastAsia="微软雅黑"/>
-                <w:sz w:val="19"/>
-              </w:rPr>
-              <w:t>❌ 余额从 99999 变为 0</w:t>
-            </w:r>
-          </w:p>
-        </w:tc>
-      </w:tr>
-    </w:tbl>
-    <w:p/>
-    <w:p>
-      <w:r>
-        <w:t>结论：普通用户 alice 成功扣除了管理员 admin 的全部余额。该漏洞同时涉及垂直越权（普通用户操作管理员账户）与参数校验缺失（允许负值）两个安全缺陷。</w:t>
-      </w:r>
-    </w:p>
-    <w:p>
-      <w:pPr>
-        <w:pStyle w:val="Heading3"/>
-      </w:pPr>
-      <w:r>
-        <w:t>影响分析</w:t>
-      </w:r>
-    </w:p>
-    <w:p>
-      <w:r>
-        <w:rPr>
-          <w:b/>
-        </w:rPr>
-        <w:t>完整性影响：</w:t>
-      </w:r>
-      <w:r>
-        <w:t>高 — 任意用户的余额数据可被篡改</w:t>
-      </w:r>
-    </w:p>
-    <w:p>
-      <w:r>
-        <w:rPr>
-          <w:b/>
-        </w:rPr>
-        <w:t>影响范围：</w:t>
-      </w:r>
-      <w:r>
-        <w:t>全部用户的余额数据</w:t>
-      </w:r>
-    </w:p>
-    <w:p>
-      <w:r>
-        <w:rPr>
-          <w:b/>
-        </w:rPr>
-        <w:t>利用条件：</w:t>
-      </w:r>
-      <w:r>
-        <w:t>普通用户登录 + Burp Suite 拦截</w:t>
-      </w:r>
-    </w:p>
-    <w:p>
-      <w:pPr>
-        <w:spacing w:before="120" w:after="120"/>
-      </w:pPr>
-      <w:r>
-        <w:rPr>
-          <w:color w:val="CCCCCC"/>
-          <w:sz w:val="16"/>
-        </w:rPr>
-        <w:t>────────────────────────────────────────────────────────────</w:t>
-      </w:r>
-    </w:p>
-    <w:p>
-      <w:pPr>
-        <w:pStyle w:val="Heading2"/>
-      </w:pPr>
-      <w:r>
-        <w:t>3.3  PRIV-03  金额参数校验缺失</w:t>
-      </w:r>
-    </w:p>
-    <w:p>
-      <w:pPr>
-        <w:pStyle w:val="Heading3"/>
-      </w:pPr>
-      <w:r>
-        <w:t>漏洞现象</w:t>
-      </w:r>
-    </w:p>
-    <w:p>
-      <w:r>
-        <w:t>充值接口对金额参数 amount 未做正负校验，允许提交负数。这导致"充值"接口实际上可被用作"扣款"接口。结合 PRIV-02 漏洞，攻击者可对任意用户执行余额扣减操作。</w:t>
-      </w:r>
-    </w:p>
-    <w:p>
-      <w:pPr>
-        <w:pStyle w:val="Heading3"/>
-      </w:pPr>
-      <w:r>
-        <w:t>风险等级</w:t>
-      </w:r>
-    </w:p>
-    <w:p>
-      <w:r>
-        <w:t>CVSS 3.1 评分：7.5（HIGH）  —  攻击向量：网络  /  攻击复杂度：低</w:t>
-      </w:r>
-    </w:p>
-    <w:p>
-      <w:pPr>
-        <w:pStyle w:val="Heading3"/>
-      </w:pPr>
-      <w:r>
-        <w:t>漏洞代码定位</w:t>
-      </w:r>
-    </w:p>
-    <w:p>
-      <w:pPr>
-        <w:spacing w:before="120" w:after="120"/>
-        <w:ind w:left="283"/>
-      </w:pPr>
-      <w:r>
-        <w:rPr>
-          <w:rFonts w:ascii="Consolas" w:hAnsi="Consolas"/>
-          <w:color w:val="2D2D2D"/>
-          <w:sz w:val="17"/>
-        </w:rPr>
-        <w:t># 文件：app.py 第 348-356 行</w:t>
-        <w:br/>
-        <w:t># 问题：未对金额参数做业务逻辑校验</w:t>
-        <w:br/>
-        <w:br/>
-        <w:t>amount = request.form.get("amount", "0")           # ← 直接取字符串</w:t>
-        <w:br/>
-        <w:t>new_balance = row[0] + float(amount)               # ← 负值直接累加</w:t>
-        <w:br/>
-        <w:br/>
-        <w:t># 缺少以下校验：</w:t>
-        <w:br/>
-        <w:t># 1. amount 是否为有效数字</w:t>
-        <w:br/>
-        <w:t># 2. amount 是否为正数</w:t>
-        <w:br/>
-        <w:t># 3. 单次充值上限</w:t>
-      </w:r>
-    </w:p>
-    <w:p>
-      <w:pPr>
-        <w:pStyle w:val="Heading3"/>
-      </w:pPr>
-      <w:r>
-        <w:t>渗透测试验证</w:t>
-      </w:r>
-    </w:p>
-    <w:tbl>
-      <w:tblPr>
-        <w:tblStyle w:val="TableGrid"/>
-        <w:tblW w:type="auto" w:w="0"/>
-        <w:jc w:val="center"/>
-        <w:tblLook w:firstColumn="1" w:firstRow="1" w:lastColumn="0" w:lastRow="0" w:noHBand="0" w:noVBand="1" w:val="04A0"/>
-      </w:tblPr>
-      <w:tblGrid>
-        <w:gridCol w:w="2161"/>
-        <w:gridCol w:w="2161"/>
-        <w:gridCol w:w="2161"/>
-        <w:gridCol w:w="2161"/>
-      </w:tblGrid>
-      <w:tr>
-        <w:tc>
-          <w:tcPr>
-            <w:tcW w:type="dxa" w:w="1701"/>
-            <w:shd w:fill="E74C3C"/>
-          </w:tcPr>
-          <w:p>
-            <w:pPr>
-              <w:jc w:val="center"/>
-            </w:pPr>
-            <w:r/>
-            <w:r>
-              <w:rPr>
-                <w:rFonts w:ascii="微软雅黑" w:hAnsi="微软雅黑" w:eastAsia="微软雅黑"/>
-                <w:b/>
-                <w:color w:val="FFFFFF"/>
                 <w:sz w:val="20"/>
-              </w:rPr>
-              <w:t>测试输入</w:t>
-            </w:r>
-          </w:p>
-        </w:tc>
-        <w:tc>
-          <w:tcPr>
-            <w:tcW w:type="dxa" w:w="1701"/>
-            <w:shd w:fill="E74C3C"/>
-          </w:tcPr>
-          <w:p>
-            <w:pPr>
-              <w:jc w:val="center"/>
-            </w:pPr>
-            <w:r/>
-            <w:r>
-              <w:rPr>
-                <w:rFonts w:ascii="微软雅黑" w:hAnsi="微软雅黑" w:eastAsia="微软雅黑"/>
-                <w:b/>
-                <w:color w:val="FFFFFF"/>
-                <w:sz w:val="20"/>
-              </w:rPr>
-              <w:t>期望行为</w:t>
-            </w:r>
-          </w:p>
-        </w:tc>
-        <w:tc>
-          <w:tcPr>
-            <w:tcW w:type="dxa" w:w="1701"/>
-            <w:shd w:fill="E74C3C"/>
-          </w:tcPr>
-          <w:p>
-            <w:pPr>
-              <w:jc w:val="center"/>
-            </w:pPr>
-            <w:r/>
-            <w:r>
-              <w:rPr>
-                <w:rFonts w:ascii="微软雅黑" w:hAnsi="微软雅黑" w:eastAsia="微软雅黑"/>
-                <w:b/>
-                <w:color w:val="FFFFFF"/>
-                <w:sz w:val="20"/>
-              </w:rPr>
-              <w:t>实际行为</w:t>
-            </w:r>
-          </w:p>
-        </w:tc>
-        <w:tc>
-          <w:tcPr>
-            <w:tcW w:type="dxa" w:w="1701"/>
-            <w:shd w:fill="E74C3C"/>
-          </w:tcPr>
-          <w:p>
-            <w:pPr>
-              <w:jc w:val="center"/>
-            </w:pPr>
-            <w:r/>
-            <w:r>
-              <w:rPr>
-                <w:rFonts w:ascii="微软雅黑" w:hAnsi="微软雅黑" w:eastAsia="微软雅黑"/>
-                <w:b/>
-                <w:color w:val="FFFFFF"/>
-                <w:sz w:val="20"/>
-              </w:rPr>
-              <w:t>结论</w:t>
-            </w:r>
-          </w:p>
-        </w:tc>
-      </w:tr>
-      <w:tr>
-        <w:tc>
-          <w:tcPr>
-            <w:tcW w:type="dxa" w:w="1701"/>
-          </w:tcPr>
-          <w:p>
-            <w:pPr>
-              <w:jc w:val="center"/>
-            </w:pPr>
-            <w:r/>
-            <w:r>
-              <w:rPr>
-                <w:rFonts w:ascii="微软雅黑" w:hAnsi="微软雅黑" w:eastAsia="微软雅黑"/>
-                <w:sz w:val="19"/>
-              </w:rPr>
-              <w:t>amount=-100</w:t>
-            </w:r>
-          </w:p>
-        </w:tc>
-        <w:tc>
-          <w:tcPr>
-            <w:tcW w:type="dxa" w:w="1701"/>
-          </w:tcPr>
-          <w:p>
-            <w:pPr>
-              <w:jc w:val="center"/>
-            </w:pPr>
-            <w:r/>
-            <w:r>
-              <w:rPr>
-                <w:rFonts w:ascii="微软雅黑" w:hAnsi="微软雅黑" w:eastAsia="微软雅黑"/>
-                <w:sz w:val="19"/>
-              </w:rPr>
-              <w:t>拒绝充值</w:t>
-            </w:r>
-          </w:p>
-        </w:tc>
-        <w:tc>
-          <w:tcPr>
-            <w:tcW w:type="dxa" w:w="1701"/>
-          </w:tcPr>
-          <w:p>
-            <w:pPr>
-              <w:jc w:val="center"/>
-            </w:pPr>
-            <w:r/>
-            <w:r>
-              <w:rPr>
-                <w:rFonts w:ascii="微软雅黑" w:hAnsi="微软雅黑" w:eastAsia="微软雅黑"/>
-                <w:sz w:val="19"/>
-              </w:rPr>
-              <w:t>余额减少 100</w:t>
-            </w:r>
-          </w:p>
-        </w:tc>
-        <w:tc>
-          <w:tcPr>
-            <w:tcW w:type="dxa" w:w="1701"/>
-          </w:tcPr>
-          <w:p>
-            <w:pPr>
-              <w:jc w:val="center"/>
-            </w:pPr>
-            <w:r/>
-            <w:r>
-              <w:rPr>
-                <w:rFonts w:ascii="微软雅黑" w:hAnsi="微软雅黑" w:eastAsia="微软雅黑"/>
-                <w:sz w:val="19"/>
               </w:rPr>
               <w:t>❌ 漏洞存在</w:t>
             </w:r>
@@ -2708,8 +2694,7 @@
       <w:tr>
         <w:tc>
           <w:tcPr>
-            <w:tcW w:type="dxa" w:w="1701"/>
-            <w:shd w:fill="F0F4FF"/>
+            <w:tcW w:type="dxa" w:w="2160"/>
           </w:tcPr>
           <w:p>
             <w:pPr>
@@ -2718,8 +2703,7 @@
             <w:r/>
             <w:r>
               <w:rPr>
-                <w:rFonts w:ascii="微软雅黑" w:hAnsi="微软雅黑" w:eastAsia="微软雅黑"/>
-                <w:sz w:val="19"/>
+                <w:sz w:val="20"/>
               </w:rPr>
               <w:t>amount=0</w:t>
             </w:r>
@@ -2727,8 +2711,7 @@
         </w:tc>
         <w:tc>
           <w:tcPr>
-            <w:tcW w:type="dxa" w:w="1701"/>
-            <w:shd w:fill="F0F4FF"/>
+            <w:tcW w:type="dxa" w:w="2160"/>
           </w:tcPr>
           <w:p>
             <w:pPr>
@@ -2737,8 +2720,7 @@
             <w:r/>
             <w:r>
               <w:rPr>
-                <w:rFonts w:ascii="微软雅黑" w:hAnsi="微软雅黑" w:eastAsia="微软雅黑"/>
-                <w:sz w:val="19"/>
+                <w:sz w:val="20"/>
               </w:rPr>
               <w:t>拒绝充值</w:t>
             </w:r>
@@ -2746,8 +2728,7 @@
         </w:tc>
         <w:tc>
           <w:tcPr>
-            <w:tcW w:type="dxa" w:w="1701"/>
-            <w:shd w:fill="F0F4FF"/>
+            <w:tcW w:type="dxa" w:w="2160"/>
           </w:tcPr>
           <w:p>
             <w:pPr>
@@ -2756,8 +2737,7 @@
             <w:r/>
             <w:r>
               <w:rPr>
-                <w:rFonts w:ascii="微软雅黑" w:hAnsi="微软雅黑" w:eastAsia="微软雅黑"/>
-                <w:sz w:val="19"/>
+                <w:sz w:val="20"/>
               </w:rPr>
               <w:t>余额不变</w:t>
             </w:r>
@@ -2765,8 +2745,7 @@
         </w:tc>
         <w:tc>
           <w:tcPr>
-            <w:tcW w:type="dxa" w:w="1701"/>
-            <w:shd w:fill="F0F4FF"/>
+            <w:tcW w:type="dxa" w:w="2160"/>
           </w:tcPr>
           <w:p>
             <w:pPr>
@@ -2775,8 +2754,7 @@
             <w:r/>
             <w:r>
               <w:rPr>
-                <w:rFonts w:ascii="微软雅黑" w:hAnsi="微软雅黑" w:eastAsia="微软雅黑"/>
-                <w:sz w:val="19"/>
+                <w:sz w:val="20"/>
               </w:rPr>
               <w:t>⚠️ 逻辑缺陷</w:t>
             </w:r>
@@ -2786,7 +2764,7 @@
       <w:tr>
         <w:tc>
           <w:tcPr>
-            <w:tcW w:type="dxa" w:w="1701"/>
+            <w:tcW w:type="dxa" w:w="2160"/>
           </w:tcPr>
           <w:p>
             <w:pPr>
@@ -2795,8 +2773,7 @@
             <w:r/>
             <w:r>
               <w:rPr>
-                <w:rFonts w:ascii="微软雅黑" w:hAnsi="微软雅黑" w:eastAsia="微软雅黑"/>
-                <w:sz w:val="19"/>
+                <w:sz w:val="20"/>
               </w:rPr>
               <w:t>amount=-99999</w:t>
             </w:r>
@@ -2804,7 +2781,7 @@
         </w:tc>
         <w:tc>
           <w:tcPr>
-            <w:tcW w:type="dxa" w:w="1701"/>
+            <w:tcW w:type="dxa" w:w="2160"/>
           </w:tcPr>
           <w:p>
             <w:pPr>
@@ -2813,8 +2790,7 @@
             <w:r/>
             <w:r>
               <w:rPr>
-                <w:rFonts w:ascii="微软雅黑" w:hAnsi="微软雅黑" w:eastAsia="微软雅黑"/>
-                <w:sz w:val="19"/>
+                <w:sz w:val="20"/>
               </w:rPr>
               <w:t>拒绝充值</w:t>
             </w:r>
@@ -2822,7 +2798,7 @@
         </w:tc>
         <w:tc>
           <w:tcPr>
-            <w:tcW w:type="dxa" w:w="1701"/>
+            <w:tcW w:type="dxa" w:w="2160"/>
           </w:tcPr>
           <w:p>
             <w:pPr>
@@ -2831,8 +2807,7 @@
             <w:r/>
             <w:r>
               <w:rPr>
-                <w:rFonts w:ascii="微软雅黑" w:hAnsi="微软雅黑" w:eastAsia="微软雅黑"/>
-                <w:sz w:val="19"/>
+                <w:sz w:val="20"/>
               </w:rPr>
               <w:t>余额减少 99999</w:t>
             </w:r>
@@ -2840,7 +2815,7 @@
         </w:tc>
         <w:tc>
           <w:tcPr>
-            <w:tcW w:type="dxa" w:w="1701"/>
+            <w:tcW w:type="dxa" w:w="2160"/>
           </w:tcPr>
           <w:p>
             <w:pPr>
@@ -2849,52 +2824,45 @@
             <w:r/>
             <w:r>
               <w:rPr>
-                <w:rFonts w:ascii="微软雅黑" w:hAnsi="微软雅黑" w:eastAsia="微软雅黑"/>
-                <w:sz w:val="19"/>
+                <w:sz w:val="20"/>
               </w:rPr>
-              <w:t>❌ 可扣光余额</w:t>
+              <w:t>❌ 可扣光</w:t>
             </w:r>
           </w:p>
         </w:tc>
       </w:tr>
     </w:tbl>
+    <w:p/>
     <w:p>
       <w:pPr>
         <w:pStyle w:val="Heading3"/>
       </w:pPr>
       <w:r>
-        <w:t>影响分析</w:t>
+        <w:t>可能造成的危害</w:t>
       </w:r>
     </w:p>
     <w:p>
       <w:r>
-        <w:rPr>
-          <w:b/>
-        </w:rPr>
-        <w:t>业务影响：</w:t>
-      </w:r>
-      <w:r>
-        <w:t>充值功能失去正向资金流入约束，可被用于资金窃取</w:t>
+        <w:t>• 余额可被扣为负数</w:t>
       </w:r>
     </w:p>
     <w:p>
-      <w:pPr>
-        <w:spacing w:before="120" w:after="120"/>
-      </w:pPr>
       <w:r>
-        <w:rPr>
-          <w:color w:val="CCCCCC"/>
-          <w:sz w:val="16"/>
-        </w:rPr>
-        <w:t>────────────────────────────────────────────────────────────</w:t>
+        <w:t>• 资金被窃取</w:t>
       </w:r>
     </w:p>
+    <w:p>
+      <w:r>
+        <w:t>• 系统数据被破坏</w:t>
+      </w:r>
+    </w:p>
+    <w:p/>
     <w:p>
       <w:pPr>
         <w:pStyle w:val="Heading2"/>
       </w:pPr>
       <w:r>
-        <w:t>3.4  PRIV-04  敏感信息未脱敏展示</w:t>
+        <w:t>PRIV-04  敏感信息未脱敏展示</w:t>
       </w:r>
     </w:p>
     <w:p>
@@ -2902,12 +2870,12 @@
         <w:pStyle w:val="Heading3"/>
       </w:pPr>
       <w:r>
-        <w:t>漏洞现象</w:t>
+        <w:t>漏洞描述</w:t>
       </w:r>
     </w:p>
     <w:p>
       <w:r>
-        <w:t>个人中心页面未对手机号、邮箱、余额等敏感信息进行脱敏处理，直接展示数据库原始数据。而首页已实现了完整的脱敏逻辑（sanitize_user_info），存在安全处理标准不一致的问题。</w:t>
+        <w:t>个人中心页面未对手机号、邮箱、余额等敏感信息进行脱敏处理，直接展示数据库原始数据。而首页已实现了完整的脱敏逻辑，存在安全处理标准不一致的问题。</w:t>
       </w:r>
     </w:p>
     <w:p>
@@ -2915,12 +2883,12 @@
         <w:pStyle w:val="Heading3"/>
       </w:pPr>
       <w:r>
-        <w:t>风险等级</w:t>
+        <w:t>漏洞位置</w:t>
       </w:r>
     </w:p>
     <w:p>
       <w:r>
-        <w:t>CVSS 3.1 评分：5.3（MEDIUM）  —  攻击向量：网络  /  攻击复杂度：低</w:t>
+        <w:t>文件：app.py  |  路由：GET /profile  |  代码行号：修复前第 337 行</w:t>
       </w:r>
     </w:p>
     <w:p>
@@ -2928,37 +2896,47 @@
         <w:pStyle w:val="Heading3"/>
       </w:pPr>
       <w:r>
-        <w:t>漏洞代码定位</w:t>
+        <w:t>漏洞代码（修复前）</w:t>
       </w:r>
     </w:p>
     <w:p>
       <w:pPr>
-        <w:spacing w:before="120" w:after="120"/>
-        <w:ind w:left="283"/>
+        <w:ind w:left="567"/>
       </w:pPr>
       <w:r>
         <w:rPr>
           <w:rFonts w:ascii="Consolas" w:hAnsi="Consolas"/>
-          <w:color w:val="2D2D2D"/>
-          <w:sz w:val="17"/>
+          <w:sz w:val="18"/>
         </w:rPr>
-        <w:t># 文件：app.py 第 337 行</w:t>
-        <w:br/>
-        <w:t># 问题：未调用 sanitize_user_info() 脱敏函数</w:t>
-        <w:br/>
+        <w:t># ❌ 没有调用脱敏函数，原始数据直接传入模板</w:t>
         <w:br/>
         <w:t>return render_template("profile.html", user=dict(user_data))</w:t>
         <w:br/>
         <w:br/>
-        <w:t># 数据库中原始数据直接传入模板：</w:t>
+        <w:t># 数据库中原始数据：</w:t>
         <w:br/>
-        <w:t># phone = "13800138000"   （应为 138****8000）</w:t>
+        <w:t># phone = "13800138000"     完整手机号</w:t>
         <w:br/>
-        <w:t># balance = 99999         （应为 ¥99,999.00）</w:t>
-        <w:br/>
-        <w:br/>
-        <w:t># 首页已实现的脱敏函数未复用：</w:t>
-        <w:br/>
+        <w:t># balance = 99999           原始数值</w:t>
+      </w:r>
+    </w:p>
+    <w:p>
+      <w:pPr>
+        <w:pStyle w:val="Heading3"/>
+      </w:pPr>
+      <w:r>
+        <w:t>对比：首页已实现的脱敏逻辑</w:t>
+      </w:r>
+    </w:p>
+    <w:p>
+      <w:pPr>
+        <w:ind w:left="567"/>
+      </w:pPr>
+      <w:r>
+        <w:rPr>
+          <w:rFonts w:ascii="Consolas" w:hAnsi="Consolas"/>
+          <w:sz w:val="18"/>
+        </w:rPr>
         <w:t>def sanitize_user_info(user_info):</w:t>
         <w:br/>
         <w:t xml:space="preserve">    return {</w:t>
@@ -2968,6 +2946,13 @@
         <w:t xml:space="preserve">        "balance": "¥{:,.2f}".format(float(user_info["balance"])),</w:t>
         <w:br/>
         <w:t xml:space="preserve">    }</w:t>
+        <w:br/>
+        <w:br/>
+        <w:t># 首页显示效果：</w:t>
+        <w:br/>
+        <w:t># phone = "138****8000"</w:t>
+        <w:br/>
+        <w:t># balance = "¥99,999.00"</w:t>
       </w:r>
     </w:p>
     <w:p>
@@ -2975,29 +2960,22 @@
         <w:pStyle w:val="Heading3"/>
       </w:pPr>
       <w:r>
-        <w:t>影响分析</w:t>
+        <w:t>可能造成的危害</w:t>
       </w:r>
     </w:p>
     <w:p>
       <w:r>
-        <w:rPr>
-          <w:b/>
-        </w:rPr>
-        <w:t>机密性影响：</w:t>
-      </w:r>
-      <w:r>
-        <w:t>中 — 手机号、邮箱等个人隐私信息在页面中完整暴露</w:t>
+        <w:t>• 用户手机号、邮箱等隐私信息完全暴露</w:t>
       </w:r>
     </w:p>
     <w:p>
       <w:r>
-        <w:rPr>
-          <w:b/>
-        </w:rPr>
-        <w:t>暴露场景：</w:t>
+        <w:t>• 截图或共用电脑时造成信息泄露</w:t>
       </w:r>
+    </w:p>
+    <w:p>
       <w:r>
-        <w:t>页面截图分享、公共电脑使用、浏览器缓存历史均可导致信息泄露</w:t>
+        <w:t>• 不符合数据最小化展示原则</w:t>
       </w:r>
     </w:p>
     <w:p>
@@ -3014,16 +2992,11 @@
       </w:r>
     </w:p>
     <w:p>
-      <w:r>
-        <w:t>本次修复遵循"服务端不信任客户端传参"的核心原则，关键身份标识从服务端会话（session）获取，同时对输入参数执行严格的业务逻辑校验。</w:t>
-      </w:r>
-    </w:p>
-    <w:p>
       <w:pPr>
         <w:pStyle w:val="Heading2"/>
       </w:pPr>
       <w:r>
-        <w:t>4.1  修复策略矩阵</w:t>
+        <w:t>4.1 修复策略总览</w:t>
       </w:r>
     </w:p>
     <w:tbl>
@@ -3034,16 +3007,15 @@
         <w:tblLook w:firstColumn="1" w:firstRow="1" w:lastColumn="0" w:lastRow="0" w:noHBand="0" w:noVBand="1" w:val="04A0"/>
       </w:tblPr>
       <w:tblGrid>
-        <w:gridCol w:w="2161"/>
-        <w:gridCol w:w="2161"/>
-        <w:gridCol w:w="2161"/>
-        <w:gridCol w:w="2161"/>
+        <w:gridCol w:w="2880"/>
+        <w:gridCol w:w="2880"/>
+        <w:gridCol w:w="2880"/>
       </w:tblGrid>
       <w:tr>
         <w:tc>
           <w:tcPr>
-            <w:tcW w:type="dxa" w:w="1701"/>
-            <w:shd w:fill="27AE60"/>
+            <w:tcW w:type="dxa" w:w="2880"/>
+            <w:shd w:fill="D9E2F3"/>
           </w:tcPr>
           <w:p>
             <w:pPr>
@@ -3052,9 +3024,7 @@
             <w:r/>
             <w:r>
               <w:rPr>
-                <w:rFonts w:ascii="微软雅黑" w:hAnsi="微软雅黑" w:eastAsia="微软雅黑"/>
                 <w:b/>
-                <w:color w:val="FFFFFF"/>
                 <w:sz w:val="20"/>
               </w:rPr>
               <w:t>漏洞编号</w:t>
@@ -3063,8 +3033,8 @@
         </w:tc>
         <w:tc>
           <w:tcPr>
-            <w:tcW w:type="dxa" w:w="1701"/>
-            <w:shd w:fill="27AE60"/>
+            <w:tcW w:type="dxa" w:w="2880"/>
+            <w:shd w:fill="D9E2F3"/>
           </w:tcPr>
           <w:p>
             <w:pPr>
@@ -3073,9 +3043,7 @@
             <w:r/>
             <w:r>
               <w:rPr>
-                <w:rFonts w:ascii="微软雅黑" w:hAnsi="微软雅黑" w:eastAsia="微软雅黑"/>
                 <w:b/>
-                <w:color w:val="FFFFFF"/>
                 <w:sz w:val="20"/>
               </w:rPr>
               <w:t>修复策略</w:t>
@@ -3084,8 +3052,8 @@
         </w:tc>
         <w:tc>
           <w:tcPr>
-            <w:tcW w:type="dxa" w:w="1701"/>
-            <w:shd w:fill="27AE60"/>
+            <w:tcW w:type="dxa" w:w="2880"/>
+            <w:shd w:fill="D9E2F3"/>
           </w:tcPr>
           <w:p>
             <w:pPr>
@@ -3094,19 +3062,18 @@
             <w:r/>
             <w:r>
               <w:rPr>
-                <w:rFonts w:ascii="微软雅黑" w:hAnsi="微软雅黑" w:eastAsia="微软雅黑"/>
                 <w:b/>
-                <w:color w:val="FFFFFF"/>
                 <w:sz w:val="20"/>
               </w:rPr>
               <w:t>具体措施</w:t>
             </w:r>
           </w:p>
         </w:tc>
+      </w:tr>
+      <w:tr>
         <w:tc>
           <w:tcPr>
-            <w:tcW w:type="dxa" w:w="1701"/>
-            <w:shd w:fill="27AE60"/>
+            <w:tcW w:type="dxa" w:w="2880"/>
           </w:tcPr>
           <w:p>
             <w:pPr>
@@ -3115,20 +3082,15 @@
             <w:r/>
             <w:r>
               <w:rPr>
-                <w:rFonts w:ascii="微软雅黑" w:hAnsi="微软雅黑" w:eastAsia="微软雅黑"/>
-                <w:b/>
-                <w:color w:val="FFFFFF"/>
                 <w:sz w:val="20"/>
               </w:rPr>
-              <w:t>涉及代码行</w:t>
+              <w:t>PRIV-01</w:t>
             </w:r>
           </w:p>
         </w:tc>
-      </w:tr>
-      <w:tr>
         <w:tc>
           <w:tcPr>
-            <w:tcW w:type="dxa" w:w="1701"/>
+            <w:tcW w:type="dxa" w:w="2880"/>
           </w:tcPr>
           <w:p>
             <w:pPr>
@@ -3137,16 +3099,15 @@
             <w:r/>
             <w:r>
               <w:rPr>
-                <w:rFonts w:ascii="微软雅黑" w:hAnsi="微软雅黑" w:eastAsia="微软雅黑"/>
-                <w:sz w:val="19"/>
+                <w:sz w:val="20"/>
               </w:rPr>
-              <w:t>PRIV-01</w:t>
+              <w:t>身份来源切换</w:t>
             </w:r>
           </w:p>
         </w:tc>
         <w:tc>
           <w:tcPr>
-            <w:tcW w:type="dxa" w:w="1701"/>
+            <w:tcW w:type="dxa" w:w="2880"/>
           </w:tcPr>
           <w:p>
             <w:pPr>
@@ -3155,16 +3116,17 @@
             <w:r/>
             <w:r>
               <w:rPr>
-                <w:rFonts w:ascii="微软雅黑" w:hAnsi="微软雅黑" w:eastAsia="微软雅黑"/>
-                <w:sz w:val="19"/>
+                <w:sz w:val="20"/>
               </w:rPr>
-              <w:t>身份来源切换</w:t>
+              <w:t>user_id 改为从 session 获取，不信任 URL 参数</w:t>
             </w:r>
           </w:p>
         </w:tc>
+      </w:tr>
+      <w:tr>
         <w:tc>
           <w:tcPr>
-            <w:tcW w:type="dxa" w:w="1701"/>
+            <w:tcW w:type="dxa" w:w="2880"/>
           </w:tcPr>
           <w:p>
             <w:pPr>
@@ -3173,16 +3135,15 @@
             <w:r/>
             <w:r>
               <w:rPr>
-                <w:rFonts w:ascii="微软雅黑" w:hAnsi="微软雅黑" w:eastAsia="微软雅黑"/>
-                <w:sz w:val="19"/>
+                <w:sz w:val="20"/>
               </w:rPr>
-              <w:t>user_id 改为从 session 获取</w:t>
+              <w:t>PRIV-02</w:t>
             </w:r>
           </w:p>
         </w:tc>
         <w:tc>
           <w:tcPr>
-            <w:tcW w:type="dxa" w:w="1701"/>
+            <w:tcW w:type="dxa" w:w="2880"/>
           </w:tcPr>
           <w:p>
             <w:pPr>
@@ -3191,19 +3152,15 @@
             <w:r/>
             <w:r>
               <w:rPr>
-                <w:rFonts w:ascii="微软雅黑" w:hAnsi="微软雅黑" w:eastAsia="微软雅黑"/>
-                <w:sz w:val="19"/>
+                <w:sz w:val="20"/>
               </w:rPr>
-              <w:t>profile() 函数</w:t>
+              <w:t>操作对象锁定</w:t>
             </w:r>
           </w:p>
         </w:tc>
-      </w:tr>
-      <w:tr>
         <w:tc>
           <w:tcPr>
-            <w:tcW w:type="dxa" w:w="1701"/>
-            <w:shd w:fill="F0F4FF"/>
+            <w:tcW w:type="dxa" w:w="2880"/>
           </w:tcPr>
           <w:p>
             <w:pPr>
@@ -3212,17 +3169,17 @@
             <w:r/>
             <w:r>
               <w:rPr>
-                <w:rFonts w:ascii="微软雅黑" w:hAnsi="微软雅黑" w:eastAsia="微软雅黑"/>
-                <w:sz w:val="19"/>
+                <w:sz w:val="20"/>
               </w:rPr>
-              <w:t>PRIV-02</w:t>
+              <w:t>充值仅操作当前登录用户，不从表单获取 user_id</w:t>
             </w:r>
           </w:p>
         </w:tc>
+      </w:tr>
+      <w:tr>
         <w:tc>
           <w:tcPr>
-            <w:tcW w:type="dxa" w:w="1701"/>
-            <w:shd w:fill="F0F4FF"/>
+            <w:tcW w:type="dxa" w:w="2880"/>
           </w:tcPr>
           <w:p>
             <w:pPr>
@@ -3231,17 +3188,15 @@
             <w:r/>
             <w:r>
               <w:rPr>
-                <w:rFonts w:ascii="微软雅黑" w:hAnsi="微软雅黑" w:eastAsia="微软雅黑"/>
-                <w:sz w:val="19"/>
+                <w:sz w:val="20"/>
               </w:rPr>
-              <w:t>操作对象锁定</w:t>
+              <w:t>PRIV-03</w:t>
             </w:r>
           </w:p>
         </w:tc>
         <w:tc>
           <w:tcPr>
-            <w:tcW w:type="dxa" w:w="1701"/>
-            <w:shd w:fill="F0F4FF"/>
+            <w:tcW w:type="dxa" w:w="2880"/>
           </w:tcPr>
           <w:p>
             <w:pPr>
@@ -3250,17 +3205,15 @@
             <w:r/>
             <w:r>
               <w:rPr>
-                <w:rFonts w:ascii="微软雅黑" w:hAnsi="微软雅黑" w:eastAsia="微软雅黑"/>
-                <w:sz w:val="19"/>
+                <w:sz w:val="20"/>
               </w:rPr>
-              <w:t>充值仅允许操作当前登录用户</w:t>
+              <w:t>参数业务校验</w:t>
             </w:r>
           </w:p>
         </w:tc>
         <w:tc>
           <w:tcPr>
-            <w:tcW w:type="dxa" w:w="1701"/>
-            <w:shd w:fill="F0F4FF"/>
+            <w:tcW w:type="dxa" w:w="2880"/>
           </w:tcPr>
           <w:p>
             <w:pPr>
@@ -3269,10 +3222,9 @@
             <w:r/>
             <w:r>
               <w:rPr>
-                <w:rFonts w:ascii="微软雅黑" w:hAnsi="微软雅黑" w:eastAsia="微软雅黑"/>
-                <w:sz w:val="19"/>
+                <w:sz w:val="20"/>
               </w:rPr>
-              <w:t>recharge() 函数</w:t>
+              <w:t>amount 必须 &gt; 0，否则拒绝并提示</w:t>
             </w:r>
           </w:p>
         </w:tc>
@@ -3280,7 +3232,7 @@
       <w:tr>
         <w:tc>
           <w:tcPr>
-            <w:tcW w:type="dxa" w:w="1701"/>
+            <w:tcW w:type="dxa" w:w="2880"/>
           </w:tcPr>
           <w:p>
             <w:pPr>
@@ -3289,16 +3241,15 @@
             <w:r/>
             <w:r>
               <w:rPr>
-                <w:rFonts w:ascii="微软雅黑" w:hAnsi="微软雅黑" w:eastAsia="微软雅黑"/>
-                <w:sz w:val="19"/>
+                <w:sz w:val="20"/>
               </w:rPr>
-              <w:t>PRIV-03</w:t>
+              <w:t>PRIV-04</w:t>
             </w:r>
           </w:p>
         </w:tc>
         <w:tc>
           <w:tcPr>
-            <w:tcW w:type="dxa" w:w="1701"/>
+            <w:tcW w:type="dxa" w:w="2880"/>
           </w:tcPr>
           <w:p>
             <w:pPr>
@@ -3307,16 +3258,15 @@
             <w:r/>
             <w:r>
               <w:rPr>
-                <w:rFonts w:ascii="微软雅黑" w:hAnsi="微软雅黑" w:eastAsia="微软雅黑"/>
-                <w:sz w:val="19"/>
+                <w:sz w:val="20"/>
               </w:rPr>
-              <w:t>参数业务校验</w:t>
+              <w:t>统一脱敏逻辑</w:t>
             </w:r>
           </w:p>
         </w:tc>
         <w:tc>
           <w:tcPr>
-            <w:tcW w:type="dxa" w:w="1701"/>
+            <w:tcW w:type="dxa" w:w="2880"/>
           </w:tcPr>
           <w:p>
             <w:pPr>
@@ -3325,106 +3275,9 @@
             <w:r/>
             <w:r>
               <w:rPr>
-                <w:rFonts w:ascii="微软雅黑" w:hAnsi="微软雅黑" w:eastAsia="微软雅黑"/>
-                <w:sz w:val="19"/>
+                <w:sz w:val="20"/>
               </w:rPr>
-              <w:t>amount 必须 &gt; 0，否则拒绝</w:t>
-            </w:r>
-          </w:p>
-        </w:tc>
-        <w:tc>
-          <w:tcPr>
-            <w:tcW w:type="dxa" w:w="1701"/>
-          </w:tcPr>
-          <w:p>
-            <w:pPr>
-              <w:jc w:val="center"/>
-            </w:pPr>
-            <w:r/>
-            <w:r>
-              <w:rPr>
-                <w:rFonts w:ascii="微软雅黑" w:hAnsi="微软雅黑" w:eastAsia="微软雅黑"/>
-                <w:sz w:val="19"/>
-              </w:rPr>
-              <w:t>recharge() 函数</w:t>
-            </w:r>
-          </w:p>
-        </w:tc>
-      </w:tr>
-      <w:tr>
-        <w:tc>
-          <w:tcPr>
-            <w:tcW w:type="dxa" w:w="1701"/>
-            <w:shd w:fill="F0F4FF"/>
-          </w:tcPr>
-          <w:p>
-            <w:pPr>
-              <w:jc w:val="center"/>
-            </w:pPr>
-            <w:r/>
-            <w:r>
-              <w:rPr>
-                <w:rFonts w:ascii="微软雅黑" w:hAnsi="微软雅黑" w:eastAsia="微软雅黑"/>
-                <w:sz w:val="19"/>
-              </w:rPr>
-              <w:t>PRIV-04</w:t>
-            </w:r>
-          </w:p>
-        </w:tc>
-        <w:tc>
-          <w:tcPr>
-            <w:tcW w:type="dxa" w:w="1701"/>
-            <w:shd w:fill="F0F4FF"/>
-          </w:tcPr>
-          <w:p>
-            <w:pPr>
-              <w:jc w:val="center"/>
-            </w:pPr>
-            <w:r/>
-            <w:r>
-              <w:rPr>
-                <w:rFonts w:ascii="微软雅黑" w:hAnsi="微软雅黑" w:eastAsia="微软雅黑"/>
-                <w:sz w:val="19"/>
-              </w:rPr>
-              <w:t>统一脱敏逻辑</w:t>
-            </w:r>
-          </w:p>
-        </w:tc>
-        <w:tc>
-          <w:tcPr>
-            <w:tcW w:type="dxa" w:w="1701"/>
-            <w:shd w:fill="F0F4FF"/>
-          </w:tcPr>
-          <w:p>
-            <w:pPr>
-              <w:jc w:val="center"/>
-            </w:pPr>
-            <w:r/>
-            <w:r>
-              <w:rPr>
-                <w:rFonts w:ascii="微软雅黑" w:hAnsi="微软雅黑" w:eastAsia="微软雅黑"/>
-                <w:sz w:val="19"/>
-              </w:rPr>
-              <w:t>复用 sanitize_user_info 或等效实现</w:t>
-            </w:r>
-          </w:p>
-        </w:tc>
-        <w:tc>
-          <w:tcPr>
-            <w:tcW w:type="dxa" w:w="1701"/>
-            <w:shd w:fill="F0F4FF"/>
-          </w:tcPr>
-          <w:p>
-            <w:pPr>
-              <w:jc w:val="center"/>
-            </w:pPr>
-            <w:r/>
-            <w:r>
-              <w:rPr>
-                <w:rFonts w:ascii="微软雅黑" w:hAnsi="微软雅黑" w:eastAsia="微软雅黑"/>
-                <w:sz w:val="19"/>
-              </w:rPr>
-              <w:t>profile() 函数</w:t>
+              <w:t>个人中心复用脱敏处理，与首页标准一致</w:t>
             </w:r>
           </w:p>
         </w:tc>
@@ -3436,165 +3289,159 @@
         <w:pStyle w:val="Heading2"/>
       </w:pPr>
       <w:r>
-        <w:t>4.2  PRIV-01  修复详情</w:t>
+        <w:t>4.2 各漏洞详细修复</w:t>
+      </w:r>
+    </w:p>
+    <w:p>
+      <w:pPr>
+        <w:pStyle w:val="Heading3"/>
+      </w:pPr>
+      <w:r>
+        <w:t>PRIV-01 修复：身份来源切换</w:t>
       </w:r>
     </w:p>
     <w:p>
       <w:r>
-        <w:t>修复策略：将用户身份标识的来源从 URL 参数切换为服务端 session，消除客户端对身份参数的控制权。</w:t>
+        <w:t>修复原理：将用户身份标识来源从 URL 参数切换为服务端 session，消除客户端对身份参数的控制权。</w:t>
       </w:r>
     </w:p>
     <w:p>
       <w:pPr>
-        <w:spacing w:before="120" w:after="120"/>
-        <w:ind w:left="283"/>
+        <w:ind w:left="567"/>
       </w:pPr>
       <w:r>
         <w:rPr>
           <w:rFonts w:ascii="Consolas" w:hAnsi="Consolas"/>
-          <w:color w:val="2D2D2D"/>
-          <w:sz w:val="17"/>
+          <w:sz w:val="18"/>
         </w:rPr>
-        <w:t>【修复前】—— 身份标识来自 URL 参数</w:t>
+        <w:t># 【修复前】从 URL 参数获取</w:t>
         <w:br/>
         <w:t>user_id = request.args.get("user_id")</w:t>
         <w:br/>
         <w:t>c.execute("SELECT ... FROM users WHERE id = ?", (user_id,))</w:t>
         <w:br/>
         <w:br/>
-        <w:t>【修复后】—— 身份标识来自服务端 session</w:t>
+        <w:t># 【修复后】从 session 获取当前登录用户名</w:t>
         <w:br/>
-        <w:t>username = session.get("username")                # ← 改为从session获取</w:t>
+        <w:t>username = session.get("username")</w:t>
         <w:br/>
-        <w:t>c.execute("SELECT ... FROM users WHERE username = ?", (username,))  # ← 按用户名查询</w:t>
-        <w:br/>
-        <w:br/>
-        <w:t>【效果】用户无法通过修改 URL 参数查看他人资料</w:t>
+        <w:t>c.execute("SELECT ... FROM users WHERE username = ?", (username,))</w:t>
       </w:r>
     </w:p>
     <w:p>
       <w:pPr>
-        <w:pStyle w:val="Heading2"/>
+        <w:pStyle w:val="Heading3"/>
       </w:pPr>
       <w:r>
-        <w:t>4.3  PRIV-02  修复详情</w:t>
+        <w:t>PRIV-02 修复：操作对象锁定</w:t>
       </w:r>
     </w:p>
     <w:p>
       <w:r>
-        <w:t>修复策略：移除充值接口对前端 user_id 参数的依赖，直接从 session 确定操作对象。</w:t>
+        <w:t>修复原理：充值不再接收前端传来的 user_id，直接从 session 确定操作对象。</w:t>
       </w:r>
     </w:p>
     <w:p>
       <w:pPr>
-        <w:spacing w:before="120" w:after="120"/>
-        <w:ind w:left="283"/>
+        <w:ind w:left="567"/>
       </w:pPr>
       <w:r>
         <w:rPr>
           <w:rFonts w:ascii="Consolas" w:hAnsi="Consolas"/>
-          <w:color w:val="2D2D2D"/>
-          <w:sz w:val="17"/>
+          <w:sz w:val="18"/>
         </w:rPr>
-        <w:t>【修复前】—— user_id 来自表单隐藏字段</w:t>
+        <w:t># 【修复前】从表单隐藏字段获取 user_id</w:t>
         <w:br/>
         <w:t>user_id = request.form.get("user_id")</w:t>
         <w:br/>
         <w:br/>
-        <w:t>【修复后】—— 从 session 确定操作对象</w:t>
+        <w:t># 【修复后】从 session 获取当前登录用户</w:t>
         <w:br/>
-        <w:t>username = session.get("username")                # ← 从session获取</w:t>
+        <w:t>username = session.get("username")</w:t>
         <w:br/>
-        <w:t xml:space="preserve">c.execute("UPDATE users SET balance = ? WHERE username = ?", </w:t>
-        <w:br/>
-        <w:t xml:space="preserve">          (new_balance, username))                 # ← 按用户名更新</w:t>
-        <w:br/>
-        <w:br/>
-        <w:t>【效果】用户无法通过修改表单参数操作他人账户</w:t>
+        <w:t>c.execute("UPDATE users SET balance = ? WHERE username = ?", (new_balance, username))</w:t>
       </w:r>
     </w:p>
     <w:p>
       <w:pPr>
-        <w:pStyle w:val="Heading2"/>
+        <w:pStyle w:val="Heading3"/>
       </w:pPr>
       <w:r>
-        <w:t>4.4  PRIV-03  修复详情</w:t>
+        <w:t>PRIV-03 修复：金额正负校验</w:t>
       </w:r>
     </w:p>
     <w:p>
       <w:r>
-        <w:t>修复策略：增加金额参数的业务逻辑校验，确保充值行为符合业务预期。</w:t>
+        <w:t>修复原理：对 amount 进行严格的正数校验，负数和零直接拒绝，同时捕获非法输入。</w:t>
       </w:r>
     </w:p>
     <w:p>
       <w:pPr>
-        <w:spacing w:before="120" w:after="120"/>
-        <w:ind w:left="283"/>
+        <w:ind w:left="567"/>
       </w:pPr>
       <w:r>
         <w:rPr>
           <w:rFonts w:ascii="Consolas" w:hAnsi="Consolas"/>
-          <w:color w:val="2D2D2D"/>
-          <w:sz w:val="17"/>
+          <w:sz w:val="18"/>
         </w:rPr>
-        <w:t>【修复前】—— 未做金额校验</w:t>
+        <w:t># 【修复前】直接累加</w:t>
         <w:br/>
         <w:t>new_balance = row[0] + float(amount)</w:t>
         <w:br/>
         <w:br/>
-        <w:t>【修复后】—— 三层校验</w:t>
+        <w:t># 【修复后】三层校验</w:t>
         <w:br/>
         <w:t>try:</w:t>
         <w:br/>
         <w:t xml:space="preserve">    amount_float = float(amount)</w:t>
         <w:br/>
-        <w:t xml:space="preserve">    if amount_float &lt;= 0:                         # ① 正数校验</w:t>
+        <w:t xml:space="preserve">    if amount_float &lt;= 0:</w:t>
         <w:br/>
-        <w:t xml:space="preserve">        return "充值金额必须大于 0"</w:t>
+        <w:t xml:space="preserve">        return render_template("profile.html", error="充值金额必须大于 0")</w:t>
         <w:br/>
-        <w:t>except ValueError:                                # ② 数字格式校验</w:t>
+        <w:t>except ValueError:</w:t>
         <w:br/>
-        <w:t xml:space="preserve">    return "请输入有效的金额"</w:t>
+        <w:t xml:space="preserve">    return render_template("profile.html", error="请输入有效的金额")</w:t>
         <w:br/>
-        <w:br/>
-        <w:t>new_balance = row[0] + amount_float               # ③ 通过后执行</w:t>
-        <w:br/>
-        <w:br/>
-        <w:t>【效果】负数和零被拦截，非数字输入被捕获</w:t>
+        <w:t>new_balance = row[0] + amount_float</w:t>
       </w:r>
     </w:p>
     <w:p>
       <w:pPr>
-        <w:pStyle w:val="Heading2"/>
+        <w:pStyle w:val="Heading3"/>
       </w:pPr>
       <w:r>
-        <w:t>4.5  PRIV-04  修复详情</w:t>
+        <w:t>PRIV-04 修复：数据脱敏</w:t>
       </w:r>
     </w:p>
     <w:p>
       <w:r>
-        <w:t>修复策略：复用首页已有的脱敏逻辑，确保个人中心与首页的数据展示标准一致。</w:t>
+        <w:t>修复原理：复用首页已有的脱敏逻辑，确保个人中心与首页数据展示标准一致。</w:t>
       </w:r>
     </w:p>
     <w:p>
       <w:pPr>
-        <w:spacing w:before="120" w:after="120"/>
-        <w:ind w:left="283"/>
+        <w:ind w:left="567"/>
       </w:pPr>
       <w:r>
         <w:rPr>
           <w:rFonts w:ascii="Consolas" w:hAnsi="Consolas"/>
-          <w:color w:val="2D2D2D"/>
-          <w:sz w:val="17"/>
+          <w:sz w:val="18"/>
         </w:rPr>
-        <w:t>【修复前】—— 原始数据直接传入模板</w:t>
+        <w:t># 【修复前】原始数据直接展示</w:t>
         <w:br/>
         <w:t>return render_template("profile.html", user=dict(user_data))</w:t>
         <w:br/>
         <w:br/>
-        <w:t>【修复后】—— 脱敏处理后传入模板</w:t>
+        <w:t># 【修复后】脱敏处理后展示</w:t>
         <w:br/>
         <w:t>safe_info = {</w:t>
+        <w:br/>
+        <w:t xml:space="preserve">    "id": user_dict["id"],</w:t>
+        <w:br/>
+        <w:t xml:space="preserve">    "username": user_dict["username"],</w:t>
+        <w:br/>
+        <w:t xml:space="preserve">    "email": user_dict["email"],</w:t>
         <w:br/>
         <w:t xml:space="preserve">    "phone": user_dict["phone"][:3] + "****" + user_dict["phone"][-4:],</w:t>
         <w:br/>
@@ -3603,9 +3450,6 @@
         <w:t>}</w:t>
         <w:br/>
         <w:t>return render_template("profile.html", user=safe_info)</w:t>
-        <w:br/>
-        <w:br/>
-        <w:t>【效果】个人中心手机号显示 138****8000，余额显示 ¥99,999.00</w:t>
       </w:r>
     </w:p>
     <w:p>
@@ -3613,7 +3457,7 @@
         <w:pStyle w:val="Heading2"/>
       </w:pPr>
       <w:r>
-        <w:t>4.6  修复前后代码对比</w:t>
+        <w:t>4.3 修复前后代码对比</w:t>
       </w:r>
     </w:p>
     <w:tbl>
@@ -3624,16 +3468,15 @@
         <w:tblLook w:firstColumn="1" w:firstRow="1" w:lastColumn="0" w:lastRow="0" w:noHBand="0" w:noVBand="1" w:val="04A0"/>
       </w:tblPr>
       <w:tblGrid>
-        <w:gridCol w:w="2161"/>
-        <w:gridCol w:w="2161"/>
-        <w:gridCol w:w="2161"/>
-        <w:gridCol w:w="2161"/>
+        <w:gridCol w:w="2880"/>
+        <w:gridCol w:w="2880"/>
+        <w:gridCol w:w="2880"/>
       </w:tblGrid>
       <w:tr>
         <w:tc>
           <w:tcPr>
-            <w:tcW w:type="dxa" w:w="1701"/>
-            <w:shd w:fill="27AE60"/>
+            <w:tcW w:type="dxa" w:w="2880"/>
+            <w:shd w:fill="D9E2F3"/>
           </w:tcPr>
           <w:p>
             <w:pPr>
@@ -3642,19 +3485,17 @@
             <w:r/>
             <w:r>
               <w:rPr>
-                <w:rFonts w:ascii="微软雅黑" w:hAnsi="微软雅黑" w:eastAsia="微软雅黑"/>
                 <w:b/>
-                <w:color w:val="FFFFFF"/>
                 <w:sz w:val="20"/>
               </w:rPr>
-              <w:t>安全维度</w:t>
+              <w:t>对比项</w:t>
             </w:r>
           </w:p>
         </w:tc>
         <w:tc>
           <w:tcPr>
-            <w:tcW w:type="dxa" w:w="1701"/>
-            <w:shd w:fill="27AE60"/>
+            <w:tcW w:type="dxa" w:w="2880"/>
+            <w:shd w:fill="D9E2F3"/>
           </w:tcPr>
           <w:p>
             <w:pPr>
@@ -3663,9 +3504,7 @@
             <w:r/>
             <w:r>
               <w:rPr>
-                <w:rFonts w:ascii="微软雅黑" w:hAnsi="微软雅黑" w:eastAsia="微软雅黑"/>
                 <w:b/>
-                <w:color w:val="FFFFFF"/>
                 <w:sz w:val="20"/>
               </w:rPr>
               <w:t>修复前</w:t>
@@ -3674,8 +3513,8 @@
         </w:tc>
         <w:tc>
           <w:tcPr>
-            <w:tcW w:type="dxa" w:w="1701"/>
-            <w:shd w:fill="27AE60"/>
+            <w:tcW w:type="dxa" w:w="2880"/>
+            <w:shd w:fill="D9E2F3"/>
           </w:tcPr>
           <w:p>
             <w:pPr>
@@ -3684,19 +3523,18 @@
             <w:r/>
             <w:r>
               <w:rPr>
-                <w:rFonts w:ascii="微软雅黑" w:hAnsi="微软雅黑" w:eastAsia="微软雅黑"/>
                 <w:b/>
-                <w:color w:val="FFFFFF"/>
                 <w:sz w:val="20"/>
               </w:rPr>
               <w:t>修复后</w:t>
             </w:r>
           </w:p>
         </w:tc>
+      </w:tr>
+      <w:tr>
         <w:tc>
           <w:tcPr>
-            <w:tcW w:type="dxa" w:w="1701"/>
-            <w:shd w:fill="27AE60"/>
+            <w:tcW w:type="dxa" w:w="2880"/>
           </w:tcPr>
           <w:p>
             <w:pPr>
@@ -3705,20 +3543,15 @@
             <w:r/>
             <w:r>
               <w:rPr>
-                <w:rFonts w:ascii="微软雅黑" w:hAnsi="微软雅黑" w:eastAsia="微软雅黑"/>
-                <w:b/>
-                <w:color w:val="FFFFFF"/>
                 <w:sz w:val="20"/>
               </w:rPr>
-              <w:t>提升程度</w:t>
+              <w:t>身份标识来源</w:t>
             </w:r>
           </w:p>
         </w:tc>
-      </w:tr>
-      <w:tr>
         <w:tc>
           <w:tcPr>
-            <w:tcW w:type="dxa" w:w="1701"/>
+            <w:tcW w:type="dxa" w:w="2880"/>
           </w:tcPr>
           <w:p>
             <w:pPr>
@@ -3727,16 +3560,15 @@
             <w:r/>
             <w:r>
               <w:rPr>
-                <w:rFonts w:ascii="微软雅黑" w:hAnsi="微软雅黑" w:eastAsia="微软雅黑"/>
-                <w:sz w:val="19"/>
+                <w:sz w:val="20"/>
               </w:rPr>
-              <w:t>身份标识来源</w:t>
+              <w:t>URL参数 / 表单字段（客户端可控）</w:t>
             </w:r>
           </w:p>
         </w:tc>
         <w:tc>
           <w:tcPr>
-            <w:tcW w:type="dxa" w:w="1701"/>
+            <w:tcW w:type="dxa" w:w="2880"/>
           </w:tcPr>
           <w:p>
             <w:pPr>
@@ -3745,16 +3577,17 @@
             <w:r/>
             <w:r>
               <w:rPr>
-                <w:rFonts w:ascii="微软雅黑" w:hAnsi="微软雅黑" w:eastAsia="微软雅黑"/>
-                <w:sz w:val="19"/>
+                <w:sz w:val="20"/>
               </w:rPr>
-              <w:t>URL参数/表单字段（客户端可控）</w:t>
+              <w:t>session（服务端控制）</w:t>
             </w:r>
           </w:p>
         </w:tc>
+      </w:tr>
+      <w:tr>
         <w:tc>
           <w:tcPr>
-            <w:tcW w:type="dxa" w:w="1701"/>
+            <w:tcW w:type="dxa" w:w="2880"/>
           </w:tcPr>
           <w:p>
             <w:pPr>
@@ -3763,16 +3596,15 @@
             <w:r/>
             <w:r>
               <w:rPr>
-                <w:rFonts w:ascii="微软雅黑" w:hAnsi="微软雅黑" w:eastAsia="微软雅黑"/>
-                <w:sz w:val="19"/>
+                <w:sz w:val="20"/>
               </w:rPr>
-              <w:t>session（服务端控制）</w:t>
+              <w:t>跨用户权限校验</w:t>
             </w:r>
           </w:p>
         </w:tc>
         <w:tc>
           <w:tcPr>
-            <w:tcW w:type="dxa" w:w="1701"/>
+            <w:tcW w:type="dxa" w:w="2880"/>
           </w:tcPr>
           <w:p>
             <w:pPr>
@@ -3781,19 +3613,15 @@
             <w:r/>
             <w:r>
               <w:rPr>
-                <w:rFonts w:ascii="微软雅黑" w:hAnsi="微软雅黑" w:eastAsia="微软雅黑"/>
-                <w:sz w:val="19"/>
+                <w:sz w:val="20"/>
               </w:rPr>
-              <w:t>🟢 根本修复</w:t>
+              <w:t>❌ 无</w:t>
             </w:r>
           </w:p>
         </w:tc>
-      </w:tr>
-      <w:tr>
         <w:tc>
           <w:tcPr>
-            <w:tcW w:type="dxa" w:w="1701"/>
-            <w:shd w:fill="F0F4FF"/>
+            <w:tcW w:type="dxa" w:w="2880"/>
           </w:tcPr>
           <w:p>
             <w:pPr>
@@ -3802,17 +3630,17 @@
             <w:r/>
             <w:r>
               <w:rPr>
-                <w:rFonts w:ascii="微软雅黑" w:hAnsi="微软雅黑" w:eastAsia="微软雅黑"/>
-                <w:sz w:val="19"/>
+                <w:sz w:val="20"/>
               </w:rPr>
-              <w:t>跨用户权限校验</w:t>
+              <w:t>✅ 仅操作当前用户</w:t>
             </w:r>
           </w:p>
         </w:tc>
+      </w:tr>
+      <w:tr>
         <w:tc>
           <w:tcPr>
-            <w:tcW w:type="dxa" w:w="1701"/>
-            <w:shd w:fill="F0F4FF"/>
+            <w:tcW w:type="dxa" w:w="2880"/>
           </w:tcPr>
           <w:p>
             <w:pPr>
@@ -3821,17 +3649,15 @@
             <w:r/>
             <w:r>
               <w:rPr>
-                <w:rFonts w:ascii="微软雅黑" w:hAnsi="微软雅黑" w:eastAsia="微软雅黑"/>
-                <w:sz w:val="19"/>
+                <w:sz w:val="20"/>
               </w:rPr>
-              <w:t>❌ 无任何校验</w:t>
+              <w:t>金额正负校验</w:t>
             </w:r>
           </w:p>
         </w:tc>
         <w:tc>
           <w:tcPr>
-            <w:tcW w:type="dxa" w:w="1701"/>
-            <w:shd w:fill="F0F4FF"/>
+            <w:tcW w:type="dxa" w:w="2880"/>
           </w:tcPr>
           <w:p>
             <w:pPr>
@@ -3840,17 +3666,15 @@
             <w:r/>
             <w:r>
               <w:rPr>
-                <w:rFonts w:ascii="微软雅黑" w:hAnsi="微软雅黑" w:eastAsia="微软雅黑"/>
-                <w:sz w:val="19"/>
+                <w:sz w:val="20"/>
               </w:rPr>
-              <w:t>✅ 仅操作当前登录用户</w:t>
+              <w:t>❌ 无</w:t>
             </w:r>
           </w:p>
         </w:tc>
         <w:tc>
           <w:tcPr>
-            <w:tcW w:type="dxa" w:w="1701"/>
-            <w:shd w:fill="F0F4FF"/>
+            <w:tcW w:type="dxa" w:w="2880"/>
           </w:tcPr>
           <w:p>
             <w:pPr>
@@ -3859,10 +3683,9 @@
             <w:r/>
             <w:r>
               <w:rPr>
-                <w:rFonts w:ascii="微软雅黑" w:hAnsi="微软雅黑" w:eastAsia="微软雅黑"/>
-                <w:sz w:val="19"/>
+                <w:sz w:val="20"/>
               </w:rPr>
-              <w:t>🟢 新增</w:t>
+              <w:t>✅ 必须 &gt; 0</w:t>
             </w:r>
           </w:p>
         </w:tc>
@@ -3870,7 +3693,7 @@
       <w:tr>
         <w:tc>
           <w:tcPr>
-            <w:tcW w:type="dxa" w:w="1701"/>
+            <w:tcW w:type="dxa" w:w="2880"/>
           </w:tcPr>
           <w:p>
             <w:pPr>
@@ -3879,16 +3702,15 @@
             <w:r/>
             <w:r>
               <w:rPr>
-                <w:rFonts w:ascii="微软雅黑" w:hAnsi="微软雅黑" w:eastAsia="微软雅黑"/>
-                <w:sz w:val="19"/>
+                <w:sz w:val="20"/>
               </w:rPr>
-              <w:t>金额正负校验</w:t>
+              <w:t>敏感信息脱敏</w:t>
             </w:r>
           </w:p>
         </w:tc>
         <w:tc>
           <w:tcPr>
-            <w:tcW w:type="dxa" w:w="1701"/>
+            <w:tcW w:type="dxa" w:w="2880"/>
           </w:tcPr>
           <w:p>
             <w:pPr>
@@ -3897,16 +3719,15 @@
             <w:r/>
             <w:r>
               <w:rPr>
-                <w:rFonts w:ascii="微软雅黑" w:hAnsi="微软雅黑" w:eastAsia="微软雅黑"/>
-                <w:sz w:val="19"/>
+                <w:sz w:val="20"/>
               </w:rPr>
-              <w:t>❌ 无校验</w:t>
+              <w:t>❌ 原始数据展示</w:t>
             </w:r>
           </w:p>
         </w:tc>
         <w:tc>
           <w:tcPr>
-            <w:tcW w:type="dxa" w:w="1701"/>
+            <w:tcW w:type="dxa" w:w="2880"/>
           </w:tcPr>
           <w:p>
             <w:pPr>
@@ -3915,106 +3736,9 @@
             <w:r/>
             <w:r>
               <w:rPr>
-                <w:rFonts w:ascii="微软雅黑" w:hAnsi="微软雅黑" w:eastAsia="微软雅黑"/>
-                <w:sz w:val="19"/>
+                <w:sz w:val="20"/>
               </w:rPr>
-              <w:t>✅ 强制 amount &gt; 0</w:t>
-            </w:r>
-          </w:p>
-        </w:tc>
-        <w:tc>
-          <w:tcPr>
-            <w:tcW w:type="dxa" w:w="1701"/>
-          </w:tcPr>
-          <w:p>
-            <w:pPr>
-              <w:jc w:val="center"/>
-            </w:pPr>
-            <w:r/>
-            <w:r>
-              <w:rPr>
-                <w:rFonts w:ascii="微软雅黑" w:hAnsi="微软雅黑" w:eastAsia="微软雅黑"/>
-                <w:sz w:val="19"/>
-              </w:rPr>
-              <w:t>🟢 新增</w:t>
-            </w:r>
-          </w:p>
-        </w:tc>
-      </w:tr>
-      <w:tr>
-        <w:tc>
-          <w:tcPr>
-            <w:tcW w:type="dxa" w:w="1701"/>
-            <w:shd w:fill="F0F4FF"/>
-          </w:tcPr>
-          <w:p>
-            <w:pPr>
-              <w:jc w:val="center"/>
-            </w:pPr>
-            <w:r/>
-            <w:r>
-              <w:rPr>
-                <w:rFonts w:ascii="微软雅黑" w:hAnsi="微软雅黑" w:eastAsia="微软雅黑"/>
-                <w:sz w:val="19"/>
-              </w:rPr>
-              <w:t>敏感信息脱敏</w:t>
-            </w:r>
-          </w:p>
-        </w:tc>
-        <w:tc>
-          <w:tcPr>
-            <w:tcW w:type="dxa" w:w="1701"/>
-            <w:shd w:fill="F0F4FF"/>
-          </w:tcPr>
-          <w:p>
-            <w:pPr>
-              <w:jc w:val="center"/>
-            </w:pPr>
-            <w:r/>
-            <w:r>
-              <w:rPr>
-                <w:rFonts w:ascii="微软雅黑" w:hAnsi="微软雅黑" w:eastAsia="微软雅黑"/>
-                <w:sz w:val="19"/>
-              </w:rPr>
-              <w:t>❌ 原始数据展示</w:t>
-            </w:r>
-          </w:p>
-        </w:tc>
-        <w:tc>
-          <w:tcPr>
-            <w:tcW w:type="dxa" w:w="1701"/>
-            <w:shd w:fill="F0F4FF"/>
-          </w:tcPr>
-          <w:p>
-            <w:pPr>
-              <w:jc w:val="center"/>
-            </w:pPr>
-            <w:r/>
-            <w:r>
-              <w:rPr>
-                <w:rFonts w:ascii="微软雅黑" w:hAnsi="微软雅黑" w:eastAsia="微软雅黑"/>
-                <w:sz w:val="19"/>
-              </w:rPr>
-              <w:t>✅ 手机号脱敏+余额格式化</w:t>
-            </w:r>
-          </w:p>
-        </w:tc>
-        <w:tc>
-          <w:tcPr>
-            <w:tcW w:type="dxa" w:w="1701"/>
-            <w:shd w:fill="F0F4FF"/>
-          </w:tcPr>
-          <w:p>
-            <w:pPr>
-              <w:jc w:val="center"/>
-            </w:pPr>
-            <w:r/>
-            <w:r>
-              <w:rPr>
-                <w:rFonts w:ascii="微软雅黑" w:hAnsi="微软雅黑" w:eastAsia="微软雅黑"/>
-                <w:sz w:val="19"/>
-              </w:rPr>
-              <w:t>🟢 新增</w:t>
+              <w:t>✅ 手机号脱敏 + 余额格式化</w:t>
             </w:r>
           </w:p>
         </w:tc>
@@ -4038,7 +3762,7 @@
         <w:pStyle w:val="Heading2"/>
       </w:pPr>
       <w:r>
-        <w:t>5.1  验证环境</w:t>
+        <w:t>5.1 验证环境</w:t>
       </w:r>
     </w:p>
     <w:tbl>
@@ -4049,14 +3773,14 @@
         <w:tblLook w:firstColumn="1" w:firstRow="1" w:lastColumn="0" w:lastRow="0" w:noHBand="0" w:noVBand="1" w:val="04A0"/>
       </w:tblPr>
       <w:tblGrid>
-        <w:gridCol w:w="4323"/>
-        <w:gridCol w:w="4323"/>
+        <w:gridCol w:w="4320"/>
+        <w:gridCol w:w="4320"/>
       </w:tblGrid>
       <w:tr>
         <w:tc>
           <w:tcPr>
-            <w:tcW w:type="dxa" w:w="3969"/>
-            <w:shd w:fill="4A6CF7"/>
+            <w:tcW w:type="dxa" w:w="4320"/>
+            <w:shd w:fill="D9E2F3"/>
           </w:tcPr>
           <w:p>
             <w:pPr>
@@ -4065,9 +3789,7 @@
             <w:r/>
             <w:r>
               <w:rPr>
-                <w:rFonts w:ascii="微软雅黑" w:hAnsi="微软雅黑" w:eastAsia="微软雅黑"/>
                 <w:b/>
-                <w:color w:val="FFFFFF"/>
                 <w:sz w:val="20"/>
               </w:rPr>
               <w:t>项目</w:t>
@@ -4076,8 +3798,8 @@
         </w:tc>
         <w:tc>
           <w:tcPr>
-            <w:tcW w:type="dxa" w:w="3969"/>
-            <w:shd w:fill="4A6CF7"/>
+            <w:tcW w:type="dxa" w:w="4320"/>
+            <w:shd w:fill="D9E2F3"/>
           </w:tcPr>
           <w:p>
             <w:pPr>
@@ -4086,12 +3808,10 @@
             <w:r/>
             <w:r>
               <w:rPr>
-                <w:rFonts w:ascii="微软雅黑" w:hAnsi="微软雅黑" w:eastAsia="微软雅黑"/>
                 <w:b/>
-                <w:color w:val="FFFFFF"/>
                 <w:sz w:val="20"/>
               </w:rPr>
-              <w:t>配置</w:t>
+              <w:t>内容</w:t>
             </w:r>
           </w:p>
         </w:tc>
@@ -4099,7 +3819,7 @@
       <w:tr>
         <w:tc>
           <w:tcPr>
-            <w:tcW w:type="dxa" w:w="3969"/>
+            <w:tcW w:type="dxa" w:w="4320"/>
           </w:tcPr>
           <w:p>
             <w:pPr>
@@ -4108,8 +3828,7 @@
             <w:r/>
             <w:r>
               <w:rPr>
-                <w:rFonts w:ascii="微软雅黑" w:hAnsi="微软雅黑" w:eastAsia="微软雅黑"/>
-                <w:sz w:val="19"/>
+                <w:sz w:val="20"/>
               </w:rPr>
               <w:t>测试平台</w:t>
             </w:r>
@@ -4117,7 +3836,7 @@
         </w:tc>
         <w:tc>
           <w:tcPr>
-            <w:tcW w:type="dxa" w:w="3969"/>
+            <w:tcW w:type="dxa" w:w="4320"/>
           </w:tcPr>
           <w:p>
             <w:pPr>
@@ -4126,10 +3845,9 @@
             <w:r/>
             <w:r>
               <w:rPr>
-                <w:rFonts w:ascii="微软雅黑" w:hAnsi="微软雅黑" w:eastAsia="微软雅黑"/>
-                <w:sz w:val="19"/>
+                <w:sz w:val="20"/>
               </w:rPr>
-              <w:t>Python 3.11 / Kali Linux</w:t>
+              <w:t>Kali Linux / Python 3.11</w:t>
             </w:r>
           </w:p>
         </w:tc>
@@ -4137,8 +3855,7 @@
       <w:tr>
         <w:tc>
           <w:tcPr>
-            <w:tcW w:type="dxa" w:w="3969"/>
-            <w:shd w:fill="F0F4FF"/>
+            <w:tcW w:type="dxa" w:w="4320"/>
           </w:tcPr>
           <w:p>
             <w:pPr>
@@ -4147,8 +3864,7 @@
             <w:r/>
             <w:r>
               <w:rPr>
-                <w:rFonts w:ascii="微软雅黑" w:hAnsi="微软雅黑" w:eastAsia="微软雅黑"/>
-                <w:sz w:val="19"/>
+                <w:sz w:val="20"/>
               </w:rPr>
               <w:t>测试工具</w:t>
             </w:r>
@@ -4156,8 +3872,7 @@
         </w:tc>
         <w:tc>
           <w:tcPr>
-            <w:tcW w:type="dxa" w:w="3969"/>
-            <w:shd w:fill="F0F4FF"/>
+            <w:tcW w:type="dxa" w:w="4320"/>
           </w:tcPr>
           <w:p>
             <w:pPr>
@@ -4166,10 +3881,9 @@
             <w:r/>
             <w:r>
               <w:rPr>
-                <w:rFonts w:ascii="微软雅黑" w:hAnsi="微软雅黑" w:eastAsia="微软雅黑"/>
-                <w:sz w:val="19"/>
+                <w:sz w:val="20"/>
               </w:rPr>
-              <w:t>Burp Suite Community Edition + 自动化测试脚本</w:t>
+              <w:t>Burp Suite + Python 自动化测试</w:t>
             </w:r>
           </w:p>
         </w:tc>
@@ -4177,7 +3891,7 @@
       <w:tr>
         <w:tc>
           <w:tcPr>
-            <w:tcW w:type="dxa" w:w="3969"/>
+            <w:tcW w:type="dxa" w:w="4320"/>
           </w:tcPr>
           <w:p>
             <w:pPr>
@@ -4186,8 +3900,7 @@
             <w:r/>
             <w:r>
               <w:rPr>
-                <w:rFonts w:ascii="微软雅黑" w:hAnsi="微软雅黑" w:eastAsia="微软雅黑"/>
-                <w:sz w:val="19"/>
+                <w:sz w:val="20"/>
               </w:rPr>
               <w:t>测试方法</w:t>
             </w:r>
@@ -4195,7 +3908,7 @@
         </w:tc>
         <w:tc>
           <w:tcPr>
-            <w:tcW w:type="dxa" w:w="3969"/>
+            <w:tcW w:type="dxa" w:w="4320"/>
           </w:tcPr>
           <w:p>
             <w:pPr>
@@ -4204,8 +3917,7 @@
             <w:r/>
             <w:r>
               <w:rPr>
-                <w:rFonts w:ascii="微软雅黑" w:hAnsi="微软雅黑" w:eastAsia="微软雅黑"/>
-                <w:sz w:val="19"/>
+                <w:sz w:val="20"/>
               </w:rPr>
               <w:t>黑盒渗透测试 + 白盒代码审查</w:t>
             </w:r>
@@ -4219,7 +3931,7 @@
         <w:pStyle w:val="Heading2"/>
       </w:pPr>
       <w:r>
-        <w:t>5.2  越权漏洞验证结果</w:t>
+        <w:t>5.2 越权测试结果</w:t>
       </w:r>
     </w:p>
     <w:tbl>
@@ -4230,17 +3942,16 @@
         <w:tblLook w:firstColumn="1" w:firstRow="1" w:lastColumn="0" w:lastRow="0" w:noHBand="0" w:noVBand="1" w:val="04A0"/>
       </w:tblPr>
       <w:tblGrid>
-        <w:gridCol w:w="1729"/>
-        <w:gridCol w:w="1729"/>
-        <w:gridCol w:w="1729"/>
-        <w:gridCol w:w="1729"/>
-        <w:gridCol w:w="1729"/>
+        <w:gridCol w:w="2160"/>
+        <w:gridCol w:w="2160"/>
+        <w:gridCol w:w="2160"/>
+        <w:gridCol w:w="2160"/>
       </w:tblGrid>
       <w:tr>
         <w:tc>
           <w:tcPr>
-            <w:tcW w:type="dxa" w:w="1134"/>
-            <w:shd w:fill="1a1a2e"/>
+            <w:tcW w:type="dxa" w:w="2160"/>
+            <w:shd w:fill="D9E2F3"/>
           </w:tcPr>
           <w:p>
             <w:pPr>
@@ -4249,9 +3960,7 @@
             <w:r/>
             <w:r>
               <w:rPr>
-                <w:rFonts w:ascii="微软雅黑" w:hAnsi="微软雅黑" w:eastAsia="微软雅黑"/>
                 <w:b/>
-                <w:color w:val="FFFFFF"/>
                 <w:sz w:val="20"/>
               </w:rPr>
               <w:t>测试场景</w:t>
@@ -4260,8 +3969,8 @@
         </w:tc>
         <w:tc>
           <w:tcPr>
-            <w:tcW w:type="dxa" w:w="1134"/>
-            <w:shd w:fill="1a1a2e"/>
+            <w:tcW w:type="dxa" w:w="2160"/>
+            <w:shd w:fill="D9E2F3"/>
           </w:tcPr>
           <w:p>
             <w:pPr>
@@ -4270,19 +3979,17 @@
             <w:r/>
             <w:r>
               <w:rPr>
-                <w:rFonts w:ascii="微软雅黑" w:hAnsi="微软雅黑" w:eastAsia="微软雅黑"/>
                 <w:b/>
-                <w:color w:val="FFFFFF"/>
                 <w:sz w:val="20"/>
               </w:rPr>
-              <w:t>测试方法</w:t>
+              <w:t>修复前</w:t>
             </w:r>
           </w:p>
         </w:tc>
         <w:tc>
           <w:tcPr>
-            <w:tcW w:type="dxa" w:w="1134"/>
-            <w:shd w:fill="1a1a2e"/>
+            <w:tcW w:type="dxa" w:w="2160"/>
+            <w:shd w:fill="D9E2F3"/>
           </w:tcPr>
           <w:p>
             <w:pPr>
@@ -4291,19 +3998,17 @@
             <w:r/>
             <w:r>
               <w:rPr>
-                <w:rFonts w:ascii="微软雅黑" w:hAnsi="微软雅黑" w:eastAsia="微软雅黑"/>
                 <w:b/>
-                <w:color w:val="FFFFFF"/>
                 <w:sz w:val="20"/>
               </w:rPr>
-              <w:t>修复前结果</w:t>
+              <w:t>修复后</w:t>
             </w:r>
           </w:p>
         </w:tc>
         <w:tc>
           <w:tcPr>
-            <w:tcW w:type="dxa" w:w="1134"/>
-            <w:shd w:fill="1a1a2e"/>
+            <w:tcW w:type="dxa" w:w="2160"/>
+            <w:shd w:fill="D9E2F3"/>
           </w:tcPr>
           <w:p>
             <w:pPr>
@@ -4312,19 +4017,18 @@
             <w:r/>
             <w:r>
               <w:rPr>
-                <w:rFonts w:ascii="微软雅黑" w:hAnsi="微软雅黑" w:eastAsia="微软雅黑"/>
                 <w:b/>
-                <w:color w:val="FFFFFF"/>
                 <w:sz w:val="20"/>
               </w:rPr>
-              <w:t>修复后结果</w:t>
+              <w:t>结果</w:t>
             </w:r>
           </w:p>
         </w:tc>
+      </w:tr>
+      <w:tr>
         <w:tc>
           <w:tcPr>
-            <w:tcW w:type="dxa" w:w="1134"/>
-            <w:shd w:fill="1a1a2e"/>
+            <w:tcW w:type="dxa" w:w="2160"/>
           </w:tcPr>
           <w:p>
             <w:pPr>
@@ -4333,20 +4037,15 @@
             <w:r/>
             <w:r>
               <w:rPr>
-                <w:rFonts w:ascii="微软雅黑" w:hAnsi="微软雅黑" w:eastAsia="微软雅黑"/>
-                <w:b/>
-                <w:color w:val="FFFFFF"/>
                 <w:sz w:val="20"/>
               </w:rPr>
-              <w:t>判定</w:t>
+              <w:t>alice 访问 /profile?user_id=1 查看 admin 资料</w:t>
             </w:r>
           </w:p>
         </w:tc>
-      </w:tr>
-      <w:tr>
         <w:tc>
           <w:tcPr>
-            <w:tcW w:type="dxa" w:w="1134"/>
+            <w:tcW w:type="dxa" w:w="2160"/>
           </w:tcPr>
           <w:p>
             <w:pPr>
@@ -4355,16 +4054,15 @@
             <w:r/>
             <w:r>
               <w:rPr>
-                <w:rFonts w:ascii="微软雅黑" w:hAnsi="微软雅黑" w:eastAsia="微软雅黑"/>
-                <w:sz w:val="19"/>
+                <w:sz w:val="20"/>
               </w:rPr>
-              <w:t>IDOR 越权</w:t>
+              <w:t>🔴 查看成功</w:t>
             </w:r>
           </w:p>
         </w:tc>
         <w:tc>
           <w:tcPr>
-            <w:tcW w:type="dxa" w:w="1134"/>
+            <w:tcW w:type="dxa" w:w="2160"/>
           </w:tcPr>
           <w:p>
             <w:pPr>
@@ -4373,16 +4071,15 @@
             <w:r/>
             <w:r>
               <w:rPr>
-                <w:rFonts w:ascii="微软雅黑" w:hAnsi="微软雅黑" w:eastAsia="微软雅黑"/>
-                <w:sz w:val="19"/>
+                <w:sz w:val="20"/>
               </w:rPr>
-              <w:t>alice 访问 /profile?user_id=1</w:t>
+              <w:t>🟢 仅显示 alice 自己的资料</w:t>
             </w:r>
           </w:p>
         </w:tc>
         <w:tc>
           <w:tcPr>
-            <w:tcW w:type="dxa" w:w="1134"/>
+            <w:tcW w:type="dxa" w:w="2160"/>
           </w:tcPr>
           <w:p>
             <w:pPr>
@@ -4391,44 +4088,7 @@
             <w:r/>
             <w:r>
               <w:rPr>
-                <w:rFonts w:ascii="微软雅黑" w:hAnsi="微软雅黑" w:eastAsia="微软雅黑"/>
-                <w:sz w:val="19"/>
-              </w:rPr>
-              <w:t>🔴 查看 admin 资料</w:t>
-            </w:r>
-          </w:p>
-        </w:tc>
-        <w:tc>
-          <w:tcPr>
-            <w:tcW w:type="dxa" w:w="1134"/>
-          </w:tcPr>
-          <w:p>
-            <w:pPr>
-              <w:jc w:val="center"/>
-            </w:pPr>
-            <w:r/>
-            <w:r>
-              <w:rPr>
-                <w:rFonts w:ascii="微软雅黑" w:hAnsi="微软雅黑" w:eastAsia="微软雅黑"/>
-                <w:sz w:val="19"/>
-              </w:rPr>
-              <w:t>🟢 显示 alice 自己资料</w:t>
-            </w:r>
-          </w:p>
-        </w:tc>
-        <w:tc>
-          <w:tcPr>
-            <w:tcW w:type="dxa" w:w="1134"/>
-          </w:tcPr>
-          <w:p>
-            <w:pPr>
-              <w:jc w:val="center"/>
-            </w:pPr>
-            <w:r/>
-            <w:r>
-              <w:rPr>
-                <w:rFonts w:ascii="微软雅黑" w:hAnsi="微软雅黑" w:eastAsia="微软雅黑"/>
-                <w:sz w:val="19"/>
+                <w:sz w:val="20"/>
               </w:rPr>
               <w:t>✅ 已修复</w:t>
             </w:r>
@@ -4438,8 +4098,7 @@
       <w:tr>
         <w:tc>
           <w:tcPr>
-            <w:tcW w:type="dxa" w:w="1134"/>
-            <w:shd w:fill="F0F4FF"/>
+            <w:tcW w:type="dxa" w:w="2160"/>
           </w:tcPr>
           <w:p>
             <w:pPr>
@@ -4448,17 +4107,15 @@
             <w:r/>
             <w:r>
               <w:rPr>
-                <w:rFonts w:ascii="微软雅黑" w:hAnsi="微软雅黑" w:eastAsia="微软雅黑"/>
-                <w:sz w:val="19"/>
+                <w:sz w:val="20"/>
               </w:rPr>
-              <w:t>跨用户充值</w:t>
+              <w:t>拦截充值请求，修改 user_id 给他人扣款</w:t>
             </w:r>
           </w:p>
         </w:tc>
         <w:tc>
           <w:tcPr>
-            <w:tcW w:type="dxa" w:w="1134"/>
-            <w:shd w:fill="F0F4FF"/>
+            <w:tcW w:type="dxa" w:w="2160"/>
           </w:tcPr>
           <w:p>
             <w:pPr>
@@ -4467,17 +4124,15 @@
             <w:r/>
             <w:r>
               <w:rPr>
-                <w:rFonts w:ascii="微软雅黑" w:hAnsi="微软雅黑" w:eastAsia="微软雅黑"/>
-                <w:sz w:val="19"/>
+                <w:sz w:val="20"/>
               </w:rPr>
-              <w:t>拦截 POST，改 user_id 为 1</w:t>
+              <w:t>🔴 扣款成功</w:t>
             </w:r>
           </w:p>
         </w:tc>
         <w:tc>
           <w:tcPr>
-            <w:tcW w:type="dxa" w:w="1134"/>
-            <w:shd w:fill="F0F4FF"/>
+            <w:tcW w:type="dxa" w:w="2160"/>
           </w:tcPr>
           <w:p>
             <w:pPr>
@@ -4486,17 +4141,15 @@
             <w:r/>
             <w:r>
               <w:rPr>
-                <w:rFonts w:ascii="微软雅黑" w:hAnsi="微软雅黑" w:eastAsia="微软雅黑"/>
-                <w:sz w:val="19"/>
+                <w:sz w:val="20"/>
               </w:rPr>
-              <w:t>🔴 admin 余额被改</w:t>
+              <w:t>🟢 拒绝操作</w:t>
             </w:r>
           </w:p>
         </w:tc>
         <w:tc>
           <w:tcPr>
-            <w:tcW w:type="dxa" w:w="1134"/>
-            <w:shd w:fill="F0F4FF"/>
+            <w:tcW w:type="dxa" w:w="2160"/>
           </w:tcPr>
           <w:p>
             <w:pPr>
@@ -4505,27 +4158,7 @@
             <w:r/>
             <w:r>
               <w:rPr>
-                <w:rFonts w:ascii="微软雅黑" w:hAnsi="微软雅黑" w:eastAsia="微软雅黑"/>
-                <w:sz w:val="19"/>
-              </w:rPr>
-              <w:t>🟢 仅操作 alice 账户</w:t>
-            </w:r>
-          </w:p>
-        </w:tc>
-        <w:tc>
-          <w:tcPr>
-            <w:tcW w:type="dxa" w:w="1134"/>
-            <w:shd w:fill="F0F4FF"/>
-          </w:tcPr>
-          <w:p>
-            <w:pPr>
-              <w:jc w:val="center"/>
-            </w:pPr>
-            <w:r/>
-            <w:r>
-              <w:rPr>
-                <w:rFonts w:ascii="微软雅黑" w:hAnsi="微软雅黑" w:eastAsia="微软雅黑"/>
-                <w:sz w:val="19"/>
+                <w:sz w:val="20"/>
               </w:rPr>
               <w:t>✅ 已修复</w:t>
             </w:r>
@@ -4535,7 +4168,7 @@
       <w:tr>
         <w:tc>
           <w:tcPr>
-            <w:tcW w:type="dxa" w:w="1134"/>
+            <w:tcW w:type="dxa" w:w="2160"/>
           </w:tcPr>
           <w:p>
             <w:pPr>
@@ -4544,16 +4177,15 @@
             <w:r/>
             <w:r>
               <w:rPr>
-                <w:rFonts w:ascii="微软雅黑" w:hAnsi="微软雅黑" w:eastAsia="微软雅黑"/>
-                <w:sz w:val="19"/>
+                <w:sz w:val="20"/>
               </w:rPr>
-              <w:t>金额负值</w:t>
+              <w:t>充值金额填 -99999</w:t>
             </w:r>
           </w:p>
         </w:tc>
         <w:tc>
           <w:tcPr>
-            <w:tcW w:type="dxa" w:w="1134"/>
+            <w:tcW w:type="dxa" w:w="2160"/>
           </w:tcPr>
           <w:p>
             <w:pPr>
@@ -4562,16 +4194,15 @@
             <w:r/>
             <w:r>
               <w:rPr>
-                <w:rFonts w:ascii="微软雅黑" w:hAnsi="微软雅黑" w:eastAsia="微软雅黑"/>
-                <w:sz w:val="19"/>
+                <w:sz w:val="20"/>
               </w:rPr>
-              <w:t>amount = -99999</w:t>
+              <w:t>🔴 余额被扣</w:t>
             </w:r>
           </w:p>
         </w:tc>
         <w:tc>
           <w:tcPr>
-            <w:tcW w:type="dxa" w:w="1134"/>
+            <w:tcW w:type="dxa" w:w="2160"/>
           </w:tcPr>
           <w:p>
             <w:pPr>
@@ -4580,16 +4211,15 @@
             <w:r/>
             <w:r>
               <w:rPr>
-                <w:rFonts w:ascii="微软雅黑" w:hAnsi="微软雅黑" w:eastAsia="微软雅黑"/>
-                <w:sz w:val="19"/>
+                <w:sz w:val="20"/>
               </w:rPr>
-              <w:t>🔴 余额被扣光</w:t>
+              <w:t>🟢 提示"金额必须大于0"</w:t>
             </w:r>
           </w:p>
         </w:tc>
         <w:tc>
           <w:tcPr>
-            <w:tcW w:type="dxa" w:w="1134"/>
+            <w:tcW w:type="dxa" w:w="2160"/>
           </w:tcPr>
           <w:p>
             <w:pPr>
@@ -4598,26 +4228,7 @@
             <w:r/>
             <w:r>
               <w:rPr>
-                <w:rFonts w:ascii="微软雅黑" w:hAnsi="微软雅黑" w:eastAsia="微软雅黑"/>
-                <w:sz w:val="19"/>
-              </w:rPr>
-              <w:t>🟢 提示"金额必须大于0"</w:t>
-            </w:r>
-          </w:p>
-        </w:tc>
-        <w:tc>
-          <w:tcPr>
-            <w:tcW w:type="dxa" w:w="1134"/>
-          </w:tcPr>
-          <w:p>
-            <w:pPr>
-              <w:jc w:val="center"/>
-            </w:pPr>
-            <w:r/>
-            <w:r>
-              <w:rPr>
-                <w:rFonts w:ascii="微软雅黑" w:hAnsi="微软雅黑" w:eastAsia="微软雅黑"/>
-                <w:sz w:val="19"/>
+                <w:sz w:val="20"/>
               </w:rPr>
               <w:t>✅ 已修复</w:t>
             </w:r>
@@ -4627,8 +4238,7 @@
       <w:tr>
         <w:tc>
           <w:tcPr>
-            <w:tcW w:type="dxa" w:w="1134"/>
-            <w:shd w:fill="F0F4FF"/>
+            <w:tcW w:type="dxa" w:w="2160"/>
           </w:tcPr>
           <w:p>
             <w:pPr>
@@ -4637,17 +4247,15 @@
             <w:r/>
             <w:r>
               <w:rPr>
-                <w:rFonts w:ascii="微软雅黑" w:hAnsi="微软雅黑" w:eastAsia="微软雅黑"/>
-                <w:sz w:val="19"/>
+                <w:sz w:val="20"/>
               </w:rPr>
-              <w:t>金额零值</w:t>
+              <w:t>个人中心查看手机号</w:t>
             </w:r>
           </w:p>
         </w:tc>
         <w:tc>
           <w:tcPr>
-            <w:tcW w:type="dxa" w:w="1134"/>
-            <w:shd w:fill="F0F4FF"/>
+            <w:tcW w:type="dxa" w:w="2160"/>
           </w:tcPr>
           <w:p>
             <w:pPr>
@@ -4656,17 +4264,15 @@
             <w:r/>
             <w:r>
               <w:rPr>
-                <w:rFonts w:ascii="微软雅黑" w:hAnsi="微软雅黑" w:eastAsia="微软雅黑"/>
-                <w:sz w:val="19"/>
+                <w:sz w:val="20"/>
               </w:rPr>
-              <w:t>amount = 0</w:t>
+              <w:t>🔴 13800138000</w:t>
             </w:r>
           </w:p>
         </w:tc>
         <w:tc>
           <w:tcPr>
-            <w:tcW w:type="dxa" w:w="1134"/>
-            <w:shd w:fill="F0F4FF"/>
+            <w:tcW w:type="dxa" w:w="2160"/>
           </w:tcPr>
           <w:p>
             <w:pPr>
@@ -4675,17 +4281,15 @@
             <w:r/>
             <w:r>
               <w:rPr>
-                <w:rFonts w:ascii="微软雅黑" w:hAnsi="微软雅黑" w:eastAsia="微软雅黑"/>
-                <w:sz w:val="19"/>
+                <w:sz w:val="20"/>
               </w:rPr>
-              <w:t>⚠️ 余额不变但无提示</w:t>
+              <w:t>🟢 138****8000</w:t>
             </w:r>
           </w:p>
         </w:tc>
         <w:tc>
           <w:tcPr>
-            <w:tcW w:type="dxa" w:w="1134"/>
-            <w:shd w:fill="F0F4FF"/>
+            <w:tcW w:type="dxa" w:w="2160"/>
           </w:tcPr>
           <w:p>
             <w:pPr>
@@ -4694,27 +4298,7 @@
             <w:r/>
             <w:r>
               <w:rPr>
-                <w:rFonts w:ascii="微软雅黑" w:hAnsi="微软雅黑" w:eastAsia="微软雅黑"/>
-                <w:sz w:val="19"/>
-              </w:rPr>
-              <w:t>🟢 提示"金额必须大于0"</w:t>
-            </w:r>
-          </w:p>
-        </w:tc>
-        <w:tc>
-          <w:tcPr>
-            <w:tcW w:type="dxa" w:w="1134"/>
-            <w:shd w:fill="F0F4FF"/>
-          </w:tcPr>
-          <w:p>
-            <w:pPr>
-              <w:jc w:val="center"/>
-            </w:pPr>
-            <w:r/>
-            <w:r>
-              <w:rPr>
-                <w:rFonts w:ascii="微软雅黑" w:hAnsi="微软雅黑" w:eastAsia="微软雅黑"/>
-                <w:sz w:val="19"/>
+                <w:sz w:val="20"/>
               </w:rPr>
               <w:t>✅ 已修复</w:t>
             </w:r>
@@ -4724,7 +4308,7 @@
       <w:tr>
         <w:tc>
           <w:tcPr>
-            <w:tcW w:type="dxa" w:w="1134"/>
+            <w:tcW w:type="dxa" w:w="2160"/>
           </w:tcPr>
           <w:p>
             <w:pPr>
@@ -4733,16 +4317,15 @@
             <w:r/>
             <w:r>
               <w:rPr>
-                <w:rFonts w:ascii="微软雅黑" w:hAnsi="微软雅黑" w:eastAsia="微软雅黑"/>
-                <w:sz w:val="19"/>
+                <w:sz w:val="20"/>
               </w:rPr>
-              <w:t>敏感信息</w:t>
+              <w:t>个人中心查看余额</w:t>
             </w:r>
           </w:p>
         </w:tc>
         <w:tc>
           <w:tcPr>
-            <w:tcW w:type="dxa" w:w="1134"/>
+            <w:tcW w:type="dxa" w:w="2160"/>
           </w:tcPr>
           <w:p>
             <w:pPr>
@@ -4751,16 +4334,15 @@
             <w:r/>
             <w:r>
               <w:rPr>
-                <w:rFonts w:ascii="微软雅黑" w:hAnsi="微软雅黑" w:eastAsia="微软雅黑"/>
-                <w:sz w:val="19"/>
+                <w:sz w:val="20"/>
               </w:rPr>
-              <w:t>查看个人中心手机号</w:t>
+              <w:t>🔴 99999</w:t>
             </w:r>
           </w:p>
         </w:tc>
         <w:tc>
           <w:tcPr>
-            <w:tcW w:type="dxa" w:w="1134"/>
+            <w:tcW w:type="dxa" w:w="2160"/>
           </w:tcPr>
           <w:p>
             <w:pPr>
@@ -4769,16 +4351,15 @@
             <w:r/>
             <w:r>
               <w:rPr>
-                <w:rFonts w:ascii="微软雅黑" w:hAnsi="微软雅黑" w:eastAsia="微软雅黑"/>
-                <w:sz w:val="19"/>
+                <w:sz w:val="20"/>
               </w:rPr>
-              <w:t>🔴 13800138000</w:t>
+              <w:t>🟢 ¥99,999.00</w:t>
             </w:r>
           </w:p>
         </w:tc>
         <w:tc>
           <w:tcPr>
-            <w:tcW w:type="dxa" w:w="1134"/>
+            <w:tcW w:type="dxa" w:w="2160"/>
           </w:tcPr>
           <w:p>
             <w:pPr>
@@ -4787,123 +4368,7 @@
             <w:r/>
             <w:r>
               <w:rPr>
-                <w:rFonts w:ascii="微软雅黑" w:hAnsi="微软雅黑" w:eastAsia="微软雅黑"/>
-                <w:sz w:val="19"/>
-              </w:rPr>
-              <w:t>🟢 138****8000</w:t>
-            </w:r>
-          </w:p>
-        </w:tc>
-        <w:tc>
-          <w:tcPr>
-            <w:tcW w:type="dxa" w:w="1134"/>
-          </w:tcPr>
-          <w:p>
-            <w:pPr>
-              <w:jc w:val="center"/>
-            </w:pPr>
-            <w:r/>
-            <w:r>
-              <w:rPr>
-                <w:rFonts w:ascii="微软雅黑" w:hAnsi="微软雅黑" w:eastAsia="微软雅黑"/>
-                <w:sz w:val="19"/>
-              </w:rPr>
-              <w:t>✅ 已修复</w:t>
-            </w:r>
-          </w:p>
-        </w:tc>
-      </w:tr>
-      <w:tr>
-        <w:tc>
-          <w:tcPr>
-            <w:tcW w:type="dxa" w:w="1134"/>
-            <w:shd w:fill="F0F4FF"/>
-          </w:tcPr>
-          <w:p>
-            <w:pPr>
-              <w:jc w:val="center"/>
-            </w:pPr>
-            <w:r/>
-            <w:r>
-              <w:rPr>
-                <w:rFonts w:ascii="微软雅黑" w:hAnsi="微软雅黑" w:eastAsia="微软雅黑"/>
-                <w:sz w:val="19"/>
-              </w:rPr>
-              <w:t>敏感信息</w:t>
-            </w:r>
-          </w:p>
-        </w:tc>
-        <w:tc>
-          <w:tcPr>
-            <w:tcW w:type="dxa" w:w="1134"/>
-            <w:shd w:fill="F0F4FF"/>
-          </w:tcPr>
-          <w:p>
-            <w:pPr>
-              <w:jc w:val="center"/>
-            </w:pPr>
-            <w:r/>
-            <w:r>
-              <w:rPr>
-                <w:rFonts w:ascii="微软雅黑" w:hAnsi="微软雅黑" w:eastAsia="微软雅黑"/>
-                <w:sz w:val="19"/>
-              </w:rPr>
-              <w:t>查看个人中心余额</w:t>
-            </w:r>
-          </w:p>
-        </w:tc>
-        <w:tc>
-          <w:tcPr>
-            <w:tcW w:type="dxa" w:w="1134"/>
-            <w:shd w:fill="F0F4FF"/>
-          </w:tcPr>
-          <w:p>
-            <w:pPr>
-              <w:jc w:val="center"/>
-            </w:pPr>
-            <w:r/>
-            <w:r>
-              <w:rPr>
-                <w:rFonts w:ascii="微软雅黑" w:hAnsi="微软雅黑" w:eastAsia="微软雅黑"/>
-                <w:sz w:val="19"/>
-              </w:rPr>
-              <w:t>🔴 99999</w:t>
-            </w:r>
-          </w:p>
-        </w:tc>
-        <w:tc>
-          <w:tcPr>
-            <w:tcW w:type="dxa" w:w="1134"/>
-            <w:shd w:fill="F0F4FF"/>
-          </w:tcPr>
-          <w:p>
-            <w:pPr>
-              <w:jc w:val="center"/>
-            </w:pPr>
-            <w:r/>
-            <w:r>
-              <w:rPr>
-                <w:rFonts w:ascii="微软雅黑" w:hAnsi="微软雅黑" w:eastAsia="微软雅黑"/>
-                <w:sz w:val="19"/>
-              </w:rPr>
-              <w:t>🟢 ¥99,999.00</w:t>
-            </w:r>
-          </w:p>
-        </w:tc>
-        <w:tc>
-          <w:tcPr>
-            <w:tcW w:type="dxa" w:w="1134"/>
-            <w:shd w:fill="F0F4FF"/>
-          </w:tcPr>
-          <w:p>
-            <w:pPr>
-              <w:jc w:val="center"/>
-            </w:pPr>
-            <w:r/>
-            <w:r>
-              <w:rPr>
-                <w:rFonts w:ascii="微软雅黑" w:hAnsi="微软雅黑" w:eastAsia="微软雅黑"/>
-                <w:sz w:val="19"/>
+                <w:sz w:val="20"/>
               </w:rPr>
               <w:t>✅ 已修复</w:t>
             </w:r>
@@ -4914,274 +4379,70 @@
     <w:p/>
     <w:p>
       <w:pPr>
-        <w:pStyle w:val="Heading2"/>
+        <w:pStyle w:val="Heading3"/>
       </w:pPr>
       <w:r>
-        <w:t>5.3  Burp Suite 复测结果</w:t>
-      </w:r>
-    </w:p>
-    <w:p>
-      <w:r>
-        <w:t>场景一：IDOR 越权验证（已修复）</w:t>
+        <w:t>5.3 Burp Suite 验证</w:t>
       </w:r>
     </w:p>
     <w:p>
       <w:pPr>
-        <w:spacing w:before="60" w:after="60"/>
-        <w:ind w:left="283"/>
+        <w:ind w:left="567"/>
       </w:pPr>
       <w:r>
         <w:rPr>
-          <w:b/>
-          <w:sz w:val="20"/>
+          <w:rFonts w:ascii="Consolas" w:hAnsi="Consolas"/>
+          <w:sz w:val="18"/>
         </w:rPr>
-        <w:t>Step 1：</w:t>
-      </w:r>
-      <w:r>
-        <w:rPr>
-          <w:sz w:val="20"/>
-        </w:rPr>
-        <w:t>以 alice 登录，Burp Suite 拦截 GET /profile?user_id=1 请求</w:t>
-      </w:r>
-    </w:p>
-    <w:p>
-      <w:pPr>
-        <w:spacing w:before="60" w:after="60"/>
-        <w:ind w:left="283"/>
-      </w:pPr>
-      <w:r>
-        <w:rPr>
-          <w:b/>
-          <w:sz w:val="20"/>
-        </w:rPr>
-        <w:t>Step 2：</w:t>
-      </w:r>
-      <w:r>
-        <w:rPr>
-          <w:sz w:val="20"/>
-        </w:rPr>
-        <w:t>放行请求至服务端处理</w:t>
-      </w:r>
-    </w:p>
-    <w:p>
-      <w:pPr>
-        <w:spacing w:before="60" w:after="60"/>
-        <w:ind w:left="283"/>
-      </w:pPr>
-      <w:r>
-        <w:rPr>
-          <w:b/>
-          <w:sz w:val="20"/>
-        </w:rPr>
-        <w:t>Step 3：</w:t>
-      </w:r>
-      <w:r>
-        <w:rPr>
-          <w:sz w:val="20"/>
-        </w:rPr>
-        <w:t>检查响应内容 — 显示 alice 自己（user_id=2）的资料</w:t>
-      </w:r>
-    </w:p>
-    <w:p>
-      <w:pPr>
-        <w:spacing w:before="60" w:after="60"/>
-        <w:ind w:left="283"/>
-      </w:pPr>
-      <w:r>
-        <w:rPr>
-          <w:b/>
-          <w:sz w:val="20"/>
-        </w:rPr>
-        <w:t>Step 4：</w:t>
-      </w:r>
-      <w:r>
-        <w:rPr>
-          <w:sz w:val="20"/>
-        </w:rPr>
-        <w:t>结论：user_id 参数被忽略，身份来源固定为 session，✅ 修复生效</w:t>
-      </w:r>
-    </w:p>
-    <w:p/>
-    <w:p>
-      <w:r>
-        <w:t>场景二：跨用户充值验证（已修复）</w:t>
-      </w:r>
-    </w:p>
-    <w:p>
-      <w:pPr>
-        <w:spacing w:before="60" w:after="60"/>
-        <w:ind w:left="283"/>
-      </w:pPr>
-      <w:r>
-        <w:rPr>
-          <w:b/>
-          <w:sz w:val="20"/>
-        </w:rPr>
-        <w:t>Step 1：</w:t>
-      </w:r>
-      <w:r>
-        <w:rPr>
-          <w:sz w:val="20"/>
-        </w:rPr>
-        <w:t>以 alice 登录，Burp Suite 拦截充值 POST 请求</w:t>
-      </w:r>
-    </w:p>
-    <w:p>
-      <w:pPr>
-        <w:spacing w:before="60" w:after="60"/>
-        <w:ind w:left="283"/>
-      </w:pPr>
-      <w:r>
-        <w:rPr>
-          <w:b/>
-          <w:sz w:val="20"/>
-        </w:rPr>
-        <w:t>Step 2：</w:t>
-      </w:r>
-      <w:r>
-        <w:rPr>
-          <w:sz w:val="20"/>
-        </w:rPr>
-        <w:t>将请求中的 user_id 从 2 改为 1，amount 从 100 改为 -99999</w:t>
-      </w:r>
-    </w:p>
-    <w:p>
-      <w:pPr>
-        <w:spacing w:before="60" w:after="60"/>
-        <w:ind w:left="283"/>
-      </w:pPr>
-      <w:r>
-        <w:rPr>
-          <w:b/>
-          <w:sz w:val="20"/>
-        </w:rPr>
-        <w:t>Step 3：</w:t>
-      </w:r>
-      <w:r>
-        <w:rPr>
-          <w:sz w:val="20"/>
-        </w:rPr>
-        <w:t>放行请求 — 服务端返回"充值金额必须大于 0"</w:t>
-      </w:r>
-    </w:p>
-    <w:p>
-      <w:pPr>
-        <w:spacing w:before="60" w:after="60"/>
-        <w:ind w:left="283"/>
-      </w:pPr>
-      <w:r>
-        <w:rPr>
-          <w:b/>
-          <w:sz w:val="20"/>
-        </w:rPr>
-        <w:t>Step 4：</w:t>
-      </w:r>
-      <w:r>
-        <w:rPr>
-          <w:sz w:val="20"/>
-        </w:rPr>
-        <w:t>以 admin 登录查看余额 — 余额仍为 99999，未变动</w:t>
-      </w:r>
-    </w:p>
-    <w:p>
-      <w:pPr>
-        <w:spacing w:before="60" w:after="60"/>
-        <w:ind w:left="283"/>
-      </w:pPr>
-      <w:r>
-        <w:rPr>
-          <w:b/>
-          <w:sz w:val="20"/>
-        </w:rPr>
-        <w:t>Step 5：</w:t>
-      </w:r>
-      <w:r>
-        <w:rPr>
-          <w:sz w:val="20"/>
-        </w:rPr>
-        <w:t>结论：user_id 被忽略，amount 负值被拦截，✅ 修复生效</w:t>
-      </w:r>
-    </w:p>
-    <w:p/>
-    <w:p>
-      <w:r>
-        <w:t>场景三：敏感信息脱敏验证（已修复）</w:t>
-      </w:r>
-    </w:p>
-    <w:p>
-      <w:pPr>
-        <w:spacing w:before="60" w:after="60"/>
-        <w:ind w:left="283"/>
-      </w:pPr>
-      <w:r>
-        <w:rPr>
-          <w:b/>
-          <w:sz w:val="20"/>
-        </w:rPr>
-        <w:t>Step 1：</w:t>
-      </w:r>
-      <w:r>
-        <w:rPr>
-          <w:sz w:val="20"/>
-        </w:rPr>
-        <w:t>以任意用户登录，访问个人中心 /profile</w:t>
-      </w:r>
-    </w:p>
-    <w:p>
-      <w:pPr>
-        <w:spacing w:before="60" w:after="60"/>
-        <w:ind w:left="283"/>
-      </w:pPr>
-      <w:r>
-        <w:rPr>
-          <w:b/>
-          <w:sz w:val="20"/>
-        </w:rPr>
-        <w:t>Step 2：</w:t>
-      </w:r>
-      <w:r>
-        <w:rPr>
-          <w:sz w:val="20"/>
-        </w:rPr>
-        <w:t>检查页面中手机号字段 — 显示为 138****8000</w:t>
-      </w:r>
-    </w:p>
-    <w:p>
-      <w:pPr>
-        <w:spacing w:before="60" w:after="60"/>
-        <w:ind w:left="283"/>
-      </w:pPr>
-      <w:r>
-        <w:rPr>
-          <w:b/>
-          <w:sz w:val="20"/>
-        </w:rPr>
-        <w:t>Step 3：</w:t>
-      </w:r>
-      <w:r>
-        <w:rPr>
-          <w:sz w:val="20"/>
-        </w:rPr>
-        <w:t>检查页面中余额字段 — 显示为 ¥99,999.00</w:t>
-      </w:r>
-    </w:p>
-    <w:p>
-      <w:pPr>
-        <w:spacing w:before="60" w:after="60"/>
-        <w:ind w:left="283"/>
-      </w:pPr>
-      <w:r>
-        <w:rPr>
-          <w:b/>
-          <w:sz w:val="20"/>
-        </w:rPr>
-        <w:t>Step 4：</w:t>
-      </w:r>
-      <w:r>
-        <w:rPr>
-          <w:sz w:val="20"/>
-        </w:rPr>
-        <w:t>结论：脱敏逻辑正常生效，✅ 修复生效</w:t>
+        <w:t>────────────────────────────────────────────────────────────</w:t>
+        <w:br/>
+        <w:t>场景 1：验证 IDOR 越权已修复</w:t>
+        <w:br/>
+        <w:t>────────────────────────────────────────────────────────────</w:t>
+        <w:br/>
+        <w:t>1. Burp Suite 拦截 GET /profile?user_id=1 请求</w:t>
+        <w:br/>
+        <w:t>2. 放行请求</w:t>
+        <w:br/>
+        <w:t>3. 响应页面显示 alice 自己的资料，不是 admin 的</w:t>
+        <w:br/>
+        <w:t>4. ✅ user_id 参数被忽略，身份来源固定为 session</w:t>
+        <w:br/>
+        <w:br/>
+        <w:t>────────────────────────────────────────────────────────────</w:t>
+        <w:br/>
+        <w:t>场景 2：验证跨用户充值已修复</w:t>
+        <w:br/>
+        <w:t>────────────────────────────────────────────────────────────</w:t>
+        <w:br/>
+        <w:t>1. Burp Suite 拦截充值 POST 请求</w:t>
+        <w:br/>
+        <w:t>2. 将 user_id 从 2 改为 1，amount 改为 -99999</w:t>
+        <w:br/>
+        <w:t>3. 放行请求</w:t>
+        <w:br/>
+        <w:t>4. 响应："充值金额必须大于 0"</w:t>
+        <w:br/>
+        <w:t>5. admin 登录查看余额，仍为 99999，未变动</w:t>
+        <w:br/>
+        <w:t>6. ✅ user_id 被忽略，amount 负值被拦截</w:t>
+        <w:br/>
+        <w:br/>
+        <w:t>────────────────────────────────────────────────────────────</w:t>
+        <w:br/>
+        <w:t>场景 3：验证敏感信息脱敏已修复</w:t>
+        <w:br/>
+        <w:t>────────────────────────────────────────────────────────────</w:t>
+        <w:br/>
+        <w:t>1. 登录后访问 /profile</w:t>
+        <w:br/>
+        <w:t>2. 手机号显示：138****8000</w:t>
+        <w:br/>
+        <w:t>3. 余额显示：¥99,999.00</w:t>
+        <w:br/>
+        <w:t>4. ✅ 脱敏逻辑正常生效</w:t>
+        <w:br/>
+        <w:t>────────────────────────────────────────────────────────────</w:t>
       </w:r>
     </w:p>
     <w:p>
@@ -5189,7 +4450,7 @@
         <w:pStyle w:val="Heading2"/>
       </w:pPr>
       <w:r>
-        <w:t>5.4  修复前后攻击面对比</w:t>
+        <w:t>5.4 修复前后对比矩阵</w:t>
       </w:r>
     </w:p>
     <w:tbl>
@@ -5200,15 +4461,15 @@
         <w:tblLook w:firstColumn="1" w:firstRow="1" w:lastColumn="0" w:lastRow="0" w:noHBand="0" w:noVBand="1" w:val="04A0"/>
       </w:tblPr>
       <w:tblGrid>
-        <w:gridCol w:w="2882"/>
-        <w:gridCol w:w="2882"/>
-        <w:gridCol w:w="2882"/>
+        <w:gridCol w:w="2880"/>
+        <w:gridCol w:w="2880"/>
+        <w:gridCol w:w="2880"/>
       </w:tblGrid>
       <w:tr>
         <w:tc>
           <w:tcPr>
-            <w:tcW w:type="dxa" w:w="2268"/>
-            <w:shd w:fill="27AE60"/>
+            <w:tcW w:type="dxa" w:w="2880"/>
+            <w:shd w:fill="D9E2F3"/>
           </w:tcPr>
           <w:p>
             <w:pPr>
@@ -5217,19 +4478,17 @@
             <w:r/>
             <w:r>
               <w:rPr>
-                <w:rFonts w:ascii="微软雅黑" w:hAnsi="微软雅黑" w:eastAsia="微软雅黑"/>
                 <w:b/>
-                <w:color w:val="FFFFFF"/>
                 <w:sz w:val="20"/>
               </w:rPr>
-              <w:t>攻击面</w:t>
+              <w:t>攻击场景</w:t>
             </w:r>
           </w:p>
         </w:tc>
         <w:tc>
           <w:tcPr>
-            <w:tcW w:type="dxa" w:w="2268"/>
-            <w:shd w:fill="27AE60"/>
+            <w:tcW w:type="dxa" w:w="2880"/>
+            <w:shd w:fill="D9E2F3"/>
           </w:tcPr>
           <w:p>
             <w:pPr>
@@ -5238,19 +4497,17 @@
             <w:r/>
             <w:r>
               <w:rPr>
-                <w:rFonts w:ascii="微软雅黑" w:hAnsi="微软雅黑" w:eastAsia="微软雅黑"/>
                 <w:b/>
-                <w:color w:val="FFFFFF"/>
                 <w:sz w:val="20"/>
               </w:rPr>
-              <w:t>修复前可利用</w:t>
+              <w:t>修复前</w:t>
             </w:r>
           </w:p>
         </w:tc>
         <w:tc>
           <w:tcPr>
-            <w:tcW w:type="dxa" w:w="2268"/>
-            <w:shd w:fill="27AE60"/>
+            <w:tcW w:type="dxa" w:w="2880"/>
+            <w:shd w:fill="D9E2F3"/>
           </w:tcPr>
           <w:p>
             <w:pPr>
@@ -5259,12 +4516,10 @@
             <w:r/>
             <w:r>
               <w:rPr>
-                <w:rFonts w:ascii="微软雅黑" w:hAnsi="微软雅黑" w:eastAsia="微软雅黑"/>
                 <w:b/>
-                <w:color w:val="FFFFFF"/>
                 <w:sz w:val="20"/>
               </w:rPr>
-              <w:t>修复后防护</w:t>
+              <w:t>修复后</w:t>
             </w:r>
           </w:p>
         </w:tc>
@@ -5272,7 +4527,7 @@
       <w:tr>
         <w:tc>
           <w:tcPr>
-            <w:tcW w:type="dxa" w:w="2268"/>
+            <w:tcW w:type="dxa" w:w="2880"/>
           </w:tcPr>
           <w:p>
             <w:pPr>
@@ -5281,16 +4536,15 @@
             <w:r/>
             <w:r>
               <w:rPr>
-                <w:rFonts w:ascii="微软雅黑" w:hAnsi="微软雅黑" w:eastAsia="微软雅黑"/>
-                <w:sz w:val="19"/>
+                <w:sz w:val="20"/>
               </w:rPr>
-              <w:t>URL 参数遍历用户</w:t>
+              <w:t>改 URL 参数查看他人资料</w:t>
             </w:r>
           </w:p>
         </w:tc>
         <w:tc>
           <w:tcPr>
-            <w:tcW w:type="dxa" w:w="2268"/>
+            <w:tcW w:type="dxa" w:w="2880"/>
           </w:tcPr>
           <w:p>
             <w:pPr>
@@ -5299,16 +4553,15 @@
             <w:r/>
             <w:r>
               <w:rPr>
-                <w:rFonts w:ascii="微软雅黑" w:hAnsi="微软雅黑" w:eastAsia="微软雅黑"/>
-                <w:sz w:val="19"/>
+                <w:sz w:val="20"/>
               </w:rPr>
-              <w:t>✅ user_id 从 1 递增即可遍历</w:t>
+              <w:t>🔴 任意用户资料泄露</w:t>
             </w:r>
           </w:p>
         </w:tc>
         <w:tc>
           <w:tcPr>
-            <w:tcW w:type="dxa" w:w="2268"/>
+            <w:tcW w:type="dxa" w:w="2880"/>
           </w:tcPr>
           <w:p>
             <w:pPr>
@@ -5317,10 +4570,9 @@
             <w:r/>
             <w:r>
               <w:rPr>
-                <w:rFonts w:ascii="微软雅黑" w:hAnsi="微软雅黑" w:eastAsia="微软雅黑"/>
-                <w:sz w:val="19"/>
+                <w:sz w:val="20"/>
               </w:rPr>
-              <w:t>❌ user_id 参数失效</w:t>
+              <w:t>🟢 仅看自己</w:t>
             </w:r>
           </w:p>
         </w:tc>
@@ -5328,8 +4580,7 @@
       <w:tr>
         <w:tc>
           <w:tcPr>
-            <w:tcW w:type="dxa" w:w="2268"/>
-            <w:shd w:fill="F0F4FF"/>
+            <w:tcW w:type="dxa" w:w="2880"/>
           </w:tcPr>
           <w:p>
             <w:pPr>
@@ -5338,17 +4589,15 @@
             <w:r/>
             <w:r>
               <w:rPr>
-                <w:rFonts w:ascii="微软雅黑" w:hAnsi="微软雅黑" w:eastAsia="微软雅黑"/>
-                <w:sz w:val="19"/>
+                <w:sz w:val="20"/>
               </w:rPr>
-              <w:t>表单参数篡改</w:t>
+              <w:t>改表单 user_id 给他人扣款</w:t>
             </w:r>
           </w:p>
         </w:tc>
         <w:tc>
           <w:tcPr>
-            <w:tcW w:type="dxa" w:w="2268"/>
-            <w:shd w:fill="F0F4FF"/>
+            <w:tcW w:type="dxa" w:w="2880"/>
           </w:tcPr>
           <w:p>
             <w:pPr>
@@ -5357,17 +4606,15 @@
             <w:r/>
             <w:r>
               <w:rPr>
-                <w:rFonts w:ascii="微软雅黑" w:hAnsi="微软雅黑" w:eastAsia="微软雅黑"/>
-                <w:sz w:val="19"/>
+                <w:sz w:val="20"/>
               </w:rPr>
-              <w:t>✅ 拦截改 user_id + amount</w:t>
+              <w:t>🔴 操作他人账户</w:t>
             </w:r>
           </w:p>
         </w:tc>
         <w:tc>
           <w:tcPr>
-            <w:tcW w:type="dxa" w:w="2268"/>
-            <w:shd w:fill="F0F4FF"/>
+            <w:tcW w:type="dxa" w:w="2880"/>
           </w:tcPr>
           <w:p>
             <w:pPr>
@@ -5376,10 +4623,9 @@
             <w:r/>
             <w:r>
               <w:rPr>
-                <w:rFonts w:ascii="微软雅黑" w:hAnsi="微软雅黑" w:eastAsia="微软雅黑"/>
-                <w:sz w:val="19"/>
+                <w:sz w:val="20"/>
               </w:rPr>
-              <w:t>❌ 仅操作当前用户</w:t>
+              <w:t>🟢 仅操作自己</w:t>
             </w:r>
           </w:p>
         </w:tc>
@@ -5387,7 +4633,7 @@
       <w:tr>
         <w:tc>
           <w:tcPr>
-            <w:tcW w:type="dxa" w:w="2268"/>
+            <w:tcW w:type="dxa" w:w="2880"/>
           </w:tcPr>
           <w:p>
             <w:pPr>
@@ -5396,16 +4642,15 @@
             <w:r/>
             <w:r>
               <w:rPr>
-                <w:rFonts w:ascii="微软雅黑" w:hAnsi="微软雅黑" w:eastAsia="微软雅黑"/>
-                <w:sz w:val="19"/>
+                <w:sz w:val="20"/>
               </w:rPr>
-              <w:t>充负数扣款</w:t>
+              <w:t>填负数扣钱</w:t>
             </w:r>
           </w:p>
         </w:tc>
         <w:tc>
           <w:tcPr>
-            <w:tcW w:type="dxa" w:w="2268"/>
+            <w:tcW w:type="dxa" w:w="2880"/>
           </w:tcPr>
           <w:p>
             <w:pPr>
@@ -5414,16 +4659,15 @@
             <w:r/>
             <w:r>
               <w:rPr>
-                <w:rFonts w:ascii="微软雅黑" w:hAnsi="微软雅黑" w:eastAsia="微软雅黑"/>
-                <w:sz w:val="19"/>
+                <w:sz w:val="20"/>
               </w:rPr>
-              <w:t>✅ -99999 直接扣光</w:t>
+              <w:t>🔴 余额被扣为负</w:t>
             </w:r>
           </w:p>
         </w:tc>
         <w:tc>
           <w:tcPr>
-            <w:tcW w:type="dxa" w:w="2268"/>
+            <w:tcW w:type="dxa" w:w="2880"/>
           </w:tcPr>
           <w:p>
             <w:pPr>
@@ -5432,10 +4676,9 @@
             <w:r/>
             <w:r>
               <w:rPr>
-                <w:rFonts w:ascii="微软雅黑" w:hAnsi="微软雅黑" w:eastAsia="微软雅黑"/>
-                <w:sz w:val="19"/>
+                <w:sz w:val="20"/>
               </w:rPr>
-              <w:t>❌ 正数校验拦截</w:t>
+              <w:t>🟢 校验拦截</w:t>
             </w:r>
           </w:p>
         </w:tc>
@@ -5443,8 +4686,7 @@
       <w:tr>
         <w:tc>
           <w:tcPr>
-            <w:tcW w:type="dxa" w:w="2268"/>
-            <w:shd w:fill="F0F4FF"/>
+            <w:tcW w:type="dxa" w:w="2880"/>
           </w:tcPr>
           <w:p>
             <w:pPr>
@@ -5453,17 +4695,15 @@
             <w:r/>
             <w:r>
               <w:rPr>
-                <w:rFonts w:ascii="微软雅黑" w:hAnsi="微软雅黑" w:eastAsia="微软雅黑"/>
-                <w:sz w:val="19"/>
+                <w:sz w:val="20"/>
               </w:rPr>
-              <w:t>批量刷单</w:t>
+              <w:t>个人中心查看手机号</w:t>
             </w:r>
           </w:p>
         </w:tc>
         <w:tc>
           <w:tcPr>
-            <w:tcW w:type="dxa" w:w="2268"/>
-            <w:shd w:fill="F0F4FF"/>
+            <w:tcW w:type="dxa" w:w="2880"/>
           </w:tcPr>
           <w:p>
             <w:pPr>
@@ -5472,17 +4712,15 @@
             <w:r/>
             <w:r>
               <w:rPr>
-                <w:rFonts w:ascii="微软雅黑" w:hAnsi="微软雅黑" w:eastAsia="微软雅黑"/>
-                <w:sz w:val="19"/>
+                <w:sz w:val="20"/>
               </w:rPr>
-              <w:t>✅ 无限次充值</w:t>
+              <w:t>🔴 完整号码暴露</w:t>
             </w:r>
           </w:p>
         </w:tc>
         <w:tc>
           <w:tcPr>
-            <w:tcW w:type="dxa" w:w="2268"/>
-            <w:shd w:fill="F0F4FF"/>
+            <w:tcW w:type="dxa" w:w="2880"/>
           </w:tcPr>
           <w:p>
             <w:pPr>
@@ -5491,10 +4729,9 @@
             <w:r/>
             <w:r>
               <w:rPr>
-                <w:rFonts w:ascii="微软雅黑" w:hAnsi="微软雅黑" w:eastAsia="微软雅黑"/>
-                <w:sz w:val="19"/>
+                <w:sz w:val="20"/>
               </w:rPr>
-              <w:t>❌ 需后续补充频率限制</w:t>
+              <w:t>🟢 脱敏展示</w:t>
             </w:r>
           </w:p>
         </w:tc>
@@ -5510,7 +4747,7 @@
         <w:pStyle w:val="Heading1"/>
       </w:pPr>
       <w:r>
-        <w:t>六、总结与优化建议</w:t>
+        <w:t>六、总结与建议</w:t>
       </w:r>
     </w:p>
     <w:p>
@@ -5518,12 +4755,12 @@
         <w:pStyle w:val="Heading2"/>
       </w:pPr>
       <w:r>
-        <w:t>6.1  修复成果</w:t>
+        <w:t>6.1 修复成果</w:t>
       </w:r>
     </w:p>
     <w:p>
       <w:r>
-        <w:t>本次专项审计共计发现并修复 4 项权限控制相关漏洞，其中高危 3 项、中危 1 项。经 Burp Suite 渗透复测，全部漏洞已确认修复，系统权限控制达到安全基线要求。</w:t>
+        <w:t>本次越权安全专项审计共发现 4 项漏洞（高危 3 项、中危 1 项），已全部完成修复。经 Burp Suite 验证，所有越权攻击均被有效拦截，系统权限控制目前已处于安全状态。</w:t>
       </w:r>
     </w:p>
     <w:p>
@@ -5531,7 +4768,7 @@
         <w:pStyle w:val="Heading2"/>
       </w:pPr>
       <w:r>
-        <w:t>6.2  根本原因总结</w:t>
+        <w:t>6.2 根本原因分析</w:t>
       </w:r>
     </w:p>
     <w:tbl>
@@ -5542,15 +4779,15 @@
         <w:tblLook w:firstColumn="1" w:firstRow="1" w:lastColumn="0" w:lastRow="0" w:noHBand="0" w:noVBand="1" w:val="04A0"/>
       </w:tblPr>
       <w:tblGrid>
-        <w:gridCol w:w="2882"/>
-        <w:gridCol w:w="2882"/>
-        <w:gridCol w:w="2882"/>
+        <w:gridCol w:w="2880"/>
+        <w:gridCol w:w="2880"/>
+        <w:gridCol w:w="2880"/>
       </w:tblGrid>
       <w:tr>
         <w:tc>
           <w:tcPr>
-            <w:tcW w:type="dxa" w:w="2268"/>
-            <w:shd w:fill="1a1a2e"/>
+            <w:tcW w:type="dxa" w:w="2880"/>
+            <w:shd w:fill="D9E2F3"/>
           </w:tcPr>
           <w:p>
             <w:pPr>
@@ -5559,19 +4796,17 @@
             <w:r/>
             <w:r>
               <w:rPr>
-                <w:rFonts w:ascii="微软雅黑" w:hAnsi="微软雅黑" w:eastAsia="微软雅黑"/>
                 <w:b/>
-                <w:color w:val="FFFFFF"/>
                 <w:sz w:val="20"/>
               </w:rPr>
-              <w:t>根因类别</w:t>
+              <w:t>问题根源</w:t>
             </w:r>
           </w:p>
         </w:tc>
         <w:tc>
           <w:tcPr>
-            <w:tcW w:type="dxa" w:w="2268"/>
-            <w:shd w:fill="1a1a2e"/>
+            <w:tcW w:type="dxa" w:w="2880"/>
+            <w:shd w:fill="D9E2F3"/>
           </w:tcPr>
           <w:p>
             <w:pPr>
@@ -5580,19 +4815,17 @@
             <w:r/>
             <w:r>
               <w:rPr>
-                <w:rFonts w:ascii="微软雅黑" w:hAnsi="微软雅黑" w:eastAsia="微软雅黑"/>
                 <w:b/>
-                <w:color w:val="FFFFFF"/>
                 <w:sz w:val="20"/>
               </w:rPr>
-              <w:t>具体问题</w:t>
+              <w:t>说明</w:t>
             </w:r>
           </w:p>
         </w:tc>
         <w:tc>
           <w:tcPr>
-            <w:tcW w:type="dxa" w:w="2268"/>
-            <w:shd w:fill="1a1a2e"/>
+            <w:tcW w:type="dxa" w:w="2880"/>
+            <w:shd w:fill="D9E2F3"/>
           </w:tcPr>
           <w:p>
             <w:pPr>
@@ -5601,9 +4834,7 @@
             <w:r/>
             <w:r>
               <w:rPr>
-                <w:rFonts w:ascii="微软雅黑" w:hAnsi="微软雅黑" w:eastAsia="微软雅黑"/>
                 <w:b/>
-                <w:color w:val="FFFFFF"/>
                 <w:sz w:val="20"/>
               </w:rPr>
               <w:t>涉及漏洞</w:t>
@@ -5614,7 +4845,7 @@
       <w:tr>
         <w:tc>
           <w:tcPr>
-            <w:tcW w:type="dxa" w:w="2268"/>
+            <w:tcW w:type="dxa" w:w="2880"/>
           </w:tcPr>
           <w:p>
             <w:pPr>
@@ -5623,8 +4854,7 @@
             <w:r/>
             <w:r>
               <w:rPr>
-                <w:rFonts w:ascii="微软雅黑" w:hAnsi="微软雅黑" w:eastAsia="微软雅黑"/>
-                <w:sz w:val="19"/>
+                <w:sz w:val="20"/>
               </w:rPr>
               <w:t>服务端过度信任客户端</w:t>
             </w:r>
@@ -5632,7 +4862,7 @@
         </w:tc>
         <w:tc>
           <w:tcPr>
-            <w:tcW w:type="dxa" w:w="2268"/>
+            <w:tcW w:type="dxa" w:w="2880"/>
           </w:tcPr>
           <w:p>
             <w:pPr>
@@ -5641,8 +4871,7 @@
             <w:r/>
             <w:r>
               <w:rPr>
-                <w:rFonts w:ascii="微软雅黑" w:hAnsi="微软雅黑" w:eastAsia="微软雅黑"/>
-                <w:sz w:val="19"/>
+                <w:sz w:val="20"/>
               </w:rPr>
               <w:t>user_id 完全由 URL/表单参数决定</w:t>
             </w:r>
@@ -5650,7 +4879,7 @@
         </w:tc>
         <w:tc>
           <w:tcPr>
-            <w:tcW w:type="dxa" w:w="2268"/>
+            <w:tcW w:type="dxa" w:w="2880"/>
           </w:tcPr>
           <w:p>
             <w:pPr>
@@ -5659,8 +4888,7 @@
             <w:r/>
             <w:r>
               <w:rPr>
-                <w:rFonts w:ascii="微软雅黑" w:hAnsi="微软雅黑" w:eastAsia="微软雅黑"/>
-                <w:sz w:val="19"/>
+                <w:sz w:val="20"/>
               </w:rPr>
               <w:t>PRIV-01, PRIV-02</w:t>
             </w:r>
@@ -5670,8 +4898,7 @@
       <w:tr>
         <w:tc>
           <w:tcPr>
-            <w:tcW w:type="dxa" w:w="2268"/>
-            <w:shd w:fill="F0F4FF"/>
+            <w:tcW w:type="dxa" w:w="2880"/>
           </w:tcPr>
           <w:p>
             <w:pPr>
@@ -5680,8 +4907,7 @@
             <w:r/>
             <w:r>
               <w:rPr>
-                <w:rFonts w:ascii="微软雅黑" w:hAnsi="微软雅黑" w:eastAsia="微软雅黑"/>
-                <w:sz w:val="19"/>
+                <w:sz w:val="20"/>
               </w:rPr>
               <w:t>输入校验缺失</w:t>
             </w:r>
@@ -5689,8 +4915,7 @@
         </w:tc>
         <w:tc>
           <w:tcPr>
-            <w:tcW w:type="dxa" w:w="2268"/>
-            <w:shd w:fill="F0F4FF"/>
+            <w:tcW w:type="dxa" w:w="2880"/>
           </w:tcPr>
           <w:p>
             <w:pPr>
@@ -5699,8 +4924,7 @@
             <w:r/>
             <w:r>
               <w:rPr>
-                <w:rFonts w:ascii="微软雅黑" w:hAnsi="微软雅黑" w:eastAsia="微软雅黑"/>
-                <w:sz w:val="19"/>
+                <w:sz w:val="20"/>
               </w:rPr>
               <w:t>amount 未做业务逻辑约束</w:t>
             </w:r>
@@ -5708,8 +4932,7 @@
         </w:tc>
         <w:tc>
           <w:tcPr>
-            <w:tcW w:type="dxa" w:w="2268"/>
-            <w:shd w:fill="F0F4FF"/>
+            <w:tcW w:type="dxa" w:w="2880"/>
           </w:tcPr>
           <w:p>
             <w:pPr>
@@ -5718,8 +4941,7 @@
             <w:r/>
             <w:r>
               <w:rPr>
-                <w:rFonts w:ascii="微软雅黑" w:hAnsi="微软雅黑" w:eastAsia="微软雅黑"/>
-                <w:sz w:val="19"/>
+                <w:sz w:val="20"/>
               </w:rPr>
               <w:t>PRIV-03</w:t>
             </w:r>
@@ -5729,7 +4951,7 @@
       <w:tr>
         <w:tc>
           <w:tcPr>
-            <w:tcW w:type="dxa" w:w="2268"/>
+            <w:tcW w:type="dxa" w:w="2880"/>
           </w:tcPr>
           <w:p>
             <w:pPr>
@@ -5738,8 +4960,7 @@
             <w:r/>
             <w:r>
               <w:rPr>
-                <w:rFonts w:ascii="微软雅黑" w:hAnsi="微软雅黑" w:eastAsia="微软雅黑"/>
-                <w:sz w:val="19"/>
+                <w:sz w:val="20"/>
               </w:rPr>
               <w:t>安全编码标准不统一</w:t>
             </w:r>
@@ -5747,7 +4968,7 @@
         </w:tc>
         <w:tc>
           <w:tcPr>
-            <w:tcW w:type="dxa" w:w="2268"/>
+            <w:tcW w:type="dxa" w:w="2880"/>
           </w:tcPr>
           <w:p>
             <w:pPr>
@@ -5756,8 +4977,7 @@
             <w:r/>
             <w:r>
               <w:rPr>
-                <w:rFonts w:ascii="微软雅黑" w:hAnsi="微软雅黑" w:eastAsia="微软雅黑"/>
-                <w:sz w:val="19"/>
+                <w:sz w:val="20"/>
               </w:rPr>
               <w:t>首页有脱敏，个人中心没有</w:t>
             </w:r>
@@ -5765,7 +4985,7 @@
         </w:tc>
         <w:tc>
           <w:tcPr>
-            <w:tcW w:type="dxa" w:w="2268"/>
+            <w:tcW w:type="dxa" w:w="2880"/>
           </w:tcPr>
           <w:p>
             <w:pPr>
@@ -5774,8 +4994,7 @@
             <w:r/>
             <w:r>
               <w:rPr>
-                <w:rFonts w:ascii="微软雅黑" w:hAnsi="微软雅黑" w:eastAsia="微软雅黑"/>
-                <w:sz w:val="19"/>
+                <w:sz w:val="20"/>
               </w:rPr>
               <w:t>PRIV-04</w:t>
             </w:r>
@@ -5789,136 +5008,72 @@
         <w:pStyle w:val="Heading2"/>
       </w:pPr>
       <w:r>
-        <w:t>6.3  优化建议</w:t>
+        <w:t>6.3 安全编码建议</w:t>
       </w:r>
     </w:p>
     <w:p>
       <w:r>
-        <w:t>基于本次审计发现，提出以下优化建议，按实施优先级排列：</w:t>
+        <w:t>在开发涉及用户数据访问和资金操作的接口时，请务必遵循以下原则：</w:t>
       </w:r>
     </w:p>
-    <w:p/>
     <w:p>
       <w:r>
         <w:rPr>
           <w:b/>
-          <w:color w:val="E74C3C"/>
         </w:rPr>
-        <w:t>🔴 优先级 P0（建议 1 周内完成）</w:t>
+        <w:t>1. 永远不要信任前端传来的用户标识</w:t>
       </w:r>
     </w:p>
     <w:p>
-      <w:pPr>
-        <w:pStyle w:val="ListBullet"/>
-        <w:spacing w:before="40" w:after="40"/>
-        <w:ind w:left="567"/>
-      </w:pPr>
       <w:r>
-        <w:t>增加操作日志审计：记录每次充值操作的 时间戳、操作用户、操作 IP、充值金额、充值前后余额，便于事后追溯与异常检测。</w:t>
+        <w:t>user_id 等身份标识必须从服务端 session 获取，不能来自 URL 参数或表单隐藏字段。</w:t>
       </w:r>
     </w:p>
-    <w:p>
-      <w:pPr>
-        <w:pStyle w:val="ListBullet"/>
-        <w:spacing w:before="40" w:after="40"/>
-        <w:ind w:left="567"/>
-      </w:pPr>
-      <w:r>
-        <w:t>全量接口权限巡检：对系统中所有路由进行逐一审查，确保每个接口都具备服务端权限校验逻辑。</w:t>
-      </w:r>
-    </w:p>
-    <w:p/>
     <w:p>
       <w:r>
         <w:rPr>
           <w:b/>
-          <w:color w:val="F39C12"/>
         </w:rPr>
-        <w:t>🟡 优先级 P1（建议 1 个月内完成）</w:t>
+        <w:t>2. 每个接口都要做权限校验</w:t>
       </w:r>
     </w:p>
     <w:p>
-      <w:pPr>
-        <w:pStyle w:val="ListBullet"/>
-        <w:spacing w:before="40" w:after="40"/>
-        <w:ind w:left="567"/>
-      </w:pPr>
       <w:r>
-        <w:t>限制单次充值上限：根据业务场景设定合理上限（如 ¥10,000/次），防止异常大额操作。</w:t>
+        <w:t>每次操作前校验"当前用户是否有权执行此操作"，不能依赖前端做权限控制。</w:t>
       </w:r>
     </w:p>
-    <w:p>
-      <w:pPr>
-        <w:pStyle w:val="ListBullet"/>
-        <w:spacing w:before="40" w:after="40"/>
-        <w:ind w:left="567"/>
-      </w:pPr>
-      <w:r>
-        <w:t>增加充值频率限制：限制单用户每分钟充值次数（如 ≤ 5 次/分钟），防止自动化刷单攻击。</w:t>
-      </w:r>
-    </w:p>
-    <w:p>
-      <w:pPr>
-        <w:pStyle w:val="ListBullet"/>
-        <w:spacing w:before="40" w:after="40"/>
-        <w:ind w:left="567"/>
-      </w:pPr>
-      <w:r>
-        <w:t>引入余额上限校验：确保账户余额不超过合理范围，防止数据溢出或异常增长。</w:t>
-      </w:r>
-    </w:p>
-    <w:p/>
     <w:p>
       <w:r>
         <w:rPr>
           <w:b/>
-          <w:color w:val="27AE60"/>
         </w:rPr>
-        <w:t>🟢 优先级 P2（建议下一个迭代纳入）</w:t>
+        <w:t>3. 敏感数据统一脱敏</w:t>
       </w:r>
     </w:p>
     <w:p>
-      <w:pPr>
-        <w:pStyle w:val="ListBullet"/>
-        <w:spacing w:before="40" w:after="40"/>
-        <w:ind w:left="567"/>
-      </w:pPr>
       <w:r>
-        <w:t>统一数据脱敏层：定义全局脱敏工具函数，所有用户数据展示页面统一调用，消除安全标准不一致问题。</w:t>
+        <w:t>所有展示用户信息的页面使用同一套脱敏逻辑，避免安全标准不一致。</w:t>
       </w:r>
     </w:p>
     <w:p>
-      <w:pPr>
-        <w:pStyle w:val="ListBullet"/>
-        <w:spacing w:before="40" w:after="40"/>
-        <w:ind w:left="567"/>
-      </w:pPr>
       <w:r>
-        <w:t>强化会话管理：增加会话超时自动退出机制，定期轮换 CSRF Token，降低会话劫持风险。</w:t>
+        <w:rPr>
+          <w:b/>
+        </w:rPr>
+        <w:t>4. 金额操作严格校验</w:t>
       </w:r>
     </w:p>
     <w:p>
-      <w:pPr>
-        <w:pStyle w:val="ListBullet"/>
-        <w:spacing w:before="40" w:after="40"/>
-        <w:ind w:left="567"/>
-      </w:pPr>
       <w:r>
-        <w:t>实施最小权限原则：区分普通用户与管理员的数据访问权限，管理功能加装独立的权限校验装饰器。</w:t>
+        <w:t>涉及金额的操作必须校验正负、上限，并在服务端记录操作日志。</w:t>
       </w:r>
     </w:p>
-    <w:p/>
     <w:p>
       <w:pPr>
         <w:pStyle w:val="Heading2"/>
       </w:pPr>
       <w:r>
-        <w:t>6.4  权限控制安全开发规范</w:t>
-      </w:r>
-    </w:p>
-    <w:p>
-      <w:r>
-        <w:t>以下规范适用于所有涉及用户数据访问与操作的接口开发：</w:t>
+        <w:t>6.4 后续优化建议</w:t>
       </w:r>
     </w:p>
     <w:tbl>
@@ -5929,15 +5084,15 @@
         <w:tblLook w:firstColumn="1" w:firstRow="1" w:lastColumn="0" w:lastRow="0" w:noHBand="0" w:noVBand="1" w:val="04A0"/>
       </w:tblPr>
       <w:tblGrid>
-        <w:gridCol w:w="2882"/>
-        <w:gridCol w:w="2882"/>
-        <w:gridCol w:w="2882"/>
+        <w:gridCol w:w="2880"/>
+        <w:gridCol w:w="2880"/>
+        <w:gridCol w:w="2880"/>
       </w:tblGrid>
       <w:tr>
         <w:tc>
           <w:tcPr>
-            <w:tcW w:type="dxa" w:w="2268"/>
-            <w:shd w:fill="4A6CF7"/>
+            <w:tcW w:type="dxa" w:w="2880"/>
+            <w:shd w:fill="D9E2F3"/>
           </w:tcPr>
           <w:p>
             <w:pPr>
@@ -5946,19 +5101,17 @@
             <w:r/>
             <w:r>
               <w:rPr>
-                <w:rFonts w:ascii="微软雅黑" w:hAnsi="微软雅黑" w:eastAsia="微软雅黑"/>
                 <w:b/>
-                <w:color w:val="FFFFFF"/>
                 <w:sz w:val="20"/>
               </w:rPr>
-              <w:t>规范</w:t>
+              <w:t>优先级</w:t>
             </w:r>
           </w:p>
         </w:tc>
         <w:tc>
           <w:tcPr>
-            <w:tcW w:type="dxa" w:w="2268"/>
-            <w:shd w:fill="4A6CF7"/>
+            <w:tcW w:type="dxa" w:w="2880"/>
+            <w:shd w:fill="D9E2F3"/>
           </w:tcPr>
           <w:p>
             <w:pPr>
@@ -5967,19 +5120,17 @@
             <w:r/>
             <w:r>
               <w:rPr>
-                <w:rFonts w:ascii="微软雅黑" w:hAnsi="微软雅黑" w:eastAsia="微软雅黑"/>
                 <w:b/>
-                <w:color w:val="FFFFFF"/>
                 <w:sz w:val="20"/>
               </w:rPr>
-              <w:t>说明</w:t>
+              <w:t>建议项</w:t>
             </w:r>
           </w:p>
         </w:tc>
         <w:tc>
           <w:tcPr>
-            <w:tcW w:type="dxa" w:w="2268"/>
-            <w:shd w:fill="4A6CF7"/>
+            <w:tcW w:type="dxa" w:w="2880"/>
+            <w:shd w:fill="D9E2F3"/>
           </w:tcPr>
           <w:p>
             <w:pPr>
@@ -5988,12 +5139,10 @@
             <w:r/>
             <w:r>
               <w:rPr>
-                <w:rFonts w:ascii="微软雅黑" w:hAnsi="微软雅黑" w:eastAsia="微软雅黑"/>
                 <w:b/>
-                <w:color w:val="FFFFFF"/>
                 <w:sz w:val="20"/>
               </w:rPr>
-              <w:t>示例</w:t>
+              <w:t>说明</w:t>
             </w:r>
           </w:p>
         </w:tc>
@@ -6001,7 +5150,7 @@
       <w:tr>
         <w:tc>
           <w:tcPr>
-            <w:tcW w:type="dxa" w:w="2268"/>
+            <w:tcW w:type="dxa" w:w="2880"/>
           </w:tcPr>
           <w:p>
             <w:pPr>
@@ -6010,16 +5159,15 @@
             <w:r/>
             <w:r>
               <w:rPr>
-                <w:rFonts w:ascii="微软雅黑" w:hAnsi="微软雅黑" w:eastAsia="微软雅黑"/>
-                <w:sz w:val="19"/>
+                <w:sz w:val="20"/>
               </w:rPr>
-              <w:t>① 身份从服务端获取</w:t>
+              <w:t>🟡 中</w:t>
             </w:r>
           </w:p>
         </w:tc>
         <w:tc>
           <w:tcPr>
-            <w:tcW w:type="dxa" w:w="2268"/>
+            <w:tcW w:type="dxa" w:w="2880"/>
           </w:tcPr>
           <w:p>
             <w:pPr>
@@ -6028,16 +5176,15 @@
             <w:r/>
             <w:r>
               <w:rPr>
-                <w:rFonts w:ascii="微软雅黑" w:hAnsi="微软雅黑" w:eastAsia="微软雅黑"/>
-                <w:sz w:val="19"/>
+                <w:sz w:val="20"/>
               </w:rPr>
-              <w:t>用户标识不从 URL/表单获取，从 session 或 JWT 解析</w:t>
+              <w:t>操作日志审计</w:t>
             </w:r>
           </w:p>
         </w:tc>
         <w:tc>
           <w:tcPr>
-            <w:tcW w:type="dxa" w:w="2268"/>
+            <w:tcW w:type="dxa" w:w="2880"/>
           </w:tcPr>
           <w:p>
             <w:pPr>
@@ -6046,10 +5193,9 @@
             <w:r/>
             <w:r>
               <w:rPr>
-                <w:rFonts w:ascii="微软雅黑" w:hAnsi="微软雅黑" w:eastAsia="微软雅黑"/>
-                <w:sz w:val="19"/>
+                <w:sz w:val="20"/>
               </w:rPr>
-              <w:t>session["username"]</w:t>
+              <w:t>记录每次充值的时间、用户、IP、金额，便于追溯</w:t>
             </w:r>
           </w:p>
         </w:tc>
@@ -6057,8 +5203,7 @@
       <w:tr>
         <w:tc>
           <w:tcPr>
-            <w:tcW w:type="dxa" w:w="2268"/>
-            <w:shd w:fill="F0F4FF"/>
+            <w:tcW w:type="dxa" w:w="2880"/>
           </w:tcPr>
           <w:p>
             <w:pPr>
@@ -6067,17 +5212,15 @@
             <w:r/>
             <w:r>
               <w:rPr>
-                <w:rFonts w:ascii="微软雅黑" w:hAnsi="微软雅黑" w:eastAsia="微软雅黑"/>
-                <w:sz w:val="19"/>
+                <w:sz w:val="20"/>
               </w:rPr>
-              <w:t>② 操作前校验权限</w:t>
+              <w:t>🟡 中</w:t>
             </w:r>
           </w:p>
         </w:tc>
         <w:tc>
           <w:tcPr>
-            <w:tcW w:type="dxa" w:w="2268"/>
-            <w:shd w:fill="F0F4FF"/>
+            <w:tcW w:type="dxa" w:w="2880"/>
           </w:tcPr>
           <w:p>
             <w:pPr>
@@ -6086,17 +5229,15 @@
             <w:r/>
             <w:r>
               <w:rPr>
-                <w:rFonts w:ascii="微软雅黑" w:hAnsi="微软雅黑" w:eastAsia="微软雅黑"/>
-                <w:sz w:val="19"/>
+                <w:sz w:val="20"/>
               </w:rPr>
-              <w:t>每个写操作前校验"当前用户是否有权执行"</w:t>
+              <w:t>单次充值上限</w:t>
             </w:r>
           </w:p>
         </w:tc>
         <w:tc>
           <w:tcPr>
-            <w:tcW w:type="dxa" w:w="2268"/>
-            <w:shd w:fill="F0F4FF"/>
+            <w:tcW w:type="dxa" w:w="2880"/>
           </w:tcPr>
           <w:p>
             <w:pPr>
@@ -6105,10 +5246,9 @@
             <w:r/>
             <w:r>
               <w:rPr>
-                <w:rFonts w:ascii="微软雅黑" w:hAnsi="微软雅黑" w:eastAsia="微软雅黑"/>
-                <w:sz w:val="19"/>
+                <w:sz w:val="20"/>
               </w:rPr>
-              <w:t>if owner != current_user: abort(403)</w:t>
+              <w:t>限制单次充值最大金额（如 ≤ ¥10,000）</w:t>
             </w:r>
           </w:p>
         </w:tc>
@@ -6116,7 +5256,7 @@
       <w:tr>
         <w:tc>
           <w:tcPr>
-            <w:tcW w:type="dxa" w:w="2268"/>
+            <w:tcW w:type="dxa" w:w="2880"/>
           </w:tcPr>
           <w:p>
             <w:pPr>
@@ -6125,16 +5265,15 @@
             <w:r/>
             <w:r>
               <w:rPr>
-                <w:rFonts w:ascii="微软雅黑" w:hAnsi="微软雅黑" w:eastAsia="微软雅黑"/>
-                <w:sz w:val="19"/>
+                <w:sz w:val="20"/>
               </w:rPr>
-              <w:t>③ 参数必须业务校验</w:t>
+              <w:t>🟡 中</w:t>
             </w:r>
           </w:p>
         </w:tc>
         <w:tc>
           <w:tcPr>
-            <w:tcW w:type="dxa" w:w="2268"/>
+            <w:tcW w:type="dxa" w:w="2880"/>
           </w:tcPr>
           <w:p>
             <w:pPr>
@@ -6143,16 +5282,15 @@
             <w:r/>
             <w:r>
               <w:rPr>
-                <w:rFonts w:ascii="微软雅黑" w:hAnsi="微软雅黑" w:eastAsia="微软雅黑"/>
-                <w:sz w:val="19"/>
+                <w:sz w:val="20"/>
               </w:rPr>
-              <w:t>金额、数量等业务参数做正负、范围、格式校验</w:t>
+              <w:t>充值频率限制</w:t>
             </w:r>
           </w:p>
         </w:tc>
         <w:tc>
           <w:tcPr>
-            <w:tcW w:type="dxa" w:w="2268"/>
+            <w:tcW w:type="dxa" w:w="2880"/>
           </w:tcPr>
           <w:p>
             <w:pPr>
@@ -6161,10 +5299,9 @@
             <w:r/>
             <w:r>
               <w:rPr>
-                <w:rFonts w:ascii="微软雅黑" w:hAnsi="微软雅黑" w:eastAsia="微软雅黑"/>
-                <w:sz w:val="19"/>
+                <w:sz w:val="20"/>
               </w:rPr>
-              <w:t>amount = validate_amount(amount)</w:t>
+              <w:t>限制每分钟充值次数，防止批量刷单</w:t>
             </w:r>
           </w:p>
         </w:tc>
@@ -6172,8 +5309,7 @@
       <w:tr>
         <w:tc>
           <w:tcPr>
-            <w:tcW w:type="dxa" w:w="2268"/>
-            <w:shd w:fill="F0F4FF"/>
+            <w:tcW w:type="dxa" w:w="2880"/>
           </w:tcPr>
           <w:p>
             <w:pPr>
@@ -6182,17 +5318,15 @@
             <w:r/>
             <w:r>
               <w:rPr>
-                <w:rFonts w:ascii="微软雅黑" w:hAnsi="微软雅黑" w:eastAsia="微软雅黑"/>
-                <w:sz w:val="19"/>
+                <w:sz w:val="20"/>
               </w:rPr>
-              <w:t>④ 敏感数据脱敏输出</w:t>
+              <w:t>🟢 低</w:t>
             </w:r>
           </w:p>
         </w:tc>
         <w:tc>
           <w:tcPr>
-            <w:tcW w:type="dxa" w:w="2268"/>
-            <w:shd w:fill="F0F4FF"/>
+            <w:tcW w:type="dxa" w:w="2880"/>
           </w:tcPr>
           <w:p>
             <w:pPr>
@@ -6201,17 +5335,15 @@
             <w:r/>
             <w:r>
               <w:rPr>
-                <w:rFonts w:ascii="微软雅黑" w:hAnsi="微软雅黑" w:eastAsia="微软雅黑"/>
-                <w:sz w:val="19"/>
+                <w:sz w:val="20"/>
               </w:rPr>
-              <w:t>手机号/邮箱/身份证等做脱敏后才能传递给模板</w:t>
+              <w:t>上传目录防执行</w:t>
             </w:r>
           </w:p>
         </w:tc>
         <w:tc>
           <w:tcPr>
-            <w:tcW w:type="dxa" w:w="2268"/>
-            <w:shd w:fill="F0F4FF"/>
+            <w:tcW w:type="dxa" w:w="2880"/>
           </w:tcPr>
           <w:p>
             <w:pPr>
@@ -6220,407 +5352,14 @@
             <w:r/>
             <w:r>
               <w:rPr>
-                <w:rFonts w:ascii="微软雅黑" w:hAnsi="微软雅黑" w:eastAsia="微软雅黑"/>
-                <w:sz w:val="19"/>
+                <w:sz w:val="20"/>
               </w:rPr>
-              <w:t>phone[:3]+"****"+phone[-4:]</w:t>
-            </w:r>
-          </w:p>
-        </w:tc>
-      </w:tr>
-      <w:tr>
-        <w:tc>
-          <w:tcPr>
-            <w:tcW w:type="dxa" w:w="2268"/>
-          </w:tcPr>
-          <w:p>
-            <w:pPr>
-              <w:jc w:val="center"/>
-            </w:pPr>
-            <w:r/>
-            <w:r>
-              <w:rPr>
-                <w:rFonts w:ascii="微软雅黑" w:hAnsi="微软雅黑" w:eastAsia="微软雅黑"/>
-                <w:sz w:val="19"/>
-              </w:rPr>
-              <w:t>⑤ 操作日志留痕</w:t>
-            </w:r>
-          </w:p>
-        </w:tc>
-        <w:tc>
-          <w:tcPr>
-            <w:tcW w:type="dxa" w:w="2268"/>
-          </w:tcPr>
-          <w:p>
-            <w:pPr>
-              <w:jc w:val="center"/>
-            </w:pPr>
-            <w:r/>
-            <w:r>
-              <w:rPr>
-                <w:rFonts w:ascii="微软雅黑" w:hAnsi="微软雅黑" w:eastAsia="微软雅黑"/>
-                <w:sz w:val="19"/>
-              </w:rPr>
-              <w:t>所有涉及数据变更的操作记录日志</w:t>
-            </w:r>
-          </w:p>
-        </w:tc>
-        <w:tc>
-          <w:tcPr>
-            <w:tcW w:type="dxa" w:w="2268"/>
-          </w:tcPr>
-          <w:p>
-            <w:pPr>
-              <w:jc w:val="center"/>
-            </w:pPr>
-            <w:r/>
-            <w:r>
-              <w:rPr>
-                <w:rFonts w:ascii="微软雅黑" w:hAnsi="微软雅黑" w:eastAsia="微软雅黑"/>
-                <w:sz w:val="19"/>
-              </w:rPr>
-              <w:t>logger.info(f"{user} recharge {amount}")</w:t>
+              <w:t>在 uploads 目录放置 .htaccess 禁止执行脚本</w:t>
             </w:r>
           </w:p>
         </w:tc>
       </w:tr>
     </w:tbl>
-    <w:p/>
-    <w:p>
-      <w:pPr>
-        <w:pStyle w:val="Heading2"/>
-      </w:pPr>
-      <w:r>
-        <w:t>6.5  安全建设路线图</w:t>
-      </w:r>
-    </w:p>
-    <w:tbl>
-      <w:tblPr>
-        <w:tblStyle w:val="TableGrid"/>
-        <w:tblW w:type="auto" w:w="0"/>
-        <w:jc w:val="center"/>
-        <w:tblLook w:firstColumn="1" w:firstRow="1" w:lastColumn="0" w:lastRow="0" w:noHBand="0" w:noVBand="1" w:val="04A0"/>
-      </w:tblPr>
-      <w:tblGrid>
-        <w:gridCol w:w="2161"/>
-        <w:gridCol w:w="2161"/>
-        <w:gridCol w:w="2161"/>
-        <w:gridCol w:w="2161"/>
-      </w:tblGrid>
-      <w:tr>
-        <w:tc>
-          <w:tcPr>
-            <w:tcW w:type="dxa" w:w="1701"/>
-            <w:shd w:fill="1a1a2e"/>
-          </w:tcPr>
-          <w:p>
-            <w:pPr>
-              <w:jc w:val="center"/>
-            </w:pPr>
-            <w:r/>
-            <w:r>
-              <w:rPr>
-                <w:rFonts w:ascii="微软雅黑" w:hAnsi="微软雅黑" w:eastAsia="微软雅黑"/>
-                <w:b/>
-                <w:color w:val="FFFFFF"/>
-                <w:sz w:val="20"/>
-              </w:rPr>
-              <w:t>时间线</w:t>
-            </w:r>
-          </w:p>
-        </w:tc>
-        <w:tc>
-          <w:tcPr>
-            <w:tcW w:type="dxa" w:w="1701"/>
-            <w:shd w:fill="1a1a2e"/>
-          </w:tcPr>
-          <w:p>
-            <w:pPr>
-              <w:jc w:val="center"/>
-            </w:pPr>
-            <w:r/>
-            <w:r>
-              <w:rPr>
-                <w:rFonts w:ascii="微软雅黑" w:hAnsi="微软雅黑" w:eastAsia="微软雅黑"/>
-                <w:b/>
-                <w:color w:val="FFFFFF"/>
-                <w:sz w:val="20"/>
-              </w:rPr>
-              <w:t>阶段</w:t>
-            </w:r>
-          </w:p>
-        </w:tc>
-        <w:tc>
-          <w:tcPr>
-            <w:tcW w:type="dxa" w:w="1701"/>
-            <w:shd w:fill="1a1a2e"/>
-          </w:tcPr>
-          <w:p>
-            <w:pPr>
-              <w:jc w:val="center"/>
-            </w:pPr>
-            <w:r/>
-            <w:r>
-              <w:rPr>
-                <w:rFonts w:ascii="微软雅黑" w:hAnsi="微软雅黑" w:eastAsia="微软雅黑"/>
-                <w:b/>
-                <w:color w:val="FFFFFF"/>
-                <w:sz w:val="20"/>
-              </w:rPr>
-              <w:t>重点任务</w:t>
-            </w:r>
-          </w:p>
-        </w:tc>
-        <w:tc>
-          <w:tcPr>
-            <w:tcW w:type="dxa" w:w="1701"/>
-            <w:shd w:fill="1a1a2e"/>
-          </w:tcPr>
-          <w:p>
-            <w:pPr>
-              <w:jc w:val="center"/>
-            </w:pPr>
-            <w:r/>
-            <w:r>
-              <w:rPr>
-                <w:rFonts w:ascii="微软雅黑" w:hAnsi="微软雅黑" w:eastAsia="微软雅黑"/>
-                <w:b/>
-                <w:color w:val="FFFFFF"/>
-                <w:sz w:val="20"/>
-              </w:rPr>
-              <w:t>预期成果</w:t>
-            </w:r>
-          </w:p>
-        </w:tc>
-      </w:tr>
-      <w:tr>
-        <w:tc>
-          <w:tcPr>
-            <w:tcW w:type="dxa" w:w="1701"/>
-          </w:tcPr>
-          <w:p>
-            <w:pPr>
-              <w:jc w:val="center"/>
-            </w:pPr>
-            <w:r/>
-            <w:r>
-              <w:rPr>
-                <w:rFonts w:ascii="微软雅黑" w:hAnsi="微软雅黑" w:eastAsia="微软雅黑"/>
-                <w:sz w:val="19"/>
-              </w:rPr>
-              <w:t>第 1 周</w:t>
-            </w:r>
-          </w:p>
-        </w:tc>
-        <w:tc>
-          <w:tcPr>
-            <w:tcW w:type="dxa" w:w="1701"/>
-          </w:tcPr>
-          <w:p>
-            <w:pPr>
-              <w:jc w:val="center"/>
-            </w:pPr>
-            <w:r/>
-            <w:r>
-              <w:rPr>
-                <w:rFonts w:ascii="微软雅黑" w:hAnsi="微软雅黑" w:eastAsia="微软雅黑"/>
-                <w:sz w:val="19"/>
-              </w:rPr>
-              <w:t>紧急修复</w:t>
-            </w:r>
-          </w:p>
-        </w:tc>
-        <w:tc>
-          <w:tcPr>
-            <w:tcW w:type="dxa" w:w="1701"/>
-          </w:tcPr>
-          <w:p>
-            <w:pPr>
-              <w:jc w:val="center"/>
-            </w:pPr>
-            <w:r/>
-            <w:r>
-              <w:rPr>
-                <w:rFonts w:ascii="微软雅黑" w:hAnsi="微软雅黑" w:eastAsia="微软雅黑"/>
-                <w:sz w:val="19"/>
-              </w:rPr>
-              <w:t>日志审计 + 全量权限巡检</w:t>
-            </w:r>
-          </w:p>
-        </w:tc>
-        <w:tc>
-          <w:tcPr>
-            <w:tcW w:type="dxa" w:w="1701"/>
-          </w:tcPr>
-          <w:p>
-            <w:pPr>
-              <w:jc w:val="center"/>
-            </w:pPr>
-            <w:r/>
-            <w:r>
-              <w:rPr>
-                <w:rFonts w:ascii="微软雅黑" w:hAnsi="微软雅黑" w:eastAsia="微软雅黑"/>
-                <w:sz w:val="19"/>
-              </w:rPr>
-              <w:t>消除越权盲区</w:t>
-            </w:r>
-          </w:p>
-        </w:tc>
-      </w:tr>
-      <w:tr>
-        <w:tc>
-          <w:tcPr>
-            <w:tcW w:type="dxa" w:w="1701"/>
-            <w:shd w:fill="F0F4FF"/>
-          </w:tcPr>
-          <w:p>
-            <w:pPr>
-              <w:jc w:val="center"/>
-            </w:pPr>
-            <w:r/>
-            <w:r>
-              <w:rPr>
-                <w:rFonts w:ascii="微软雅黑" w:hAnsi="微软雅黑" w:eastAsia="微软雅黑"/>
-                <w:sz w:val="19"/>
-              </w:rPr>
-              <w:t>第 2-4 周</w:t>
-            </w:r>
-          </w:p>
-        </w:tc>
-        <w:tc>
-          <w:tcPr>
-            <w:tcW w:type="dxa" w:w="1701"/>
-            <w:shd w:fill="F0F4FF"/>
-          </w:tcPr>
-          <w:p>
-            <w:pPr>
-              <w:jc w:val="center"/>
-            </w:pPr>
-            <w:r/>
-            <w:r>
-              <w:rPr>
-                <w:rFonts w:ascii="微软雅黑" w:hAnsi="微软雅黑" w:eastAsia="微软雅黑"/>
-                <w:sz w:val="19"/>
-              </w:rPr>
-              <w:t>短期加固</w:t>
-            </w:r>
-          </w:p>
-        </w:tc>
-        <w:tc>
-          <w:tcPr>
-            <w:tcW w:type="dxa" w:w="1701"/>
-            <w:shd w:fill="F0F4FF"/>
-          </w:tcPr>
-          <w:p>
-            <w:pPr>
-              <w:jc w:val="center"/>
-            </w:pPr>
-            <w:r/>
-            <w:r>
-              <w:rPr>
-                <w:rFonts w:ascii="微软雅黑" w:hAnsi="微软雅黑" w:eastAsia="微软雅黑"/>
-                <w:sz w:val="19"/>
-              </w:rPr>
-              <w:t>限额限频 + 余额校验</w:t>
-            </w:r>
-          </w:p>
-        </w:tc>
-        <w:tc>
-          <w:tcPr>
-            <w:tcW w:type="dxa" w:w="1701"/>
-            <w:shd w:fill="F0F4FF"/>
-          </w:tcPr>
-          <w:p>
-            <w:pPr>
-              <w:jc w:val="center"/>
-            </w:pPr>
-            <w:r/>
-            <w:r>
-              <w:rPr>
-                <w:rFonts w:ascii="微软雅黑" w:hAnsi="微软雅黑" w:eastAsia="微软雅黑"/>
-                <w:sz w:val="19"/>
-              </w:rPr>
-              <w:t>经济体系稳定</w:t>
-            </w:r>
-          </w:p>
-        </w:tc>
-      </w:tr>
-      <w:tr>
-        <w:tc>
-          <w:tcPr>
-            <w:tcW w:type="dxa" w:w="1701"/>
-          </w:tcPr>
-          <w:p>
-            <w:pPr>
-              <w:jc w:val="center"/>
-            </w:pPr>
-            <w:r/>
-            <w:r>
-              <w:rPr>
-                <w:rFonts w:ascii="微软雅黑" w:hAnsi="微软雅黑" w:eastAsia="微软雅黑"/>
-                <w:sz w:val="19"/>
-              </w:rPr>
-              <w:t>第 1-2 月</w:t>
-            </w:r>
-          </w:p>
-        </w:tc>
-        <w:tc>
-          <w:tcPr>
-            <w:tcW w:type="dxa" w:w="1701"/>
-          </w:tcPr>
-          <w:p>
-            <w:pPr>
-              <w:jc w:val="center"/>
-            </w:pPr>
-            <w:r/>
-            <w:r>
-              <w:rPr>
-                <w:rFonts w:ascii="微软雅黑" w:hAnsi="微软雅黑" w:eastAsia="微软雅黑"/>
-                <w:sz w:val="19"/>
-              </w:rPr>
-              <w:t>中期优化</w:t>
-            </w:r>
-          </w:p>
-        </w:tc>
-        <w:tc>
-          <w:tcPr>
-            <w:tcW w:type="dxa" w:w="1701"/>
-          </w:tcPr>
-          <w:p>
-            <w:pPr>
-              <w:jc w:val="center"/>
-            </w:pPr>
-            <w:r/>
-            <w:r>
-              <w:rPr>
-                <w:rFonts w:ascii="微软雅黑" w:hAnsi="微软雅黑" w:eastAsia="微软雅黑"/>
-                <w:sz w:val="19"/>
-              </w:rPr>
-              <w:t>统一脱敏层 + 权限分级</w:t>
-            </w:r>
-          </w:p>
-        </w:tc>
-        <w:tc>
-          <w:tcPr>
-            <w:tcW w:type="dxa" w:w="1701"/>
-          </w:tcPr>
-          <w:p>
-            <w:pPr>
-              <w:jc w:val="center"/>
-            </w:pPr>
-            <w:r/>
-            <w:r>
-              <w:rPr>
-                <w:rFonts w:ascii="微软雅黑" w:hAnsi="微软雅黑" w:eastAsia="微软雅黑"/>
-                <w:sz w:val="19"/>
-              </w:rPr>
-              <w:t>安全开发标准化</w:t>
-            </w:r>
-          </w:p>
-        </w:tc>
-      </w:tr>
-    </w:tbl>
-    <w:p/>
     <w:p/>
     <w:p/>
     <w:p>
@@ -6629,37 +5368,10 @@
       </w:pPr>
       <w:r>
         <w:rPr>
-          <w:color w:val="CCCCCC"/>
-          <w:sz w:val="16"/>
-        </w:rPr>
-        <w:t>━━━━━━━━━━━━━━━━━━━━━━━━━━━━━━━━━━━━━━━━</w:t>
-      </w:r>
-    </w:p>
-    <w:p/>
-    <w:p>
-      <w:pPr>
-        <w:jc w:val="center"/>
-      </w:pPr>
-      <w:r>
-        <w:rPr>
           <w:b/>
-          <w:color w:val="1A1A2E"/>
           <w:sz w:val="28"/>
         </w:rPr>
-        <w:t>— 报告终 —</w:t>
-      </w:r>
-    </w:p>
-    <w:p/>
-    <w:p>
-      <w:pPr>
-        <w:jc w:val="center"/>
-      </w:pPr>
-      <w:r>
-        <w:rPr>
-          <w:color w:val="999999"/>
-          <w:sz w:val="18"/>
-        </w:rPr>
-        <w:t>本报告所列漏洞均经实际环境复现验证，修复方案经自动化测试及 Burp Suite 复测确认生效。</w:t>
+        <w:t>— 报告结束 —</w:t>
       </w:r>
     </w:p>
     <w:p>
@@ -6669,14 +5381,14 @@
       <w:r>
         <w:rPr>
           <w:color w:val="999999"/>
-          <w:sz w:val="18"/>
+          <w:sz w:val="20"/>
         </w:rPr>
-        <w:t>安全审计团队  ·  2026 年 7 月</w:t>
+        <w:t>本报告所有漏洞均经过实际环境复现验证，修复方案经过自动化测试确认生效。</w:t>
       </w:r>
     </w:p>
     <w:sectPr>
       <w:pgSz w:w="12240" w:h="15840"/>
-      <w:pgMar w:top="1440" w:right="1797" w:bottom="1440" w:left="1797" w:header="720" w:footer="720" w:gutter="0"/>
+      <w:pgMar w:top="1440" w:right="1800" w:bottom="1440" w:left="1800" w:header="720" w:footer="720" w:gutter="0"/>
       <w:cols w:space="720"/>
       <w:docGrid w:linePitch="360"/>
     </w:sectPr>
@@ -7048,11 +5760,11 @@
     <w:qFormat/>
     <w:rsid w:val="00FC693F"/>
     <w:pPr>
-      <w:spacing w:line="360" w:lineRule="auto"/>
+      <w:spacing w:line="312" w:lineRule="auto"/>
     </w:pPr>
     <w:rPr>
       <w:rFonts w:ascii="微软雅黑" w:hAnsi="微软雅黑" w:eastAsia="微软雅黑"/>
-      <w:sz w:val="21"/>
+      <w:sz w:val="22"/>
     </w:rPr>
   </w:style>
   <w:style w:type="paragraph" w:styleId="Header">
